--- a/docs/台灣房屋銷售價格預測挑戰賽_正式報告.docx
+++ b/docs/台灣房屋銷售價格預測挑戰賽_正式報告.docx
@@ -83,7 +83,7 @@
         <w:rPr>
           <w:b w:val="0"/>
         </w:rPr>
-        <w:t>閱讀順序：資料清理與轉換 → 特徵 → 模型與融合 → 訓練 → 時間驗證 → 曲線與結果 → 最終答案。[1]</w:t>
+        <w:t>閱讀順序：程式流程 → 資料清理與分布 → 特徵 → 模型與融合 → 訓練 → 時間驗證與誤差分析 → 最終答案。[1]</w:t>
       </w:r>
     </w:p>
     <w:p>
@@ -96,7 +96,954 @@
         <w:pStyle w:val="Heading1"/>
       </w:pPr>
       <w:r>
-        <w:t>2 資料清理與重複紀錄</w:t>
+        <w:t>2 完整程式流程</w:t>
+      </w:r>
+    </w:p>
+    <w:p>
+      <w:pPr>
+        <w:keepNext w:val="0"/>
+      </w:pPr>
+      <w:r>
+        <w:t>流程由課程交易表開始，經清理、特徵、六個模型、總價還原與三路修正，產生逐筆總價。箭頭表示資料與預測的傳遞；所有依標籤建立的狀態都受當次訓練範圍限制。[1][2][6]</w:t>
+      </w:r>
+    </w:p>
+    <w:p>
+      <w:pPr>
+        <w:keepNext/>
+        <w:spacing w:line="240" w:lineRule="auto"/>
+        <w:jc w:val="center"/>
+      </w:pPr>
+      <w:r>
+        <w:drawing>
+          <wp:inline xmlns:a="http://schemas.openxmlformats.org/drawingml/2006/main" xmlns:pic="http://schemas.openxmlformats.org/drawingml/2006/picture">
+            <wp:extent cx="6048000" cy="3964800"/>
+            <wp:docPr id="2" name="Picture 2" descr="train與最終合併valid、test經解析，fit限定轉換狀態，六模型換回總價組成三路，各路R/S修正後取中位數並輸出CSV。"/>
+            <wp:cNvGraphicFramePr>
+              <a:graphicFrameLocks noChangeAspect="1"/>
+            </wp:cNvGraphicFramePr>
+            <a:graphic>
+              <a:graphicData uri="http://schemas.openxmlformats.org/drawingml/2006/picture">
+                <pic:pic>
+                  <pic:nvPicPr>
+                    <pic:cNvPr id="0" name="program_flow.png"/>
+                    <pic:cNvPicPr/>
+                  </pic:nvPicPr>
+                  <pic:blipFill>
+                    <a:blip r:embed="rId11"/>
+                    <a:stretch>
+                      <a:fillRect/>
+                    </a:stretch>
+                  </pic:blipFill>
+                  <pic:spPr>
+                    <a:xfrm>
+                      <a:off x="0" y="0"/>
+                      <a:ext cx="6048000" cy="3964800"/>
+                    </a:xfrm>
+                    <a:prstGeom prst="rect"/>
+                  </pic:spPr>
+                </pic:pic>
+              </a:graphicData>
+            </a:graphic>
+          </wp:inline>
+        </w:drawing>
+      </w:r>
+    </w:p>
+    <w:p>
+      <w:pPr>
+        <w:pStyle w:val="Caption"/>
+        <w:jc w:val="center"/>
+      </w:pPr>
+      <w:r>
+        <w:t>圖1 資料、程式、模型與輸出流程</w:t>
+      </w:r>
+    </w:p>
+    <w:p>
+      <w:pPr>
+        <w:keepNext w:val="0"/>
+      </w:pPr>
+      <w:r>
+        <w:t>年度驗證時，只用切點以前的train建立fit狀態，切點以後的query標籤留到預測封存後才評分；課程valid到最終階段才合併。test只套用已建立的狀態，不參與詞表、價格參考或模型學習。</w:t>
+      </w:r>
+    </w:p>
+    <w:p>
+      <w:pPr>
+        <w:keepNext w:val="0"/>
+      </w:pPr>
+      <w:r>
+        <w:t>圖呈現完整架構。實際最終全量階段僅新增訓練參考單價神經網路，其餘五模型沿用保存預測；成交參考與空間狀態也沿用既有保存版本，再重算新的網路路線。</w:t>
+      </w:r>
+    </w:p>
+    <w:p>
+      <w:r>
+        <w:br w:type="page"/>
+      </w:r>
+    </w:p>
+    <w:p>
+      <w:pPr>
+        <w:pStyle w:val="Heading1"/>
+      </w:pPr>
+      <w:r>
+        <w:t>3 程式分工與核心寫法</w:t>
+      </w:r>
+    </w:p>
+    <w:p>
+      <w:pPr>
+        <w:keepNext w:val="0"/>
+      </w:pPr>
+      <w:r>
+        <w:t>資料處理、訓練及最終組合分成不同函式，讓每一步可檢查輸入、列序與檔案身分。下表列出主要程式責任；歷史檔名沿用以便追查。[1][2][6]</w:t>
+      </w:r>
+    </w:p>
+    <w:tbl>
+      <w:tblPr>
+        <w:tblW w:type="auto" w:w="0"/>
+        <w:jc w:val="center"/>
+        <w:tblLayout w:type="fixed"/>
+        <w:tblLook w:firstColumn="1" w:firstRow="1" w:lastColumn="0" w:lastRow="0" w:noHBand="0" w:noVBand="1" w:val="04A0"/>
+      </w:tblPr>
+      <w:tblGrid>
+        <w:gridCol w:w="1417"/>
+        <w:gridCol w:w="4025"/>
+        <w:gridCol w:w="4082"/>
+      </w:tblGrid>
+      <w:tr>
+        <w:trPr>
+          <w:cantSplit/>
+          <w:tblHeader/>
+        </w:trPr>
+        <w:tc>
+          <w:tcPr>
+            <w:tcW w:type="dxa" w:w="1417"/>
+            <w:vAlign w:val="center"/>
+            <w:tcBorders>
+              <w:top w:val="single" w:sz="4" w:color="D9D9D9"/>
+              <w:left w:val="single" w:sz="4" w:color="D9D9D9"/>
+              <w:bottom w:val="single" w:sz="4" w:color="D9D9D9"/>
+              <w:right w:val="single" w:sz="4" w:color="D9D9D9"/>
+            </w:tcBorders>
+            <w:tcMar>
+              <w:top w:w="85" w:type="dxa"/>
+              <w:bottom w:w="85" w:type="dxa"/>
+              <w:left w:w="110" w:type="dxa"/>
+              <w:right w:w="110" w:type="dxa"/>
+            </w:tcMar>
+            <w:shd w:fill="DCE6F1"/>
+          </w:tcPr>
+          <w:p>
+            <w:pPr>
+              <w:spacing w:line="310" w:lineRule="exact" w:after="20"/>
+              <w:jc w:val="center"/>
+            </w:pPr>
+            <w:r>
+              <w:rPr>
+                <w:b/>
+                <w:sz w:val="21"/>
+              </w:rPr>
+              <w:t>階段</w:t>
+            </w:r>
+          </w:p>
+        </w:tc>
+        <w:tc>
+          <w:tcPr>
+            <w:tcW w:type="dxa" w:w="4025"/>
+            <w:vAlign w:val="center"/>
+            <w:tcBorders>
+              <w:top w:val="single" w:sz="4" w:color="D9D9D9"/>
+              <w:left w:val="single" w:sz="4" w:color="D9D9D9"/>
+              <w:bottom w:val="single" w:sz="4" w:color="D9D9D9"/>
+              <w:right w:val="single" w:sz="4" w:color="D9D9D9"/>
+            </w:tcBorders>
+            <w:tcMar>
+              <w:top w:w="85" w:type="dxa"/>
+              <w:bottom w:w="85" w:type="dxa"/>
+              <w:left w:w="110" w:type="dxa"/>
+              <w:right w:w="110" w:type="dxa"/>
+            </w:tcMar>
+            <w:shd w:fill="DCE6F1"/>
+          </w:tcPr>
+          <w:p>
+            <w:pPr>
+              <w:spacing w:line="310" w:lineRule="exact" w:after="20"/>
+              <w:jc w:val="center"/>
+            </w:pPr>
+            <w:r>
+              <w:rPr>
+                <w:b/>
+                <w:sz w:val="21"/>
+              </w:rPr>
+              <w:t>來源與函式</w:t>
+            </w:r>
+          </w:p>
+        </w:tc>
+        <w:tc>
+          <w:tcPr>
+            <w:tcW w:type="dxa" w:w="4082"/>
+            <w:vAlign w:val="center"/>
+            <w:tcBorders>
+              <w:top w:val="single" w:sz="4" w:color="D9D9D9"/>
+              <w:left w:val="single" w:sz="4" w:color="D9D9D9"/>
+              <w:bottom w:val="single" w:sz="4" w:color="D9D9D9"/>
+              <w:right w:val="single" w:sz="4" w:color="D9D9D9"/>
+            </w:tcBorders>
+            <w:tcMar>
+              <w:top w:w="85" w:type="dxa"/>
+              <w:bottom w:w="85" w:type="dxa"/>
+              <w:left w:w="110" w:type="dxa"/>
+              <w:right w:w="110" w:type="dxa"/>
+            </w:tcMar>
+            <w:shd w:fill="DCE6F1"/>
+          </w:tcPr>
+          <w:p>
+            <w:pPr>
+              <w:spacing w:line="310" w:lineRule="exact" w:after="20"/>
+              <w:jc w:val="center"/>
+            </w:pPr>
+            <w:r>
+              <w:rPr>
+                <w:b/>
+                <w:sz w:val="21"/>
+              </w:rPr>
+              <w:t>主要責任</w:t>
+            </w:r>
+          </w:p>
+        </w:tc>
+      </w:tr>
+      <w:tr>
+        <w:trPr>
+          <w:cantSplit/>
+        </w:trPr>
+        <w:tc>
+          <w:tcPr>
+            <w:tcW w:type="dxa" w:w="1417"/>
+            <w:vAlign w:val="center"/>
+            <w:tcBorders>
+              <w:top w:val="single" w:sz="4" w:color="D9D9D9"/>
+              <w:left w:val="single" w:sz="4" w:color="D9D9D9"/>
+              <w:bottom w:val="single" w:sz="4" w:color="D9D9D9"/>
+              <w:right w:val="single" w:sz="4" w:color="D9D9D9"/>
+            </w:tcBorders>
+            <w:tcMar>
+              <w:top w:w="85" w:type="dxa"/>
+              <w:bottom w:w="85" w:type="dxa"/>
+              <w:left w:w="110" w:type="dxa"/>
+              <w:right w:w="110" w:type="dxa"/>
+            </w:tcMar>
+            <w:shd w:fill="FFFFFF"/>
+          </w:tcPr>
+          <w:p>
+            <w:pPr>
+              <w:spacing w:line="310" w:lineRule="exact" w:after="20"/>
+              <w:jc w:val="center"/>
+            </w:pPr>
+            <w:r>
+              <w:rPr>
+                <w:b w:val="0"/>
+                <w:sz w:val="21"/>
+              </w:rPr>
+              <w:t>讀取與去重</w:t>
+            </w:r>
+          </w:p>
+        </w:tc>
+        <w:tc>
+          <w:tcPr>
+            <w:tcW w:type="dxa" w:w="4025"/>
+            <w:vAlign w:val="center"/>
+            <w:tcBorders>
+              <w:top w:val="single" w:sz="4" w:color="D9D9D9"/>
+              <w:left w:val="single" w:sz="4" w:color="D9D9D9"/>
+              <w:bottom w:val="single" w:sz="4" w:color="D9D9D9"/>
+              <w:right w:val="single" w:sz="4" w:color="D9D9D9"/>
+            </w:tcBorders>
+            <w:tcMar>
+              <w:top w:w="85" w:type="dxa"/>
+              <w:bottom w:w="85" w:type="dxa"/>
+              <w:left w:w="110" w:type="dxa"/>
+              <w:right w:w="110" w:type="dxa"/>
+            </w:tcMar>
+            <w:shd w:fill="FFFFFF"/>
+          </w:tcPr>
+          <w:p>
+            <w:pPr>
+              <w:spacing w:line="310" w:lineRule="exact" w:after="20"/>
+              <w:jc w:val="left"/>
+            </w:pPr>
+            <w:r>
+              <w:rPr>
+                <w:b w:val="0"/>
+                <w:sz w:val="21"/>
+              </w:rPr>
+              <w:t>model_common.py</w:t>
+              <w:br/>
+              <w:t>load_data / full_training_data</w:t>
+            </w:r>
+          </w:p>
+        </w:tc>
+        <w:tc>
+          <w:tcPr>
+            <w:tcW w:type="dxa" w:w="4082"/>
+            <w:vAlign w:val="center"/>
+            <w:tcBorders>
+              <w:top w:val="single" w:sz="4" w:color="D9D9D9"/>
+              <w:left w:val="single" w:sz="4" w:color="D9D9D9"/>
+              <w:bottom w:val="single" w:sz="4" w:color="D9D9D9"/>
+              <w:right w:val="single" w:sz="4" w:color="D9D9D9"/>
+            </w:tcBorders>
+            <w:tcMar>
+              <w:top w:w="85" w:type="dxa"/>
+              <w:bottom w:w="85" w:type="dxa"/>
+              <w:left w:w="110" w:type="dxa"/>
+              <w:right w:w="110" w:type="dxa"/>
+            </w:tcMar>
+            <w:shd w:fill="FFFFFF"/>
+          </w:tcPr>
+          <w:p>
+            <w:pPr>
+              <w:spacing w:line="310" w:lineRule="exact" w:after="20"/>
+              <w:jc w:val="center"/>
+            </w:pPr>
+            <w:r>
+              <w:rPr>
+                <w:b w:val="0"/>
+                <w:sz w:val="21"/>
+              </w:rPr>
+              <w:t>讀課程資料；檢查表頭；按原欄位去重</w:t>
+            </w:r>
+          </w:p>
+        </w:tc>
+      </w:tr>
+      <w:tr>
+        <w:trPr>
+          <w:cantSplit/>
+        </w:trPr>
+        <w:tc>
+          <w:tcPr>
+            <w:tcW w:type="dxa" w:w="1417"/>
+            <w:vAlign w:val="center"/>
+            <w:tcBorders>
+              <w:top w:val="single" w:sz="4" w:color="D9D9D9"/>
+              <w:left w:val="single" w:sz="4" w:color="D9D9D9"/>
+              <w:bottom w:val="single" w:sz="4" w:color="D9D9D9"/>
+              <w:right w:val="single" w:sz="4" w:color="D9D9D9"/>
+            </w:tcBorders>
+            <w:tcMar>
+              <w:top w:w="85" w:type="dxa"/>
+              <w:bottom w:w="85" w:type="dxa"/>
+              <w:left w:w="110" w:type="dxa"/>
+              <w:right w:w="110" w:type="dxa"/>
+            </w:tcMar>
+            <w:shd w:fill="F5F7FA"/>
+          </w:tcPr>
+          <w:p>
+            <w:pPr>
+              <w:spacing w:line="310" w:lineRule="exact" w:after="20"/>
+              <w:jc w:val="center"/>
+            </w:pPr>
+            <w:r>
+              <w:rPr>
+                <w:b w:val="0"/>
+                <w:sz w:val="21"/>
+              </w:rPr>
+              <w:t>特徵解析</w:t>
+            </w:r>
+          </w:p>
+        </w:tc>
+        <w:tc>
+          <w:tcPr>
+            <w:tcW w:type="dxa" w:w="4025"/>
+            <w:vAlign w:val="center"/>
+            <w:tcBorders>
+              <w:top w:val="single" w:sz="4" w:color="D9D9D9"/>
+              <w:left w:val="single" w:sz="4" w:color="D9D9D9"/>
+              <w:bottom w:val="single" w:sz="4" w:color="D9D9D9"/>
+              <w:right w:val="single" w:sz="4" w:color="D9D9D9"/>
+            </w:tcBorders>
+            <w:tcMar>
+              <w:top w:w="85" w:type="dxa"/>
+              <w:bottom w:w="85" w:type="dxa"/>
+              <w:left w:w="110" w:type="dxa"/>
+              <w:right w:w="110" w:type="dxa"/>
+            </w:tcMar>
+            <w:shd w:fill="F5F7FA"/>
+          </w:tcPr>
+          <w:p>
+            <w:pPr>
+              <w:spacing w:line="310" w:lineRule="exact" w:after="20"/>
+              <w:jc w:val="left"/>
+            </w:pPr>
+            <w:r>
+              <w:rPr>
+                <w:b w:val="0"/>
+                <w:sz w:val="21"/>
+              </w:rPr>
+              <w:t>house_features.py</w:t>
+              <w:br/>
+              <w:t>build_features</w:t>
+            </w:r>
+          </w:p>
+        </w:tc>
+        <w:tc>
+          <w:tcPr>
+            <w:tcW w:type="dxa" w:w="4082"/>
+            <w:vAlign w:val="center"/>
+            <w:tcBorders>
+              <w:top w:val="single" w:sz="4" w:color="D9D9D9"/>
+              <w:left w:val="single" w:sz="4" w:color="D9D9D9"/>
+              <w:bottom w:val="single" w:sz="4" w:color="D9D9D9"/>
+              <w:right w:val="single" w:sz="4" w:color="D9D9D9"/>
+            </w:tcBorders>
+            <w:tcMar>
+              <w:top w:w="85" w:type="dxa"/>
+              <w:bottom w:w="85" w:type="dxa"/>
+              <w:left w:w="110" w:type="dxa"/>
+              <w:right w:w="110" w:type="dxa"/>
+            </w:tcMar>
+            <w:shd w:fill="F5F7FA"/>
+          </w:tcPr>
+          <w:p>
+            <w:pPr>
+              <w:spacing w:line="310" w:lineRule="exact" w:after="20"/>
+              <w:jc w:val="center"/>
+            </w:pPr>
+            <w:r>
+              <w:rPr>
+                <w:b w:val="0"/>
+                <w:sz w:val="21"/>
+              </w:rPr>
+              <w:t>日期、樓層、面積、地址與缺失旗標</w:t>
+            </w:r>
+          </w:p>
+        </w:tc>
+      </w:tr>
+      <w:tr>
+        <w:trPr>
+          <w:cantSplit/>
+        </w:trPr>
+        <w:tc>
+          <w:tcPr>
+            <w:tcW w:type="dxa" w:w="1417"/>
+            <w:vAlign w:val="center"/>
+            <w:tcBorders>
+              <w:top w:val="single" w:sz="4" w:color="D9D9D9"/>
+              <w:left w:val="single" w:sz="4" w:color="D9D9D9"/>
+              <w:bottom w:val="single" w:sz="4" w:color="D9D9D9"/>
+              <w:right w:val="single" w:sz="4" w:color="D9D9D9"/>
+            </w:tcBorders>
+            <w:tcMar>
+              <w:top w:w="85" w:type="dxa"/>
+              <w:bottom w:w="85" w:type="dxa"/>
+              <w:left w:w="110" w:type="dxa"/>
+              <w:right w:w="110" w:type="dxa"/>
+            </w:tcMar>
+            <w:shd w:fill="FFFFFF"/>
+          </w:tcPr>
+          <w:p>
+            <w:pPr>
+              <w:spacing w:line="310" w:lineRule="exact" w:after="20"/>
+              <w:jc w:val="center"/>
+            </w:pPr>
+            <w:r>
+              <w:rPr>
+                <w:b w:val="0"/>
+                <w:sz w:val="21"/>
+              </w:rPr>
+              <w:t>訓練編碼</w:t>
+            </w:r>
+          </w:p>
+        </w:tc>
+        <w:tc>
+          <w:tcPr>
+            <w:tcW w:type="dxa" w:w="4025"/>
+            <w:vAlign w:val="center"/>
+            <w:tcBorders>
+              <w:top w:val="single" w:sz="4" w:color="D9D9D9"/>
+              <w:left w:val="single" w:sz="4" w:color="D9D9D9"/>
+              <w:bottom w:val="single" w:sz="4" w:color="D9D9D9"/>
+              <w:right w:val="single" w:sz="4" w:color="D9D9D9"/>
+            </w:tcBorders>
+            <w:tcMar>
+              <w:top w:w="85" w:type="dxa"/>
+              <w:bottom w:w="85" w:type="dxa"/>
+              <w:left w:w="110" w:type="dxa"/>
+              <w:right w:w="110" w:type="dxa"/>
+            </w:tcMar>
+            <w:shd w:fill="FFFFFF"/>
+          </w:tcPr>
+          <w:p>
+            <w:pPr>
+              <w:spacing w:line="310" w:lineRule="exact" w:after="20"/>
+              <w:jc w:val="left"/>
+            </w:pPr>
+            <w:r>
+              <w:rPr>
+                <w:b w:val="0"/>
+                <w:sz w:val="21"/>
+              </w:rPr>
+              <w:t>round47_nn_encode.py</w:t>
+              <w:br/>
+              <w:t>fit_encoder / encode</w:t>
+            </w:r>
+          </w:p>
+        </w:tc>
+        <w:tc>
+          <w:tcPr>
+            <w:tcW w:type="dxa" w:w="4082"/>
+            <w:vAlign w:val="center"/>
+            <w:tcBorders>
+              <w:top w:val="single" w:sz="4" w:color="D9D9D9"/>
+              <w:left w:val="single" w:sz="4" w:color="D9D9D9"/>
+              <w:bottom w:val="single" w:sz="4" w:color="D9D9D9"/>
+              <w:right w:val="single" w:sz="4" w:color="D9D9D9"/>
+            </w:tcBorders>
+            <w:tcMar>
+              <w:top w:w="85" w:type="dxa"/>
+              <w:bottom w:w="85" w:type="dxa"/>
+              <w:left w:w="110" w:type="dxa"/>
+              <w:right w:w="110" w:type="dxa"/>
+            </w:tcMar>
+            <w:shd w:fill="FFFFFF"/>
+          </w:tcPr>
+          <w:p>
+            <w:pPr>
+              <w:spacing w:line="310" w:lineRule="exact" w:after="20"/>
+              <w:jc w:val="left"/>
+            </w:pPr>
+            <w:r>
+              <w:rPr>
+                <w:b w:val="0"/>
+                <w:sz w:val="21"/>
+              </w:rPr>
+              <w:t>fit建詞表與數值轉換；query僅套用</w:t>
+            </w:r>
+          </w:p>
+        </w:tc>
+      </w:tr>
+      <w:tr>
+        <w:trPr>
+          <w:cantSplit/>
+        </w:trPr>
+        <w:tc>
+          <w:tcPr>
+            <w:tcW w:type="dxa" w:w="1417"/>
+            <w:vAlign w:val="center"/>
+            <w:tcBorders>
+              <w:top w:val="single" w:sz="4" w:color="D9D9D9"/>
+              <w:left w:val="single" w:sz="4" w:color="D9D9D9"/>
+              <w:bottom w:val="single" w:sz="4" w:color="D9D9D9"/>
+              <w:right w:val="single" w:sz="4" w:color="D9D9D9"/>
+            </w:tcBorders>
+            <w:tcMar>
+              <w:top w:w="85" w:type="dxa"/>
+              <w:bottom w:w="85" w:type="dxa"/>
+              <w:left w:w="110" w:type="dxa"/>
+              <w:right w:w="110" w:type="dxa"/>
+            </w:tcMar>
+            <w:shd w:fill="F5F7FA"/>
+          </w:tcPr>
+          <w:p>
+            <w:pPr>
+              <w:spacing w:line="310" w:lineRule="exact" w:after="20"/>
+              <w:jc w:val="center"/>
+            </w:pPr>
+            <w:r>
+              <w:rPr>
+                <w:b w:val="0"/>
+                <w:sz w:val="21"/>
+              </w:rPr>
+              <w:t>網路訓練</w:t>
+            </w:r>
+          </w:p>
+        </w:tc>
+        <w:tc>
+          <w:tcPr>
+            <w:tcW w:type="dxa" w:w="4025"/>
+            <w:vAlign w:val="center"/>
+            <w:tcBorders>
+              <w:top w:val="single" w:sz="4" w:color="D9D9D9"/>
+              <w:left w:val="single" w:sz="4" w:color="D9D9D9"/>
+              <w:bottom w:val="single" w:sz="4" w:color="D9D9D9"/>
+              <w:right w:val="single" w:sz="4" w:color="D9D9D9"/>
+            </w:tcBorders>
+            <w:tcMar>
+              <w:top w:w="85" w:type="dxa"/>
+              <w:bottom w:w="85" w:type="dxa"/>
+              <w:left w:w="110" w:type="dxa"/>
+              <w:right w:w="110" w:type="dxa"/>
+            </w:tcMar>
+            <w:shd w:fill="F5F7FA"/>
+          </w:tcPr>
+          <w:p>
+            <w:pPr>
+              <w:spacing w:line="310" w:lineRule="exact" w:after="20"/>
+              <w:jc w:val="left"/>
+            </w:pPr>
+            <w:r>
+              <w:rPr>
+                <w:b w:val="0"/>
+                <w:sz w:val="21"/>
+              </w:rPr>
+              <w:t>round107_weighted_smooth_train.py</w:t>
+              <w:br/>
+              <w:t>weighted_loss / run</w:t>
+            </w:r>
+          </w:p>
+        </w:tc>
+        <w:tc>
+          <w:tcPr>
+            <w:tcW w:type="dxa" w:w="4082"/>
+            <w:vAlign w:val="center"/>
+            <w:tcBorders>
+              <w:top w:val="single" w:sz="4" w:color="D9D9D9"/>
+              <w:left w:val="single" w:sz="4" w:color="D9D9D9"/>
+              <w:bottom w:val="single" w:sz="4" w:color="D9D9D9"/>
+              <w:right w:val="single" w:sz="4" w:color="D9D9D9"/>
+            </w:tcBorders>
+            <w:tcMar>
+              <w:top w:w="85" w:type="dxa"/>
+              <w:bottom w:w="85" w:type="dxa"/>
+              <w:left w:w="110" w:type="dxa"/>
+              <w:right w:w="110" w:type="dxa"/>
+            </w:tcMar>
+            <w:shd w:fill="F5F7FA"/>
+          </w:tcPr>
+          <w:p>
+            <w:pPr>
+              <w:spacing w:line="310" w:lineRule="exact" w:after="20"/>
+              <w:jc w:val="center"/>
+            </w:pPr>
+            <w:r>
+              <w:rPr>
+                <w:b w:val="0"/>
+                <w:sz w:val="21"/>
+              </w:rPr>
+              <w:t>固定30輪；日期加權SmoothL1</w:t>
+            </w:r>
+          </w:p>
+        </w:tc>
+      </w:tr>
+      <w:tr>
+        <w:trPr>
+          <w:cantSplit/>
+        </w:trPr>
+        <w:tc>
+          <w:tcPr>
+            <w:tcW w:type="dxa" w:w="1417"/>
+            <w:vAlign w:val="center"/>
+            <w:tcBorders>
+              <w:top w:val="single" w:sz="4" w:color="D9D9D9"/>
+              <w:left w:val="single" w:sz="4" w:color="D9D9D9"/>
+              <w:bottom w:val="single" w:sz="4" w:color="D9D9D9"/>
+              <w:right w:val="single" w:sz="4" w:color="D9D9D9"/>
+            </w:tcBorders>
+            <w:tcMar>
+              <w:top w:w="85" w:type="dxa"/>
+              <w:bottom w:w="85" w:type="dxa"/>
+              <w:left w:w="110" w:type="dxa"/>
+              <w:right w:w="110" w:type="dxa"/>
+            </w:tcMar>
+            <w:shd w:fill="FFFFFF"/>
+          </w:tcPr>
+          <w:p>
+            <w:pPr>
+              <w:spacing w:line="310" w:lineRule="exact" w:after="20"/>
+              <w:jc w:val="center"/>
+            </w:pPr>
+            <w:r>
+              <w:rPr>
+                <w:b w:val="0"/>
+                <w:sz w:val="21"/>
+              </w:rPr>
+              <w:t>預測組合</w:t>
+            </w:r>
+          </w:p>
+        </w:tc>
+        <w:tc>
+          <w:tcPr>
+            <w:tcW w:type="dxa" w:w="4025"/>
+            <w:vAlign w:val="center"/>
+            <w:tcBorders>
+              <w:top w:val="single" w:sz="4" w:color="D9D9D9"/>
+              <w:left w:val="single" w:sz="4" w:color="D9D9D9"/>
+              <w:bottom w:val="single" w:sz="4" w:color="D9D9D9"/>
+              <w:right w:val="single" w:sz="4" w:color="D9D9D9"/>
+            </w:tcBorders>
+            <w:tcMar>
+              <w:top w:w="85" w:type="dxa"/>
+              <w:bottom w:w="85" w:type="dxa"/>
+              <w:left w:w="110" w:type="dxa"/>
+              <w:right w:w="110" w:type="dxa"/>
+            </w:tcMar>
+            <w:shd w:fill="FFFFFF"/>
+          </w:tcPr>
+          <w:p>
+            <w:pPr>
+              <w:spacing w:line="310" w:lineRule="exact" w:after="20"/>
+              <w:jc w:val="left"/>
+            </w:pPr>
+            <w:r>
+              <w:rPr>
+                <w:b w:val="0"/>
+                <w:sz w:val="21"/>
+              </w:rPr>
+              <w:t>round107_final_candidate.py</w:t>
+              <w:br/>
+              <w:t>apply_prior</w:t>
+            </w:r>
+          </w:p>
+        </w:tc>
+        <w:tc>
+          <w:tcPr>
+            <w:tcW w:type="dxa" w:w="4082"/>
+            <w:vAlign w:val="center"/>
+            <w:tcBorders>
+              <w:top w:val="single" w:sz="4" w:color="D9D9D9"/>
+              <w:left w:val="single" w:sz="4" w:color="D9D9D9"/>
+              <w:bottom w:val="single" w:sz="4" w:color="D9D9D9"/>
+              <w:right w:val="single" w:sz="4" w:color="D9D9D9"/>
+            </w:tcBorders>
+            <w:tcMar>
+              <w:top w:w="85" w:type="dxa"/>
+              <w:bottom w:w="85" w:type="dxa"/>
+              <w:left w:w="110" w:type="dxa"/>
+              <w:right w:w="110" w:type="dxa"/>
+            </w:tcMar>
+            <w:shd w:fill="FFFFFF"/>
+          </w:tcPr>
+          <w:p>
+            <w:pPr>
+              <w:spacing w:line="310" w:lineRule="exact" w:after="20"/>
+              <w:jc w:val="left"/>
+            </w:pPr>
+            <w:r>
+              <w:rPr>
+                <w:b w:val="0"/>
+                <w:sz w:val="21"/>
+              </w:rPr>
+              <w:t>重算網路路線R/S；與保存兩路取中位數</w:t>
+            </w:r>
+          </w:p>
+        </w:tc>
+      </w:tr>
+      <w:tr>
+        <w:trPr>
+          <w:cantSplit/>
+        </w:trPr>
+        <w:tc>
+          <w:tcPr>
+            <w:tcW w:type="dxa" w:w="1417"/>
+            <w:vAlign w:val="center"/>
+            <w:tcBorders>
+              <w:top w:val="single" w:sz="4" w:color="D9D9D9"/>
+              <w:left w:val="single" w:sz="4" w:color="D9D9D9"/>
+              <w:bottom w:val="single" w:sz="4" w:color="D9D9D9"/>
+              <w:right w:val="single" w:sz="4" w:color="D9D9D9"/>
+            </w:tcBorders>
+            <w:tcMar>
+              <w:top w:w="85" w:type="dxa"/>
+              <w:bottom w:w="85" w:type="dxa"/>
+              <w:left w:w="110" w:type="dxa"/>
+              <w:right w:w="110" w:type="dxa"/>
+            </w:tcMar>
+            <w:shd w:fill="F5F7FA"/>
+          </w:tcPr>
+          <w:p>
+            <w:pPr>
+              <w:spacing w:line="310" w:lineRule="exact" w:after="20"/>
+              <w:jc w:val="center"/>
+            </w:pPr>
+            <w:r>
+              <w:rPr>
+                <w:b w:val="0"/>
+                <w:sz w:val="21"/>
+              </w:rPr>
+              <w:t>發行檢查</w:t>
+            </w:r>
+          </w:p>
+        </w:tc>
+        <w:tc>
+          <w:tcPr>
+            <w:tcW w:type="dxa" w:w="4025"/>
+            <w:vAlign w:val="center"/>
+            <w:tcBorders>
+              <w:top w:val="single" w:sz="4" w:color="D9D9D9"/>
+              <w:left w:val="single" w:sz="4" w:color="D9D9D9"/>
+              <w:bottom w:val="single" w:sz="4" w:color="D9D9D9"/>
+              <w:right w:val="single" w:sz="4" w:color="D9D9D9"/>
+            </w:tcBorders>
+            <w:tcMar>
+              <w:top w:w="85" w:type="dxa"/>
+              <w:bottom w:w="85" w:type="dxa"/>
+              <w:left w:w="110" w:type="dxa"/>
+              <w:right w:w="110" w:type="dxa"/>
+            </w:tcMar>
+            <w:shd w:fill="F5F7FA"/>
+          </w:tcPr>
+          <w:p>
+            <w:pPr>
+              <w:spacing w:line="310" w:lineRule="exact" w:after="20"/>
+              <w:jc w:val="center"/>
+            </w:pPr>
+            <w:r>
+              <w:rPr>
+                <w:b w:val="0"/>
+                <w:sz w:val="21"/>
+              </w:rPr>
+              <w:t>獨立CSV讀取與發行收據</w:t>
+            </w:r>
+          </w:p>
+        </w:tc>
+        <w:tc>
+          <w:tcPr>
+            <w:tcW w:type="dxa" w:w="4082"/>
+            <w:vAlign w:val="center"/>
+            <w:tcBorders>
+              <w:top w:val="single" w:sz="4" w:color="D9D9D9"/>
+              <w:left w:val="single" w:sz="4" w:color="D9D9D9"/>
+              <w:bottom w:val="single" w:sz="4" w:color="D9D9D9"/>
+              <w:right w:val="single" w:sz="4" w:color="D9D9D9"/>
+            </w:tcBorders>
+            <w:tcMar>
+              <w:top w:w="85" w:type="dxa"/>
+              <w:bottom w:w="85" w:type="dxa"/>
+              <w:left w:w="110" w:type="dxa"/>
+              <w:right w:w="110" w:type="dxa"/>
+            </w:tcMar>
+            <w:shd w:fill="F5F7FA"/>
+          </w:tcPr>
+          <w:p>
+            <w:pPr>
+              <w:spacing w:line="310" w:lineRule="exact" w:after="20"/>
+              <w:jc w:val="left"/>
+            </w:pPr>
+            <w:r>
+              <w:rPr>
+                <w:b w:val="0"/>
+                <w:sz w:val="21"/>
+              </w:rPr>
+              <w:t>核對欄位、編號、列序、整數金額及SHA256</w:t>
+            </w:r>
+          </w:p>
+        </w:tc>
+      </w:tr>
+    </w:tbl>
+    <w:p>
+      <w:pPr>
+        <w:spacing w:after="0"/>
+      </w:pPr>
+    </w:p>
+    <w:p>
+      <w:pPr>
+        <w:pStyle w:val="Heading2"/>
+      </w:pPr>
+      <w:r>
+        <w:t>神經網路路線與最終融合的核心運算</w:t>
+      </w:r>
+    </w:p>
+    <w:p>
+      <w:pPr>
+        <w:keepNext w:val="0"/>
+      </w:pPr>
+      <w:r>
+        <w:t>以下摘錄核心運算並拆行；成交參考及空間修正在base與median之間完成。native是新的參考單價網路總價；fixed包含保存的面積網路、LightGBM及另外兩路總價。</w:t>
+      </w:r>
+    </w:p>
+    <w:p>
+      <w:pPr>
+        <w:keepNext/>
+        <w:spacing w:line="290" w:lineRule="exact" w:after="0"/>
+      </w:pPr>
+      <w:r>
+        <w:rPr>
+          <w:rFonts w:ascii="Consolas" w:hAnsi="Consolas"/>
+          <w:sz w:val="18"/>
+        </w:rPr>
+        <w:t>base = .75 * (.5 * fixed['area'] + .5 * native)</w:t>
+      </w:r>
+    </w:p>
+    <w:p>
+      <w:pPr>
+        <w:keepNext/>
+        <w:spacing w:line="290" w:lineRule="exact" w:after="0"/>
+      </w:pPr>
+      <w:r>
+        <w:rPr>
+          <w:rFonts w:ascii="Consolas" w:hAnsi="Consolas"/>
+          <w:sz w:val="18"/>
+        </w:rPr>
+        <w:t>base = base + .25 * fixed['lgb']</w:t>
+      </w:r>
+    </w:p>
+    <w:p>
+      <w:pPr>
+        <w:keepNext/>
+        <w:spacing w:line="290" w:lineRule="exact" w:after="0"/>
+      </w:pPr>
+      <w:r>
+        <w:rPr>
+          <w:rFonts w:ascii="Consolas" w:hAnsi="Consolas"/>
+          <w:sz w:val="18"/>
+        </w:rPr>
+        <w:t># 依固定狀態將 base 經成交參考與空間修正得到 spatial</w:t>
+      </w:r>
+    </w:p>
+    <w:p>
+      <w:pPr>
+        <w:keepNext/>
+        <w:spacing w:line="290" w:lineRule="exact" w:after="0"/>
+      </w:pPr>
+      <w:r>
+        <w:rPr>
+          <w:rFonts w:ascii="Consolas" w:hAnsi="Consolas"/>
+          <w:sz w:val="18"/>
+        </w:rPr>
+        <w:t>median = np.median(</w:t>
+      </w:r>
+    </w:p>
+    <w:p>
+      <w:pPr>
+        <w:keepNext/>
+        <w:spacing w:line="290" w:lineRule="exact" w:after="0"/>
+      </w:pPr>
+      <w:r>
+        <w:rPr>
+          <w:rFonts w:ascii="Consolas" w:hAnsi="Consolas"/>
+          <w:sz w:val="18"/>
+        </w:rPr>
+        <w:t xml:space="preserve">    np.column_stack([spatial, fixed['log'], fixed['unit']]),</w:t>
+      </w:r>
+    </w:p>
+    <w:p>
+      <w:pPr>
+        <w:keepNext/>
+        <w:spacing w:line="290" w:lineRule="exact" w:after="0"/>
+      </w:pPr>
+      <w:r>
+        <w:rPr>
+          <w:rFonts w:ascii="Consolas" w:hAnsi="Consolas"/>
+          <w:sz w:val="18"/>
+        </w:rPr>
+        <w:t xml:space="preserve">    axis=1)</w:t>
+      </w:r>
+    </w:p>
+    <w:p/>
+    <w:p>
+      <w:pPr>
+        <w:keepNext w:val="0"/>
+      </w:pPr>
+      <w:r>
+        <w:t>最終對median只取整一次，才按指定編號輸出。錯列、重複編號或順序改變都可能把正確價格配到錯誤交易，因此檔案檢查與模型估價同樣需要獨立核對。</w:t>
+      </w:r>
+    </w:p>
+    <w:p>
+      <w:r>
+        <w:br w:type="page"/>
+      </w:r>
+    </w:p>
+    <w:p>
+      <w:pPr>
+        <w:pStyle w:val="Heading1"/>
+      </w:pPr>
+      <w:r>
+        <w:t>4 資料清理與重複紀錄</w:t>
       </w:r>
     </w:p>
     <w:p>
@@ -870,7 +1817,1435 @@
         <w:pStyle w:val="Heading1"/>
       </w:pPr>
       <w:r>
-        <w:t>3 文字與異常值的處理方式</w:t>
+        <w:t>5 資料分布與城市房價</w:t>
+      </w:r>
+    </w:p>
+    <w:p>
+      <w:pPr>
+        <w:keepNext w:val="0"/>
+      </w:pPr>
+      <w:r>
+        <w:t>清理後train共455,255筆，交易日期介於2008-06-26與2024-08-10。以下只描述這份課程樣本，不包含valid或test價格。全體總價平均1,502.54萬元，中位數1,212萬元，中間50%介於870至1,733萬元。[7]</w:t>
+      </w:r>
+    </w:p>
+    <w:p>
+      <w:pPr>
+        <w:keepNext/>
+        <w:spacing w:line="240" w:lineRule="auto"/>
+        <w:jc w:val="center"/>
+      </w:pPr>
+      <w:r>
+        <w:drawing>
+          <wp:inline xmlns:a="http://schemas.openxmlformats.org/drawingml/2006/main" xmlns:pic="http://schemas.openxmlformats.org/drawingml/2006/picture">
+            <wp:extent cx="5580000" cy="3237003"/>
+            <wp:docPr id="3" name="Picture 3" descr="課程清理後train，筆數最多七城市的總價中位數，單位萬元；下表另列各城市樣本數、均值及第25至75百分位。"/>
+            <wp:cNvGraphicFramePr>
+              <a:graphicFrameLocks noChangeAspect="1"/>
+            </wp:cNvGraphicFramePr>
+            <a:graphic>
+              <a:graphicData uri="http://schemas.openxmlformats.org/drawingml/2006/picture">
+                <pic:pic>
+                  <pic:nvPicPr>
+                    <pic:cNvPr id="0" name="city_price_distribution.png"/>
+                    <pic:cNvPicPr/>
+                  </pic:nvPicPr>
+                  <pic:blipFill>
+                    <a:blip r:embed="rId12"/>
+                    <a:stretch>
+                      <a:fillRect/>
+                    </a:stretch>
+                  </pic:blipFill>
+                  <pic:spPr>
+                    <a:xfrm>
+                      <a:off x="0" y="0"/>
+                      <a:ext cx="5580000" cy="3237003"/>
+                    </a:xfrm>
+                    <a:prstGeom prst="rect"/>
+                  </pic:spPr>
+                </pic:pic>
+              </a:graphicData>
+            </a:graphic>
+          </wp:inline>
+        </w:drawing>
+      </w:r>
+    </w:p>
+    <w:p>
+      <w:pPr>
+        <w:pStyle w:val="Caption"/>
+        <w:jc w:val="center"/>
+      </w:pPr>
+      <w:r>
+        <w:t>圖2 城市樣本的總價中位數</w:t>
+      </w:r>
+    </w:p>
+    <w:tbl>
+      <w:tblPr>
+        <w:tblW w:type="auto" w:w="0"/>
+        <w:jc w:val="center"/>
+        <w:tblLayout w:type="fixed"/>
+        <w:tblLook w:firstColumn="1" w:firstRow="1" w:lastColumn="0" w:lastRow="0" w:noHBand="0" w:noVBand="1" w:val="04A0"/>
+      </w:tblPr>
+      <w:tblGrid>
+        <w:gridCol w:w="1304"/>
+        <w:gridCol w:w="1531"/>
+        <w:gridCol w:w="1814"/>
+        <w:gridCol w:w="1814"/>
+        <w:gridCol w:w="3061"/>
+      </w:tblGrid>
+      <w:tr>
+        <w:trPr>
+          <w:cantSplit/>
+          <w:tblHeader/>
+        </w:trPr>
+        <w:tc>
+          <w:tcPr>
+            <w:tcW w:type="dxa" w:w="1304"/>
+            <w:vAlign w:val="center"/>
+            <w:tcBorders>
+              <w:top w:val="single" w:sz="4" w:color="D9D9D9"/>
+              <w:left w:val="single" w:sz="4" w:color="D9D9D9"/>
+              <w:bottom w:val="single" w:sz="4" w:color="D9D9D9"/>
+              <w:right w:val="single" w:sz="4" w:color="D9D9D9"/>
+            </w:tcBorders>
+            <w:tcMar>
+              <w:top w:w="85" w:type="dxa"/>
+              <w:bottom w:w="85" w:type="dxa"/>
+              <w:left w:w="110" w:type="dxa"/>
+              <w:right w:w="110" w:type="dxa"/>
+            </w:tcMar>
+            <w:shd w:fill="DCE6F1"/>
+          </w:tcPr>
+          <w:p>
+            <w:pPr>
+              <w:spacing w:line="310" w:lineRule="exact" w:after="20"/>
+              <w:jc w:val="center"/>
+            </w:pPr>
+            <w:r>
+              <w:rPr>
+                <w:b/>
+                <w:sz w:val="21"/>
+              </w:rPr>
+              <w:t>城市</w:t>
+            </w:r>
+          </w:p>
+        </w:tc>
+        <w:tc>
+          <w:tcPr>
+            <w:tcW w:type="dxa" w:w="1531"/>
+            <w:vAlign w:val="center"/>
+            <w:tcBorders>
+              <w:top w:val="single" w:sz="4" w:color="D9D9D9"/>
+              <w:left w:val="single" w:sz="4" w:color="D9D9D9"/>
+              <w:bottom w:val="single" w:sz="4" w:color="D9D9D9"/>
+              <w:right w:val="single" w:sz="4" w:color="D9D9D9"/>
+            </w:tcBorders>
+            <w:tcMar>
+              <w:top w:w="85" w:type="dxa"/>
+              <w:bottom w:w="85" w:type="dxa"/>
+              <w:left w:w="110" w:type="dxa"/>
+              <w:right w:w="110" w:type="dxa"/>
+            </w:tcMar>
+            <w:shd w:fill="DCE6F1"/>
+          </w:tcPr>
+          <w:p>
+            <w:pPr>
+              <w:spacing w:line="310" w:lineRule="exact" w:after="20"/>
+              <w:jc w:val="center"/>
+            </w:pPr>
+            <w:r>
+              <w:rPr>
+                <w:b/>
+                <w:sz w:val="21"/>
+              </w:rPr>
+              <w:t>交易筆數</w:t>
+            </w:r>
+          </w:p>
+        </w:tc>
+        <w:tc>
+          <w:tcPr>
+            <w:tcW w:type="dxa" w:w="1814"/>
+            <w:vAlign w:val="center"/>
+            <w:tcBorders>
+              <w:top w:val="single" w:sz="4" w:color="D9D9D9"/>
+              <w:left w:val="single" w:sz="4" w:color="D9D9D9"/>
+              <w:bottom w:val="single" w:sz="4" w:color="D9D9D9"/>
+              <w:right w:val="single" w:sz="4" w:color="D9D9D9"/>
+            </w:tcBorders>
+            <w:tcMar>
+              <w:top w:w="85" w:type="dxa"/>
+              <w:bottom w:w="85" w:type="dxa"/>
+              <w:left w:w="110" w:type="dxa"/>
+              <w:right w:w="110" w:type="dxa"/>
+            </w:tcMar>
+            <w:shd w:fill="DCE6F1"/>
+          </w:tcPr>
+          <w:p>
+            <w:pPr>
+              <w:spacing w:line="310" w:lineRule="exact" w:after="20"/>
+              <w:jc w:val="center"/>
+            </w:pPr>
+            <w:r>
+              <w:rPr>
+                <w:b/>
+                <w:sz w:val="21"/>
+              </w:rPr>
+              <w:t>平均萬元</w:t>
+            </w:r>
+          </w:p>
+        </w:tc>
+        <w:tc>
+          <w:tcPr>
+            <w:tcW w:type="dxa" w:w="1814"/>
+            <w:vAlign w:val="center"/>
+            <w:tcBorders>
+              <w:top w:val="single" w:sz="4" w:color="D9D9D9"/>
+              <w:left w:val="single" w:sz="4" w:color="D9D9D9"/>
+              <w:bottom w:val="single" w:sz="4" w:color="D9D9D9"/>
+              <w:right w:val="single" w:sz="4" w:color="D9D9D9"/>
+            </w:tcBorders>
+            <w:tcMar>
+              <w:top w:w="85" w:type="dxa"/>
+              <w:bottom w:w="85" w:type="dxa"/>
+              <w:left w:w="110" w:type="dxa"/>
+              <w:right w:w="110" w:type="dxa"/>
+            </w:tcMar>
+            <w:shd w:fill="DCE6F1"/>
+          </w:tcPr>
+          <w:p>
+            <w:pPr>
+              <w:spacing w:line="310" w:lineRule="exact" w:after="20"/>
+              <w:jc w:val="center"/>
+            </w:pPr>
+            <w:r>
+              <w:rPr>
+                <w:b/>
+                <w:sz w:val="21"/>
+              </w:rPr>
+              <w:t>中位萬元</w:t>
+            </w:r>
+          </w:p>
+        </w:tc>
+        <w:tc>
+          <w:tcPr>
+            <w:tcW w:type="dxa" w:w="3061"/>
+            <w:vAlign w:val="center"/>
+            <w:tcBorders>
+              <w:top w:val="single" w:sz="4" w:color="D9D9D9"/>
+              <w:left w:val="single" w:sz="4" w:color="D9D9D9"/>
+              <w:bottom w:val="single" w:sz="4" w:color="D9D9D9"/>
+              <w:right w:val="single" w:sz="4" w:color="D9D9D9"/>
+            </w:tcBorders>
+            <w:tcMar>
+              <w:top w:w="85" w:type="dxa"/>
+              <w:bottom w:w="85" w:type="dxa"/>
+              <w:left w:w="110" w:type="dxa"/>
+              <w:right w:w="110" w:type="dxa"/>
+            </w:tcMar>
+            <w:shd w:fill="DCE6F1"/>
+          </w:tcPr>
+          <w:p>
+            <w:pPr>
+              <w:spacing w:line="310" w:lineRule="exact" w:after="20"/>
+              <w:jc w:val="center"/>
+            </w:pPr>
+            <w:r>
+              <w:rPr>
+                <w:b/>
+                <w:sz w:val="21"/>
+              </w:rPr>
+              <w:t>中間50%萬元</w:t>
+            </w:r>
+          </w:p>
+        </w:tc>
+      </w:tr>
+      <w:tr>
+        <w:trPr>
+          <w:cantSplit/>
+        </w:trPr>
+        <w:tc>
+          <w:tcPr>
+            <w:tcW w:type="dxa" w:w="1304"/>
+            <w:vAlign w:val="center"/>
+            <w:tcBorders>
+              <w:top w:val="single" w:sz="4" w:color="D9D9D9"/>
+              <w:left w:val="single" w:sz="4" w:color="D9D9D9"/>
+              <w:bottom w:val="single" w:sz="4" w:color="D9D9D9"/>
+              <w:right w:val="single" w:sz="4" w:color="D9D9D9"/>
+            </w:tcBorders>
+            <w:tcMar>
+              <w:top w:w="85" w:type="dxa"/>
+              <w:bottom w:w="85" w:type="dxa"/>
+              <w:left w:w="110" w:type="dxa"/>
+              <w:right w:w="110" w:type="dxa"/>
+            </w:tcMar>
+            <w:shd w:fill="FFFFFF"/>
+          </w:tcPr>
+          <w:p>
+            <w:pPr>
+              <w:spacing w:line="310" w:lineRule="exact" w:after="20"/>
+              <w:jc w:val="center"/>
+            </w:pPr>
+            <w:r>
+              <w:rPr>
+                <w:b w:val="0"/>
+                <w:sz w:val="21"/>
+              </w:rPr>
+              <w:t>新北市</w:t>
+            </w:r>
+          </w:p>
+        </w:tc>
+        <w:tc>
+          <w:tcPr>
+            <w:tcW w:type="dxa" w:w="1531"/>
+            <w:vAlign w:val="center"/>
+            <w:tcBorders>
+              <w:top w:val="single" w:sz="4" w:color="D9D9D9"/>
+              <w:left w:val="single" w:sz="4" w:color="D9D9D9"/>
+              <w:bottom w:val="single" w:sz="4" w:color="D9D9D9"/>
+              <w:right w:val="single" w:sz="4" w:color="D9D9D9"/>
+            </w:tcBorders>
+            <w:tcMar>
+              <w:top w:w="85" w:type="dxa"/>
+              <w:bottom w:w="85" w:type="dxa"/>
+              <w:left w:w="110" w:type="dxa"/>
+              <w:right w:w="110" w:type="dxa"/>
+            </w:tcMar>
+            <w:shd w:fill="FFFFFF"/>
+          </w:tcPr>
+          <w:p>
+            <w:pPr>
+              <w:spacing w:line="310" w:lineRule="exact" w:after="20"/>
+              <w:jc w:val="center"/>
+            </w:pPr>
+            <w:r>
+              <w:rPr>
+                <w:b w:val="0"/>
+                <w:sz w:val="21"/>
+              </w:rPr>
+              <w:t>102,060</w:t>
+            </w:r>
+          </w:p>
+        </w:tc>
+        <w:tc>
+          <w:tcPr>
+            <w:tcW w:type="dxa" w:w="1814"/>
+            <w:vAlign w:val="center"/>
+            <w:tcBorders>
+              <w:top w:val="single" w:sz="4" w:color="D9D9D9"/>
+              <w:left w:val="single" w:sz="4" w:color="D9D9D9"/>
+              <w:bottom w:val="single" w:sz="4" w:color="D9D9D9"/>
+              <w:right w:val="single" w:sz="4" w:color="D9D9D9"/>
+            </w:tcBorders>
+            <w:tcMar>
+              <w:top w:w="85" w:type="dxa"/>
+              <w:bottom w:w="85" w:type="dxa"/>
+              <w:left w:w="110" w:type="dxa"/>
+              <w:right w:w="110" w:type="dxa"/>
+            </w:tcMar>
+            <w:shd w:fill="FFFFFF"/>
+          </w:tcPr>
+          <w:p>
+            <w:pPr>
+              <w:spacing w:line="310" w:lineRule="exact" w:after="20"/>
+              <w:jc w:val="center"/>
+            </w:pPr>
+            <w:r>
+              <w:rPr>
+                <w:b w:val="0"/>
+                <w:sz w:val="21"/>
+              </w:rPr>
+              <w:t>1,684.54</w:t>
+            </w:r>
+          </w:p>
+        </w:tc>
+        <w:tc>
+          <w:tcPr>
+            <w:tcW w:type="dxa" w:w="1814"/>
+            <w:vAlign w:val="center"/>
+            <w:tcBorders>
+              <w:top w:val="single" w:sz="4" w:color="D9D9D9"/>
+              <w:left w:val="single" w:sz="4" w:color="D9D9D9"/>
+              <w:bottom w:val="single" w:sz="4" w:color="D9D9D9"/>
+              <w:right w:val="single" w:sz="4" w:color="D9D9D9"/>
+            </w:tcBorders>
+            <w:tcMar>
+              <w:top w:w="85" w:type="dxa"/>
+              <w:bottom w:w="85" w:type="dxa"/>
+              <w:left w:w="110" w:type="dxa"/>
+              <w:right w:w="110" w:type="dxa"/>
+            </w:tcMar>
+            <w:shd w:fill="FFFFFF"/>
+          </w:tcPr>
+          <w:p>
+            <w:pPr>
+              <w:spacing w:line="310" w:lineRule="exact" w:after="20"/>
+              <w:jc w:val="center"/>
+            </w:pPr>
+            <w:r>
+              <w:rPr>
+                <w:b w:val="0"/>
+                <w:sz w:val="21"/>
+              </w:rPr>
+              <w:t>1,480.00</w:t>
+            </w:r>
+          </w:p>
+        </w:tc>
+        <w:tc>
+          <w:tcPr>
+            <w:tcW w:type="dxa" w:w="3061"/>
+            <w:vAlign w:val="center"/>
+            <w:tcBorders>
+              <w:top w:val="single" w:sz="4" w:color="D9D9D9"/>
+              <w:left w:val="single" w:sz="4" w:color="D9D9D9"/>
+              <w:bottom w:val="single" w:sz="4" w:color="D9D9D9"/>
+              <w:right w:val="single" w:sz="4" w:color="D9D9D9"/>
+            </w:tcBorders>
+            <w:tcMar>
+              <w:top w:w="85" w:type="dxa"/>
+              <w:bottom w:w="85" w:type="dxa"/>
+              <w:left w:w="110" w:type="dxa"/>
+              <w:right w:w="110" w:type="dxa"/>
+            </w:tcMar>
+            <w:shd w:fill="FFFFFF"/>
+          </w:tcPr>
+          <w:p>
+            <w:pPr>
+              <w:spacing w:line="310" w:lineRule="exact" w:after="20"/>
+              <w:jc w:val="center"/>
+            </w:pPr>
+            <w:r>
+              <w:rPr>
+                <w:b w:val="0"/>
+                <w:sz w:val="21"/>
+              </w:rPr>
+              <w:t>1,067.00–2,035.00</w:t>
+            </w:r>
+          </w:p>
+        </w:tc>
+      </w:tr>
+      <w:tr>
+        <w:trPr>
+          <w:cantSplit/>
+        </w:trPr>
+        <w:tc>
+          <w:tcPr>
+            <w:tcW w:type="dxa" w:w="1304"/>
+            <w:vAlign w:val="center"/>
+            <w:tcBorders>
+              <w:top w:val="single" w:sz="4" w:color="D9D9D9"/>
+              <w:left w:val="single" w:sz="4" w:color="D9D9D9"/>
+              <w:bottom w:val="single" w:sz="4" w:color="D9D9D9"/>
+              <w:right w:val="single" w:sz="4" w:color="D9D9D9"/>
+            </w:tcBorders>
+            <w:tcMar>
+              <w:top w:w="85" w:type="dxa"/>
+              <w:bottom w:w="85" w:type="dxa"/>
+              <w:left w:w="110" w:type="dxa"/>
+              <w:right w:w="110" w:type="dxa"/>
+            </w:tcMar>
+            <w:shd w:fill="F5F7FA"/>
+          </w:tcPr>
+          <w:p>
+            <w:pPr>
+              <w:spacing w:line="310" w:lineRule="exact" w:after="20"/>
+              <w:jc w:val="center"/>
+            </w:pPr>
+            <w:r>
+              <w:rPr>
+                <w:b w:val="0"/>
+                <w:sz w:val="21"/>
+              </w:rPr>
+              <w:t>桃園市</w:t>
+            </w:r>
+          </w:p>
+        </w:tc>
+        <w:tc>
+          <w:tcPr>
+            <w:tcW w:type="dxa" w:w="1531"/>
+            <w:vAlign w:val="center"/>
+            <w:tcBorders>
+              <w:top w:val="single" w:sz="4" w:color="D9D9D9"/>
+              <w:left w:val="single" w:sz="4" w:color="D9D9D9"/>
+              <w:bottom w:val="single" w:sz="4" w:color="D9D9D9"/>
+              <w:right w:val="single" w:sz="4" w:color="D9D9D9"/>
+            </w:tcBorders>
+            <w:tcMar>
+              <w:top w:w="85" w:type="dxa"/>
+              <w:bottom w:w="85" w:type="dxa"/>
+              <w:left w:w="110" w:type="dxa"/>
+              <w:right w:w="110" w:type="dxa"/>
+            </w:tcMar>
+            <w:shd w:fill="F5F7FA"/>
+          </w:tcPr>
+          <w:p>
+            <w:pPr>
+              <w:spacing w:line="310" w:lineRule="exact" w:after="20"/>
+              <w:jc w:val="center"/>
+            </w:pPr>
+            <w:r>
+              <w:rPr>
+                <w:b w:val="0"/>
+                <w:sz w:val="21"/>
+              </w:rPr>
+              <w:t>83,774</w:t>
+            </w:r>
+          </w:p>
+        </w:tc>
+        <w:tc>
+          <w:tcPr>
+            <w:tcW w:type="dxa" w:w="1814"/>
+            <w:vAlign w:val="center"/>
+            <w:tcBorders>
+              <w:top w:val="single" w:sz="4" w:color="D9D9D9"/>
+              <w:left w:val="single" w:sz="4" w:color="D9D9D9"/>
+              <w:bottom w:val="single" w:sz="4" w:color="D9D9D9"/>
+              <w:right w:val="single" w:sz="4" w:color="D9D9D9"/>
+            </w:tcBorders>
+            <w:tcMar>
+              <w:top w:w="85" w:type="dxa"/>
+              <w:bottom w:w="85" w:type="dxa"/>
+              <w:left w:w="110" w:type="dxa"/>
+              <w:right w:w="110" w:type="dxa"/>
+            </w:tcMar>
+            <w:shd w:fill="F5F7FA"/>
+          </w:tcPr>
+          <w:p>
+            <w:pPr>
+              <w:spacing w:line="310" w:lineRule="exact" w:after="20"/>
+              <w:jc w:val="center"/>
+            </w:pPr>
+            <w:r>
+              <w:rPr>
+                <w:b w:val="0"/>
+                <w:sz w:val="21"/>
+              </w:rPr>
+              <w:t>1,292.73</w:t>
+            </w:r>
+          </w:p>
+        </w:tc>
+        <w:tc>
+          <w:tcPr>
+            <w:tcW w:type="dxa" w:w="1814"/>
+            <w:vAlign w:val="center"/>
+            <w:tcBorders>
+              <w:top w:val="single" w:sz="4" w:color="D9D9D9"/>
+              <w:left w:val="single" w:sz="4" w:color="D9D9D9"/>
+              <w:bottom w:val="single" w:sz="4" w:color="D9D9D9"/>
+              <w:right w:val="single" w:sz="4" w:color="D9D9D9"/>
+            </w:tcBorders>
+            <w:tcMar>
+              <w:top w:w="85" w:type="dxa"/>
+              <w:bottom w:w="85" w:type="dxa"/>
+              <w:left w:w="110" w:type="dxa"/>
+              <w:right w:w="110" w:type="dxa"/>
+            </w:tcMar>
+            <w:shd w:fill="F5F7FA"/>
+          </w:tcPr>
+          <w:p>
+            <w:pPr>
+              <w:spacing w:line="310" w:lineRule="exact" w:after="20"/>
+              <w:jc w:val="center"/>
+            </w:pPr>
+            <w:r>
+              <w:rPr>
+                <w:b w:val="0"/>
+                <w:sz w:val="21"/>
+              </w:rPr>
+              <w:t>1,161.00</w:t>
+            </w:r>
+          </w:p>
+        </w:tc>
+        <w:tc>
+          <w:tcPr>
+            <w:tcW w:type="dxa" w:w="3061"/>
+            <w:vAlign w:val="center"/>
+            <w:tcBorders>
+              <w:top w:val="single" w:sz="4" w:color="D9D9D9"/>
+              <w:left w:val="single" w:sz="4" w:color="D9D9D9"/>
+              <w:bottom w:val="single" w:sz="4" w:color="D9D9D9"/>
+              <w:right w:val="single" w:sz="4" w:color="D9D9D9"/>
+            </w:tcBorders>
+            <w:tcMar>
+              <w:top w:w="85" w:type="dxa"/>
+              <w:bottom w:w="85" w:type="dxa"/>
+              <w:left w:w="110" w:type="dxa"/>
+              <w:right w:w="110" w:type="dxa"/>
+            </w:tcMar>
+            <w:shd w:fill="F5F7FA"/>
+          </w:tcPr>
+          <w:p>
+            <w:pPr>
+              <w:spacing w:line="310" w:lineRule="exact" w:after="20"/>
+              <w:jc w:val="center"/>
+            </w:pPr>
+            <w:r>
+              <w:rPr>
+                <w:b w:val="0"/>
+                <w:sz w:val="21"/>
+              </w:rPr>
+              <w:t>868.00–1,525.00</w:t>
+            </w:r>
+          </w:p>
+        </w:tc>
+      </w:tr>
+      <w:tr>
+        <w:trPr>
+          <w:cantSplit/>
+        </w:trPr>
+        <w:tc>
+          <w:tcPr>
+            <w:tcW w:type="dxa" w:w="1304"/>
+            <w:vAlign w:val="center"/>
+            <w:tcBorders>
+              <w:top w:val="single" w:sz="4" w:color="D9D9D9"/>
+              <w:left w:val="single" w:sz="4" w:color="D9D9D9"/>
+              <w:bottom w:val="single" w:sz="4" w:color="D9D9D9"/>
+              <w:right w:val="single" w:sz="4" w:color="D9D9D9"/>
+            </w:tcBorders>
+            <w:tcMar>
+              <w:top w:w="85" w:type="dxa"/>
+              <w:bottom w:w="85" w:type="dxa"/>
+              <w:left w:w="110" w:type="dxa"/>
+              <w:right w:w="110" w:type="dxa"/>
+            </w:tcMar>
+            <w:shd w:fill="FFFFFF"/>
+          </w:tcPr>
+          <w:p>
+            <w:pPr>
+              <w:spacing w:line="310" w:lineRule="exact" w:after="20"/>
+              <w:jc w:val="center"/>
+            </w:pPr>
+            <w:r>
+              <w:rPr>
+                <w:b w:val="0"/>
+                <w:sz w:val="21"/>
+              </w:rPr>
+              <w:t>臺中市</w:t>
+            </w:r>
+          </w:p>
+        </w:tc>
+        <w:tc>
+          <w:tcPr>
+            <w:tcW w:type="dxa" w:w="1531"/>
+            <w:vAlign w:val="center"/>
+            <w:tcBorders>
+              <w:top w:val="single" w:sz="4" w:color="D9D9D9"/>
+              <w:left w:val="single" w:sz="4" w:color="D9D9D9"/>
+              <w:bottom w:val="single" w:sz="4" w:color="D9D9D9"/>
+              <w:right w:val="single" w:sz="4" w:color="D9D9D9"/>
+            </w:tcBorders>
+            <w:tcMar>
+              <w:top w:w="85" w:type="dxa"/>
+              <w:bottom w:w="85" w:type="dxa"/>
+              <w:left w:w="110" w:type="dxa"/>
+              <w:right w:w="110" w:type="dxa"/>
+            </w:tcMar>
+            <w:shd w:fill="FFFFFF"/>
+          </w:tcPr>
+          <w:p>
+            <w:pPr>
+              <w:spacing w:line="310" w:lineRule="exact" w:after="20"/>
+              <w:jc w:val="center"/>
+            </w:pPr>
+            <w:r>
+              <w:rPr>
+                <w:b w:val="0"/>
+                <w:sz w:val="21"/>
+              </w:rPr>
+              <w:t>83,686</w:t>
+            </w:r>
+          </w:p>
+        </w:tc>
+        <w:tc>
+          <w:tcPr>
+            <w:tcW w:type="dxa" w:w="1814"/>
+            <w:vAlign w:val="center"/>
+            <w:tcBorders>
+              <w:top w:val="single" w:sz="4" w:color="D9D9D9"/>
+              <w:left w:val="single" w:sz="4" w:color="D9D9D9"/>
+              <w:bottom w:val="single" w:sz="4" w:color="D9D9D9"/>
+              <w:right w:val="single" w:sz="4" w:color="D9D9D9"/>
+            </w:tcBorders>
+            <w:tcMar>
+              <w:top w:w="85" w:type="dxa"/>
+              <w:bottom w:w="85" w:type="dxa"/>
+              <w:left w:w="110" w:type="dxa"/>
+              <w:right w:w="110" w:type="dxa"/>
+            </w:tcMar>
+            <w:shd w:fill="FFFFFF"/>
+          </w:tcPr>
+          <w:p>
+            <w:pPr>
+              <w:spacing w:line="310" w:lineRule="exact" w:after="20"/>
+              <w:jc w:val="center"/>
+            </w:pPr>
+            <w:r>
+              <w:rPr>
+                <w:b w:val="0"/>
+                <w:sz w:val="21"/>
+              </w:rPr>
+              <w:t>1,546.04</w:t>
+            </w:r>
+          </w:p>
+        </w:tc>
+        <w:tc>
+          <w:tcPr>
+            <w:tcW w:type="dxa" w:w="1814"/>
+            <w:vAlign w:val="center"/>
+            <w:tcBorders>
+              <w:top w:val="single" w:sz="4" w:color="D9D9D9"/>
+              <w:left w:val="single" w:sz="4" w:color="D9D9D9"/>
+              <w:bottom w:val="single" w:sz="4" w:color="D9D9D9"/>
+              <w:right w:val="single" w:sz="4" w:color="D9D9D9"/>
+            </w:tcBorders>
+            <w:tcMar>
+              <w:top w:w="85" w:type="dxa"/>
+              <w:bottom w:w="85" w:type="dxa"/>
+              <w:left w:w="110" w:type="dxa"/>
+              <w:right w:w="110" w:type="dxa"/>
+            </w:tcMar>
+            <w:shd w:fill="FFFFFF"/>
+          </w:tcPr>
+          <w:p>
+            <w:pPr>
+              <w:spacing w:line="310" w:lineRule="exact" w:after="20"/>
+              <w:jc w:val="center"/>
+            </w:pPr>
+            <w:r>
+              <w:rPr>
+                <w:b w:val="0"/>
+                <w:sz w:val="21"/>
+              </w:rPr>
+              <w:t>1,280.00</w:t>
+            </w:r>
+          </w:p>
+        </w:tc>
+        <w:tc>
+          <w:tcPr>
+            <w:tcW w:type="dxa" w:w="3061"/>
+            <w:vAlign w:val="center"/>
+            <w:tcBorders>
+              <w:top w:val="single" w:sz="4" w:color="D9D9D9"/>
+              <w:left w:val="single" w:sz="4" w:color="D9D9D9"/>
+              <w:bottom w:val="single" w:sz="4" w:color="D9D9D9"/>
+              <w:right w:val="single" w:sz="4" w:color="D9D9D9"/>
+            </w:tcBorders>
+            <w:tcMar>
+              <w:top w:w="85" w:type="dxa"/>
+              <w:bottom w:w="85" w:type="dxa"/>
+              <w:left w:w="110" w:type="dxa"/>
+              <w:right w:w="110" w:type="dxa"/>
+            </w:tcMar>
+            <w:shd w:fill="FFFFFF"/>
+          </w:tcPr>
+          <w:p>
+            <w:pPr>
+              <w:spacing w:line="310" w:lineRule="exact" w:after="20"/>
+              <w:jc w:val="center"/>
+            </w:pPr>
+            <w:r>
+              <w:rPr>
+                <w:b w:val="0"/>
+                <w:sz w:val="21"/>
+              </w:rPr>
+              <w:t>890.00–1,873.00</w:t>
+            </w:r>
+          </w:p>
+        </w:tc>
+      </w:tr>
+      <w:tr>
+        <w:trPr>
+          <w:cantSplit/>
+        </w:trPr>
+        <w:tc>
+          <w:tcPr>
+            <w:tcW w:type="dxa" w:w="1304"/>
+            <w:vAlign w:val="center"/>
+            <w:tcBorders>
+              <w:top w:val="single" w:sz="4" w:color="D9D9D9"/>
+              <w:left w:val="single" w:sz="4" w:color="D9D9D9"/>
+              <w:bottom w:val="single" w:sz="4" w:color="D9D9D9"/>
+              <w:right w:val="single" w:sz="4" w:color="D9D9D9"/>
+            </w:tcBorders>
+            <w:tcMar>
+              <w:top w:w="85" w:type="dxa"/>
+              <w:bottom w:w="85" w:type="dxa"/>
+              <w:left w:w="110" w:type="dxa"/>
+              <w:right w:w="110" w:type="dxa"/>
+            </w:tcMar>
+            <w:shd w:fill="F5F7FA"/>
+          </w:tcPr>
+          <w:p>
+            <w:pPr>
+              <w:spacing w:line="310" w:lineRule="exact" w:after="20"/>
+              <w:jc w:val="center"/>
+            </w:pPr>
+            <w:r>
+              <w:rPr>
+                <w:b w:val="0"/>
+                <w:sz w:val="21"/>
+              </w:rPr>
+              <w:t>高雄市</w:t>
+            </w:r>
+          </w:p>
+        </w:tc>
+        <w:tc>
+          <w:tcPr>
+            <w:tcW w:type="dxa" w:w="1531"/>
+            <w:vAlign w:val="center"/>
+            <w:tcBorders>
+              <w:top w:val="single" w:sz="4" w:color="D9D9D9"/>
+              <w:left w:val="single" w:sz="4" w:color="D9D9D9"/>
+              <w:bottom w:val="single" w:sz="4" w:color="D9D9D9"/>
+              <w:right w:val="single" w:sz="4" w:color="D9D9D9"/>
+            </w:tcBorders>
+            <w:tcMar>
+              <w:top w:w="85" w:type="dxa"/>
+              <w:bottom w:w="85" w:type="dxa"/>
+              <w:left w:w="110" w:type="dxa"/>
+              <w:right w:w="110" w:type="dxa"/>
+            </w:tcMar>
+            <w:shd w:fill="F5F7FA"/>
+          </w:tcPr>
+          <w:p>
+            <w:pPr>
+              <w:spacing w:line="310" w:lineRule="exact" w:after="20"/>
+              <w:jc w:val="center"/>
+            </w:pPr>
+            <w:r>
+              <w:rPr>
+                <w:b w:val="0"/>
+                <w:sz w:val="21"/>
+              </w:rPr>
+              <w:t>40,980</w:t>
+            </w:r>
+          </w:p>
+        </w:tc>
+        <w:tc>
+          <w:tcPr>
+            <w:tcW w:type="dxa" w:w="1814"/>
+            <w:vAlign w:val="center"/>
+            <w:tcBorders>
+              <w:top w:val="single" w:sz="4" w:color="D9D9D9"/>
+              <w:left w:val="single" w:sz="4" w:color="D9D9D9"/>
+              <w:bottom w:val="single" w:sz="4" w:color="D9D9D9"/>
+              <w:right w:val="single" w:sz="4" w:color="D9D9D9"/>
+            </w:tcBorders>
+            <w:tcMar>
+              <w:top w:w="85" w:type="dxa"/>
+              <w:bottom w:w="85" w:type="dxa"/>
+              <w:left w:w="110" w:type="dxa"/>
+              <w:right w:w="110" w:type="dxa"/>
+            </w:tcMar>
+            <w:shd w:fill="F5F7FA"/>
+          </w:tcPr>
+          <w:p>
+            <w:pPr>
+              <w:spacing w:line="310" w:lineRule="exact" w:after="20"/>
+              <w:jc w:val="center"/>
+            </w:pPr>
+            <w:r>
+              <w:rPr>
+                <w:b w:val="0"/>
+                <w:sz w:val="21"/>
+              </w:rPr>
+              <w:t>1,191.11</w:t>
+            </w:r>
+          </w:p>
+        </w:tc>
+        <w:tc>
+          <w:tcPr>
+            <w:tcW w:type="dxa" w:w="1814"/>
+            <w:vAlign w:val="center"/>
+            <w:tcBorders>
+              <w:top w:val="single" w:sz="4" w:color="D9D9D9"/>
+              <w:left w:val="single" w:sz="4" w:color="D9D9D9"/>
+              <w:bottom w:val="single" w:sz="4" w:color="D9D9D9"/>
+              <w:right w:val="single" w:sz="4" w:color="D9D9D9"/>
+            </w:tcBorders>
+            <w:tcMar>
+              <w:top w:w="85" w:type="dxa"/>
+              <w:bottom w:w="85" w:type="dxa"/>
+              <w:left w:w="110" w:type="dxa"/>
+              <w:right w:w="110" w:type="dxa"/>
+            </w:tcMar>
+            <w:shd w:fill="F5F7FA"/>
+          </w:tcPr>
+          <w:p>
+            <w:pPr>
+              <w:spacing w:line="310" w:lineRule="exact" w:after="20"/>
+              <w:jc w:val="center"/>
+            </w:pPr>
+            <w:r>
+              <w:rPr>
+                <w:b w:val="0"/>
+                <w:sz w:val="21"/>
+              </w:rPr>
+              <w:t>1,050.00</w:t>
+            </w:r>
+          </w:p>
+        </w:tc>
+        <w:tc>
+          <w:tcPr>
+            <w:tcW w:type="dxa" w:w="3061"/>
+            <w:vAlign w:val="center"/>
+            <w:tcBorders>
+              <w:top w:val="single" w:sz="4" w:color="D9D9D9"/>
+              <w:left w:val="single" w:sz="4" w:color="D9D9D9"/>
+              <w:bottom w:val="single" w:sz="4" w:color="D9D9D9"/>
+              <w:right w:val="single" w:sz="4" w:color="D9D9D9"/>
+            </w:tcBorders>
+            <w:tcMar>
+              <w:top w:w="85" w:type="dxa"/>
+              <w:bottom w:w="85" w:type="dxa"/>
+              <w:left w:w="110" w:type="dxa"/>
+              <w:right w:w="110" w:type="dxa"/>
+            </w:tcMar>
+            <w:shd w:fill="F5F7FA"/>
+          </w:tcPr>
+          <w:p>
+            <w:pPr>
+              <w:spacing w:line="310" w:lineRule="exact" w:after="20"/>
+              <w:jc w:val="center"/>
+            </w:pPr>
+            <w:r>
+              <w:rPr>
+                <w:b w:val="0"/>
+                <w:sz w:val="21"/>
+              </w:rPr>
+              <w:t>760.00–1,405.00</w:t>
+            </w:r>
+          </w:p>
+        </w:tc>
+      </w:tr>
+      <w:tr>
+        <w:trPr>
+          <w:cantSplit/>
+        </w:trPr>
+        <w:tc>
+          <w:tcPr>
+            <w:tcW w:type="dxa" w:w="1304"/>
+            <w:vAlign w:val="center"/>
+            <w:tcBorders>
+              <w:top w:val="single" w:sz="4" w:color="D9D9D9"/>
+              <w:left w:val="single" w:sz="4" w:color="D9D9D9"/>
+              <w:bottom w:val="single" w:sz="4" w:color="D9D9D9"/>
+              <w:right w:val="single" w:sz="4" w:color="D9D9D9"/>
+            </w:tcBorders>
+            <w:tcMar>
+              <w:top w:w="85" w:type="dxa"/>
+              <w:bottom w:w="85" w:type="dxa"/>
+              <w:left w:w="110" w:type="dxa"/>
+              <w:right w:w="110" w:type="dxa"/>
+            </w:tcMar>
+            <w:shd w:fill="FFFFFF"/>
+          </w:tcPr>
+          <w:p>
+            <w:pPr>
+              <w:spacing w:line="310" w:lineRule="exact" w:after="20"/>
+              <w:jc w:val="center"/>
+            </w:pPr>
+            <w:r>
+              <w:rPr>
+                <w:b w:val="0"/>
+                <w:sz w:val="21"/>
+              </w:rPr>
+              <w:t>臺南市</w:t>
+            </w:r>
+          </w:p>
+        </w:tc>
+        <w:tc>
+          <w:tcPr>
+            <w:tcW w:type="dxa" w:w="1531"/>
+            <w:vAlign w:val="center"/>
+            <w:tcBorders>
+              <w:top w:val="single" w:sz="4" w:color="D9D9D9"/>
+              <w:left w:val="single" w:sz="4" w:color="D9D9D9"/>
+              <w:bottom w:val="single" w:sz="4" w:color="D9D9D9"/>
+              <w:right w:val="single" w:sz="4" w:color="D9D9D9"/>
+            </w:tcBorders>
+            <w:tcMar>
+              <w:top w:w="85" w:type="dxa"/>
+              <w:bottom w:w="85" w:type="dxa"/>
+              <w:left w:w="110" w:type="dxa"/>
+              <w:right w:w="110" w:type="dxa"/>
+            </w:tcMar>
+            <w:shd w:fill="FFFFFF"/>
+          </w:tcPr>
+          <w:p>
+            <w:pPr>
+              <w:spacing w:line="310" w:lineRule="exact" w:after="20"/>
+              <w:jc w:val="center"/>
+            </w:pPr>
+            <w:r>
+              <w:rPr>
+                <w:b w:val="0"/>
+                <w:sz w:val="21"/>
+              </w:rPr>
+              <w:t>32,925</w:t>
+            </w:r>
+          </w:p>
+        </w:tc>
+        <w:tc>
+          <w:tcPr>
+            <w:tcW w:type="dxa" w:w="1814"/>
+            <w:vAlign w:val="center"/>
+            <w:tcBorders>
+              <w:top w:val="single" w:sz="4" w:color="D9D9D9"/>
+              <w:left w:val="single" w:sz="4" w:color="D9D9D9"/>
+              <w:bottom w:val="single" w:sz="4" w:color="D9D9D9"/>
+              <w:right w:val="single" w:sz="4" w:color="D9D9D9"/>
+            </w:tcBorders>
+            <w:tcMar>
+              <w:top w:w="85" w:type="dxa"/>
+              <w:bottom w:w="85" w:type="dxa"/>
+              <w:left w:w="110" w:type="dxa"/>
+              <w:right w:w="110" w:type="dxa"/>
+            </w:tcMar>
+            <w:shd w:fill="FFFFFF"/>
+          </w:tcPr>
+          <w:p>
+            <w:pPr>
+              <w:spacing w:line="310" w:lineRule="exact" w:after="20"/>
+              <w:jc w:val="center"/>
+            </w:pPr>
+            <w:r>
+              <w:rPr>
+                <w:b w:val="0"/>
+                <w:sz w:val="21"/>
+              </w:rPr>
+              <w:t>1,176.65</w:t>
+            </w:r>
+          </w:p>
+        </w:tc>
+        <w:tc>
+          <w:tcPr>
+            <w:tcW w:type="dxa" w:w="1814"/>
+            <w:vAlign w:val="center"/>
+            <w:tcBorders>
+              <w:top w:val="single" w:sz="4" w:color="D9D9D9"/>
+              <w:left w:val="single" w:sz="4" w:color="D9D9D9"/>
+              <w:bottom w:val="single" w:sz="4" w:color="D9D9D9"/>
+              <w:right w:val="single" w:sz="4" w:color="D9D9D9"/>
+            </w:tcBorders>
+            <w:tcMar>
+              <w:top w:w="85" w:type="dxa"/>
+              <w:bottom w:w="85" w:type="dxa"/>
+              <w:left w:w="110" w:type="dxa"/>
+              <w:right w:w="110" w:type="dxa"/>
+            </w:tcMar>
+            <w:shd w:fill="FFFFFF"/>
+          </w:tcPr>
+          <w:p>
+            <w:pPr>
+              <w:spacing w:line="310" w:lineRule="exact" w:after="20"/>
+              <w:jc w:val="center"/>
+            </w:pPr>
+            <w:r>
+              <w:rPr>
+                <w:b w:val="0"/>
+                <w:sz w:val="21"/>
+              </w:rPr>
+              <w:t>1,078.00</w:t>
+            </w:r>
+          </w:p>
+        </w:tc>
+        <w:tc>
+          <w:tcPr>
+            <w:tcW w:type="dxa" w:w="3061"/>
+            <w:vAlign w:val="center"/>
+            <w:tcBorders>
+              <w:top w:val="single" w:sz="4" w:color="D9D9D9"/>
+              <w:left w:val="single" w:sz="4" w:color="D9D9D9"/>
+              <w:bottom w:val="single" w:sz="4" w:color="D9D9D9"/>
+              <w:right w:val="single" w:sz="4" w:color="D9D9D9"/>
+            </w:tcBorders>
+            <w:tcMar>
+              <w:top w:w="85" w:type="dxa"/>
+              <w:bottom w:w="85" w:type="dxa"/>
+              <w:left w:w="110" w:type="dxa"/>
+              <w:right w:w="110" w:type="dxa"/>
+            </w:tcMar>
+            <w:shd w:fill="FFFFFF"/>
+          </w:tcPr>
+          <w:p>
+            <w:pPr>
+              <w:spacing w:line="310" w:lineRule="exact" w:after="20"/>
+              <w:jc w:val="center"/>
+            </w:pPr>
+            <w:r>
+              <w:rPr>
+                <w:b w:val="0"/>
+                <w:sz w:val="21"/>
+              </w:rPr>
+              <w:t>835.00–1,399.00</w:t>
+            </w:r>
+          </w:p>
+        </w:tc>
+      </w:tr>
+      <w:tr>
+        <w:trPr>
+          <w:cantSplit/>
+        </w:trPr>
+        <w:tc>
+          <w:tcPr>
+            <w:tcW w:type="dxa" w:w="1304"/>
+            <w:vAlign w:val="center"/>
+            <w:tcBorders>
+              <w:top w:val="single" w:sz="4" w:color="D9D9D9"/>
+              <w:left w:val="single" w:sz="4" w:color="D9D9D9"/>
+              <w:bottom w:val="single" w:sz="4" w:color="D9D9D9"/>
+              <w:right w:val="single" w:sz="4" w:color="D9D9D9"/>
+            </w:tcBorders>
+            <w:tcMar>
+              <w:top w:w="85" w:type="dxa"/>
+              <w:bottom w:w="85" w:type="dxa"/>
+              <w:left w:w="110" w:type="dxa"/>
+              <w:right w:w="110" w:type="dxa"/>
+            </w:tcMar>
+            <w:shd w:fill="F5F7FA"/>
+          </w:tcPr>
+          <w:p>
+            <w:pPr>
+              <w:spacing w:line="310" w:lineRule="exact" w:after="20"/>
+              <w:jc w:val="center"/>
+            </w:pPr>
+            <w:r>
+              <w:rPr>
+                <w:b w:val="0"/>
+                <w:sz w:val="21"/>
+              </w:rPr>
+              <w:t>新竹縣</w:t>
+            </w:r>
+          </w:p>
+        </w:tc>
+        <w:tc>
+          <w:tcPr>
+            <w:tcW w:type="dxa" w:w="1531"/>
+            <w:vAlign w:val="center"/>
+            <w:tcBorders>
+              <w:top w:val="single" w:sz="4" w:color="D9D9D9"/>
+              <w:left w:val="single" w:sz="4" w:color="D9D9D9"/>
+              <w:bottom w:val="single" w:sz="4" w:color="D9D9D9"/>
+              <w:right w:val="single" w:sz="4" w:color="D9D9D9"/>
+            </w:tcBorders>
+            <w:tcMar>
+              <w:top w:w="85" w:type="dxa"/>
+              <w:bottom w:w="85" w:type="dxa"/>
+              <w:left w:w="110" w:type="dxa"/>
+              <w:right w:w="110" w:type="dxa"/>
+            </w:tcMar>
+            <w:shd w:fill="F5F7FA"/>
+          </w:tcPr>
+          <w:p>
+            <w:pPr>
+              <w:spacing w:line="310" w:lineRule="exact" w:after="20"/>
+              <w:jc w:val="center"/>
+            </w:pPr>
+            <w:r>
+              <w:rPr>
+                <w:b w:val="0"/>
+                <w:sz w:val="21"/>
+              </w:rPr>
+              <w:t>20,356</w:t>
+            </w:r>
+          </w:p>
+        </w:tc>
+        <w:tc>
+          <w:tcPr>
+            <w:tcW w:type="dxa" w:w="1814"/>
+            <w:vAlign w:val="center"/>
+            <w:tcBorders>
+              <w:top w:val="single" w:sz="4" w:color="D9D9D9"/>
+              <w:left w:val="single" w:sz="4" w:color="D9D9D9"/>
+              <w:bottom w:val="single" w:sz="4" w:color="D9D9D9"/>
+              <w:right w:val="single" w:sz="4" w:color="D9D9D9"/>
+            </w:tcBorders>
+            <w:tcMar>
+              <w:top w:w="85" w:type="dxa"/>
+              <w:bottom w:w="85" w:type="dxa"/>
+              <w:left w:w="110" w:type="dxa"/>
+              <w:right w:w="110" w:type="dxa"/>
+            </w:tcMar>
+            <w:shd w:fill="F5F7FA"/>
+          </w:tcPr>
+          <w:p>
+            <w:pPr>
+              <w:spacing w:line="310" w:lineRule="exact" w:after="20"/>
+              <w:jc w:val="center"/>
+            </w:pPr>
+            <w:r>
+              <w:rPr>
+                <w:b w:val="0"/>
+                <w:sz w:val="21"/>
+              </w:rPr>
+              <w:t>1,537.19</w:t>
+            </w:r>
+          </w:p>
+        </w:tc>
+        <w:tc>
+          <w:tcPr>
+            <w:tcW w:type="dxa" w:w="1814"/>
+            <w:vAlign w:val="center"/>
+            <w:tcBorders>
+              <w:top w:val="single" w:sz="4" w:color="D9D9D9"/>
+              <w:left w:val="single" w:sz="4" w:color="D9D9D9"/>
+              <w:bottom w:val="single" w:sz="4" w:color="D9D9D9"/>
+              <w:right w:val="single" w:sz="4" w:color="D9D9D9"/>
+            </w:tcBorders>
+            <w:tcMar>
+              <w:top w:w="85" w:type="dxa"/>
+              <w:bottom w:w="85" w:type="dxa"/>
+              <w:left w:w="110" w:type="dxa"/>
+              <w:right w:w="110" w:type="dxa"/>
+            </w:tcMar>
+            <w:shd w:fill="F5F7FA"/>
+          </w:tcPr>
+          <w:p>
+            <w:pPr>
+              <w:spacing w:line="310" w:lineRule="exact" w:after="20"/>
+              <w:jc w:val="center"/>
+            </w:pPr>
+            <w:r>
+              <w:rPr>
+                <w:b w:val="0"/>
+                <w:sz w:val="21"/>
+              </w:rPr>
+              <w:t>1,244.00</w:t>
+            </w:r>
+          </w:p>
+        </w:tc>
+        <w:tc>
+          <w:tcPr>
+            <w:tcW w:type="dxa" w:w="3061"/>
+            <w:vAlign w:val="center"/>
+            <w:tcBorders>
+              <w:top w:val="single" w:sz="4" w:color="D9D9D9"/>
+              <w:left w:val="single" w:sz="4" w:color="D9D9D9"/>
+              <w:bottom w:val="single" w:sz="4" w:color="D9D9D9"/>
+              <w:right w:val="single" w:sz="4" w:color="D9D9D9"/>
+            </w:tcBorders>
+            <w:tcMar>
+              <w:top w:w="85" w:type="dxa"/>
+              <w:bottom w:w="85" w:type="dxa"/>
+              <w:left w:w="110" w:type="dxa"/>
+              <w:right w:w="110" w:type="dxa"/>
+            </w:tcMar>
+            <w:shd w:fill="F5F7FA"/>
+          </w:tcPr>
+          <w:p>
+            <w:pPr>
+              <w:spacing w:line="310" w:lineRule="exact" w:after="20"/>
+              <w:jc w:val="center"/>
+            </w:pPr>
+            <w:r>
+              <w:rPr>
+                <w:b w:val="0"/>
+                <w:sz w:val="21"/>
+              </w:rPr>
+              <w:t>850.00–1,826.00</w:t>
+            </w:r>
+          </w:p>
+        </w:tc>
+      </w:tr>
+      <w:tr>
+        <w:trPr>
+          <w:cantSplit/>
+        </w:trPr>
+        <w:tc>
+          <w:tcPr>
+            <w:tcW w:type="dxa" w:w="1304"/>
+            <w:vAlign w:val="center"/>
+            <w:tcBorders>
+              <w:top w:val="single" w:sz="4" w:color="D9D9D9"/>
+              <w:left w:val="single" w:sz="4" w:color="D9D9D9"/>
+              <w:bottom w:val="single" w:sz="4" w:color="D9D9D9"/>
+              <w:right w:val="single" w:sz="4" w:color="D9D9D9"/>
+            </w:tcBorders>
+            <w:tcMar>
+              <w:top w:w="85" w:type="dxa"/>
+              <w:bottom w:w="85" w:type="dxa"/>
+              <w:left w:w="110" w:type="dxa"/>
+              <w:right w:w="110" w:type="dxa"/>
+            </w:tcMar>
+            <w:shd w:fill="FFFFFF"/>
+          </w:tcPr>
+          <w:p>
+            <w:pPr>
+              <w:spacing w:line="310" w:lineRule="exact" w:after="20"/>
+              <w:jc w:val="center"/>
+            </w:pPr>
+            <w:r>
+              <w:rPr>
+                <w:b w:val="0"/>
+                <w:sz w:val="21"/>
+              </w:rPr>
+              <w:t>臺北市</w:t>
+            </w:r>
+          </w:p>
+        </w:tc>
+        <w:tc>
+          <w:tcPr>
+            <w:tcW w:type="dxa" w:w="1531"/>
+            <w:vAlign w:val="center"/>
+            <w:tcBorders>
+              <w:top w:val="single" w:sz="4" w:color="D9D9D9"/>
+              <w:left w:val="single" w:sz="4" w:color="D9D9D9"/>
+              <w:bottom w:val="single" w:sz="4" w:color="D9D9D9"/>
+              <w:right w:val="single" w:sz="4" w:color="D9D9D9"/>
+            </w:tcBorders>
+            <w:tcMar>
+              <w:top w:w="85" w:type="dxa"/>
+              <w:bottom w:w="85" w:type="dxa"/>
+              <w:left w:w="110" w:type="dxa"/>
+              <w:right w:w="110" w:type="dxa"/>
+            </w:tcMar>
+            <w:shd w:fill="FFFFFF"/>
+          </w:tcPr>
+          <w:p>
+            <w:pPr>
+              <w:spacing w:line="310" w:lineRule="exact" w:after="20"/>
+              <w:jc w:val="center"/>
+            </w:pPr>
+            <w:r>
+              <w:rPr>
+                <w:b w:val="0"/>
+                <w:sz w:val="21"/>
+              </w:rPr>
+              <w:t>20,023</w:t>
+            </w:r>
+          </w:p>
+        </w:tc>
+        <w:tc>
+          <w:tcPr>
+            <w:tcW w:type="dxa" w:w="1814"/>
+            <w:vAlign w:val="center"/>
+            <w:tcBorders>
+              <w:top w:val="single" w:sz="4" w:color="D9D9D9"/>
+              <w:left w:val="single" w:sz="4" w:color="D9D9D9"/>
+              <w:bottom w:val="single" w:sz="4" w:color="D9D9D9"/>
+              <w:right w:val="single" w:sz="4" w:color="D9D9D9"/>
+            </w:tcBorders>
+            <w:tcMar>
+              <w:top w:w="85" w:type="dxa"/>
+              <w:bottom w:w="85" w:type="dxa"/>
+              <w:left w:w="110" w:type="dxa"/>
+              <w:right w:w="110" w:type="dxa"/>
+            </w:tcMar>
+            <w:shd w:fill="FFFFFF"/>
+          </w:tcPr>
+          <w:p>
+            <w:pPr>
+              <w:spacing w:line="310" w:lineRule="exact" w:after="20"/>
+              <w:jc w:val="center"/>
+            </w:pPr>
+            <w:r>
+              <w:rPr>
+                <w:b w:val="0"/>
+                <w:sz w:val="21"/>
+              </w:rPr>
+              <w:t>3,869.66</w:t>
+            </w:r>
+          </w:p>
+        </w:tc>
+        <w:tc>
+          <w:tcPr>
+            <w:tcW w:type="dxa" w:w="1814"/>
+            <w:vAlign w:val="center"/>
+            <w:tcBorders>
+              <w:top w:val="single" w:sz="4" w:color="D9D9D9"/>
+              <w:left w:val="single" w:sz="4" w:color="D9D9D9"/>
+              <w:bottom w:val="single" w:sz="4" w:color="D9D9D9"/>
+              <w:right w:val="single" w:sz="4" w:color="D9D9D9"/>
+            </w:tcBorders>
+            <w:tcMar>
+              <w:top w:w="85" w:type="dxa"/>
+              <w:bottom w:w="85" w:type="dxa"/>
+              <w:left w:w="110" w:type="dxa"/>
+              <w:right w:w="110" w:type="dxa"/>
+            </w:tcMar>
+            <w:shd w:fill="FFFFFF"/>
+          </w:tcPr>
+          <w:p>
+            <w:pPr>
+              <w:spacing w:line="310" w:lineRule="exact" w:after="20"/>
+              <w:jc w:val="center"/>
+            </w:pPr>
+            <w:r>
+              <w:rPr>
+                <w:b w:val="0"/>
+                <w:sz w:val="21"/>
+              </w:rPr>
+              <w:t>2,945.00</w:t>
+            </w:r>
+          </w:p>
+        </w:tc>
+        <w:tc>
+          <w:tcPr>
+            <w:tcW w:type="dxa" w:w="3061"/>
+            <w:vAlign w:val="center"/>
+            <w:tcBorders>
+              <w:top w:val="single" w:sz="4" w:color="D9D9D9"/>
+              <w:left w:val="single" w:sz="4" w:color="D9D9D9"/>
+              <w:bottom w:val="single" w:sz="4" w:color="D9D9D9"/>
+              <w:right w:val="single" w:sz="4" w:color="D9D9D9"/>
+            </w:tcBorders>
+            <w:tcMar>
+              <w:top w:w="85" w:type="dxa"/>
+              <w:bottom w:w="85" w:type="dxa"/>
+              <w:left w:w="110" w:type="dxa"/>
+              <w:right w:w="110" w:type="dxa"/>
+            </w:tcMar>
+            <w:shd w:fill="FFFFFF"/>
+          </w:tcPr>
+          <w:p>
+            <w:pPr>
+              <w:spacing w:line="310" w:lineRule="exact" w:after="20"/>
+              <w:jc w:val="center"/>
+            </w:pPr>
+            <w:r>
+              <w:rPr>
+                <w:b w:val="0"/>
+                <w:sz w:val="21"/>
+              </w:rPr>
+              <w:t>2,020.00–4,518.00</w:t>
+            </w:r>
+          </w:p>
+        </w:tc>
+      </w:tr>
+    </w:tbl>
+    <w:p>
+      <w:pPr>
+        <w:spacing w:after="0"/>
+      </w:pPr>
+    </w:p>
+    <w:p>
+      <w:pPr>
+        <w:keepNext w:val="0"/>
+      </w:pPr>
+      <w:r>
+        <w:t>臺北市樣本的總價中位數為2,945萬元，明顯高於表內其他城市；各城市平均皆高於中位數，顯示少數高總價交易會拉高平均。總價同時受面積、房型、車位與年份影響，這不是城市單價排名或官方房價指數。</w:t>
+      </w:r>
+    </w:p>
+    <w:p>
+      <w:pPr>
+        <w:keepNext w:val="0"/>
+      </w:pPr>
+      <w:r>
+        <w:t>圖表按交易筆數選出七個城市；完整統計保留23個城市標籤類別，其中城市缺失5筆。桃園縣等歷史標籤保持原分類，未合併到桃園市；不同城市的日期組成也未重新配平。</w:t>
+      </w:r>
+    </w:p>
+    <w:p>
+      <w:r>
+        <w:br w:type="page"/>
+      </w:r>
+    </w:p>
+    <w:p>
+      <w:pPr>
+        <w:pStyle w:val="Heading1"/>
+      </w:pPr>
+      <w:r>
+        <w:t>6 文字與異常值的處理方式</w:t>
       </w:r>
     </w:p>
     <w:p>
@@ -971,7 +3346,7 @@
         <w:pStyle w:val="Heading1"/>
       </w:pPr>
       <w:r>
-        <w:t>4 特徵與資料隔離</w:t>
+        <w:t>7 特徵與資料隔離</w:t>
       </w:r>
     </w:p>
     <w:p>
@@ -1485,7 +3860,7 @@
         <w:pStyle w:val="Heading1"/>
       </w:pPr>
       <w:r>
-        <w:t>5 六個模型的估價方式</w:t>
+        <w:t>8 六個模型的估價方式</w:t>
       </w:r>
     </w:p>
     <w:p>
@@ -2277,7 +4652,7 @@
         <w:pStyle w:val="Heading1"/>
       </w:pPr>
       <w:r>
-        <w:t>6 參考單價與建案分組</w:t>
+        <w:t>9 參考單價與建案分組</w:t>
       </w:r>
     </w:p>
     <w:p>
@@ -2980,7 +5355,7 @@
         <w:pStyle w:val="Heading1"/>
       </w:pPr>
       <w:r>
-        <w:t>7 三路融合與成交參考修正</w:t>
+        <w:t>10 三路融合與成交參考修正</w:t>
       </w:r>
     </w:p>
     <w:p>
@@ -3360,7 +5735,7 @@
         <w:pStyle w:val="Heading1"/>
       </w:pPr>
       <w:r>
-        <w:t>8 訓練損失與固定設定</w:t>
+        <w:t>11 訓練損失與固定設定</w:t>
       </w:r>
     </w:p>
     <w:p>
@@ -3992,7 +6367,7 @@
         <w:pStyle w:val="Heading1"/>
       </w:pPr>
       <w:r>
-        <w:t>9 時間驗證與離線結果</w:t>
+        <w:t>12 時間驗證與離線結果</w:t>
       </w:r>
     </w:p>
     <w:p>
@@ -5251,7 +7626,7 @@
         <w:rPr>
           <w:b w:val="0"/>
         </w:rPr>
-        <w:t>各窗口已反覆參與方法研究，且部分時間重疊，不能視為四次獨立盲測。相同交易上的比較提高公平性，仍無法消除反覆選型對結果的影響。</w:t>
+        <w:t>各窗口已反覆參與方法比較，且部分時間重疊，不能視為四次獨立盲測。相同交易上的比較提高公平性，仍無法消除反覆選型對結果的影響。</w:t>
       </w:r>
     </w:p>
     <w:p>
@@ -5264,7 +7639,1315 @@
         <w:pStyle w:val="Heading1"/>
       </w:pPr>
       <w:r>
-        <w:t>10 實際訓練與驗證曲線</w:t>
+        <w:t>13 完整融合的驗證結果圖</w:t>
+      </w:r>
+    </w:p>
+    <w:p>
+      <w:pPr>
+        <w:keepNext w:val="0"/>
+      </w:pPr>
+      <w:r>
+        <w:t>本節分析2023-08-11至2024-08-10的133,697筆時間驗證交易。模型及所有狀態來自較早的321,550筆fit；使用保存的完整三路融合未取整總價，並非下節單一神經網路的逐輪預測。[8]</w:t>
+      </w:r>
+    </w:p>
+    <w:p>
+      <w:pPr>
+        <w:keepNext/>
+        <w:spacing w:line="240" w:lineRule="auto"/>
+        <w:jc w:val="center"/>
+      </w:pPr>
+      <w:r>
+        <w:drawing>
+          <wp:inline xmlns:a="http://schemas.openxmlformats.org/drawingml/2006/main" xmlns:pic="http://schemas.openxmlformats.org/drawingml/2006/picture">
+            <wp:extent cx="5256000" cy="3574175"/>
+            <wp:docPr id="4" name="Picture 4" descr="完整融合最近年度時間驗證的真價與預測密度圖；全133697筆按對數萬元座標彙整至64乘64格，橘線表示真價等於預測。"/>
+            <wp:cNvGraphicFramePr>
+              <a:graphicFrameLocks noChangeAspect="1"/>
+            </wp:cNvGraphicFramePr>
+            <a:graphic>
+              <a:graphicData uri="http://schemas.openxmlformats.org/drawingml/2006/picture">
+                <pic:pic>
+                  <pic:nvPicPr>
+                    <pic:cNvPr id="0" name="fusion_validation.png"/>
+                    <pic:cNvPicPr/>
+                  </pic:nvPicPr>
+                  <pic:blipFill>
+                    <a:blip r:embed="rId13"/>
+                    <a:stretch>
+                      <a:fillRect/>
+                    </a:stretch>
+                  </pic:blipFill>
+                  <pic:spPr>
+                    <a:xfrm>
+                      <a:off x="0" y="0"/>
+                      <a:ext cx="5256000" cy="3574175"/>
+                    </a:xfrm>
+                    <a:prstGeom prst="rect"/>
+                  </pic:spPr>
+                </pic:pic>
+              </a:graphicData>
+            </a:graphic>
+          </wp:inline>
+        </w:drawing>
+      </w:r>
+    </w:p>
+    <w:p>
+      <w:pPr>
+        <w:pStyle w:val="Caption"/>
+        <w:jc w:val="center"/>
+      </w:pPr>
+      <w:r>
+        <w:t>圖3 完整融合的真價與預測總價</w:t>
+      </w:r>
+    </w:p>
+    <w:tbl>
+      <w:tblPr>
+        <w:tblW w:type="auto" w:w="0"/>
+        <w:jc w:val="center"/>
+        <w:tblLayout w:type="fixed"/>
+        <w:tblLook w:firstColumn="1" w:firstRow="1" w:lastColumn="0" w:lastRow="0" w:noHBand="0" w:noVBand="1" w:val="04A0"/>
+      </w:tblPr>
+      <w:tblGrid>
+        <w:gridCol w:w="5783"/>
+        <w:gridCol w:w="3742"/>
+      </w:tblGrid>
+      <w:tr>
+        <w:trPr>
+          <w:cantSplit/>
+          <w:tblHeader/>
+        </w:trPr>
+        <w:tc>
+          <w:tcPr>
+            <w:tcW w:type="dxa" w:w="5783"/>
+            <w:vAlign w:val="center"/>
+            <w:tcBorders>
+              <w:top w:val="single" w:sz="4" w:color="D9D9D9"/>
+              <w:left w:val="single" w:sz="4" w:color="D9D9D9"/>
+              <w:bottom w:val="single" w:sz="4" w:color="D9D9D9"/>
+              <w:right w:val="single" w:sz="4" w:color="D9D9D9"/>
+            </w:tcBorders>
+            <w:tcMar>
+              <w:top w:w="85" w:type="dxa"/>
+              <w:bottom w:w="85" w:type="dxa"/>
+              <w:left w:w="110" w:type="dxa"/>
+              <w:right w:w="110" w:type="dxa"/>
+            </w:tcMar>
+            <w:shd w:fill="DCE6F1"/>
+          </w:tcPr>
+          <w:p>
+            <w:pPr>
+              <w:spacing w:line="310" w:lineRule="exact" w:after="20"/>
+              <w:jc w:val="center"/>
+            </w:pPr>
+            <w:r>
+              <w:rPr>
+                <w:b/>
+                <w:sz w:val="21"/>
+              </w:rPr>
+              <w:t>完整驗證指標</w:t>
+            </w:r>
+          </w:p>
+        </w:tc>
+        <w:tc>
+          <w:tcPr>
+            <w:tcW w:type="dxa" w:w="3742"/>
+            <w:vAlign w:val="center"/>
+            <w:tcBorders>
+              <w:top w:val="single" w:sz="4" w:color="D9D9D9"/>
+              <w:left w:val="single" w:sz="4" w:color="D9D9D9"/>
+              <w:bottom w:val="single" w:sz="4" w:color="D9D9D9"/>
+              <w:right w:val="single" w:sz="4" w:color="D9D9D9"/>
+            </w:tcBorders>
+            <w:tcMar>
+              <w:top w:w="85" w:type="dxa"/>
+              <w:bottom w:w="85" w:type="dxa"/>
+              <w:left w:w="110" w:type="dxa"/>
+              <w:right w:w="110" w:type="dxa"/>
+            </w:tcMar>
+            <w:shd w:fill="DCE6F1"/>
+          </w:tcPr>
+          <w:p>
+            <w:pPr>
+              <w:spacing w:line="310" w:lineRule="exact" w:after="20"/>
+              <w:jc w:val="center"/>
+            </w:pPr>
+            <w:r>
+              <w:rPr>
+                <w:b/>
+                <w:sz w:val="21"/>
+              </w:rPr>
+              <w:t>金額或比例</w:t>
+            </w:r>
+          </w:p>
+        </w:tc>
+      </w:tr>
+      <w:tr>
+        <w:trPr>
+          <w:cantSplit/>
+        </w:trPr>
+        <w:tc>
+          <w:tcPr>
+            <w:tcW w:type="dxa" w:w="5783"/>
+            <w:vAlign w:val="center"/>
+            <w:tcBorders>
+              <w:top w:val="single" w:sz="4" w:color="D9D9D9"/>
+              <w:left w:val="single" w:sz="4" w:color="D9D9D9"/>
+              <w:bottom w:val="single" w:sz="4" w:color="D9D9D9"/>
+              <w:right w:val="single" w:sz="4" w:color="D9D9D9"/>
+            </w:tcBorders>
+            <w:tcMar>
+              <w:top w:w="85" w:type="dxa"/>
+              <w:bottom w:w="85" w:type="dxa"/>
+              <w:left w:w="110" w:type="dxa"/>
+              <w:right w:w="110" w:type="dxa"/>
+            </w:tcMar>
+            <w:shd w:fill="FFFFFF"/>
+          </w:tcPr>
+          <w:p>
+            <w:pPr>
+              <w:spacing w:line="310" w:lineRule="exact" w:after="20"/>
+              <w:jc w:val="center"/>
+            </w:pPr>
+            <w:r>
+              <w:rPr>
+                <w:b w:val="0"/>
+                <w:sz w:val="21"/>
+              </w:rPr>
+              <w:t>總價MAE</w:t>
+            </w:r>
+          </w:p>
+        </w:tc>
+        <w:tc>
+          <w:tcPr>
+            <w:tcW w:type="dxa" w:w="3742"/>
+            <w:vAlign w:val="center"/>
+            <w:tcBorders>
+              <w:top w:val="single" w:sz="4" w:color="D9D9D9"/>
+              <w:left w:val="single" w:sz="4" w:color="D9D9D9"/>
+              <w:bottom w:val="single" w:sz="4" w:color="D9D9D9"/>
+              <w:right w:val="single" w:sz="4" w:color="D9D9D9"/>
+            </w:tcBorders>
+            <w:tcMar>
+              <w:top w:w="85" w:type="dxa"/>
+              <w:bottom w:w="85" w:type="dxa"/>
+              <w:left w:w="110" w:type="dxa"/>
+              <w:right w:w="110" w:type="dxa"/>
+            </w:tcMar>
+            <w:shd w:fill="FFFFFF"/>
+          </w:tcPr>
+          <w:p>
+            <w:pPr>
+              <w:spacing w:line="310" w:lineRule="exact" w:after="20"/>
+              <w:jc w:val="center"/>
+            </w:pPr>
+            <w:r>
+              <w:rPr>
+                <w:b w:val="0"/>
+                <w:sz w:val="21"/>
+              </w:rPr>
+              <w:t>1,381,702.87元</w:t>
+            </w:r>
+          </w:p>
+        </w:tc>
+      </w:tr>
+      <w:tr>
+        <w:trPr>
+          <w:cantSplit/>
+        </w:trPr>
+        <w:tc>
+          <w:tcPr>
+            <w:tcW w:type="dxa" w:w="5783"/>
+            <w:vAlign w:val="center"/>
+            <w:tcBorders>
+              <w:top w:val="single" w:sz="4" w:color="D9D9D9"/>
+              <w:left w:val="single" w:sz="4" w:color="D9D9D9"/>
+              <w:bottom w:val="single" w:sz="4" w:color="D9D9D9"/>
+              <w:right w:val="single" w:sz="4" w:color="D9D9D9"/>
+            </w:tcBorders>
+            <w:tcMar>
+              <w:top w:w="85" w:type="dxa"/>
+              <w:bottom w:w="85" w:type="dxa"/>
+              <w:left w:w="110" w:type="dxa"/>
+              <w:right w:w="110" w:type="dxa"/>
+            </w:tcMar>
+            <w:shd w:fill="F5F7FA"/>
+          </w:tcPr>
+          <w:p>
+            <w:pPr>
+              <w:spacing w:line="310" w:lineRule="exact" w:after="20"/>
+              <w:jc w:val="center"/>
+            </w:pPr>
+            <w:r>
+              <w:rPr>
+                <w:b w:val="0"/>
+                <w:sz w:val="21"/>
+              </w:rPr>
+              <w:t>絕對誤差中位數</w:t>
+            </w:r>
+          </w:p>
+        </w:tc>
+        <w:tc>
+          <w:tcPr>
+            <w:tcW w:type="dxa" w:w="3742"/>
+            <w:vAlign w:val="center"/>
+            <w:tcBorders>
+              <w:top w:val="single" w:sz="4" w:color="D9D9D9"/>
+              <w:left w:val="single" w:sz="4" w:color="D9D9D9"/>
+              <w:bottom w:val="single" w:sz="4" w:color="D9D9D9"/>
+              <w:right w:val="single" w:sz="4" w:color="D9D9D9"/>
+            </w:tcBorders>
+            <w:tcMar>
+              <w:top w:w="85" w:type="dxa"/>
+              <w:bottom w:w="85" w:type="dxa"/>
+              <w:left w:w="110" w:type="dxa"/>
+              <w:right w:w="110" w:type="dxa"/>
+            </w:tcMar>
+            <w:shd w:fill="F5F7FA"/>
+          </w:tcPr>
+          <w:p>
+            <w:pPr>
+              <w:spacing w:line="310" w:lineRule="exact" w:after="20"/>
+              <w:jc w:val="center"/>
+            </w:pPr>
+            <w:r>
+              <w:rPr>
+                <w:b w:val="0"/>
+                <w:sz w:val="21"/>
+              </w:rPr>
+              <w:t>769,778.47元</w:t>
+            </w:r>
+          </w:p>
+        </w:tc>
+      </w:tr>
+      <w:tr>
+        <w:trPr>
+          <w:cantSplit/>
+        </w:trPr>
+        <w:tc>
+          <w:tcPr>
+            <w:tcW w:type="dxa" w:w="5783"/>
+            <w:vAlign w:val="center"/>
+            <w:tcBorders>
+              <w:top w:val="single" w:sz="4" w:color="D9D9D9"/>
+              <w:left w:val="single" w:sz="4" w:color="D9D9D9"/>
+              <w:bottom w:val="single" w:sz="4" w:color="D9D9D9"/>
+              <w:right w:val="single" w:sz="4" w:color="D9D9D9"/>
+            </w:tcBorders>
+            <w:tcMar>
+              <w:top w:w="85" w:type="dxa"/>
+              <w:bottom w:w="85" w:type="dxa"/>
+              <w:left w:w="110" w:type="dxa"/>
+              <w:right w:w="110" w:type="dxa"/>
+            </w:tcMar>
+            <w:shd w:fill="FFFFFF"/>
+          </w:tcPr>
+          <w:p>
+            <w:pPr>
+              <w:spacing w:line="310" w:lineRule="exact" w:after="20"/>
+              <w:jc w:val="center"/>
+            </w:pPr>
+            <w:r>
+              <w:rPr>
+                <w:b w:val="0"/>
+                <w:sz w:val="21"/>
+              </w:rPr>
+              <w:t>第90百分位絕對誤差</w:t>
+            </w:r>
+          </w:p>
+        </w:tc>
+        <w:tc>
+          <w:tcPr>
+            <w:tcW w:type="dxa" w:w="3742"/>
+            <w:vAlign w:val="center"/>
+            <w:tcBorders>
+              <w:top w:val="single" w:sz="4" w:color="D9D9D9"/>
+              <w:left w:val="single" w:sz="4" w:color="D9D9D9"/>
+              <w:bottom w:val="single" w:sz="4" w:color="D9D9D9"/>
+              <w:right w:val="single" w:sz="4" w:color="D9D9D9"/>
+            </w:tcBorders>
+            <w:tcMar>
+              <w:top w:w="85" w:type="dxa"/>
+              <w:bottom w:w="85" w:type="dxa"/>
+              <w:left w:w="110" w:type="dxa"/>
+              <w:right w:w="110" w:type="dxa"/>
+            </w:tcMar>
+            <w:shd w:fill="FFFFFF"/>
+          </w:tcPr>
+          <w:p>
+            <w:pPr>
+              <w:spacing w:line="310" w:lineRule="exact" w:after="20"/>
+              <w:jc w:val="center"/>
+            </w:pPr>
+            <w:r>
+              <w:rPr>
+                <w:b w:val="0"/>
+                <w:sz w:val="21"/>
+              </w:rPr>
+              <w:t>3,172,581.28元</w:t>
+            </w:r>
+          </w:p>
+        </w:tc>
+      </w:tr>
+      <w:tr>
+        <w:trPr>
+          <w:cantSplit/>
+        </w:trPr>
+        <w:tc>
+          <w:tcPr>
+            <w:tcW w:type="dxa" w:w="5783"/>
+            <w:vAlign w:val="center"/>
+            <w:tcBorders>
+              <w:top w:val="single" w:sz="4" w:color="D9D9D9"/>
+              <w:left w:val="single" w:sz="4" w:color="D9D9D9"/>
+              <w:bottom w:val="single" w:sz="4" w:color="D9D9D9"/>
+              <w:right w:val="single" w:sz="4" w:color="D9D9D9"/>
+            </w:tcBorders>
+            <w:tcMar>
+              <w:top w:w="85" w:type="dxa"/>
+              <w:bottom w:w="85" w:type="dxa"/>
+              <w:left w:w="110" w:type="dxa"/>
+              <w:right w:w="110" w:type="dxa"/>
+            </w:tcMar>
+            <w:shd w:fill="F5F7FA"/>
+          </w:tcPr>
+          <w:p>
+            <w:pPr>
+              <w:spacing w:line="310" w:lineRule="exact" w:after="20"/>
+              <w:jc w:val="center"/>
+            </w:pPr>
+            <w:r>
+              <w:rPr>
+                <w:b w:val="0"/>
+                <w:sz w:val="21"/>
+              </w:rPr>
+              <w:t>第99百分位絕對誤差</w:t>
+            </w:r>
+          </w:p>
+        </w:tc>
+        <w:tc>
+          <w:tcPr>
+            <w:tcW w:type="dxa" w:w="3742"/>
+            <w:vAlign w:val="center"/>
+            <w:tcBorders>
+              <w:top w:val="single" w:sz="4" w:color="D9D9D9"/>
+              <w:left w:val="single" w:sz="4" w:color="D9D9D9"/>
+              <w:bottom w:val="single" w:sz="4" w:color="D9D9D9"/>
+              <w:right w:val="single" w:sz="4" w:color="D9D9D9"/>
+            </w:tcBorders>
+            <w:tcMar>
+              <w:top w:w="85" w:type="dxa"/>
+              <w:bottom w:w="85" w:type="dxa"/>
+              <w:left w:w="110" w:type="dxa"/>
+              <w:right w:w="110" w:type="dxa"/>
+            </w:tcMar>
+            <w:shd w:fill="F5F7FA"/>
+          </w:tcPr>
+          <w:p>
+            <w:pPr>
+              <w:spacing w:line="310" w:lineRule="exact" w:after="20"/>
+              <w:jc w:val="center"/>
+            </w:pPr>
+            <w:r>
+              <w:rPr>
+                <w:b w:val="0"/>
+                <w:sz w:val="21"/>
+              </w:rPr>
+              <w:t>8,929,452.75元</w:t>
+            </w:r>
+          </w:p>
+        </w:tc>
+      </w:tr>
+      <w:tr>
+        <w:trPr>
+          <w:cantSplit/>
+        </w:trPr>
+        <w:tc>
+          <w:tcPr>
+            <w:tcW w:type="dxa" w:w="5783"/>
+            <w:vAlign w:val="center"/>
+            <w:tcBorders>
+              <w:top w:val="single" w:sz="4" w:color="D9D9D9"/>
+              <w:left w:val="single" w:sz="4" w:color="D9D9D9"/>
+              <w:bottom w:val="single" w:sz="4" w:color="D9D9D9"/>
+              <w:right w:val="single" w:sz="4" w:color="D9D9D9"/>
+            </w:tcBorders>
+            <w:tcMar>
+              <w:top w:w="85" w:type="dxa"/>
+              <w:bottom w:w="85" w:type="dxa"/>
+              <w:left w:w="110" w:type="dxa"/>
+              <w:right w:w="110" w:type="dxa"/>
+            </w:tcMar>
+            <w:shd w:fill="FFFFFF"/>
+          </w:tcPr>
+          <w:p>
+            <w:pPr>
+              <w:spacing w:line="310" w:lineRule="exact" w:after="20"/>
+              <w:jc w:val="center"/>
+            </w:pPr>
+            <w:r>
+              <w:rPr>
+                <w:b w:val="0"/>
+                <w:sz w:val="21"/>
+              </w:rPr>
+              <w:t>平均有號誤差（預測減真價）</w:t>
+            </w:r>
+          </w:p>
+        </w:tc>
+        <w:tc>
+          <w:tcPr>
+            <w:tcW w:type="dxa" w:w="3742"/>
+            <w:vAlign w:val="center"/>
+            <w:tcBorders>
+              <w:top w:val="single" w:sz="4" w:color="D9D9D9"/>
+              <w:left w:val="single" w:sz="4" w:color="D9D9D9"/>
+              <w:bottom w:val="single" w:sz="4" w:color="D9D9D9"/>
+              <w:right w:val="single" w:sz="4" w:color="D9D9D9"/>
+            </w:tcBorders>
+            <w:tcMar>
+              <w:top w:w="85" w:type="dxa"/>
+              <w:bottom w:w="85" w:type="dxa"/>
+              <w:left w:w="110" w:type="dxa"/>
+              <w:right w:w="110" w:type="dxa"/>
+            </w:tcMar>
+            <w:shd w:fill="FFFFFF"/>
+          </w:tcPr>
+          <w:p>
+            <w:pPr>
+              <w:spacing w:line="310" w:lineRule="exact" w:after="20"/>
+              <w:jc w:val="center"/>
+            </w:pPr>
+            <w:r>
+              <w:rPr>
+                <w:b w:val="0"/>
+                <w:sz w:val="21"/>
+              </w:rPr>
+              <w:t>-354,468.49元</w:t>
+            </w:r>
+          </w:p>
+        </w:tc>
+      </w:tr>
+      <w:tr>
+        <w:trPr>
+          <w:cantSplit/>
+        </w:trPr>
+        <w:tc>
+          <w:tcPr>
+            <w:tcW w:type="dxa" w:w="5783"/>
+            <w:vAlign w:val="center"/>
+            <w:tcBorders>
+              <w:top w:val="single" w:sz="4" w:color="D9D9D9"/>
+              <w:left w:val="single" w:sz="4" w:color="D9D9D9"/>
+              <w:bottom w:val="single" w:sz="4" w:color="D9D9D9"/>
+              <w:right w:val="single" w:sz="4" w:color="D9D9D9"/>
+            </w:tcBorders>
+            <w:tcMar>
+              <w:top w:w="85" w:type="dxa"/>
+              <w:bottom w:w="85" w:type="dxa"/>
+              <w:left w:w="110" w:type="dxa"/>
+              <w:right w:w="110" w:type="dxa"/>
+            </w:tcMar>
+            <w:shd w:fill="F5F7FA"/>
+          </w:tcPr>
+          <w:p>
+            <w:pPr>
+              <w:spacing w:line="310" w:lineRule="exact" w:after="20"/>
+              <w:jc w:val="center"/>
+            </w:pPr>
+            <w:r>
+              <w:rPr>
+                <w:b w:val="0"/>
+                <w:sz w:val="21"/>
+              </w:rPr>
+              <w:t>低估交易比例</w:t>
+            </w:r>
+          </w:p>
+        </w:tc>
+        <w:tc>
+          <w:tcPr>
+            <w:tcW w:type="dxa" w:w="3742"/>
+            <w:vAlign w:val="center"/>
+            <w:tcBorders>
+              <w:top w:val="single" w:sz="4" w:color="D9D9D9"/>
+              <w:left w:val="single" w:sz="4" w:color="D9D9D9"/>
+              <w:bottom w:val="single" w:sz="4" w:color="D9D9D9"/>
+              <w:right w:val="single" w:sz="4" w:color="D9D9D9"/>
+            </w:tcBorders>
+            <w:tcMar>
+              <w:top w:w="85" w:type="dxa"/>
+              <w:bottom w:w="85" w:type="dxa"/>
+              <w:left w:w="110" w:type="dxa"/>
+              <w:right w:w="110" w:type="dxa"/>
+            </w:tcMar>
+            <w:shd w:fill="F5F7FA"/>
+          </w:tcPr>
+          <w:p>
+            <w:pPr>
+              <w:spacing w:line="310" w:lineRule="exact" w:after="20"/>
+              <w:jc w:val="center"/>
+            </w:pPr>
+            <w:r>
+              <w:rPr>
+                <w:b w:val="0"/>
+                <w:sz w:val="21"/>
+              </w:rPr>
+              <w:t>52.20%</w:t>
+            </w:r>
+          </w:p>
+        </w:tc>
+      </w:tr>
+    </w:tbl>
+    <w:p>
+      <w:pPr>
+        <w:spacing w:after="0"/>
+      </w:pPr>
+    </w:p>
+    <w:p>
+      <w:pPr>
+        <w:keepNext w:val="0"/>
+      </w:pPr>
+      <w:r>
+        <w:t>橘色對角線表示預測等於真價，圖點越接近此線，價格越接近。全133,697筆交易依真價與預測的對數萬元座標，彙整到64×64格，色彩深淺表示密度，並未抽取少量交易。每相同刻度的金額倍數相同；極端交易仍需搭配金額誤差及案例解讀。</w:t>
+      </w:r>
+    </w:p>
+    <w:p>
+      <w:pPr>
+        <w:keepNext w:val="0"/>
+      </w:pPr>
+      <w:r>
+        <w:t>MAE約138.17萬元，大於絕對誤差中位數約76.98萬元，說明較大的誤差拉高平均；平均有號誤差為負，表示全體淨低估約35.45萬元。低估比例約52.20%，不能把淨低估解讀為每筆都低估。</w:t>
+      </w:r>
+    </w:p>
+    <w:p>
+      <w:r>
+        <w:br w:type="page"/>
+      </w:r>
+    </w:p>
+    <w:p>
+      <w:pPr>
+        <w:pStyle w:val="Heading1"/>
+      </w:pPr>
+      <w:r>
+        <w:t>14 價格帶與尾端誤差</w:t>
+      </w:r>
+    </w:p>
+    <w:p>
+      <w:pPr>
+        <w:keepNext w:val="0"/>
+      </w:pPr>
+      <w:r>
+        <w:t>為定位整體平均遮住的問題，再依驗證真價分組檢查。價格帶只用於預測完成後的分析，不能用未知test真價決定模型分支或人工調價。[8]</w:t>
+      </w:r>
+    </w:p>
+    <w:p>
+      <w:pPr>
+        <w:keepNext/>
+        <w:spacing w:line="240" w:lineRule="auto"/>
+        <w:jc w:val="center"/>
+      </w:pPr>
+      <w:r>
+        <w:drawing>
+          <wp:inline xmlns:a="http://schemas.openxmlformats.org/drawingml/2006/main" xmlns:pic="http://schemas.openxmlformats.org/drawingml/2006/picture">
+            <wp:extent cx="6048000" cy="3079440"/>
+            <wp:docPr id="5" name="Picture 5" descr="最近年度完整融合，依驗證真價價格帶比較總價MAE，單位萬元；樣本量及資料範圍見正文與來源。"/>
+            <wp:cNvGraphicFramePr>
+              <a:graphicFrameLocks noChangeAspect="1"/>
+            </wp:cNvGraphicFramePr>
+            <a:graphic>
+              <a:graphicData uri="http://schemas.openxmlformats.org/drawingml/2006/picture">
+                <pic:pic>
+                  <pic:nvPicPr>
+                    <pic:cNvPr id="0" name="error_by_price_band.png"/>
+                    <pic:cNvPicPr/>
+                  </pic:nvPicPr>
+                  <pic:blipFill>
+                    <a:blip r:embed="rId14"/>
+                    <a:stretch>
+                      <a:fillRect/>
+                    </a:stretch>
+                  </pic:blipFill>
+                  <pic:spPr>
+                    <a:xfrm>
+                      <a:off x="0" y="0"/>
+                      <a:ext cx="6048000" cy="3079440"/>
+                    </a:xfrm>
+                    <a:prstGeom prst="rect"/>
+                  </pic:spPr>
+                </pic:pic>
+              </a:graphicData>
+            </a:graphic>
+          </wp:inline>
+        </w:drawing>
+      </w:r>
+    </w:p>
+    <w:p>
+      <w:pPr>
+        <w:pStyle w:val="Caption"/>
+        <w:jc w:val="center"/>
+      </w:pPr>
+      <w:r>
+        <w:t>圖4 完整融合在各真價價格帶的誤差</w:t>
+      </w:r>
+    </w:p>
+    <w:tbl>
+      <w:tblPr>
+        <w:tblW w:type="auto" w:w="0"/>
+        <w:jc w:val="center"/>
+        <w:tblLayout w:type="fixed"/>
+        <w:tblLook w:firstColumn="1" w:firstRow="1" w:lastColumn="0" w:lastRow="0" w:noHBand="0" w:noVBand="1" w:val="04A0"/>
+      </w:tblPr>
+      <w:tblGrid>
+        <w:gridCol w:w="3685"/>
+        <w:gridCol w:w="1757"/>
+        <w:gridCol w:w="4082"/>
+      </w:tblGrid>
+      <w:tr>
+        <w:trPr>
+          <w:cantSplit/>
+          <w:tblHeader/>
+        </w:trPr>
+        <w:tc>
+          <w:tcPr>
+            <w:tcW w:type="dxa" w:w="3685"/>
+            <w:vAlign w:val="center"/>
+            <w:tcBorders>
+              <w:top w:val="single" w:sz="4" w:color="D9D9D9"/>
+              <w:left w:val="single" w:sz="4" w:color="D9D9D9"/>
+              <w:bottom w:val="single" w:sz="4" w:color="D9D9D9"/>
+              <w:right w:val="single" w:sz="4" w:color="D9D9D9"/>
+            </w:tcBorders>
+            <w:tcMar>
+              <w:top w:w="85" w:type="dxa"/>
+              <w:bottom w:w="85" w:type="dxa"/>
+              <w:left w:w="110" w:type="dxa"/>
+              <w:right w:w="110" w:type="dxa"/>
+            </w:tcMar>
+            <w:shd w:fill="DCE6F1"/>
+          </w:tcPr>
+          <w:p>
+            <w:pPr>
+              <w:spacing w:line="310" w:lineRule="exact" w:after="20"/>
+              <w:jc w:val="center"/>
+            </w:pPr>
+            <w:r>
+              <w:rPr>
+                <w:b/>
+                <w:sz w:val="21"/>
+              </w:rPr>
+              <w:t>分析項目</w:t>
+            </w:r>
+          </w:p>
+        </w:tc>
+        <w:tc>
+          <w:tcPr>
+            <w:tcW w:type="dxa" w:w="1757"/>
+            <w:vAlign w:val="center"/>
+            <w:tcBorders>
+              <w:top w:val="single" w:sz="4" w:color="D9D9D9"/>
+              <w:left w:val="single" w:sz="4" w:color="D9D9D9"/>
+              <w:bottom w:val="single" w:sz="4" w:color="D9D9D9"/>
+              <w:right w:val="single" w:sz="4" w:color="D9D9D9"/>
+            </w:tcBorders>
+            <w:tcMar>
+              <w:top w:w="85" w:type="dxa"/>
+              <w:bottom w:w="85" w:type="dxa"/>
+              <w:left w:w="110" w:type="dxa"/>
+              <w:right w:w="110" w:type="dxa"/>
+            </w:tcMar>
+            <w:shd w:fill="DCE6F1"/>
+          </w:tcPr>
+          <w:p>
+            <w:pPr>
+              <w:spacing w:line="310" w:lineRule="exact" w:after="20"/>
+              <w:jc w:val="center"/>
+            </w:pPr>
+            <w:r>
+              <w:rPr>
+                <w:b/>
+                <w:sz w:val="21"/>
+              </w:rPr>
+              <w:t>筆數</w:t>
+            </w:r>
+          </w:p>
+        </w:tc>
+        <w:tc>
+          <w:tcPr>
+            <w:tcW w:type="dxa" w:w="4082"/>
+            <w:vAlign w:val="center"/>
+            <w:tcBorders>
+              <w:top w:val="single" w:sz="4" w:color="D9D9D9"/>
+              <w:left w:val="single" w:sz="4" w:color="D9D9D9"/>
+              <w:bottom w:val="single" w:sz="4" w:color="D9D9D9"/>
+              <w:right w:val="single" w:sz="4" w:color="D9D9D9"/>
+            </w:tcBorders>
+            <w:tcMar>
+              <w:top w:w="85" w:type="dxa"/>
+              <w:bottom w:w="85" w:type="dxa"/>
+              <w:left w:w="110" w:type="dxa"/>
+              <w:right w:w="110" w:type="dxa"/>
+            </w:tcMar>
+            <w:shd w:fill="DCE6F1"/>
+          </w:tcPr>
+          <w:p>
+            <w:pPr>
+              <w:spacing w:line="310" w:lineRule="exact" w:after="20"/>
+              <w:jc w:val="center"/>
+            </w:pPr>
+            <w:r>
+              <w:rPr>
+                <w:b/>
+                <w:sz w:val="21"/>
+              </w:rPr>
+              <w:t>MAE或絕對誤差占比</w:t>
+            </w:r>
+          </w:p>
+        </w:tc>
+      </w:tr>
+      <w:tr>
+        <w:trPr>
+          <w:cantSplit/>
+        </w:trPr>
+        <w:tc>
+          <w:tcPr>
+            <w:tcW w:type="dxa" w:w="3685"/>
+            <w:vAlign w:val="center"/>
+            <w:tcBorders>
+              <w:top w:val="single" w:sz="4" w:color="D9D9D9"/>
+              <w:left w:val="single" w:sz="4" w:color="D9D9D9"/>
+              <w:bottom w:val="single" w:sz="4" w:color="D9D9D9"/>
+              <w:right w:val="single" w:sz="4" w:color="D9D9D9"/>
+            </w:tcBorders>
+            <w:tcMar>
+              <w:top w:w="85" w:type="dxa"/>
+              <w:bottom w:w="85" w:type="dxa"/>
+              <w:left w:w="110" w:type="dxa"/>
+              <w:right w:w="110" w:type="dxa"/>
+            </w:tcMar>
+            <w:shd w:fill="FFFFFF"/>
+          </w:tcPr>
+          <w:p>
+            <w:pPr>
+              <w:spacing w:line="310" w:lineRule="exact" w:after="20"/>
+              <w:jc w:val="center"/>
+            </w:pPr>
+            <w:r>
+              <w:rPr>
+                <w:b w:val="0"/>
+                <w:sz w:val="21"/>
+              </w:rPr>
+              <w:t>既有建案</w:t>
+            </w:r>
+          </w:p>
+        </w:tc>
+        <w:tc>
+          <w:tcPr>
+            <w:tcW w:type="dxa" w:w="1757"/>
+            <w:vAlign w:val="center"/>
+            <w:tcBorders>
+              <w:top w:val="single" w:sz="4" w:color="D9D9D9"/>
+              <w:left w:val="single" w:sz="4" w:color="D9D9D9"/>
+              <w:bottom w:val="single" w:sz="4" w:color="D9D9D9"/>
+              <w:right w:val="single" w:sz="4" w:color="D9D9D9"/>
+            </w:tcBorders>
+            <w:tcMar>
+              <w:top w:w="85" w:type="dxa"/>
+              <w:bottom w:w="85" w:type="dxa"/>
+              <w:left w:w="110" w:type="dxa"/>
+              <w:right w:w="110" w:type="dxa"/>
+            </w:tcMar>
+            <w:shd w:fill="FFFFFF"/>
+          </w:tcPr>
+          <w:p>
+            <w:pPr>
+              <w:spacing w:line="310" w:lineRule="exact" w:after="20"/>
+              <w:jc w:val="center"/>
+            </w:pPr>
+            <w:r>
+              <w:rPr>
+                <w:b w:val="0"/>
+                <w:sz w:val="21"/>
+              </w:rPr>
+              <w:t>57,601</w:t>
+            </w:r>
+          </w:p>
+        </w:tc>
+        <w:tc>
+          <w:tcPr>
+            <w:tcW w:type="dxa" w:w="4082"/>
+            <w:vAlign w:val="center"/>
+            <w:tcBorders>
+              <w:top w:val="single" w:sz="4" w:color="D9D9D9"/>
+              <w:left w:val="single" w:sz="4" w:color="D9D9D9"/>
+              <w:bottom w:val="single" w:sz="4" w:color="D9D9D9"/>
+              <w:right w:val="single" w:sz="4" w:color="D9D9D9"/>
+            </w:tcBorders>
+            <w:tcMar>
+              <w:top w:w="85" w:type="dxa"/>
+              <w:bottom w:w="85" w:type="dxa"/>
+              <w:left w:w="110" w:type="dxa"/>
+              <w:right w:w="110" w:type="dxa"/>
+            </w:tcMar>
+            <w:shd w:fill="FFFFFF"/>
+          </w:tcPr>
+          <w:p>
+            <w:pPr>
+              <w:spacing w:line="310" w:lineRule="exact" w:after="20"/>
+              <w:jc w:val="center"/>
+            </w:pPr>
+            <w:r>
+              <w:rPr>
+                <w:b w:val="0"/>
+                <w:sz w:val="21"/>
+              </w:rPr>
+              <w:t>MAE 82.07萬元</w:t>
+            </w:r>
+          </w:p>
+        </w:tc>
+      </w:tr>
+      <w:tr>
+        <w:trPr>
+          <w:cantSplit/>
+        </w:trPr>
+        <w:tc>
+          <w:tcPr>
+            <w:tcW w:type="dxa" w:w="3685"/>
+            <w:vAlign w:val="center"/>
+            <w:tcBorders>
+              <w:top w:val="single" w:sz="4" w:color="D9D9D9"/>
+              <w:left w:val="single" w:sz="4" w:color="D9D9D9"/>
+              <w:bottom w:val="single" w:sz="4" w:color="D9D9D9"/>
+              <w:right w:val="single" w:sz="4" w:color="D9D9D9"/>
+            </w:tcBorders>
+            <w:tcMar>
+              <w:top w:w="85" w:type="dxa"/>
+              <w:bottom w:w="85" w:type="dxa"/>
+              <w:left w:w="110" w:type="dxa"/>
+              <w:right w:w="110" w:type="dxa"/>
+            </w:tcMar>
+            <w:shd w:fill="F5F7FA"/>
+          </w:tcPr>
+          <w:p>
+            <w:pPr>
+              <w:spacing w:line="310" w:lineRule="exact" w:after="20"/>
+              <w:jc w:val="center"/>
+            </w:pPr>
+            <w:r>
+              <w:rPr>
+                <w:b w:val="0"/>
+                <w:sz w:val="21"/>
+              </w:rPr>
+              <w:t>新建案</w:t>
+            </w:r>
+          </w:p>
+        </w:tc>
+        <w:tc>
+          <w:tcPr>
+            <w:tcW w:type="dxa" w:w="1757"/>
+            <w:vAlign w:val="center"/>
+            <w:tcBorders>
+              <w:top w:val="single" w:sz="4" w:color="D9D9D9"/>
+              <w:left w:val="single" w:sz="4" w:color="D9D9D9"/>
+              <w:bottom w:val="single" w:sz="4" w:color="D9D9D9"/>
+              <w:right w:val="single" w:sz="4" w:color="D9D9D9"/>
+            </w:tcBorders>
+            <w:tcMar>
+              <w:top w:w="85" w:type="dxa"/>
+              <w:bottom w:w="85" w:type="dxa"/>
+              <w:left w:w="110" w:type="dxa"/>
+              <w:right w:w="110" w:type="dxa"/>
+            </w:tcMar>
+            <w:shd w:fill="F5F7FA"/>
+          </w:tcPr>
+          <w:p>
+            <w:pPr>
+              <w:spacing w:line="310" w:lineRule="exact" w:after="20"/>
+              <w:jc w:val="center"/>
+            </w:pPr>
+            <w:r>
+              <w:rPr>
+                <w:b w:val="0"/>
+                <w:sz w:val="21"/>
+              </w:rPr>
+              <w:t>76,096</w:t>
+            </w:r>
+          </w:p>
+        </w:tc>
+        <w:tc>
+          <w:tcPr>
+            <w:tcW w:type="dxa" w:w="4082"/>
+            <w:vAlign w:val="center"/>
+            <w:tcBorders>
+              <w:top w:val="single" w:sz="4" w:color="D9D9D9"/>
+              <w:left w:val="single" w:sz="4" w:color="D9D9D9"/>
+              <w:bottom w:val="single" w:sz="4" w:color="D9D9D9"/>
+              <w:right w:val="single" w:sz="4" w:color="D9D9D9"/>
+            </w:tcBorders>
+            <w:tcMar>
+              <w:top w:w="85" w:type="dxa"/>
+              <w:bottom w:w="85" w:type="dxa"/>
+              <w:left w:w="110" w:type="dxa"/>
+              <w:right w:w="110" w:type="dxa"/>
+            </w:tcMar>
+            <w:shd w:fill="F5F7FA"/>
+          </w:tcPr>
+          <w:p>
+            <w:pPr>
+              <w:spacing w:line="310" w:lineRule="exact" w:after="20"/>
+              <w:jc w:val="center"/>
+            </w:pPr>
+            <w:r>
+              <w:rPr>
+                <w:b w:val="0"/>
+                <w:sz w:val="21"/>
+              </w:rPr>
+              <w:t>MAE 180.63萬元</w:t>
+            </w:r>
+          </w:p>
+        </w:tc>
+      </w:tr>
+      <w:tr>
+        <w:trPr>
+          <w:cantSplit/>
+        </w:trPr>
+        <w:tc>
+          <w:tcPr>
+            <w:tcW w:type="dxa" w:w="3685"/>
+            <w:vAlign w:val="center"/>
+            <w:tcBorders>
+              <w:top w:val="single" w:sz="4" w:color="D9D9D9"/>
+              <w:left w:val="single" w:sz="4" w:color="D9D9D9"/>
+              <w:bottom w:val="single" w:sz="4" w:color="D9D9D9"/>
+              <w:right w:val="single" w:sz="4" w:color="D9D9D9"/>
+            </w:tcBorders>
+            <w:tcMar>
+              <w:top w:w="85" w:type="dxa"/>
+              <w:bottom w:w="85" w:type="dxa"/>
+              <w:left w:w="110" w:type="dxa"/>
+              <w:right w:w="110" w:type="dxa"/>
+            </w:tcMar>
+            <w:shd w:fill="FFFFFF"/>
+          </w:tcPr>
+          <w:p>
+            <w:pPr>
+              <w:spacing w:line="310" w:lineRule="exact" w:after="20"/>
+              <w:jc w:val="center"/>
+            </w:pPr>
+            <w:r>
+              <w:rPr>
+                <w:b w:val="0"/>
+                <w:sz w:val="21"/>
+              </w:rPr>
+              <w:t>誤差最大的1%</w:t>
+            </w:r>
+          </w:p>
+        </w:tc>
+        <w:tc>
+          <w:tcPr>
+            <w:tcW w:type="dxa" w:w="1757"/>
+            <w:vAlign w:val="center"/>
+            <w:tcBorders>
+              <w:top w:val="single" w:sz="4" w:color="D9D9D9"/>
+              <w:left w:val="single" w:sz="4" w:color="D9D9D9"/>
+              <w:bottom w:val="single" w:sz="4" w:color="D9D9D9"/>
+              <w:right w:val="single" w:sz="4" w:color="D9D9D9"/>
+            </w:tcBorders>
+            <w:tcMar>
+              <w:top w:w="85" w:type="dxa"/>
+              <w:bottom w:w="85" w:type="dxa"/>
+              <w:left w:w="110" w:type="dxa"/>
+              <w:right w:w="110" w:type="dxa"/>
+            </w:tcMar>
+            <w:shd w:fill="FFFFFF"/>
+          </w:tcPr>
+          <w:p>
+            <w:pPr>
+              <w:spacing w:line="310" w:lineRule="exact" w:after="20"/>
+              <w:jc w:val="center"/>
+            </w:pPr>
+            <w:r>
+              <w:rPr>
+                <w:b w:val="0"/>
+                <w:sz w:val="21"/>
+              </w:rPr>
+              <w:t>1,337</w:t>
+            </w:r>
+          </w:p>
+        </w:tc>
+        <w:tc>
+          <w:tcPr>
+            <w:tcW w:type="dxa" w:w="4082"/>
+            <w:vAlign w:val="center"/>
+            <w:tcBorders>
+              <w:top w:val="single" w:sz="4" w:color="D9D9D9"/>
+              <w:left w:val="single" w:sz="4" w:color="D9D9D9"/>
+              <w:bottom w:val="single" w:sz="4" w:color="D9D9D9"/>
+              <w:right w:val="single" w:sz="4" w:color="D9D9D9"/>
+            </w:tcBorders>
+            <w:tcMar>
+              <w:top w:w="85" w:type="dxa"/>
+              <w:bottom w:w="85" w:type="dxa"/>
+              <w:left w:w="110" w:type="dxa"/>
+              <w:right w:w="110" w:type="dxa"/>
+            </w:tcMar>
+            <w:shd w:fill="FFFFFF"/>
+          </w:tcPr>
+          <w:p>
+            <w:pPr>
+              <w:spacing w:line="310" w:lineRule="exact" w:after="20"/>
+              <w:jc w:val="center"/>
+            </w:pPr>
+            <w:r>
+              <w:rPr>
+                <w:b w:val="0"/>
+                <w:sz w:val="21"/>
+              </w:rPr>
+              <w:t>占絕對誤差總額10.65%</w:t>
+            </w:r>
+          </w:p>
+        </w:tc>
+      </w:tr>
+      <w:tr>
+        <w:trPr>
+          <w:cantSplit/>
+        </w:trPr>
+        <w:tc>
+          <w:tcPr>
+            <w:tcW w:type="dxa" w:w="3685"/>
+            <w:vAlign w:val="center"/>
+            <w:tcBorders>
+              <w:top w:val="single" w:sz="4" w:color="D9D9D9"/>
+              <w:left w:val="single" w:sz="4" w:color="D9D9D9"/>
+              <w:bottom w:val="single" w:sz="4" w:color="D9D9D9"/>
+              <w:right w:val="single" w:sz="4" w:color="D9D9D9"/>
+            </w:tcBorders>
+            <w:tcMar>
+              <w:top w:w="85" w:type="dxa"/>
+              <w:bottom w:w="85" w:type="dxa"/>
+              <w:left w:w="110" w:type="dxa"/>
+              <w:right w:w="110" w:type="dxa"/>
+            </w:tcMar>
+            <w:shd w:fill="F5F7FA"/>
+          </w:tcPr>
+          <w:p>
+            <w:pPr>
+              <w:spacing w:line="310" w:lineRule="exact" w:after="20"/>
+              <w:jc w:val="center"/>
+            </w:pPr>
+            <w:r>
+              <w:rPr>
+                <w:b w:val="0"/>
+                <w:sz w:val="21"/>
+              </w:rPr>
+              <w:t>誤差最大的5%</w:t>
+            </w:r>
+          </w:p>
+        </w:tc>
+        <w:tc>
+          <w:tcPr>
+            <w:tcW w:type="dxa" w:w="1757"/>
+            <w:vAlign w:val="center"/>
+            <w:tcBorders>
+              <w:top w:val="single" w:sz="4" w:color="D9D9D9"/>
+              <w:left w:val="single" w:sz="4" w:color="D9D9D9"/>
+              <w:bottom w:val="single" w:sz="4" w:color="D9D9D9"/>
+              <w:right w:val="single" w:sz="4" w:color="D9D9D9"/>
+            </w:tcBorders>
+            <w:tcMar>
+              <w:top w:w="85" w:type="dxa"/>
+              <w:bottom w:w="85" w:type="dxa"/>
+              <w:left w:w="110" w:type="dxa"/>
+              <w:right w:w="110" w:type="dxa"/>
+            </w:tcMar>
+            <w:shd w:fill="F5F7FA"/>
+          </w:tcPr>
+          <w:p>
+            <w:pPr>
+              <w:spacing w:line="310" w:lineRule="exact" w:after="20"/>
+              <w:jc w:val="center"/>
+            </w:pPr>
+            <w:r>
+              <w:rPr>
+                <w:b w:val="0"/>
+                <w:sz w:val="21"/>
+              </w:rPr>
+              <w:t>6,685</w:t>
+            </w:r>
+          </w:p>
+        </w:tc>
+        <w:tc>
+          <w:tcPr>
+            <w:tcW w:type="dxa" w:w="4082"/>
+            <w:vAlign w:val="center"/>
+            <w:tcBorders>
+              <w:top w:val="single" w:sz="4" w:color="D9D9D9"/>
+              <w:left w:val="single" w:sz="4" w:color="D9D9D9"/>
+              <w:bottom w:val="single" w:sz="4" w:color="D9D9D9"/>
+              <w:right w:val="single" w:sz="4" w:color="D9D9D9"/>
+            </w:tcBorders>
+            <w:tcMar>
+              <w:top w:w="85" w:type="dxa"/>
+              <w:bottom w:w="85" w:type="dxa"/>
+              <w:left w:w="110" w:type="dxa"/>
+              <w:right w:w="110" w:type="dxa"/>
+            </w:tcMar>
+            <w:shd w:fill="F5F7FA"/>
+          </w:tcPr>
+          <w:p>
+            <w:pPr>
+              <w:spacing w:line="310" w:lineRule="exact" w:after="20"/>
+              <w:jc w:val="center"/>
+            </w:pPr>
+            <w:r>
+              <w:rPr>
+                <w:b w:val="0"/>
+                <w:sz w:val="21"/>
+              </w:rPr>
+              <w:t>占絕對誤差總額28.01%</w:t>
+            </w:r>
+          </w:p>
+        </w:tc>
+      </w:tr>
+      <w:tr>
+        <w:trPr>
+          <w:cantSplit/>
+        </w:trPr>
+        <w:tc>
+          <w:tcPr>
+            <w:tcW w:type="dxa" w:w="3685"/>
+            <w:vAlign w:val="center"/>
+            <w:tcBorders>
+              <w:top w:val="single" w:sz="4" w:color="D9D9D9"/>
+              <w:left w:val="single" w:sz="4" w:color="D9D9D9"/>
+              <w:bottom w:val="single" w:sz="4" w:color="D9D9D9"/>
+              <w:right w:val="single" w:sz="4" w:color="D9D9D9"/>
+            </w:tcBorders>
+            <w:tcMar>
+              <w:top w:w="85" w:type="dxa"/>
+              <w:bottom w:w="85" w:type="dxa"/>
+              <w:left w:w="110" w:type="dxa"/>
+              <w:right w:w="110" w:type="dxa"/>
+            </w:tcMar>
+            <w:shd w:fill="FFFFFF"/>
+          </w:tcPr>
+          <w:p>
+            <w:pPr>
+              <w:spacing w:line="310" w:lineRule="exact" w:after="20"/>
+              <w:jc w:val="center"/>
+            </w:pPr>
+            <w:r>
+              <w:rPr>
+                <w:b w:val="0"/>
+                <w:sz w:val="21"/>
+              </w:rPr>
+              <w:t>誤差最大的10%</w:t>
+            </w:r>
+          </w:p>
+        </w:tc>
+        <w:tc>
+          <w:tcPr>
+            <w:tcW w:type="dxa" w:w="1757"/>
+            <w:vAlign w:val="center"/>
+            <w:tcBorders>
+              <w:top w:val="single" w:sz="4" w:color="D9D9D9"/>
+              <w:left w:val="single" w:sz="4" w:color="D9D9D9"/>
+              <w:bottom w:val="single" w:sz="4" w:color="D9D9D9"/>
+              <w:right w:val="single" w:sz="4" w:color="D9D9D9"/>
+            </w:tcBorders>
+            <w:tcMar>
+              <w:top w:w="85" w:type="dxa"/>
+              <w:bottom w:w="85" w:type="dxa"/>
+              <w:left w:w="110" w:type="dxa"/>
+              <w:right w:w="110" w:type="dxa"/>
+            </w:tcMar>
+            <w:shd w:fill="FFFFFF"/>
+          </w:tcPr>
+          <w:p>
+            <w:pPr>
+              <w:spacing w:line="310" w:lineRule="exact" w:after="20"/>
+              <w:jc w:val="center"/>
+            </w:pPr>
+            <w:r>
+              <w:rPr>
+                <w:b w:val="0"/>
+                <w:sz w:val="21"/>
+              </w:rPr>
+              <w:t>13,370</w:t>
+            </w:r>
+          </w:p>
+        </w:tc>
+        <w:tc>
+          <w:tcPr>
+            <w:tcW w:type="dxa" w:w="4082"/>
+            <w:vAlign w:val="center"/>
+            <w:tcBorders>
+              <w:top w:val="single" w:sz="4" w:color="D9D9D9"/>
+              <w:left w:val="single" w:sz="4" w:color="D9D9D9"/>
+              <w:bottom w:val="single" w:sz="4" w:color="D9D9D9"/>
+              <w:right w:val="single" w:sz="4" w:color="D9D9D9"/>
+            </w:tcBorders>
+            <w:tcMar>
+              <w:top w:w="85" w:type="dxa"/>
+              <w:bottom w:w="85" w:type="dxa"/>
+              <w:left w:w="110" w:type="dxa"/>
+              <w:right w:w="110" w:type="dxa"/>
+            </w:tcMar>
+            <w:shd w:fill="FFFFFF"/>
+          </w:tcPr>
+          <w:p>
+            <w:pPr>
+              <w:spacing w:line="310" w:lineRule="exact" w:after="20"/>
+              <w:jc w:val="center"/>
+            </w:pPr>
+            <w:r>
+              <w:rPr>
+                <w:b w:val="0"/>
+                <w:sz w:val="21"/>
+              </w:rPr>
+              <w:t>占絕對誤差總額41.64%</w:t>
+            </w:r>
+          </w:p>
+        </w:tc>
+      </w:tr>
+    </w:tbl>
+    <w:p>
+      <w:pPr>
+        <w:spacing w:after="0"/>
+      </w:pPr>
+    </w:p>
+    <w:p>
+      <w:pPr>
+        <w:keepNext w:val="0"/>
+      </w:pPr>
+      <w:r>
+        <w:t>首價格帶為未滿500萬元，其餘採左含右不含：例如500至1,000萬元代表500萬元≤真價&lt;1,000萬元。真價5,000萬元以上的2,044筆，MAE約824.08萬元；500至1,000萬元的24,411筆約65.17萬元。各帶沒有控制面積或房型，不能單憑此圖斷言價格本身造成誤差。</w:t>
+      </w:r>
+    </w:p>
+    <w:p>
+      <w:pPr>
+        <w:keepNext w:val="0"/>
+      </w:pPr>
+      <w:r>
+        <w:t>新建案指當期fit未出現相同「城市、行政區、建案名稱」組合，並不等於屋齡較新。新建案MAE約180.63萬元，比既有建案高，與缺少直接同案參考的可能困難一致；仍可能同時受到城市、用途及面積組成影響。</w:t>
+      </w:r>
+    </w:p>
+    <w:p>
+      <w:pPr>
+        <w:keepNext w:val="0"/>
+      </w:pPr>
+      <w:r>
+        <w:t>尾端少量交易貢獻較多絕對誤差，但合法高價交易仍是任務的一部分。後續改進必須同時檢查整體與分群，不能只刪除困難交易來降低表面MAE。</w:t>
+      </w:r>
+    </w:p>
+    <w:p>
+      <w:r>
+        <w:br w:type="page"/>
+      </w:r>
+    </w:p>
+    <w:p>
+      <w:pPr>
+        <w:pStyle w:val="Heading1"/>
+      </w:pPr>
+      <w:r>
+        <w:t>15 實際訓練與驗證曲線</w:t>
       </w:r>
     </w:p>
     <w:p>
@@ -5272,7 +8955,7 @@
         <w:rPr>
           <w:b w:val="0"/>
         </w:rPr>
-        <w:t>為觀察學習過程，另以固定參考單價神經網路配方進行30輪診斷訓練。這張圖呈現一個神經網路的學習狀況；六模型融合結果需看前頁的整體驗證。[4]</w:t>
+        <w:t>為觀察學習過程，另以固定參考單價神經網路配方進行30輪診斷訓練。這張圖呈現一個神經網路的學習狀況；六模型融合結果需看完整融合的整體驗證。[4]</w:t>
       </w:r>
     </w:p>
     <w:p>
@@ -5321,7 +9004,7 @@
         <w:jc w:val="center"/>
       </w:pPr>
       <w:r>
-        <w:t>圖1 單一參考單價神經網路的診斷曲線</w:t>
+        <w:t>圖5 單一參考單價神經網路的診斷曲線</w:t>
       </w:r>
     </w:p>
     <w:tbl>
@@ -5677,7 +9360,1551 @@
         <w:pStyle w:val="Heading1"/>
       </w:pPr>
       <w:r>
-        <w:t>11 公開成績與結論的限制</w:t>
+        <w:t>16 大誤差交易案例</w:t>
+      </w:r>
+    </w:p>
+    <w:p>
+      <w:pPr>
+        <w:keepNext w:val="0"/>
+      </w:pPr>
+      <w:r>
+        <w:t>從最近年度133,697筆保存驗證預測，依絕對總價誤差由大到小排序，取第1、3、4名作不同情境的案例A、B、C。略過與A條件相近的第2名；這是刻意選出的困難案例，不代表一般交易。[8]</w:t>
+      </w:r>
+    </w:p>
+    <w:tbl>
+      <w:tblPr>
+        <w:tblW w:type="auto" w:w="0"/>
+        <w:jc w:val="center"/>
+        <w:tblLayout w:type="fixed"/>
+        <w:tblLook w:firstColumn="1" w:firstRow="1" w:lastColumn="0" w:lastRow="0" w:noHBand="0" w:noVBand="1" w:val="04A0"/>
+      </w:tblPr>
+      <w:tblGrid>
+        <w:gridCol w:w="680"/>
+        <w:gridCol w:w="2551"/>
+        <w:gridCol w:w="2098"/>
+        <w:gridCol w:w="2098"/>
+        <w:gridCol w:w="2098"/>
+      </w:tblGrid>
+      <w:tr>
+        <w:trPr>
+          <w:cantSplit/>
+          <w:tblHeader/>
+        </w:trPr>
+        <w:tc>
+          <w:tcPr>
+            <w:tcW w:type="dxa" w:w="680"/>
+            <w:vAlign w:val="center"/>
+            <w:tcBorders>
+              <w:top w:val="single" w:sz="4" w:color="D9D9D9"/>
+              <w:left w:val="single" w:sz="4" w:color="D9D9D9"/>
+              <w:bottom w:val="single" w:sz="4" w:color="D9D9D9"/>
+              <w:right w:val="single" w:sz="4" w:color="D9D9D9"/>
+            </w:tcBorders>
+            <w:tcMar>
+              <w:top w:w="85" w:type="dxa"/>
+              <w:bottom w:w="85" w:type="dxa"/>
+              <w:left w:w="110" w:type="dxa"/>
+              <w:right w:w="110" w:type="dxa"/>
+            </w:tcMar>
+            <w:shd w:fill="DCE6F1"/>
+          </w:tcPr>
+          <w:p>
+            <w:pPr>
+              <w:spacing w:line="310" w:lineRule="exact" w:after="20"/>
+              <w:jc w:val="center"/>
+            </w:pPr>
+            <w:r>
+              <w:rPr>
+                <w:b/>
+                <w:sz w:val="21"/>
+              </w:rPr>
+              <w:t>案例</w:t>
+            </w:r>
+          </w:p>
+        </w:tc>
+        <w:tc>
+          <w:tcPr>
+            <w:tcW w:type="dxa" w:w="2551"/>
+            <w:vAlign w:val="center"/>
+            <w:tcBorders>
+              <w:top w:val="single" w:sz="4" w:color="D9D9D9"/>
+              <w:left w:val="single" w:sz="4" w:color="D9D9D9"/>
+              <w:bottom w:val="single" w:sz="4" w:color="D9D9D9"/>
+              <w:right w:val="single" w:sz="4" w:color="D9D9D9"/>
+            </w:tcBorders>
+            <w:tcMar>
+              <w:top w:w="85" w:type="dxa"/>
+              <w:bottom w:w="85" w:type="dxa"/>
+              <w:left w:w="110" w:type="dxa"/>
+              <w:right w:w="110" w:type="dxa"/>
+            </w:tcMar>
+            <w:shd w:fill="DCE6F1"/>
+          </w:tcPr>
+          <w:p>
+            <w:pPr>
+              <w:spacing w:line="310" w:lineRule="exact" w:after="20"/>
+              <w:jc w:val="center"/>
+            </w:pPr>
+            <w:r>
+              <w:rPr>
+                <w:b/>
+                <w:sz w:val="21"/>
+              </w:rPr>
+              <w:t>地點與類型</w:t>
+            </w:r>
+          </w:p>
+        </w:tc>
+        <w:tc>
+          <w:tcPr>
+            <w:tcW w:type="dxa" w:w="2098"/>
+            <w:vAlign w:val="center"/>
+            <w:tcBorders>
+              <w:top w:val="single" w:sz="4" w:color="D9D9D9"/>
+              <w:left w:val="single" w:sz="4" w:color="D9D9D9"/>
+              <w:bottom w:val="single" w:sz="4" w:color="D9D9D9"/>
+              <w:right w:val="single" w:sz="4" w:color="D9D9D9"/>
+            </w:tcBorders>
+            <w:tcMar>
+              <w:top w:w="85" w:type="dxa"/>
+              <w:bottom w:w="85" w:type="dxa"/>
+              <w:left w:w="110" w:type="dxa"/>
+              <w:right w:w="110" w:type="dxa"/>
+            </w:tcMar>
+            <w:shd w:fill="DCE6F1"/>
+          </w:tcPr>
+          <w:p>
+            <w:pPr>
+              <w:spacing w:line="310" w:lineRule="exact" w:after="20"/>
+              <w:jc w:val="center"/>
+            </w:pPr>
+            <w:r>
+              <w:rPr>
+                <w:b/>
+                <w:sz w:val="21"/>
+              </w:rPr>
+              <w:t>真價萬元</w:t>
+            </w:r>
+          </w:p>
+        </w:tc>
+        <w:tc>
+          <w:tcPr>
+            <w:tcW w:type="dxa" w:w="2098"/>
+            <w:vAlign w:val="center"/>
+            <w:tcBorders>
+              <w:top w:val="single" w:sz="4" w:color="D9D9D9"/>
+              <w:left w:val="single" w:sz="4" w:color="D9D9D9"/>
+              <w:bottom w:val="single" w:sz="4" w:color="D9D9D9"/>
+              <w:right w:val="single" w:sz="4" w:color="D9D9D9"/>
+            </w:tcBorders>
+            <w:tcMar>
+              <w:top w:w="85" w:type="dxa"/>
+              <w:bottom w:w="85" w:type="dxa"/>
+              <w:left w:w="110" w:type="dxa"/>
+              <w:right w:w="110" w:type="dxa"/>
+            </w:tcMar>
+            <w:shd w:fill="DCE6F1"/>
+          </w:tcPr>
+          <w:p>
+            <w:pPr>
+              <w:spacing w:line="310" w:lineRule="exact" w:after="20"/>
+              <w:jc w:val="center"/>
+            </w:pPr>
+            <w:r>
+              <w:rPr>
+                <w:b/>
+                <w:sz w:val="21"/>
+              </w:rPr>
+              <w:t>預測萬元</w:t>
+            </w:r>
+          </w:p>
+        </w:tc>
+        <w:tc>
+          <w:tcPr>
+            <w:tcW w:type="dxa" w:w="2098"/>
+            <w:vAlign w:val="center"/>
+            <w:tcBorders>
+              <w:top w:val="single" w:sz="4" w:color="D9D9D9"/>
+              <w:left w:val="single" w:sz="4" w:color="D9D9D9"/>
+              <w:bottom w:val="single" w:sz="4" w:color="D9D9D9"/>
+              <w:right w:val="single" w:sz="4" w:color="D9D9D9"/>
+            </w:tcBorders>
+            <w:tcMar>
+              <w:top w:w="85" w:type="dxa"/>
+              <w:bottom w:w="85" w:type="dxa"/>
+              <w:left w:w="110" w:type="dxa"/>
+              <w:right w:w="110" w:type="dxa"/>
+            </w:tcMar>
+            <w:shd w:fill="DCE6F1"/>
+          </w:tcPr>
+          <w:p>
+            <w:pPr>
+              <w:spacing w:line="310" w:lineRule="exact" w:after="20"/>
+              <w:jc w:val="center"/>
+            </w:pPr>
+            <w:r>
+              <w:rPr>
+                <w:b/>
+                <w:sz w:val="21"/>
+              </w:rPr>
+              <w:t>誤差萬元</w:t>
+            </w:r>
+          </w:p>
+        </w:tc>
+      </w:tr>
+      <w:tr>
+        <w:trPr>
+          <w:cantSplit/>
+        </w:trPr>
+        <w:tc>
+          <w:tcPr>
+            <w:tcW w:type="dxa" w:w="680"/>
+            <w:vAlign w:val="center"/>
+            <w:tcBorders>
+              <w:top w:val="single" w:sz="4" w:color="D9D9D9"/>
+              <w:left w:val="single" w:sz="4" w:color="D9D9D9"/>
+              <w:bottom w:val="single" w:sz="4" w:color="D9D9D9"/>
+              <w:right w:val="single" w:sz="4" w:color="D9D9D9"/>
+            </w:tcBorders>
+            <w:tcMar>
+              <w:top w:w="85" w:type="dxa"/>
+              <w:bottom w:w="85" w:type="dxa"/>
+              <w:left w:w="110" w:type="dxa"/>
+              <w:right w:w="110" w:type="dxa"/>
+            </w:tcMar>
+            <w:shd w:fill="FFFFFF"/>
+          </w:tcPr>
+          <w:p>
+            <w:pPr>
+              <w:spacing w:line="310" w:lineRule="exact" w:after="20"/>
+              <w:jc w:val="center"/>
+            </w:pPr>
+            <w:r>
+              <w:rPr>
+                <w:b w:val="0"/>
+                <w:sz w:val="21"/>
+              </w:rPr>
+              <w:t>A</w:t>
+            </w:r>
+          </w:p>
+        </w:tc>
+        <w:tc>
+          <w:tcPr>
+            <w:tcW w:type="dxa" w:w="2551"/>
+            <w:vAlign w:val="center"/>
+            <w:tcBorders>
+              <w:top w:val="single" w:sz="4" w:color="D9D9D9"/>
+              <w:left w:val="single" w:sz="4" w:color="D9D9D9"/>
+              <w:bottom w:val="single" w:sz="4" w:color="D9D9D9"/>
+              <w:right w:val="single" w:sz="4" w:color="D9D9D9"/>
+            </w:tcBorders>
+            <w:tcMar>
+              <w:top w:w="85" w:type="dxa"/>
+              <w:bottom w:w="85" w:type="dxa"/>
+              <w:left w:w="110" w:type="dxa"/>
+              <w:right w:w="110" w:type="dxa"/>
+            </w:tcMar>
+            <w:shd w:fill="FFFFFF"/>
+          </w:tcPr>
+          <w:p>
+            <w:pPr>
+              <w:spacing w:line="310" w:lineRule="exact" w:after="20"/>
+              <w:jc w:val="center"/>
+            </w:pPr>
+            <w:r>
+              <w:rPr>
+                <w:b w:val="0"/>
+                <w:sz w:val="21"/>
+              </w:rPr>
+              <w:t>新北市新莊區</w:t>
+              <w:br/>
+              <w:t>廠辦</w:t>
+            </w:r>
+          </w:p>
+        </w:tc>
+        <w:tc>
+          <w:tcPr>
+            <w:tcW w:type="dxa" w:w="2098"/>
+            <w:vAlign w:val="center"/>
+            <w:tcBorders>
+              <w:top w:val="single" w:sz="4" w:color="D9D9D9"/>
+              <w:left w:val="single" w:sz="4" w:color="D9D9D9"/>
+              <w:bottom w:val="single" w:sz="4" w:color="D9D9D9"/>
+              <w:right w:val="single" w:sz="4" w:color="D9D9D9"/>
+            </w:tcBorders>
+            <w:tcMar>
+              <w:top w:w="85" w:type="dxa"/>
+              <w:bottom w:w="85" w:type="dxa"/>
+              <w:left w:w="110" w:type="dxa"/>
+              <w:right w:w="110" w:type="dxa"/>
+            </w:tcMar>
+            <w:shd w:fill="FFFFFF"/>
+          </w:tcPr>
+          <w:p>
+            <w:pPr>
+              <w:spacing w:line="310" w:lineRule="exact" w:after="20"/>
+              <w:jc w:val="center"/>
+            </w:pPr>
+            <w:r>
+              <w:rPr>
+                <w:b w:val="0"/>
+                <w:sz w:val="21"/>
+              </w:rPr>
+              <w:t>299,000.00</w:t>
+            </w:r>
+          </w:p>
+        </w:tc>
+        <w:tc>
+          <w:tcPr>
+            <w:tcW w:type="dxa" w:w="2098"/>
+            <w:vAlign w:val="center"/>
+            <w:tcBorders>
+              <w:top w:val="single" w:sz="4" w:color="D9D9D9"/>
+              <w:left w:val="single" w:sz="4" w:color="D9D9D9"/>
+              <w:bottom w:val="single" w:sz="4" w:color="D9D9D9"/>
+              <w:right w:val="single" w:sz="4" w:color="D9D9D9"/>
+            </w:tcBorders>
+            <w:tcMar>
+              <w:top w:w="85" w:type="dxa"/>
+              <w:bottom w:w="85" w:type="dxa"/>
+              <w:left w:w="110" w:type="dxa"/>
+              <w:right w:w="110" w:type="dxa"/>
+            </w:tcMar>
+            <w:shd w:fill="FFFFFF"/>
+          </w:tcPr>
+          <w:p>
+            <w:pPr>
+              <w:spacing w:line="310" w:lineRule="exact" w:after="20"/>
+              <w:jc w:val="center"/>
+            </w:pPr>
+            <w:r>
+              <w:rPr>
+                <w:b w:val="0"/>
+                <w:sz w:val="21"/>
+              </w:rPr>
+              <w:t>280,336.82</w:t>
+            </w:r>
+          </w:p>
+        </w:tc>
+        <w:tc>
+          <w:tcPr>
+            <w:tcW w:type="dxa" w:w="2098"/>
+            <w:vAlign w:val="center"/>
+            <w:tcBorders>
+              <w:top w:val="single" w:sz="4" w:color="D9D9D9"/>
+              <w:left w:val="single" w:sz="4" w:color="D9D9D9"/>
+              <w:bottom w:val="single" w:sz="4" w:color="D9D9D9"/>
+              <w:right w:val="single" w:sz="4" w:color="D9D9D9"/>
+            </w:tcBorders>
+            <w:tcMar>
+              <w:top w:w="85" w:type="dxa"/>
+              <w:bottom w:w="85" w:type="dxa"/>
+              <w:left w:w="110" w:type="dxa"/>
+              <w:right w:w="110" w:type="dxa"/>
+            </w:tcMar>
+            <w:shd w:fill="FFFFFF"/>
+          </w:tcPr>
+          <w:p>
+            <w:pPr>
+              <w:spacing w:line="310" w:lineRule="exact" w:after="20"/>
+              <w:jc w:val="center"/>
+            </w:pPr>
+            <w:r>
+              <w:rPr>
+                <w:b w:val="0"/>
+                <w:sz w:val="21"/>
+              </w:rPr>
+              <w:t>低估</w:t>
+              <w:br/>
+              <w:t>18,663.18</w:t>
+            </w:r>
+          </w:p>
+        </w:tc>
+      </w:tr>
+      <w:tr>
+        <w:trPr>
+          <w:cantSplit/>
+        </w:trPr>
+        <w:tc>
+          <w:tcPr>
+            <w:tcW w:type="dxa" w:w="680"/>
+            <w:vAlign w:val="center"/>
+            <w:tcBorders>
+              <w:top w:val="single" w:sz="4" w:color="D9D9D9"/>
+              <w:left w:val="single" w:sz="4" w:color="D9D9D9"/>
+              <w:bottom w:val="single" w:sz="4" w:color="D9D9D9"/>
+              <w:right w:val="single" w:sz="4" w:color="D9D9D9"/>
+            </w:tcBorders>
+            <w:tcMar>
+              <w:top w:w="85" w:type="dxa"/>
+              <w:bottom w:w="85" w:type="dxa"/>
+              <w:left w:w="110" w:type="dxa"/>
+              <w:right w:w="110" w:type="dxa"/>
+            </w:tcMar>
+            <w:shd w:fill="F5F7FA"/>
+          </w:tcPr>
+          <w:p>
+            <w:pPr>
+              <w:spacing w:line="310" w:lineRule="exact" w:after="20"/>
+              <w:jc w:val="center"/>
+            </w:pPr>
+            <w:r>
+              <w:rPr>
+                <w:b w:val="0"/>
+                <w:sz w:val="21"/>
+              </w:rPr>
+              <w:t>B</w:t>
+            </w:r>
+          </w:p>
+        </w:tc>
+        <w:tc>
+          <w:tcPr>
+            <w:tcW w:type="dxa" w:w="2551"/>
+            <w:vAlign w:val="center"/>
+            <w:tcBorders>
+              <w:top w:val="single" w:sz="4" w:color="D9D9D9"/>
+              <w:left w:val="single" w:sz="4" w:color="D9D9D9"/>
+              <w:bottom w:val="single" w:sz="4" w:color="D9D9D9"/>
+              <w:right w:val="single" w:sz="4" w:color="D9D9D9"/>
+            </w:tcBorders>
+            <w:tcMar>
+              <w:top w:w="85" w:type="dxa"/>
+              <w:bottom w:w="85" w:type="dxa"/>
+              <w:left w:w="110" w:type="dxa"/>
+              <w:right w:w="110" w:type="dxa"/>
+            </w:tcMar>
+            <w:shd w:fill="F5F7FA"/>
+          </w:tcPr>
+          <w:p>
+            <w:pPr>
+              <w:spacing w:line="310" w:lineRule="exact" w:after="20"/>
+              <w:jc w:val="center"/>
+            </w:pPr>
+            <w:r>
+              <w:rPr>
+                <w:b w:val="0"/>
+                <w:sz w:val="21"/>
+              </w:rPr>
+              <w:t>臺北市北投區</w:t>
+              <w:br/>
+              <w:t>辦公商業大樓</w:t>
+            </w:r>
+          </w:p>
+        </w:tc>
+        <w:tc>
+          <w:tcPr>
+            <w:tcW w:type="dxa" w:w="2098"/>
+            <w:vAlign w:val="center"/>
+            <w:tcBorders>
+              <w:top w:val="single" w:sz="4" w:color="D9D9D9"/>
+              <w:left w:val="single" w:sz="4" w:color="D9D9D9"/>
+              <w:bottom w:val="single" w:sz="4" w:color="D9D9D9"/>
+              <w:right w:val="single" w:sz="4" w:color="D9D9D9"/>
+            </w:tcBorders>
+            <w:tcMar>
+              <w:top w:w="85" w:type="dxa"/>
+              <w:bottom w:w="85" w:type="dxa"/>
+              <w:left w:w="110" w:type="dxa"/>
+              <w:right w:w="110" w:type="dxa"/>
+            </w:tcMar>
+            <w:shd w:fill="F5F7FA"/>
+          </w:tcPr>
+          <w:p>
+            <w:pPr>
+              <w:spacing w:line="310" w:lineRule="exact" w:after="20"/>
+              <w:jc w:val="center"/>
+            </w:pPr>
+            <w:r>
+              <w:rPr>
+                <w:b w:val="0"/>
+                <w:sz w:val="21"/>
+              </w:rPr>
+              <w:t>14,858.00</w:t>
+            </w:r>
+          </w:p>
+        </w:tc>
+        <w:tc>
+          <w:tcPr>
+            <w:tcW w:type="dxa" w:w="2098"/>
+            <w:vAlign w:val="center"/>
+            <w:tcBorders>
+              <w:top w:val="single" w:sz="4" w:color="D9D9D9"/>
+              <w:left w:val="single" w:sz="4" w:color="D9D9D9"/>
+              <w:bottom w:val="single" w:sz="4" w:color="D9D9D9"/>
+              <w:right w:val="single" w:sz="4" w:color="D9D9D9"/>
+            </w:tcBorders>
+            <w:tcMar>
+              <w:top w:w="85" w:type="dxa"/>
+              <w:bottom w:w="85" w:type="dxa"/>
+              <w:left w:w="110" w:type="dxa"/>
+              <w:right w:w="110" w:type="dxa"/>
+            </w:tcMar>
+            <w:shd w:fill="F5F7FA"/>
+          </w:tcPr>
+          <w:p>
+            <w:pPr>
+              <w:spacing w:line="310" w:lineRule="exact" w:after="20"/>
+              <w:jc w:val="center"/>
+            </w:pPr>
+            <w:r>
+              <w:rPr>
+                <w:b w:val="0"/>
+                <w:sz w:val="21"/>
+              </w:rPr>
+              <w:t>24,332.19</w:t>
+            </w:r>
+          </w:p>
+        </w:tc>
+        <w:tc>
+          <w:tcPr>
+            <w:tcW w:type="dxa" w:w="2098"/>
+            <w:vAlign w:val="center"/>
+            <w:tcBorders>
+              <w:top w:val="single" w:sz="4" w:color="D9D9D9"/>
+              <w:left w:val="single" w:sz="4" w:color="D9D9D9"/>
+              <w:bottom w:val="single" w:sz="4" w:color="D9D9D9"/>
+              <w:right w:val="single" w:sz="4" w:color="D9D9D9"/>
+            </w:tcBorders>
+            <w:tcMar>
+              <w:top w:w="85" w:type="dxa"/>
+              <w:bottom w:w="85" w:type="dxa"/>
+              <w:left w:w="110" w:type="dxa"/>
+              <w:right w:w="110" w:type="dxa"/>
+            </w:tcMar>
+            <w:shd w:fill="F5F7FA"/>
+          </w:tcPr>
+          <w:p>
+            <w:pPr>
+              <w:spacing w:line="310" w:lineRule="exact" w:after="20"/>
+              <w:jc w:val="center"/>
+            </w:pPr>
+            <w:r>
+              <w:rPr>
+                <w:b w:val="0"/>
+                <w:sz w:val="21"/>
+              </w:rPr>
+              <w:t>高估</w:t>
+              <w:br/>
+              <w:t>9,474.19</w:t>
+            </w:r>
+          </w:p>
+        </w:tc>
+      </w:tr>
+      <w:tr>
+        <w:trPr>
+          <w:cantSplit/>
+        </w:trPr>
+        <w:tc>
+          <w:tcPr>
+            <w:tcW w:type="dxa" w:w="680"/>
+            <w:vAlign w:val="center"/>
+            <w:tcBorders>
+              <w:top w:val="single" w:sz="4" w:color="D9D9D9"/>
+              <w:left w:val="single" w:sz="4" w:color="D9D9D9"/>
+              <w:bottom w:val="single" w:sz="4" w:color="D9D9D9"/>
+              <w:right w:val="single" w:sz="4" w:color="D9D9D9"/>
+            </w:tcBorders>
+            <w:tcMar>
+              <w:top w:w="85" w:type="dxa"/>
+              <w:bottom w:w="85" w:type="dxa"/>
+              <w:left w:w="110" w:type="dxa"/>
+              <w:right w:w="110" w:type="dxa"/>
+            </w:tcMar>
+            <w:shd w:fill="FFFFFF"/>
+          </w:tcPr>
+          <w:p>
+            <w:pPr>
+              <w:spacing w:line="310" w:lineRule="exact" w:after="20"/>
+              <w:jc w:val="center"/>
+            </w:pPr>
+            <w:r>
+              <w:rPr>
+                <w:b w:val="0"/>
+                <w:sz w:val="21"/>
+              </w:rPr>
+              <w:t>C</w:t>
+            </w:r>
+          </w:p>
+        </w:tc>
+        <w:tc>
+          <w:tcPr>
+            <w:tcW w:type="dxa" w:w="2551"/>
+            <w:vAlign w:val="center"/>
+            <w:tcBorders>
+              <w:top w:val="single" w:sz="4" w:color="D9D9D9"/>
+              <w:left w:val="single" w:sz="4" w:color="D9D9D9"/>
+              <w:bottom w:val="single" w:sz="4" w:color="D9D9D9"/>
+              <w:right w:val="single" w:sz="4" w:color="D9D9D9"/>
+            </w:tcBorders>
+            <w:tcMar>
+              <w:top w:w="85" w:type="dxa"/>
+              <w:bottom w:w="85" w:type="dxa"/>
+              <w:left w:w="110" w:type="dxa"/>
+              <w:right w:w="110" w:type="dxa"/>
+            </w:tcMar>
+            <w:shd w:fill="FFFFFF"/>
+          </w:tcPr>
+          <w:p>
+            <w:pPr>
+              <w:spacing w:line="310" w:lineRule="exact" w:after="20"/>
+              <w:jc w:val="center"/>
+            </w:pPr>
+            <w:r>
+              <w:rPr>
+                <w:b w:val="0"/>
+                <w:sz w:val="21"/>
+              </w:rPr>
+              <w:t>新北市林口區</w:t>
+              <w:br/>
+              <w:t>店面(店鋪)</w:t>
+            </w:r>
+          </w:p>
+        </w:tc>
+        <w:tc>
+          <w:tcPr>
+            <w:tcW w:type="dxa" w:w="2098"/>
+            <w:vAlign w:val="center"/>
+            <w:tcBorders>
+              <w:top w:val="single" w:sz="4" w:color="D9D9D9"/>
+              <w:left w:val="single" w:sz="4" w:color="D9D9D9"/>
+              <w:bottom w:val="single" w:sz="4" w:color="D9D9D9"/>
+              <w:right w:val="single" w:sz="4" w:color="D9D9D9"/>
+            </w:tcBorders>
+            <w:tcMar>
+              <w:top w:w="85" w:type="dxa"/>
+              <w:bottom w:w="85" w:type="dxa"/>
+              <w:left w:w="110" w:type="dxa"/>
+              <w:right w:w="110" w:type="dxa"/>
+            </w:tcMar>
+            <w:shd w:fill="FFFFFF"/>
+          </w:tcPr>
+          <w:p>
+            <w:pPr>
+              <w:spacing w:line="310" w:lineRule="exact" w:after="20"/>
+              <w:jc w:val="center"/>
+            </w:pPr>
+            <w:r>
+              <w:rPr>
+                <w:b w:val="0"/>
+                <w:sz w:val="21"/>
+              </w:rPr>
+              <w:t>25,600.00</w:t>
+            </w:r>
+          </w:p>
+        </w:tc>
+        <w:tc>
+          <w:tcPr>
+            <w:tcW w:type="dxa" w:w="2098"/>
+            <w:vAlign w:val="center"/>
+            <w:tcBorders>
+              <w:top w:val="single" w:sz="4" w:color="D9D9D9"/>
+              <w:left w:val="single" w:sz="4" w:color="D9D9D9"/>
+              <w:bottom w:val="single" w:sz="4" w:color="D9D9D9"/>
+              <w:right w:val="single" w:sz="4" w:color="D9D9D9"/>
+            </w:tcBorders>
+            <w:tcMar>
+              <w:top w:w="85" w:type="dxa"/>
+              <w:bottom w:w="85" w:type="dxa"/>
+              <w:left w:w="110" w:type="dxa"/>
+              <w:right w:w="110" w:type="dxa"/>
+            </w:tcMar>
+            <w:shd w:fill="FFFFFF"/>
+          </w:tcPr>
+          <w:p>
+            <w:pPr>
+              <w:spacing w:line="310" w:lineRule="exact" w:after="20"/>
+              <w:jc w:val="center"/>
+            </w:pPr>
+            <w:r>
+              <w:rPr>
+                <w:b w:val="0"/>
+                <w:sz w:val="21"/>
+              </w:rPr>
+              <w:t>16,270.29</w:t>
+            </w:r>
+          </w:p>
+        </w:tc>
+        <w:tc>
+          <w:tcPr>
+            <w:tcW w:type="dxa" w:w="2098"/>
+            <w:vAlign w:val="center"/>
+            <w:tcBorders>
+              <w:top w:val="single" w:sz="4" w:color="D9D9D9"/>
+              <w:left w:val="single" w:sz="4" w:color="D9D9D9"/>
+              <w:bottom w:val="single" w:sz="4" w:color="D9D9D9"/>
+              <w:right w:val="single" w:sz="4" w:color="D9D9D9"/>
+            </w:tcBorders>
+            <w:tcMar>
+              <w:top w:w="85" w:type="dxa"/>
+              <w:bottom w:w="85" w:type="dxa"/>
+              <w:left w:w="110" w:type="dxa"/>
+              <w:right w:w="110" w:type="dxa"/>
+            </w:tcMar>
+            <w:shd w:fill="FFFFFF"/>
+          </w:tcPr>
+          <w:p>
+            <w:pPr>
+              <w:spacing w:line="310" w:lineRule="exact" w:after="20"/>
+              <w:jc w:val="center"/>
+            </w:pPr>
+            <w:r>
+              <w:rPr>
+                <w:b w:val="0"/>
+                <w:sz w:val="21"/>
+              </w:rPr>
+              <w:t>低估</w:t>
+              <w:br/>
+              <w:t>9,329.71</w:t>
+            </w:r>
+          </w:p>
+        </w:tc>
+      </w:tr>
+    </w:tbl>
+    <w:p>
+      <w:pPr>
+        <w:spacing w:after="0"/>
+      </w:pPr>
+    </w:p>
+    <w:tbl>
+      <w:tblPr>
+        <w:tblW w:type="auto" w:w="0"/>
+        <w:jc w:val="center"/>
+        <w:tblLayout w:type="fixed"/>
+        <w:tblLook w:firstColumn="1" w:firstRow="1" w:lastColumn="0" w:lastRow="0" w:noHBand="0" w:noVBand="1" w:val="04A0"/>
+      </w:tblPr>
+      <w:tblGrid>
+        <w:gridCol w:w="680"/>
+        <w:gridCol w:w="2268"/>
+        <w:gridCol w:w="2268"/>
+        <w:gridCol w:w="1417"/>
+        <w:gridCol w:w="2891"/>
+      </w:tblGrid>
+      <w:tr>
+        <w:trPr>
+          <w:cantSplit/>
+          <w:tblHeader/>
+        </w:trPr>
+        <w:tc>
+          <w:tcPr>
+            <w:tcW w:type="dxa" w:w="680"/>
+            <w:vAlign w:val="center"/>
+            <w:tcBorders>
+              <w:top w:val="single" w:sz="4" w:color="D9D9D9"/>
+              <w:left w:val="single" w:sz="4" w:color="D9D9D9"/>
+              <w:bottom w:val="single" w:sz="4" w:color="D9D9D9"/>
+              <w:right w:val="single" w:sz="4" w:color="D9D9D9"/>
+            </w:tcBorders>
+            <w:tcMar>
+              <w:top w:w="85" w:type="dxa"/>
+              <w:bottom w:w="85" w:type="dxa"/>
+              <w:left w:w="110" w:type="dxa"/>
+              <w:right w:w="110" w:type="dxa"/>
+            </w:tcMar>
+            <w:shd w:fill="DCE6F1"/>
+          </w:tcPr>
+          <w:p>
+            <w:pPr>
+              <w:spacing w:line="310" w:lineRule="exact" w:after="20"/>
+              <w:jc w:val="center"/>
+            </w:pPr>
+            <w:r>
+              <w:rPr>
+                <w:b/>
+                <w:sz w:val="21"/>
+              </w:rPr>
+              <w:t>案例</w:t>
+            </w:r>
+          </w:p>
+        </w:tc>
+        <w:tc>
+          <w:tcPr>
+            <w:tcW w:type="dxa" w:w="2268"/>
+            <w:vAlign w:val="center"/>
+            <w:tcBorders>
+              <w:top w:val="single" w:sz="4" w:color="D9D9D9"/>
+              <w:left w:val="single" w:sz="4" w:color="D9D9D9"/>
+              <w:bottom w:val="single" w:sz="4" w:color="D9D9D9"/>
+              <w:right w:val="single" w:sz="4" w:color="D9D9D9"/>
+            </w:tcBorders>
+            <w:tcMar>
+              <w:top w:w="85" w:type="dxa"/>
+              <w:bottom w:w="85" w:type="dxa"/>
+              <w:left w:w="110" w:type="dxa"/>
+              <w:right w:w="110" w:type="dxa"/>
+            </w:tcMar>
+            <w:shd w:fill="DCE6F1"/>
+          </w:tcPr>
+          <w:p>
+            <w:pPr>
+              <w:spacing w:line="310" w:lineRule="exact" w:after="20"/>
+              <w:jc w:val="center"/>
+            </w:pPr>
+            <w:r>
+              <w:rPr>
+                <w:b/>
+                <w:sz w:val="21"/>
+              </w:rPr>
+              <w:t>交易日期</w:t>
+            </w:r>
+          </w:p>
+        </w:tc>
+        <w:tc>
+          <w:tcPr>
+            <w:tcW w:type="dxa" w:w="2268"/>
+            <w:vAlign w:val="center"/>
+            <w:tcBorders>
+              <w:top w:val="single" w:sz="4" w:color="D9D9D9"/>
+              <w:left w:val="single" w:sz="4" w:color="D9D9D9"/>
+              <w:bottom w:val="single" w:sz="4" w:color="D9D9D9"/>
+              <w:right w:val="single" w:sz="4" w:color="D9D9D9"/>
+            </w:tcBorders>
+            <w:tcMar>
+              <w:top w:w="85" w:type="dxa"/>
+              <w:bottom w:w="85" w:type="dxa"/>
+              <w:left w:w="110" w:type="dxa"/>
+              <w:right w:w="110" w:type="dxa"/>
+            </w:tcMar>
+            <w:shd w:fill="DCE6F1"/>
+          </w:tcPr>
+          <w:p>
+            <w:pPr>
+              <w:spacing w:line="310" w:lineRule="exact" w:after="20"/>
+              <w:jc w:val="center"/>
+            </w:pPr>
+            <w:r>
+              <w:rPr>
+                <w:b/>
+                <w:sz w:val="21"/>
+              </w:rPr>
+              <w:t>建物面積m²</w:t>
+            </w:r>
+          </w:p>
+        </w:tc>
+        <w:tc>
+          <w:tcPr>
+            <w:tcW w:type="dxa" w:w="1417"/>
+            <w:vAlign w:val="center"/>
+            <w:tcBorders>
+              <w:top w:val="single" w:sz="4" w:color="D9D9D9"/>
+              <w:left w:val="single" w:sz="4" w:color="D9D9D9"/>
+              <w:bottom w:val="single" w:sz="4" w:color="D9D9D9"/>
+              <w:right w:val="single" w:sz="4" w:color="D9D9D9"/>
+            </w:tcBorders>
+            <w:tcMar>
+              <w:top w:w="85" w:type="dxa"/>
+              <w:bottom w:w="85" w:type="dxa"/>
+              <w:left w:w="110" w:type="dxa"/>
+              <w:right w:w="110" w:type="dxa"/>
+            </w:tcMar>
+            <w:shd w:fill="DCE6F1"/>
+          </w:tcPr>
+          <w:p>
+            <w:pPr>
+              <w:spacing w:line="310" w:lineRule="exact" w:after="20"/>
+              <w:jc w:val="center"/>
+            </w:pPr>
+            <w:r>
+              <w:rPr>
+                <w:b/>
+                <w:sz w:val="21"/>
+              </w:rPr>
+              <w:t>車位數</w:t>
+            </w:r>
+          </w:p>
+        </w:tc>
+        <w:tc>
+          <w:tcPr>
+            <w:tcW w:type="dxa" w:w="2891"/>
+            <w:vAlign w:val="center"/>
+            <w:tcBorders>
+              <w:top w:val="single" w:sz="4" w:color="D9D9D9"/>
+              <w:left w:val="single" w:sz="4" w:color="D9D9D9"/>
+              <w:bottom w:val="single" w:sz="4" w:color="D9D9D9"/>
+              <w:right w:val="single" w:sz="4" w:color="D9D9D9"/>
+            </w:tcBorders>
+            <w:tcMar>
+              <w:top w:w="85" w:type="dxa"/>
+              <w:bottom w:w="85" w:type="dxa"/>
+              <w:left w:w="110" w:type="dxa"/>
+              <w:right w:w="110" w:type="dxa"/>
+            </w:tcMar>
+            <w:shd w:fill="DCE6F1"/>
+          </w:tcPr>
+          <w:p>
+            <w:pPr>
+              <w:spacing w:line="310" w:lineRule="exact" w:after="20"/>
+              <w:jc w:val="center"/>
+            </w:pPr>
+            <w:r>
+              <w:rPr>
+                <w:b/>
+                <w:sz w:val="21"/>
+              </w:rPr>
+              <w:t>同建案fit筆數</w:t>
+            </w:r>
+          </w:p>
+        </w:tc>
+      </w:tr>
+      <w:tr>
+        <w:trPr>
+          <w:cantSplit/>
+        </w:trPr>
+        <w:tc>
+          <w:tcPr>
+            <w:tcW w:type="dxa" w:w="680"/>
+            <w:vAlign w:val="center"/>
+            <w:tcBorders>
+              <w:top w:val="single" w:sz="4" w:color="D9D9D9"/>
+              <w:left w:val="single" w:sz="4" w:color="D9D9D9"/>
+              <w:bottom w:val="single" w:sz="4" w:color="D9D9D9"/>
+              <w:right w:val="single" w:sz="4" w:color="D9D9D9"/>
+            </w:tcBorders>
+            <w:tcMar>
+              <w:top w:w="85" w:type="dxa"/>
+              <w:bottom w:w="85" w:type="dxa"/>
+              <w:left w:w="110" w:type="dxa"/>
+              <w:right w:w="110" w:type="dxa"/>
+            </w:tcMar>
+            <w:shd w:fill="FFFFFF"/>
+          </w:tcPr>
+          <w:p>
+            <w:pPr>
+              <w:spacing w:line="310" w:lineRule="exact" w:after="20"/>
+              <w:jc w:val="center"/>
+            </w:pPr>
+            <w:r>
+              <w:rPr>
+                <w:b w:val="0"/>
+                <w:sz w:val="21"/>
+              </w:rPr>
+              <w:t>A</w:t>
+            </w:r>
+          </w:p>
+        </w:tc>
+        <w:tc>
+          <w:tcPr>
+            <w:tcW w:type="dxa" w:w="2268"/>
+            <w:vAlign w:val="center"/>
+            <w:tcBorders>
+              <w:top w:val="single" w:sz="4" w:color="D9D9D9"/>
+              <w:left w:val="single" w:sz="4" w:color="D9D9D9"/>
+              <w:bottom w:val="single" w:sz="4" w:color="D9D9D9"/>
+              <w:right w:val="single" w:sz="4" w:color="D9D9D9"/>
+            </w:tcBorders>
+            <w:tcMar>
+              <w:top w:w="85" w:type="dxa"/>
+              <w:bottom w:w="85" w:type="dxa"/>
+              <w:left w:w="110" w:type="dxa"/>
+              <w:right w:w="110" w:type="dxa"/>
+            </w:tcMar>
+            <w:shd w:fill="FFFFFF"/>
+          </w:tcPr>
+          <w:p>
+            <w:pPr>
+              <w:spacing w:line="310" w:lineRule="exact" w:after="20"/>
+              <w:jc w:val="center"/>
+            </w:pPr>
+            <w:r>
+              <w:rPr>
+                <w:b w:val="0"/>
+                <w:sz w:val="21"/>
+              </w:rPr>
+              <w:t>2024-05-28</w:t>
+            </w:r>
+          </w:p>
+        </w:tc>
+        <w:tc>
+          <w:tcPr>
+            <w:tcW w:type="dxa" w:w="2268"/>
+            <w:vAlign w:val="center"/>
+            <w:tcBorders>
+              <w:top w:val="single" w:sz="4" w:color="D9D9D9"/>
+              <w:left w:val="single" w:sz="4" w:color="D9D9D9"/>
+              <w:bottom w:val="single" w:sz="4" w:color="D9D9D9"/>
+              <w:right w:val="single" w:sz="4" w:color="D9D9D9"/>
+            </w:tcBorders>
+            <w:tcMar>
+              <w:top w:w="85" w:type="dxa"/>
+              <w:bottom w:w="85" w:type="dxa"/>
+              <w:left w:w="110" w:type="dxa"/>
+              <w:right w:w="110" w:type="dxa"/>
+            </w:tcMar>
+            <w:shd w:fill="FFFFFF"/>
+          </w:tcPr>
+          <w:p>
+            <w:pPr>
+              <w:spacing w:line="310" w:lineRule="exact" w:after="20"/>
+              <w:jc w:val="center"/>
+            </w:pPr>
+            <w:r>
+              <w:rPr>
+                <w:b w:val="0"/>
+                <w:sz w:val="21"/>
+              </w:rPr>
+              <w:t>19,410.47</w:t>
+            </w:r>
+          </w:p>
+        </w:tc>
+        <w:tc>
+          <w:tcPr>
+            <w:tcW w:type="dxa" w:w="1417"/>
+            <w:vAlign w:val="center"/>
+            <w:tcBorders>
+              <w:top w:val="single" w:sz="4" w:color="D9D9D9"/>
+              <w:left w:val="single" w:sz="4" w:color="D9D9D9"/>
+              <w:bottom w:val="single" w:sz="4" w:color="D9D9D9"/>
+              <w:right w:val="single" w:sz="4" w:color="D9D9D9"/>
+            </w:tcBorders>
+            <w:tcMar>
+              <w:top w:w="85" w:type="dxa"/>
+              <w:bottom w:w="85" w:type="dxa"/>
+              <w:left w:w="110" w:type="dxa"/>
+              <w:right w:w="110" w:type="dxa"/>
+            </w:tcMar>
+            <w:shd w:fill="FFFFFF"/>
+          </w:tcPr>
+          <w:p>
+            <w:pPr>
+              <w:spacing w:line="310" w:lineRule="exact" w:after="20"/>
+              <w:jc w:val="center"/>
+            </w:pPr>
+            <w:r>
+              <w:rPr>
+                <w:b w:val="0"/>
+                <w:sz w:val="21"/>
+              </w:rPr>
+              <w:t>130</w:t>
+            </w:r>
+          </w:p>
+        </w:tc>
+        <w:tc>
+          <w:tcPr>
+            <w:tcW w:type="dxa" w:w="2891"/>
+            <w:vAlign w:val="center"/>
+            <w:tcBorders>
+              <w:top w:val="single" w:sz="4" w:color="D9D9D9"/>
+              <w:left w:val="single" w:sz="4" w:color="D9D9D9"/>
+              <w:bottom w:val="single" w:sz="4" w:color="D9D9D9"/>
+              <w:right w:val="single" w:sz="4" w:color="D9D9D9"/>
+            </w:tcBorders>
+            <w:tcMar>
+              <w:top w:w="85" w:type="dxa"/>
+              <w:bottom w:w="85" w:type="dxa"/>
+              <w:left w:w="110" w:type="dxa"/>
+              <w:right w:w="110" w:type="dxa"/>
+            </w:tcMar>
+            <w:shd w:fill="FFFFFF"/>
+          </w:tcPr>
+          <w:p>
+            <w:pPr>
+              <w:spacing w:line="310" w:lineRule="exact" w:after="20"/>
+              <w:jc w:val="center"/>
+            </w:pPr>
+            <w:r>
+              <w:rPr>
+                <w:b w:val="0"/>
+                <w:sz w:val="21"/>
+              </w:rPr>
+              <w:t>0</w:t>
+            </w:r>
+          </w:p>
+        </w:tc>
+      </w:tr>
+      <w:tr>
+        <w:trPr>
+          <w:cantSplit/>
+        </w:trPr>
+        <w:tc>
+          <w:tcPr>
+            <w:tcW w:type="dxa" w:w="680"/>
+            <w:vAlign w:val="center"/>
+            <w:tcBorders>
+              <w:top w:val="single" w:sz="4" w:color="D9D9D9"/>
+              <w:left w:val="single" w:sz="4" w:color="D9D9D9"/>
+              <w:bottom w:val="single" w:sz="4" w:color="D9D9D9"/>
+              <w:right w:val="single" w:sz="4" w:color="D9D9D9"/>
+            </w:tcBorders>
+            <w:tcMar>
+              <w:top w:w="85" w:type="dxa"/>
+              <w:bottom w:w="85" w:type="dxa"/>
+              <w:left w:w="110" w:type="dxa"/>
+              <w:right w:w="110" w:type="dxa"/>
+            </w:tcMar>
+            <w:shd w:fill="F5F7FA"/>
+          </w:tcPr>
+          <w:p>
+            <w:pPr>
+              <w:spacing w:line="310" w:lineRule="exact" w:after="20"/>
+              <w:jc w:val="center"/>
+            </w:pPr>
+            <w:r>
+              <w:rPr>
+                <w:b w:val="0"/>
+                <w:sz w:val="21"/>
+              </w:rPr>
+              <w:t>B</w:t>
+            </w:r>
+          </w:p>
+        </w:tc>
+        <w:tc>
+          <w:tcPr>
+            <w:tcW w:type="dxa" w:w="2268"/>
+            <w:vAlign w:val="center"/>
+            <w:tcBorders>
+              <w:top w:val="single" w:sz="4" w:color="D9D9D9"/>
+              <w:left w:val="single" w:sz="4" w:color="D9D9D9"/>
+              <w:bottom w:val="single" w:sz="4" w:color="D9D9D9"/>
+              <w:right w:val="single" w:sz="4" w:color="D9D9D9"/>
+            </w:tcBorders>
+            <w:tcMar>
+              <w:top w:w="85" w:type="dxa"/>
+              <w:bottom w:w="85" w:type="dxa"/>
+              <w:left w:w="110" w:type="dxa"/>
+              <w:right w:w="110" w:type="dxa"/>
+            </w:tcMar>
+            <w:shd w:fill="F5F7FA"/>
+          </w:tcPr>
+          <w:p>
+            <w:pPr>
+              <w:spacing w:line="310" w:lineRule="exact" w:after="20"/>
+              <w:jc w:val="center"/>
+            </w:pPr>
+            <w:r>
+              <w:rPr>
+                <w:b w:val="0"/>
+                <w:sz w:val="21"/>
+              </w:rPr>
+              <w:t>2024-07-05</w:t>
+            </w:r>
+          </w:p>
+        </w:tc>
+        <w:tc>
+          <w:tcPr>
+            <w:tcW w:type="dxa" w:w="2268"/>
+            <w:vAlign w:val="center"/>
+            <w:tcBorders>
+              <w:top w:val="single" w:sz="4" w:color="D9D9D9"/>
+              <w:left w:val="single" w:sz="4" w:color="D9D9D9"/>
+              <w:bottom w:val="single" w:sz="4" w:color="D9D9D9"/>
+              <w:right w:val="single" w:sz="4" w:color="D9D9D9"/>
+            </w:tcBorders>
+            <w:tcMar>
+              <w:top w:w="85" w:type="dxa"/>
+              <w:bottom w:w="85" w:type="dxa"/>
+              <w:left w:w="110" w:type="dxa"/>
+              <w:right w:w="110" w:type="dxa"/>
+            </w:tcMar>
+            <w:shd w:fill="F5F7FA"/>
+          </w:tcPr>
+          <w:p>
+            <w:pPr>
+              <w:spacing w:line="310" w:lineRule="exact" w:after="20"/>
+              <w:jc w:val="center"/>
+            </w:pPr>
+            <w:r>
+              <w:rPr>
+                <w:b w:val="0"/>
+                <w:sz w:val="21"/>
+              </w:rPr>
+              <w:t>794.71</w:t>
+            </w:r>
+          </w:p>
+        </w:tc>
+        <w:tc>
+          <w:tcPr>
+            <w:tcW w:type="dxa" w:w="1417"/>
+            <w:vAlign w:val="center"/>
+            <w:tcBorders>
+              <w:top w:val="single" w:sz="4" w:color="D9D9D9"/>
+              <w:left w:val="single" w:sz="4" w:color="D9D9D9"/>
+              <w:bottom w:val="single" w:sz="4" w:color="D9D9D9"/>
+              <w:right w:val="single" w:sz="4" w:color="D9D9D9"/>
+            </w:tcBorders>
+            <w:tcMar>
+              <w:top w:w="85" w:type="dxa"/>
+              <w:bottom w:w="85" w:type="dxa"/>
+              <w:left w:w="110" w:type="dxa"/>
+              <w:right w:w="110" w:type="dxa"/>
+            </w:tcMar>
+            <w:shd w:fill="F5F7FA"/>
+          </w:tcPr>
+          <w:p>
+            <w:pPr>
+              <w:spacing w:line="310" w:lineRule="exact" w:after="20"/>
+              <w:jc w:val="center"/>
+            </w:pPr>
+            <w:r>
+              <w:rPr>
+                <w:b w:val="0"/>
+                <w:sz w:val="21"/>
+              </w:rPr>
+              <w:t>5</w:t>
+            </w:r>
+          </w:p>
+        </w:tc>
+        <w:tc>
+          <w:tcPr>
+            <w:tcW w:type="dxa" w:w="2891"/>
+            <w:vAlign w:val="center"/>
+            <w:tcBorders>
+              <w:top w:val="single" w:sz="4" w:color="D9D9D9"/>
+              <w:left w:val="single" w:sz="4" w:color="D9D9D9"/>
+              <w:bottom w:val="single" w:sz="4" w:color="D9D9D9"/>
+              <w:right w:val="single" w:sz="4" w:color="D9D9D9"/>
+            </w:tcBorders>
+            <w:tcMar>
+              <w:top w:w="85" w:type="dxa"/>
+              <w:bottom w:w="85" w:type="dxa"/>
+              <w:left w:w="110" w:type="dxa"/>
+              <w:right w:w="110" w:type="dxa"/>
+            </w:tcMar>
+            <w:shd w:fill="F5F7FA"/>
+          </w:tcPr>
+          <w:p>
+            <w:pPr>
+              <w:spacing w:line="310" w:lineRule="exact" w:after="20"/>
+              <w:jc w:val="center"/>
+            </w:pPr>
+            <w:r>
+              <w:rPr>
+                <w:b w:val="0"/>
+                <w:sz w:val="21"/>
+              </w:rPr>
+              <w:t>0</w:t>
+            </w:r>
+          </w:p>
+        </w:tc>
+      </w:tr>
+      <w:tr>
+        <w:trPr>
+          <w:cantSplit/>
+        </w:trPr>
+        <w:tc>
+          <w:tcPr>
+            <w:tcW w:type="dxa" w:w="680"/>
+            <w:vAlign w:val="center"/>
+            <w:tcBorders>
+              <w:top w:val="single" w:sz="4" w:color="D9D9D9"/>
+              <w:left w:val="single" w:sz="4" w:color="D9D9D9"/>
+              <w:bottom w:val="single" w:sz="4" w:color="D9D9D9"/>
+              <w:right w:val="single" w:sz="4" w:color="D9D9D9"/>
+            </w:tcBorders>
+            <w:tcMar>
+              <w:top w:w="85" w:type="dxa"/>
+              <w:bottom w:w="85" w:type="dxa"/>
+              <w:left w:w="110" w:type="dxa"/>
+              <w:right w:w="110" w:type="dxa"/>
+            </w:tcMar>
+            <w:shd w:fill="FFFFFF"/>
+          </w:tcPr>
+          <w:p>
+            <w:pPr>
+              <w:spacing w:line="310" w:lineRule="exact" w:after="20"/>
+              <w:jc w:val="center"/>
+            </w:pPr>
+            <w:r>
+              <w:rPr>
+                <w:b w:val="0"/>
+                <w:sz w:val="21"/>
+              </w:rPr>
+              <w:t>C</w:t>
+            </w:r>
+          </w:p>
+        </w:tc>
+        <w:tc>
+          <w:tcPr>
+            <w:tcW w:type="dxa" w:w="2268"/>
+            <w:vAlign w:val="center"/>
+            <w:tcBorders>
+              <w:top w:val="single" w:sz="4" w:color="D9D9D9"/>
+              <w:left w:val="single" w:sz="4" w:color="D9D9D9"/>
+              <w:bottom w:val="single" w:sz="4" w:color="D9D9D9"/>
+              <w:right w:val="single" w:sz="4" w:color="D9D9D9"/>
+            </w:tcBorders>
+            <w:tcMar>
+              <w:top w:w="85" w:type="dxa"/>
+              <w:bottom w:w="85" w:type="dxa"/>
+              <w:left w:w="110" w:type="dxa"/>
+              <w:right w:w="110" w:type="dxa"/>
+            </w:tcMar>
+            <w:shd w:fill="FFFFFF"/>
+          </w:tcPr>
+          <w:p>
+            <w:pPr>
+              <w:spacing w:line="310" w:lineRule="exact" w:after="20"/>
+              <w:jc w:val="center"/>
+            </w:pPr>
+            <w:r>
+              <w:rPr>
+                <w:b w:val="0"/>
+                <w:sz w:val="21"/>
+              </w:rPr>
+              <w:t>2024-04-28</w:t>
+            </w:r>
+          </w:p>
+        </w:tc>
+        <w:tc>
+          <w:tcPr>
+            <w:tcW w:type="dxa" w:w="2268"/>
+            <w:vAlign w:val="center"/>
+            <w:tcBorders>
+              <w:top w:val="single" w:sz="4" w:color="D9D9D9"/>
+              <w:left w:val="single" w:sz="4" w:color="D9D9D9"/>
+              <w:bottom w:val="single" w:sz="4" w:color="D9D9D9"/>
+              <w:right w:val="single" w:sz="4" w:color="D9D9D9"/>
+            </w:tcBorders>
+            <w:tcMar>
+              <w:top w:w="85" w:type="dxa"/>
+              <w:bottom w:w="85" w:type="dxa"/>
+              <w:left w:w="110" w:type="dxa"/>
+              <w:right w:w="110" w:type="dxa"/>
+            </w:tcMar>
+            <w:shd w:fill="FFFFFF"/>
+          </w:tcPr>
+          <w:p>
+            <w:pPr>
+              <w:spacing w:line="310" w:lineRule="exact" w:after="20"/>
+              <w:jc w:val="center"/>
+            </w:pPr>
+            <w:r>
+              <w:rPr>
+                <w:b w:val="0"/>
+                <w:sz w:val="21"/>
+              </w:rPr>
+              <w:t>831.31</w:t>
+            </w:r>
+          </w:p>
+        </w:tc>
+        <w:tc>
+          <w:tcPr>
+            <w:tcW w:type="dxa" w:w="1417"/>
+            <w:vAlign w:val="center"/>
+            <w:tcBorders>
+              <w:top w:val="single" w:sz="4" w:color="D9D9D9"/>
+              <w:left w:val="single" w:sz="4" w:color="D9D9D9"/>
+              <w:bottom w:val="single" w:sz="4" w:color="D9D9D9"/>
+              <w:right w:val="single" w:sz="4" w:color="D9D9D9"/>
+            </w:tcBorders>
+            <w:tcMar>
+              <w:top w:w="85" w:type="dxa"/>
+              <w:bottom w:w="85" w:type="dxa"/>
+              <w:left w:w="110" w:type="dxa"/>
+              <w:right w:w="110" w:type="dxa"/>
+            </w:tcMar>
+            <w:shd w:fill="FFFFFF"/>
+          </w:tcPr>
+          <w:p>
+            <w:pPr>
+              <w:spacing w:line="310" w:lineRule="exact" w:after="20"/>
+              <w:jc w:val="center"/>
+            </w:pPr>
+            <w:r>
+              <w:rPr>
+                <w:b w:val="0"/>
+                <w:sz w:val="21"/>
+              </w:rPr>
+              <w:t>3</w:t>
+            </w:r>
+          </w:p>
+        </w:tc>
+        <w:tc>
+          <w:tcPr>
+            <w:tcW w:type="dxa" w:w="2891"/>
+            <w:vAlign w:val="center"/>
+            <w:tcBorders>
+              <w:top w:val="single" w:sz="4" w:color="D9D9D9"/>
+              <w:left w:val="single" w:sz="4" w:color="D9D9D9"/>
+              <w:bottom w:val="single" w:sz="4" w:color="D9D9D9"/>
+              <w:right w:val="single" w:sz="4" w:color="D9D9D9"/>
+            </w:tcBorders>
+            <w:tcMar>
+              <w:top w:w="85" w:type="dxa"/>
+              <w:bottom w:w="85" w:type="dxa"/>
+              <w:left w:w="110" w:type="dxa"/>
+              <w:right w:w="110" w:type="dxa"/>
+            </w:tcMar>
+            <w:shd w:fill="FFFFFF"/>
+          </w:tcPr>
+          <w:p>
+            <w:pPr>
+              <w:spacing w:line="310" w:lineRule="exact" w:after="20"/>
+              <w:jc w:val="center"/>
+            </w:pPr>
+            <w:r>
+              <w:rPr>
+                <w:b w:val="0"/>
+                <w:sz w:val="21"/>
+              </w:rPr>
+              <w:t>130</w:t>
+            </w:r>
+          </w:p>
+        </w:tc>
+      </w:tr>
+    </w:tbl>
+    <w:p>
+      <w:pPr>
+        <w:spacing w:after="0"/>
+      </w:pPr>
+    </w:p>
+    <w:p>
+      <w:pPr>
+        <w:keepNext w:val="0"/>
+      </w:pPr>
+      <w:r>
+        <w:t>三筆皆為房地加車位交易；「同建案fit筆數」只統計該切點以前相同城市、行政區與建案名稱的交易。A和B當時沒有直接同案樣本；C已有130筆，仍發生明顯低估。</w:t>
+      </w:r>
+    </w:p>
+    <w:p>
+      <w:pPr>
+        <w:pStyle w:val="Heading2"/>
+      </w:pPr>
+      <w:r>
+        <w:t>案例A 大面積廠辦低估</w:t>
+      </w:r>
+    </w:p>
+    <w:p>
+      <w:pPr>
+        <w:keepNext w:val="0"/>
+      </w:pPr>
+      <w:r>
+        <w:t>新莊廠辦建物面積19,410.47平方公尺，含130個車位，真價29.90億元，預測約28.03億元，低估約1.87億元，約為真價的6.24%。同案支持為0，且面積遠高於fit第99百分位345.10平方公尺，符合大規模稀有交易可能較難估價的假設，仍未證明誤差原因。</w:t>
+      </w:r>
+    </w:p>
+    <w:p>
+      <w:pPr>
+        <w:pStyle w:val="Heading2"/>
+      </w:pPr>
+      <w:r>
+        <w:t>案例B 新建案商辦高估</w:t>
+      </w:r>
+    </w:p>
+    <w:p>
+      <w:pPr>
+        <w:keepNext w:val="0"/>
+      </w:pPr>
+      <w:r>
+        <w:t>北投商辦面積794.71平方公尺、5個車位，真價約1.49億元，預測約2.43億元，高估約9,474.19萬元。當期無同案樣本，面積亦高於fit第99百分位。區域或用途參考未必足以描述該筆交易，不能將高估直接歸因於單一模型。</w:t>
+      </w:r>
+    </w:p>
+    <w:p>
+      <w:pPr>
+        <w:pStyle w:val="Heading2"/>
+      </w:pPr>
+      <w:r>
+        <w:t>案例C 同案資料存在仍低估</w:t>
+      </w:r>
+    </w:p>
+    <w:p>
+      <w:pPr>
+        <w:keepNext w:val="0"/>
+      </w:pPr>
+      <w:r>
+        <w:t>林口店面面積831.31平方公尺、3個車位，真價2.56億元，預測約1.63億元，低估約9,329.71萬元。同案130筆全為住宅大樓，無同型店面；同案真價中位數約2,121.50萬元。用途與規模缺乏可比支持，顯示「有同案」不等於「有足夠可比交易」。</w:t>
+      </w:r>
+    </w:p>
+    <w:p>
+      <w:r>
+        <w:br w:type="page"/>
+      </w:r>
+    </w:p>
+    <w:p>
+      <w:pPr>
+        <w:pStyle w:val="Heading1"/>
+      </w:pPr>
+      <w:r>
+        <w:t>17 誤差原因與對應改進</w:t>
+      </w:r>
+    </w:p>
+    <w:p>
+      <w:pPr>
+        <w:keepNext w:val="0"/>
+      </w:pPr>
+      <w:r>
+        <w:t>案例中的日期、用途、面積、車位、真價、預測及同案支持量都是已觀察證據。以下原因屬待驗證假設；目前沒有藉由重訓對照證明因果，也沒有依案例改動提交價格。[8]</w:t>
+      </w:r>
+    </w:p>
+    <w:p>
+      <w:pPr>
+        <w:pStyle w:val="Heading2"/>
+      </w:pPr>
+      <w:r>
+        <w:t>依用途與規模檢查可比性</w:t>
+      </w:r>
+    </w:p>
+    <w:p>
+      <w:pPr>
+        <w:keepNext w:val="0"/>
+      </w:pPr>
+      <w:r>
+        <w:t>A、B、C的建物面積都高於fit第99百分位。廠辦、商辦與店面也可能具有不同估價關係。可先以fit可知的用途與面積預先定義群組，比較群組模型或更細緻的可比交易規則；驗證必須保留原高價交易，並檢查是否犧牲一般住宅的MAE。</w:t>
+      </w:r>
+    </w:p>
+    <w:p>
+      <w:pPr>
+        <w:pStyle w:val="Heading2"/>
+      </w:pPr>
+      <w:r>
+        <w:t>把參考支持量納入信任程度</w:t>
+      </w:r>
+    </w:p>
+    <w:p>
+      <w:pPr>
+        <w:keepNext w:val="0"/>
+      </w:pPr>
+      <w:r>
+        <w:t>現有參考已按建物類型與主要用途分組；此處同案130/0是描述性盤點，不等於實際reference支持量。下一步可檢查各層實際支持，測試既有分組內相近面積／車位條件與支持不足回退。門檻訓練前固定。</w:t>
+      </w:r>
+    </w:p>
+    <w:p>
+      <w:pPr>
+        <w:pStyle w:val="Heading2"/>
+      </w:pPr>
+      <w:r>
+        <w:t>避免三路共同偏向同一方向</w:t>
+      </w:r>
+    </w:p>
+    <w:p>
+      <w:pPr>
+        <w:keepNext w:val="0"/>
+      </w:pPr>
+      <w:r>
+        <w:t>三路共享LightGBM與部分資料、參考狀態；中位數只抑制單一路線的極端值。若三路對同一稀有用途都偏低或偏高，最終仍會出錯。可保存逐路誤差及相關性，預先設計固定消融，確認是原模型、參考修正或融合哪一段需要改進。</w:t>
+      </w:r>
+    </w:p>
+    <w:p>
+      <w:pPr>
+        <w:pStyle w:val="Heading2"/>
+      </w:pPr>
+      <w:r>
+        <w:t>用新的時間留出檢驗改進</w:t>
+      </w:r>
+    </w:p>
+    <w:p>
+      <w:pPr>
+        <w:keepNext w:val="0"/>
+      </w:pPr>
+      <w:r>
+        <w:t>既有年度窗口已反覆用於選型，現在案例也是同一批窗口的事後分析。任何新特徵、分群或融合規則，都應先固定假設與設定，再用尚未參與選型的新時間留出及多seed對照。先比較整體MAE，再檢查城市、建案狀態、用途與尾端退步；沒有新標籤時，保留改善尚待確認的結論。</w:t>
+      </w:r>
+    </w:p>
+    <w:p>
+      <w:pPr>
+        <w:keepNext w:val="0"/>
+      </w:pPr>
+      <w:r>
+        <w:t>案例總價高於fit第99百分位5,597萬元，是取得驗證真價後才可描述的結果；部署時只能用已知房屋條件辨識可能超出訓練範圍，不能用test未知真價選規則。</w:t>
+      </w:r>
+    </w:p>
+    <w:p>
+      <w:r>
+        <w:br w:type="page"/>
+      </w:r>
+    </w:p>
+    <w:p>
+      <w:pPr>
+        <w:pStyle w:val="Heading1"/>
+      </w:pPr>
+      <w:r>
+        <w:t>18 公開成績與結論的限制</w:t>
       </w:r>
     </w:p>
     <w:p>
@@ -5992,7 +11219,7 @@
         <w:rPr>
           <w:b w:val="0"/>
         </w:rPr>
-        <w:t>公開MAE約199.58萬元，比基準降低約2,732元，約0.1367%。此數值來自使用者文字回報，未另登入平台核對實際上傳檔案的內容；Private仍未知。</w:t>
+        <w:t>公開MAE約199.58萬元，比基準降低約2,732元，約0.1367%。此數值原由使用者回報，已由本次截圖及登入Kaggle頁面核對；尚未核對平台上傳檔案bytes，Private未知。</w:t>
       </w:r>
     </w:p>
     <w:p>
@@ -6053,7 +11280,7 @@
         <w:pStyle w:val="Heading1"/>
       </w:pPr>
       <w:r>
-        <w:t>12 最終答案與可追溯性</w:t>
+        <w:t>19 最終答案與可追溯性</w:t>
       </w:r>
     </w:p>
     <w:p>
@@ -6223,7 +11450,7 @@
           <w:b w:val="0"/>
           <w:sz w:val="19"/>
         </w:rPr>
-        <w:t>[5] 最終選定與使用者公開分數回報。</w:t>
+        <w:t>[5] 最終選定、使用者公開分數回報與本次平台頁面核對。</w:t>
       </w:r>
     </w:p>
     <w:p>
@@ -6236,6 +11463,28 @@
           <w:sz w:val="19"/>
         </w:rPr>
         <w:t>[6] 全量訓練設定、模型重載與CSV發行核對。</w:t>
+      </w:r>
+    </w:p>
+    <w:p>
+      <w:pPr>
+        <w:spacing w:after="40"/>
+      </w:pPr>
+      <w:r>
+        <w:rPr>
+          <w:sz w:val="19"/>
+        </w:rPr>
+        <w:t>[7] 清理後train的城市總價描述統計與樣本分布。</w:t>
+      </w:r>
+    </w:p>
+    <w:p>
+      <w:pPr>
+        <w:spacing w:after="40"/>
+      </w:pPr>
+      <w:r>
+        <w:rPr>
+          <w:sz w:val="19"/>
+        </w:rPr>
+        <w:t>[8] 封存完整融合驗證預測的列序、誤差、分群及匿名案例核對。</w:t>
       </w:r>
     </w:p>
     <w:p>

--- a/docs/台灣房屋銷售價格預測挑戰賽_正式報告.docx
+++ b/docs/台灣房屋銷售價格預測挑戰賽_正式報告.docx
@@ -11288,7 +11288,7 @@
         <w:rPr>
           <w:b w:val="0"/>
         </w:rPr>
-        <w:t>方法確定後，最終使用467,221筆有標籤資料。全量階段新增訓練一個參考單價神經網路，其餘五模型沿用保存預測向量。新神經網路重載後，對47,073筆測試交易推論核對一致，再重算神經網路路線的成交與空間修正，並與保存的另外兩路逐筆取中位數。[6]</w:t>
+        <w:t>原全量階段使用467,221筆有標籤資料，只新訓練參考單價網路，其餘五模型沿用保存預測。[6] 後續已在同機既有與全新獨立套件環境，從保存模型及轉換狀態重新執行六模型推論；47,073筆的13個完整向量及答案檔皆核對一致，沒有重新訓練。[9]</w:t>
       </w:r>
     </w:p>
     <w:p>
@@ -11374,7 +11374,7 @@
         <w:rPr>
           <w:b w:val="0"/>
         </w:rPr>
-        <w:t>GitHub提供必要來源與文件，不含課程交易表、私有模型或提交CSV。尚未完成在乾淨環境從原始train／valid重訓全部六模型並產生最終答案的端到端驗證；固定seed與檔案指紋支持追查，不能保證任意硬體重訓完全相同。</w:t>
+        <w:t>程式包另補22支原訓練／準備程式及2份設定／欄位規格，不含交易表、私有模型或CSV。歷史路徑、私有準備陣列、價格狀態與保存預測依賴保留。從原始train／valid重訓全部六模型尚未驗證；同機推論成功不保證任意硬體重訓相同。[9]</w:t>
       </w:r>
     </w:p>
     <w:p>
@@ -11488,11 +11488,22 @@
       </w:r>
     </w:p>
     <w:p>
+      <w:pPr>
+        <w:spacing w:after="40"/>
+      </w:pPr>
+      <w:r>
+        <w:rPr>
+          <w:sz w:val="19"/>
+        </w:rPr>
+        <w:t>[9] 六模型完整推論、兩套環境核對及原訓練來源補件。</w:t>
+      </w:r>
+    </w:p>
+    <w:p>
       <w:r>
         <w:rPr>
           <w:b w:val="0"/>
         </w:rPr>
-        <w:t>程式與證據入口：github.com/ziyi930108/nycu-house-price-regression（私人儲存庫，需存取權限）。</w:t>
+        <w:t>程式與證據入口：github.com/ziyi930108/nycu-house-price-regression（需權限）。</w:t>
       </w:r>
     </w:p>
     <w:sectPr>

--- a/docs/台灣房屋銷售價格預測挑戰賽_正式報告.docx
+++ b/docs/台灣房屋銷售價格預測挑戰賽_正式報告.docx
@@ -7,7 +7,7 @@
         <w:pStyle w:val="Title"/>
       </w:pPr>
       <w:r>
-        <w:t>台灣房屋銷售價格預測挑戰賽</w:t>
+        <w:t>台灣房屋銷售價格預測挑戰賽 (HW1)</w:t>
       </w:r>
     </w:p>
     <w:p>
@@ -20,7 +20,10 @@
     </w:p>
     <w:p>
       <w:pPr>
-        <w:pStyle w:val="Heading1"/>
+        <w:pStyle w:val="AbstractHeading"/>
+        <w:keepNext/>
+        <w:keepLines/>
+        <w:pageBreakBefore w:val="0"/>
       </w:pPr>
       <w:r>
         <w:t>摘要</w:t>
@@ -31,7 +34,29 @@
         <w:rPr>
           <w:b w:val="0"/>
         </w:rPr>
-        <w:t>利用課程提供的房屋交易資料，依地點、面積、樓層、房屋類型與交易時間估計每筆交易的總價。資料先經清理與格式轉換，再交由六個模型學習不同的價格表示。各模型的答案換回總價後，組成三路預測，加入成交參考及空間修正，最後以三路的中位數產生提交答案。</w:t>
+        <w:t>根據房屋交易資料中的地點、面積、樓層、房屋類型與交易時間，估計每筆交易的總價。資料先經清理與格式轉換，再交由六個模型估價。各模型的輸出先換算成同一單位的房屋總價，再按固定規則合成三個候選總價，稱為「三路預測」。每一路依相似交易與道路位置資訊調整估價，最後把三個總價由小到大排列，取中間值作為提交答案。</w:t>
+      </w:r>
+    </w:p>
+    <w:p>
+      <w:pPr>
+        <w:pStyle w:val="Heading1"/>
+        <w:keepNext/>
+        <w:keepLines/>
+        <w:pageBreakBefore w:val="0"/>
+      </w:pPr>
+      <w:r>
+        <w:t>一. 研究目標與資料概況</w:t>
+      </w:r>
+    </w:p>
+    <w:p>
+      <w:pPr>
+        <w:pStyle w:val="Heading2"/>
+        <w:keepNext/>
+        <w:keepLines/>
+        <w:pageBreakBefore w:val="0"/>
+      </w:pPr>
+      <w:r>
+        <w:t>1.1 預測目標與評估指標</w:t>
       </w:r>
     </w:p>
     <w:p>
@@ -39,23 +64,7 @@
         <w:rPr>
           <w:b w:val="0"/>
         </w:rPr>
-        <w:t>本文依實際估價流程說明每一步的用途與設計理由。資料清理和文字轉換列在正文；模型設定、驗證結果及限制則各自說明，便於對照方法與證據。</w:t>
-      </w:r>
-    </w:p>
-    <w:p>
-      <w:pPr>
-        <w:pStyle w:val="Heading1"/>
-      </w:pPr>
-      <w:r>
-        <w:t>1 目標與評估指標</w:t>
-      </w:r>
-    </w:p>
-    <w:p>
-      <w:r>
-        <w:rPr>
-          <w:b w:val="0"/>
-        </w:rPr>
-        <w:t>這是回歸任務，也就是預測一個數值。最終答案是新臺幣總價；單價只是部分模型內部的學習方式。訓練資料提供成交總價，讓模型學習房屋條件與價格的關係；測試資料沒有提供總價，需由模型估計。</w:t>
+        <w:t>這是回歸任務，也就是預測一個數值。預測目標是每筆交易的房屋總價，單位為新臺幣元。訓練資料提供成交總價，讓模型學習房屋條件與價格的關係；測試資料沒有提供總價，需由模型估計。</w:t>
       </w:r>
     </w:p>
     <w:p>
@@ -67,7 +76,7 @@
         <w:rPr>
           <w:b/>
         </w:rPr>
-        <w:t>MAE ＝ 每筆交易的絕對誤差加總 ÷ 交易筆數</w:t>
+        <w:t>MAE（平均絕對誤差）＝ 每筆交易的絕對誤差加總 ÷ 交易筆數</w:t>
       </w:r>
     </w:p>
     <w:p>
@@ -75,7 +84,7 @@
         <w:rPr>
           <w:b w:val="0"/>
         </w:rPr>
-        <w:t>絕對誤差是不分高估或低估的金額差。例如兩間房屋分別高估100萬元、低估50萬元，MAE就是75萬元。正負誤差不會互相抵銷；MAE也不表示每間房屋都差75萬元。所有正式比較均使用總價MAE，越低越好。</w:t>
+        <w:t>絕對誤差是不分高估或低估的金額差。例如兩間房屋分別高估100萬元、低估50萬元，MAE就是75萬元。正負誤差不會抵銷；MAE也不表示每間房屋都差75萬元。所有正式比較均使用總價MAE，越低越好。</w:t>
       </w:r>
     </w:p>
     <w:p>
@@ -83,20 +92,26 @@
         <w:rPr>
           <w:b w:val="0"/>
         </w:rPr>
-        <w:t>閱讀順序：程式流程 → 資料清理與分布 → 特徵 → 模型與融合 → 訓練 → 時間驗證與誤差分析 → 最終答案。[1]</w:t>
+        <w:t>時間驗證是先用較早的交易學習，再估較晚交易的價格；較晚交易的答案留到預測固定後才用來評分，以檢查模型面對尚未學過資料的表現。</w:t>
       </w:r>
     </w:p>
     <w:p>
       <w:r>
-        <w:br w:type="page"/>
+        <w:rPr>
+          <w:b w:val="0"/>
+        </w:rPr>
+        <w:t>估價流程：資料清理與房屋條件整理 → 模型訓練 → 換算成總價並整合估價 → 時間驗證與誤差檢查 → 輸出答案。[1]</w:t>
       </w:r>
     </w:p>
     <w:p>
       <w:pPr>
-        <w:pStyle w:val="Heading1"/>
+        <w:pStyle w:val="Heading2"/>
+        <w:keepNext/>
+        <w:keepLines/>
+        <w:pageBreakBefore w:val="0"/>
       </w:pPr>
       <w:r>
-        <w:t>2 完整程式流程</w:t>
+        <w:t>1.2 訓練資料概況與縣市差異</w:t>
       </w:r>
     </w:p>
     <w:p>
@@ -104,1728 +119,7 @@
         <w:keepNext w:val="0"/>
       </w:pPr>
       <w:r>
-        <w:t>流程由課程交易表開始，經清理、特徵、六個模型、總價還原與三路修正，產生逐筆總價。箭頭表示資料與預測的傳遞；所有依標籤建立的狀態都受當次訓練範圍限制。[1][2][6]</w:t>
-      </w:r>
-    </w:p>
-    <w:p>
-      <w:pPr>
-        <w:keepNext/>
-        <w:spacing w:line="240" w:lineRule="auto"/>
-        <w:jc w:val="center"/>
-      </w:pPr>
-      <w:r>
-        <w:drawing>
-          <wp:inline xmlns:a="http://schemas.openxmlformats.org/drawingml/2006/main" xmlns:pic="http://schemas.openxmlformats.org/drawingml/2006/picture">
-            <wp:extent cx="6048000" cy="3964800"/>
-            <wp:docPr id="2" name="Picture 2" descr="train與最終合併valid、test經解析，fit限定轉換狀態，六模型換回總價組成三路，各路R/S修正後取中位數並輸出CSV。"/>
-            <wp:cNvGraphicFramePr>
-              <a:graphicFrameLocks noChangeAspect="1"/>
-            </wp:cNvGraphicFramePr>
-            <a:graphic>
-              <a:graphicData uri="http://schemas.openxmlformats.org/drawingml/2006/picture">
-                <pic:pic>
-                  <pic:nvPicPr>
-                    <pic:cNvPr id="0" name="program_flow.png"/>
-                    <pic:cNvPicPr/>
-                  </pic:nvPicPr>
-                  <pic:blipFill>
-                    <a:blip r:embed="rId11"/>
-                    <a:stretch>
-                      <a:fillRect/>
-                    </a:stretch>
-                  </pic:blipFill>
-                  <pic:spPr>
-                    <a:xfrm>
-                      <a:off x="0" y="0"/>
-                      <a:ext cx="6048000" cy="3964800"/>
-                    </a:xfrm>
-                    <a:prstGeom prst="rect"/>
-                  </pic:spPr>
-                </pic:pic>
-              </a:graphicData>
-            </a:graphic>
-          </wp:inline>
-        </w:drawing>
-      </w:r>
-    </w:p>
-    <w:p>
-      <w:pPr>
-        <w:pStyle w:val="Caption"/>
-        <w:jc w:val="center"/>
-      </w:pPr>
-      <w:r>
-        <w:t>圖1 資料、程式、模型與輸出流程</w:t>
-      </w:r>
-    </w:p>
-    <w:p>
-      <w:pPr>
-        <w:keepNext w:val="0"/>
-      </w:pPr>
-      <w:r>
-        <w:t>年度驗證時，只用切點以前的train建立fit狀態，切點以後的query標籤留到預測封存後才評分；課程valid到最終階段才合併。test只套用已建立的狀態，不參與詞表、價格參考或模型學習。</w:t>
-      </w:r>
-    </w:p>
-    <w:p>
-      <w:pPr>
-        <w:keepNext w:val="0"/>
-      </w:pPr>
-      <w:r>
-        <w:t>圖呈現完整架構。實際最終全量階段僅新增訓練參考單價神經網路，其餘五模型沿用保存預測；成交參考與空間狀態也沿用既有保存版本，再重算新的網路路線。</w:t>
-      </w:r>
-    </w:p>
-    <w:p>
-      <w:r>
-        <w:br w:type="page"/>
-      </w:r>
-    </w:p>
-    <w:p>
-      <w:pPr>
-        <w:pStyle w:val="Heading1"/>
-      </w:pPr>
-      <w:r>
-        <w:t>3 程式分工與核心寫法</w:t>
-      </w:r>
-    </w:p>
-    <w:p>
-      <w:pPr>
-        <w:keepNext w:val="0"/>
-      </w:pPr>
-      <w:r>
-        <w:t>資料處理、訓練及最終組合分成不同函式，讓每一步可檢查輸入、列序與檔案身分。下表列出主要程式責任；歷史檔名沿用以便追查。[1][2][6]</w:t>
-      </w:r>
-    </w:p>
-    <w:tbl>
-      <w:tblPr>
-        <w:tblW w:type="auto" w:w="0"/>
-        <w:jc w:val="center"/>
-        <w:tblLayout w:type="fixed"/>
-        <w:tblLook w:firstColumn="1" w:firstRow="1" w:lastColumn="0" w:lastRow="0" w:noHBand="0" w:noVBand="1" w:val="04A0"/>
-      </w:tblPr>
-      <w:tblGrid>
-        <w:gridCol w:w="1417"/>
-        <w:gridCol w:w="4025"/>
-        <w:gridCol w:w="4082"/>
-      </w:tblGrid>
-      <w:tr>
-        <w:trPr>
-          <w:cantSplit/>
-          <w:tblHeader/>
-        </w:trPr>
-        <w:tc>
-          <w:tcPr>
-            <w:tcW w:type="dxa" w:w="1417"/>
-            <w:vAlign w:val="center"/>
-            <w:tcBorders>
-              <w:top w:val="single" w:sz="4" w:color="D9D9D9"/>
-              <w:left w:val="single" w:sz="4" w:color="D9D9D9"/>
-              <w:bottom w:val="single" w:sz="4" w:color="D9D9D9"/>
-              <w:right w:val="single" w:sz="4" w:color="D9D9D9"/>
-            </w:tcBorders>
-            <w:tcMar>
-              <w:top w:w="85" w:type="dxa"/>
-              <w:bottom w:w="85" w:type="dxa"/>
-              <w:left w:w="110" w:type="dxa"/>
-              <w:right w:w="110" w:type="dxa"/>
-            </w:tcMar>
-            <w:shd w:fill="DCE6F1"/>
-          </w:tcPr>
-          <w:p>
-            <w:pPr>
-              <w:spacing w:line="310" w:lineRule="exact" w:after="20"/>
-              <w:jc w:val="center"/>
-            </w:pPr>
-            <w:r>
-              <w:rPr>
-                <w:b/>
-                <w:sz w:val="21"/>
-              </w:rPr>
-              <w:t>階段</w:t>
-            </w:r>
-          </w:p>
-        </w:tc>
-        <w:tc>
-          <w:tcPr>
-            <w:tcW w:type="dxa" w:w="4025"/>
-            <w:vAlign w:val="center"/>
-            <w:tcBorders>
-              <w:top w:val="single" w:sz="4" w:color="D9D9D9"/>
-              <w:left w:val="single" w:sz="4" w:color="D9D9D9"/>
-              <w:bottom w:val="single" w:sz="4" w:color="D9D9D9"/>
-              <w:right w:val="single" w:sz="4" w:color="D9D9D9"/>
-            </w:tcBorders>
-            <w:tcMar>
-              <w:top w:w="85" w:type="dxa"/>
-              <w:bottom w:w="85" w:type="dxa"/>
-              <w:left w:w="110" w:type="dxa"/>
-              <w:right w:w="110" w:type="dxa"/>
-            </w:tcMar>
-            <w:shd w:fill="DCE6F1"/>
-          </w:tcPr>
-          <w:p>
-            <w:pPr>
-              <w:spacing w:line="310" w:lineRule="exact" w:after="20"/>
-              <w:jc w:val="center"/>
-            </w:pPr>
-            <w:r>
-              <w:rPr>
-                <w:b/>
-                <w:sz w:val="21"/>
-              </w:rPr>
-              <w:t>來源與函式</w:t>
-            </w:r>
-          </w:p>
-        </w:tc>
-        <w:tc>
-          <w:tcPr>
-            <w:tcW w:type="dxa" w:w="4082"/>
-            <w:vAlign w:val="center"/>
-            <w:tcBorders>
-              <w:top w:val="single" w:sz="4" w:color="D9D9D9"/>
-              <w:left w:val="single" w:sz="4" w:color="D9D9D9"/>
-              <w:bottom w:val="single" w:sz="4" w:color="D9D9D9"/>
-              <w:right w:val="single" w:sz="4" w:color="D9D9D9"/>
-            </w:tcBorders>
-            <w:tcMar>
-              <w:top w:w="85" w:type="dxa"/>
-              <w:bottom w:w="85" w:type="dxa"/>
-              <w:left w:w="110" w:type="dxa"/>
-              <w:right w:w="110" w:type="dxa"/>
-            </w:tcMar>
-            <w:shd w:fill="DCE6F1"/>
-          </w:tcPr>
-          <w:p>
-            <w:pPr>
-              <w:spacing w:line="310" w:lineRule="exact" w:after="20"/>
-              <w:jc w:val="center"/>
-            </w:pPr>
-            <w:r>
-              <w:rPr>
-                <w:b/>
-                <w:sz w:val="21"/>
-              </w:rPr>
-              <w:t>主要責任</w:t>
-            </w:r>
-          </w:p>
-        </w:tc>
-      </w:tr>
-      <w:tr>
-        <w:trPr>
-          <w:cantSplit/>
-        </w:trPr>
-        <w:tc>
-          <w:tcPr>
-            <w:tcW w:type="dxa" w:w="1417"/>
-            <w:vAlign w:val="center"/>
-            <w:tcBorders>
-              <w:top w:val="single" w:sz="4" w:color="D9D9D9"/>
-              <w:left w:val="single" w:sz="4" w:color="D9D9D9"/>
-              <w:bottom w:val="single" w:sz="4" w:color="D9D9D9"/>
-              <w:right w:val="single" w:sz="4" w:color="D9D9D9"/>
-            </w:tcBorders>
-            <w:tcMar>
-              <w:top w:w="85" w:type="dxa"/>
-              <w:bottom w:w="85" w:type="dxa"/>
-              <w:left w:w="110" w:type="dxa"/>
-              <w:right w:w="110" w:type="dxa"/>
-            </w:tcMar>
-            <w:shd w:fill="FFFFFF"/>
-          </w:tcPr>
-          <w:p>
-            <w:pPr>
-              <w:spacing w:line="310" w:lineRule="exact" w:after="20"/>
-              <w:jc w:val="center"/>
-            </w:pPr>
-            <w:r>
-              <w:rPr>
-                <w:b w:val="0"/>
-                <w:sz w:val="21"/>
-              </w:rPr>
-              <w:t>讀取與去重</w:t>
-            </w:r>
-          </w:p>
-        </w:tc>
-        <w:tc>
-          <w:tcPr>
-            <w:tcW w:type="dxa" w:w="4025"/>
-            <w:vAlign w:val="center"/>
-            <w:tcBorders>
-              <w:top w:val="single" w:sz="4" w:color="D9D9D9"/>
-              <w:left w:val="single" w:sz="4" w:color="D9D9D9"/>
-              <w:bottom w:val="single" w:sz="4" w:color="D9D9D9"/>
-              <w:right w:val="single" w:sz="4" w:color="D9D9D9"/>
-            </w:tcBorders>
-            <w:tcMar>
-              <w:top w:w="85" w:type="dxa"/>
-              <w:bottom w:w="85" w:type="dxa"/>
-              <w:left w:w="110" w:type="dxa"/>
-              <w:right w:w="110" w:type="dxa"/>
-            </w:tcMar>
-            <w:shd w:fill="FFFFFF"/>
-          </w:tcPr>
-          <w:p>
-            <w:pPr>
-              <w:spacing w:line="310" w:lineRule="exact" w:after="20"/>
-              <w:jc w:val="left"/>
-            </w:pPr>
-            <w:r>
-              <w:rPr>
-                <w:b w:val="0"/>
-                <w:sz w:val="21"/>
-              </w:rPr>
-              <w:t>model_common.py</w:t>
-              <w:br/>
-              <w:t>load_data / full_training_data</w:t>
-            </w:r>
-          </w:p>
-        </w:tc>
-        <w:tc>
-          <w:tcPr>
-            <w:tcW w:type="dxa" w:w="4082"/>
-            <w:vAlign w:val="center"/>
-            <w:tcBorders>
-              <w:top w:val="single" w:sz="4" w:color="D9D9D9"/>
-              <w:left w:val="single" w:sz="4" w:color="D9D9D9"/>
-              <w:bottom w:val="single" w:sz="4" w:color="D9D9D9"/>
-              <w:right w:val="single" w:sz="4" w:color="D9D9D9"/>
-            </w:tcBorders>
-            <w:tcMar>
-              <w:top w:w="85" w:type="dxa"/>
-              <w:bottom w:w="85" w:type="dxa"/>
-              <w:left w:w="110" w:type="dxa"/>
-              <w:right w:w="110" w:type="dxa"/>
-            </w:tcMar>
-            <w:shd w:fill="FFFFFF"/>
-          </w:tcPr>
-          <w:p>
-            <w:pPr>
-              <w:spacing w:line="310" w:lineRule="exact" w:after="20"/>
-              <w:jc w:val="center"/>
-            </w:pPr>
-            <w:r>
-              <w:rPr>
-                <w:b w:val="0"/>
-                <w:sz w:val="21"/>
-              </w:rPr>
-              <w:t>讀課程資料；檢查表頭；按原欄位去重</w:t>
-            </w:r>
-          </w:p>
-        </w:tc>
-      </w:tr>
-      <w:tr>
-        <w:trPr>
-          <w:cantSplit/>
-        </w:trPr>
-        <w:tc>
-          <w:tcPr>
-            <w:tcW w:type="dxa" w:w="1417"/>
-            <w:vAlign w:val="center"/>
-            <w:tcBorders>
-              <w:top w:val="single" w:sz="4" w:color="D9D9D9"/>
-              <w:left w:val="single" w:sz="4" w:color="D9D9D9"/>
-              <w:bottom w:val="single" w:sz="4" w:color="D9D9D9"/>
-              <w:right w:val="single" w:sz="4" w:color="D9D9D9"/>
-            </w:tcBorders>
-            <w:tcMar>
-              <w:top w:w="85" w:type="dxa"/>
-              <w:bottom w:w="85" w:type="dxa"/>
-              <w:left w:w="110" w:type="dxa"/>
-              <w:right w:w="110" w:type="dxa"/>
-            </w:tcMar>
-            <w:shd w:fill="F5F7FA"/>
-          </w:tcPr>
-          <w:p>
-            <w:pPr>
-              <w:spacing w:line="310" w:lineRule="exact" w:after="20"/>
-              <w:jc w:val="center"/>
-            </w:pPr>
-            <w:r>
-              <w:rPr>
-                <w:b w:val="0"/>
-                <w:sz w:val="21"/>
-              </w:rPr>
-              <w:t>特徵解析</w:t>
-            </w:r>
-          </w:p>
-        </w:tc>
-        <w:tc>
-          <w:tcPr>
-            <w:tcW w:type="dxa" w:w="4025"/>
-            <w:vAlign w:val="center"/>
-            <w:tcBorders>
-              <w:top w:val="single" w:sz="4" w:color="D9D9D9"/>
-              <w:left w:val="single" w:sz="4" w:color="D9D9D9"/>
-              <w:bottom w:val="single" w:sz="4" w:color="D9D9D9"/>
-              <w:right w:val="single" w:sz="4" w:color="D9D9D9"/>
-            </w:tcBorders>
-            <w:tcMar>
-              <w:top w:w="85" w:type="dxa"/>
-              <w:bottom w:w="85" w:type="dxa"/>
-              <w:left w:w="110" w:type="dxa"/>
-              <w:right w:w="110" w:type="dxa"/>
-            </w:tcMar>
-            <w:shd w:fill="F5F7FA"/>
-          </w:tcPr>
-          <w:p>
-            <w:pPr>
-              <w:spacing w:line="310" w:lineRule="exact" w:after="20"/>
-              <w:jc w:val="left"/>
-            </w:pPr>
-            <w:r>
-              <w:rPr>
-                <w:b w:val="0"/>
-                <w:sz w:val="21"/>
-              </w:rPr>
-              <w:t>house_features.py</w:t>
-              <w:br/>
-              <w:t>build_features</w:t>
-            </w:r>
-          </w:p>
-        </w:tc>
-        <w:tc>
-          <w:tcPr>
-            <w:tcW w:type="dxa" w:w="4082"/>
-            <w:vAlign w:val="center"/>
-            <w:tcBorders>
-              <w:top w:val="single" w:sz="4" w:color="D9D9D9"/>
-              <w:left w:val="single" w:sz="4" w:color="D9D9D9"/>
-              <w:bottom w:val="single" w:sz="4" w:color="D9D9D9"/>
-              <w:right w:val="single" w:sz="4" w:color="D9D9D9"/>
-            </w:tcBorders>
-            <w:tcMar>
-              <w:top w:w="85" w:type="dxa"/>
-              <w:bottom w:w="85" w:type="dxa"/>
-              <w:left w:w="110" w:type="dxa"/>
-              <w:right w:w="110" w:type="dxa"/>
-            </w:tcMar>
-            <w:shd w:fill="F5F7FA"/>
-          </w:tcPr>
-          <w:p>
-            <w:pPr>
-              <w:spacing w:line="310" w:lineRule="exact" w:after="20"/>
-              <w:jc w:val="center"/>
-            </w:pPr>
-            <w:r>
-              <w:rPr>
-                <w:b w:val="0"/>
-                <w:sz w:val="21"/>
-              </w:rPr>
-              <w:t>日期、樓層、面積、地址與缺失旗標</w:t>
-            </w:r>
-          </w:p>
-        </w:tc>
-      </w:tr>
-      <w:tr>
-        <w:trPr>
-          <w:cantSplit/>
-        </w:trPr>
-        <w:tc>
-          <w:tcPr>
-            <w:tcW w:type="dxa" w:w="1417"/>
-            <w:vAlign w:val="center"/>
-            <w:tcBorders>
-              <w:top w:val="single" w:sz="4" w:color="D9D9D9"/>
-              <w:left w:val="single" w:sz="4" w:color="D9D9D9"/>
-              <w:bottom w:val="single" w:sz="4" w:color="D9D9D9"/>
-              <w:right w:val="single" w:sz="4" w:color="D9D9D9"/>
-            </w:tcBorders>
-            <w:tcMar>
-              <w:top w:w="85" w:type="dxa"/>
-              <w:bottom w:w="85" w:type="dxa"/>
-              <w:left w:w="110" w:type="dxa"/>
-              <w:right w:w="110" w:type="dxa"/>
-            </w:tcMar>
-            <w:shd w:fill="FFFFFF"/>
-          </w:tcPr>
-          <w:p>
-            <w:pPr>
-              <w:spacing w:line="310" w:lineRule="exact" w:after="20"/>
-              <w:jc w:val="center"/>
-            </w:pPr>
-            <w:r>
-              <w:rPr>
-                <w:b w:val="0"/>
-                <w:sz w:val="21"/>
-              </w:rPr>
-              <w:t>訓練編碼</w:t>
-            </w:r>
-          </w:p>
-        </w:tc>
-        <w:tc>
-          <w:tcPr>
-            <w:tcW w:type="dxa" w:w="4025"/>
-            <w:vAlign w:val="center"/>
-            <w:tcBorders>
-              <w:top w:val="single" w:sz="4" w:color="D9D9D9"/>
-              <w:left w:val="single" w:sz="4" w:color="D9D9D9"/>
-              <w:bottom w:val="single" w:sz="4" w:color="D9D9D9"/>
-              <w:right w:val="single" w:sz="4" w:color="D9D9D9"/>
-            </w:tcBorders>
-            <w:tcMar>
-              <w:top w:w="85" w:type="dxa"/>
-              <w:bottom w:w="85" w:type="dxa"/>
-              <w:left w:w="110" w:type="dxa"/>
-              <w:right w:w="110" w:type="dxa"/>
-            </w:tcMar>
-            <w:shd w:fill="FFFFFF"/>
-          </w:tcPr>
-          <w:p>
-            <w:pPr>
-              <w:spacing w:line="310" w:lineRule="exact" w:after="20"/>
-              <w:jc w:val="left"/>
-            </w:pPr>
-            <w:r>
-              <w:rPr>
-                <w:b w:val="0"/>
-                <w:sz w:val="21"/>
-              </w:rPr>
-              <w:t>round47_nn_encode.py</w:t>
-              <w:br/>
-              <w:t>fit_encoder / encode</w:t>
-            </w:r>
-          </w:p>
-        </w:tc>
-        <w:tc>
-          <w:tcPr>
-            <w:tcW w:type="dxa" w:w="4082"/>
-            <w:vAlign w:val="center"/>
-            <w:tcBorders>
-              <w:top w:val="single" w:sz="4" w:color="D9D9D9"/>
-              <w:left w:val="single" w:sz="4" w:color="D9D9D9"/>
-              <w:bottom w:val="single" w:sz="4" w:color="D9D9D9"/>
-              <w:right w:val="single" w:sz="4" w:color="D9D9D9"/>
-            </w:tcBorders>
-            <w:tcMar>
-              <w:top w:w="85" w:type="dxa"/>
-              <w:bottom w:w="85" w:type="dxa"/>
-              <w:left w:w="110" w:type="dxa"/>
-              <w:right w:w="110" w:type="dxa"/>
-            </w:tcMar>
-            <w:shd w:fill="FFFFFF"/>
-          </w:tcPr>
-          <w:p>
-            <w:pPr>
-              <w:spacing w:line="310" w:lineRule="exact" w:after="20"/>
-              <w:jc w:val="left"/>
-            </w:pPr>
-            <w:r>
-              <w:rPr>
-                <w:b w:val="0"/>
-                <w:sz w:val="21"/>
-              </w:rPr>
-              <w:t>fit建詞表與數值轉換；query僅套用</w:t>
-            </w:r>
-          </w:p>
-        </w:tc>
-      </w:tr>
-      <w:tr>
-        <w:trPr>
-          <w:cantSplit/>
-        </w:trPr>
-        <w:tc>
-          <w:tcPr>
-            <w:tcW w:type="dxa" w:w="1417"/>
-            <w:vAlign w:val="center"/>
-            <w:tcBorders>
-              <w:top w:val="single" w:sz="4" w:color="D9D9D9"/>
-              <w:left w:val="single" w:sz="4" w:color="D9D9D9"/>
-              <w:bottom w:val="single" w:sz="4" w:color="D9D9D9"/>
-              <w:right w:val="single" w:sz="4" w:color="D9D9D9"/>
-            </w:tcBorders>
-            <w:tcMar>
-              <w:top w:w="85" w:type="dxa"/>
-              <w:bottom w:w="85" w:type="dxa"/>
-              <w:left w:w="110" w:type="dxa"/>
-              <w:right w:w="110" w:type="dxa"/>
-            </w:tcMar>
-            <w:shd w:fill="F5F7FA"/>
-          </w:tcPr>
-          <w:p>
-            <w:pPr>
-              <w:spacing w:line="310" w:lineRule="exact" w:after="20"/>
-              <w:jc w:val="center"/>
-            </w:pPr>
-            <w:r>
-              <w:rPr>
-                <w:b w:val="0"/>
-                <w:sz w:val="21"/>
-              </w:rPr>
-              <w:t>網路訓練</w:t>
-            </w:r>
-          </w:p>
-        </w:tc>
-        <w:tc>
-          <w:tcPr>
-            <w:tcW w:type="dxa" w:w="4025"/>
-            <w:vAlign w:val="center"/>
-            <w:tcBorders>
-              <w:top w:val="single" w:sz="4" w:color="D9D9D9"/>
-              <w:left w:val="single" w:sz="4" w:color="D9D9D9"/>
-              <w:bottom w:val="single" w:sz="4" w:color="D9D9D9"/>
-              <w:right w:val="single" w:sz="4" w:color="D9D9D9"/>
-            </w:tcBorders>
-            <w:tcMar>
-              <w:top w:w="85" w:type="dxa"/>
-              <w:bottom w:w="85" w:type="dxa"/>
-              <w:left w:w="110" w:type="dxa"/>
-              <w:right w:w="110" w:type="dxa"/>
-            </w:tcMar>
-            <w:shd w:fill="F5F7FA"/>
-          </w:tcPr>
-          <w:p>
-            <w:pPr>
-              <w:spacing w:line="310" w:lineRule="exact" w:after="20"/>
-              <w:jc w:val="left"/>
-            </w:pPr>
-            <w:r>
-              <w:rPr>
-                <w:b w:val="0"/>
-                <w:sz w:val="21"/>
-              </w:rPr>
-              <w:t>round107_weighted_smooth_train.py</w:t>
-              <w:br/>
-              <w:t>weighted_loss / run</w:t>
-            </w:r>
-          </w:p>
-        </w:tc>
-        <w:tc>
-          <w:tcPr>
-            <w:tcW w:type="dxa" w:w="4082"/>
-            <w:vAlign w:val="center"/>
-            <w:tcBorders>
-              <w:top w:val="single" w:sz="4" w:color="D9D9D9"/>
-              <w:left w:val="single" w:sz="4" w:color="D9D9D9"/>
-              <w:bottom w:val="single" w:sz="4" w:color="D9D9D9"/>
-              <w:right w:val="single" w:sz="4" w:color="D9D9D9"/>
-            </w:tcBorders>
-            <w:tcMar>
-              <w:top w:w="85" w:type="dxa"/>
-              <w:bottom w:w="85" w:type="dxa"/>
-              <w:left w:w="110" w:type="dxa"/>
-              <w:right w:w="110" w:type="dxa"/>
-            </w:tcMar>
-            <w:shd w:fill="F5F7FA"/>
-          </w:tcPr>
-          <w:p>
-            <w:pPr>
-              <w:spacing w:line="310" w:lineRule="exact" w:after="20"/>
-              <w:jc w:val="center"/>
-            </w:pPr>
-            <w:r>
-              <w:rPr>
-                <w:b w:val="0"/>
-                <w:sz w:val="21"/>
-              </w:rPr>
-              <w:t>固定30輪；日期加權SmoothL1</w:t>
-            </w:r>
-          </w:p>
-        </w:tc>
-      </w:tr>
-      <w:tr>
-        <w:trPr>
-          <w:cantSplit/>
-        </w:trPr>
-        <w:tc>
-          <w:tcPr>
-            <w:tcW w:type="dxa" w:w="1417"/>
-            <w:vAlign w:val="center"/>
-            <w:tcBorders>
-              <w:top w:val="single" w:sz="4" w:color="D9D9D9"/>
-              <w:left w:val="single" w:sz="4" w:color="D9D9D9"/>
-              <w:bottom w:val="single" w:sz="4" w:color="D9D9D9"/>
-              <w:right w:val="single" w:sz="4" w:color="D9D9D9"/>
-            </w:tcBorders>
-            <w:tcMar>
-              <w:top w:w="85" w:type="dxa"/>
-              <w:bottom w:w="85" w:type="dxa"/>
-              <w:left w:w="110" w:type="dxa"/>
-              <w:right w:w="110" w:type="dxa"/>
-            </w:tcMar>
-            <w:shd w:fill="FFFFFF"/>
-          </w:tcPr>
-          <w:p>
-            <w:pPr>
-              <w:spacing w:line="310" w:lineRule="exact" w:after="20"/>
-              <w:jc w:val="center"/>
-            </w:pPr>
-            <w:r>
-              <w:rPr>
-                <w:b w:val="0"/>
-                <w:sz w:val="21"/>
-              </w:rPr>
-              <w:t>預測組合</w:t>
-            </w:r>
-          </w:p>
-        </w:tc>
-        <w:tc>
-          <w:tcPr>
-            <w:tcW w:type="dxa" w:w="4025"/>
-            <w:vAlign w:val="center"/>
-            <w:tcBorders>
-              <w:top w:val="single" w:sz="4" w:color="D9D9D9"/>
-              <w:left w:val="single" w:sz="4" w:color="D9D9D9"/>
-              <w:bottom w:val="single" w:sz="4" w:color="D9D9D9"/>
-              <w:right w:val="single" w:sz="4" w:color="D9D9D9"/>
-            </w:tcBorders>
-            <w:tcMar>
-              <w:top w:w="85" w:type="dxa"/>
-              <w:bottom w:w="85" w:type="dxa"/>
-              <w:left w:w="110" w:type="dxa"/>
-              <w:right w:w="110" w:type="dxa"/>
-            </w:tcMar>
-            <w:shd w:fill="FFFFFF"/>
-          </w:tcPr>
-          <w:p>
-            <w:pPr>
-              <w:spacing w:line="310" w:lineRule="exact" w:after="20"/>
-              <w:jc w:val="left"/>
-            </w:pPr>
-            <w:r>
-              <w:rPr>
-                <w:b w:val="0"/>
-                <w:sz w:val="21"/>
-              </w:rPr>
-              <w:t>round107_final_candidate.py</w:t>
-              <w:br/>
-              <w:t>apply_prior</w:t>
-            </w:r>
-          </w:p>
-        </w:tc>
-        <w:tc>
-          <w:tcPr>
-            <w:tcW w:type="dxa" w:w="4082"/>
-            <w:vAlign w:val="center"/>
-            <w:tcBorders>
-              <w:top w:val="single" w:sz="4" w:color="D9D9D9"/>
-              <w:left w:val="single" w:sz="4" w:color="D9D9D9"/>
-              <w:bottom w:val="single" w:sz="4" w:color="D9D9D9"/>
-              <w:right w:val="single" w:sz="4" w:color="D9D9D9"/>
-            </w:tcBorders>
-            <w:tcMar>
-              <w:top w:w="85" w:type="dxa"/>
-              <w:bottom w:w="85" w:type="dxa"/>
-              <w:left w:w="110" w:type="dxa"/>
-              <w:right w:w="110" w:type="dxa"/>
-            </w:tcMar>
-            <w:shd w:fill="FFFFFF"/>
-          </w:tcPr>
-          <w:p>
-            <w:pPr>
-              <w:spacing w:line="310" w:lineRule="exact" w:after="20"/>
-              <w:jc w:val="left"/>
-            </w:pPr>
-            <w:r>
-              <w:rPr>
-                <w:b w:val="0"/>
-                <w:sz w:val="21"/>
-              </w:rPr>
-              <w:t>重算網路路線R/S；與保存兩路取中位數</w:t>
-            </w:r>
-          </w:p>
-        </w:tc>
-      </w:tr>
-      <w:tr>
-        <w:trPr>
-          <w:cantSplit/>
-        </w:trPr>
-        <w:tc>
-          <w:tcPr>
-            <w:tcW w:type="dxa" w:w="1417"/>
-            <w:vAlign w:val="center"/>
-            <w:tcBorders>
-              <w:top w:val="single" w:sz="4" w:color="D9D9D9"/>
-              <w:left w:val="single" w:sz="4" w:color="D9D9D9"/>
-              <w:bottom w:val="single" w:sz="4" w:color="D9D9D9"/>
-              <w:right w:val="single" w:sz="4" w:color="D9D9D9"/>
-            </w:tcBorders>
-            <w:tcMar>
-              <w:top w:w="85" w:type="dxa"/>
-              <w:bottom w:w="85" w:type="dxa"/>
-              <w:left w:w="110" w:type="dxa"/>
-              <w:right w:w="110" w:type="dxa"/>
-            </w:tcMar>
-            <w:shd w:fill="F5F7FA"/>
-          </w:tcPr>
-          <w:p>
-            <w:pPr>
-              <w:spacing w:line="310" w:lineRule="exact" w:after="20"/>
-              <w:jc w:val="center"/>
-            </w:pPr>
-            <w:r>
-              <w:rPr>
-                <w:b w:val="0"/>
-                <w:sz w:val="21"/>
-              </w:rPr>
-              <w:t>發行檢查</w:t>
-            </w:r>
-          </w:p>
-        </w:tc>
-        <w:tc>
-          <w:tcPr>
-            <w:tcW w:type="dxa" w:w="4025"/>
-            <w:vAlign w:val="center"/>
-            <w:tcBorders>
-              <w:top w:val="single" w:sz="4" w:color="D9D9D9"/>
-              <w:left w:val="single" w:sz="4" w:color="D9D9D9"/>
-              <w:bottom w:val="single" w:sz="4" w:color="D9D9D9"/>
-              <w:right w:val="single" w:sz="4" w:color="D9D9D9"/>
-            </w:tcBorders>
-            <w:tcMar>
-              <w:top w:w="85" w:type="dxa"/>
-              <w:bottom w:w="85" w:type="dxa"/>
-              <w:left w:w="110" w:type="dxa"/>
-              <w:right w:w="110" w:type="dxa"/>
-            </w:tcMar>
-            <w:shd w:fill="F5F7FA"/>
-          </w:tcPr>
-          <w:p>
-            <w:pPr>
-              <w:spacing w:line="310" w:lineRule="exact" w:after="20"/>
-              <w:jc w:val="center"/>
-            </w:pPr>
-            <w:r>
-              <w:rPr>
-                <w:b w:val="0"/>
-                <w:sz w:val="21"/>
-              </w:rPr>
-              <w:t>獨立CSV讀取與發行收據</w:t>
-            </w:r>
-          </w:p>
-        </w:tc>
-        <w:tc>
-          <w:tcPr>
-            <w:tcW w:type="dxa" w:w="4082"/>
-            <w:vAlign w:val="center"/>
-            <w:tcBorders>
-              <w:top w:val="single" w:sz="4" w:color="D9D9D9"/>
-              <w:left w:val="single" w:sz="4" w:color="D9D9D9"/>
-              <w:bottom w:val="single" w:sz="4" w:color="D9D9D9"/>
-              <w:right w:val="single" w:sz="4" w:color="D9D9D9"/>
-            </w:tcBorders>
-            <w:tcMar>
-              <w:top w:w="85" w:type="dxa"/>
-              <w:bottom w:w="85" w:type="dxa"/>
-              <w:left w:w="110" w:type="dxa"/>
-              <w:right w:w="110" w:type="dxa"/>
-            </w:tcMar>
-            <w:shd w:fill="F5F7FA"/>
-          </w:tcPr>
-          <w:p>
-            <w:pPr>
-              <w:spacing w:line="310" w:lineRule="exact" w:after="20"/>
-              <w:jc w:val="left"/>
-            </w:pPr>
-            <w:r>
-              <w:rPr>
-                <w:b w:val="0"/>
-                <w:sz w:val="21"/>
-              </w:rPr>
-              <w:t>核對欄位、編號、列序、整數金額及SHA256</w:t>
-            </w:r>
-          </w:p>
-        </w:tc>
-      </w:tr>
-    </w:tbl>
-    <w:p>
-      <w:pPr>
-        <w:spacing w:after="0"/>
-      </w:pPr>
-    </w:p>
-    <w:p>
-      <w:pPr>
-        <w:pStyle w:val="Heading2"/>
-      </w:pPr>
-      <w:r>
-        <w:t>神經網路路線與最終融合的核心運算</w:t>
-      </w:r>
-    </w:p>
-    <w:p>
-      <w:pPr>
-        <w:keepNext w:val="0"/>
-      </w:pPr>
-      <w:r>
-        <w:t>以下摘錄核心運算並拆行；成交參考及空間修正在base與median之間完成。native是新的參考單價網路總價；fixed包含保存的面積網路、LightGBM及另外兩路總價。</w:t>
-      </w:r>
-    </w:p>
-    <w:p>
-      <w:pPr>
-        <w:keepNext/>
-        <w:spacing w:line="290" w:lineRule="exact" w:after="0"/>
-      </w:pPr>
-      <w:r>
-        <w:rPr>
-          <w:rFonts w:ascii="Consolas" w:hAnsi="Consolas"/>
-          <w:sz w:val="18"/>
-        </w:rPr>
-        <w:t>base = .75 * (.5 * fixed['area'] + .5 * native)</w:t>
-      </w:r>
-    </w:p>
-    <w:p>
-      <w:pPr>
-        <w:keepNext/>
-        <w:spacing w:line="290" w:lineRule="exact" w:after="0"/>
-      </w:pPr>
-      <w:r>
-        <w:rPr>
-          <w:rFonts w:ascii="Consolas" w:hAnsi="Consolas"/>
-          <w:sz w:val="18"/>
-        </w:rPr>
-        <w:t>base = base + .25 * fixed['lgb']</w:t>
-      </w:r>
-    </w:p>
-    <w:p>
-      <w:pPr>
-        <w:keepNext/>
-        <w:spacing w:line="290" w:lineRule="exact" w:after="0"/>
-      </w:pPr>
-      <w:r>
-        <w:rPr>
-          <w:rFonts w:ascii="Consolas" w:hAnsi="Consolas"/>
-          <w:sz w:val="18"/>
-        </w:rPr>
-        <w:t># 依固定狀態將 base 經成交參考與空間修正得到 spatial</w:t>
-      </w:r>
-    </w:p>
-    <w:p>
-      <w:pPr>
-        <w:keepNext/>
-        <w:spacing w:line="290" w:lineRule="exact" w:after="0"/>
-      </w:pPr>
-      <w:r>
-        <w:rPr>
-          <w:rFonts w:ascii="Consolas" w:hAnsi="Consolas"/>
-          <w:sz w:val="18"/>
-        </w:rPr>
-        <w:t>median = np.median(</w:t>
-      </w:r>
-    </w:p>
-    <w:p>
-      <w:pPr>
-        <w:keepNext/>
-        <w:spacing w:line="290" w:lineRule="exact" w:after="0"/>
-      </w:pPr>
-      <w:r>
-        <w:rPr>
-          <w:rFonts w:ascii="Consolas" w:hAnsi="Consolas"/>
-          <w:sz w:val="18"/>
-        </w:rPr>
-        <w:t xml:space="preserve">    np.column_stack([spatial, fixed['log'], fixed['unit']]),</w:t>
-      </w:r>
-    </w:p>
-    <w:p>
-      <w:pPr>
-        <w:keepNext/>
-        <w:spacing w:line="290" w:lineRule="exact" w:after="0"/>
-      </w:pPr>
-      <w:r>
-        <w:rPr>
-          <w:rFonts w:ascii="Consolas" w:hAnsi="Consolas"/>
-          <w:sz w:val="18"/>
-        </w:rPr>
-        <w:t xml:space="preserve">    axis=1)</w:t>
-      </w:r>
-    </w:p>
-    <w:p/>
-    <w:p>
-      <w:pPr>
-        <w:keepNext w:val="0"/>
-      </w:pPr>
-      <w:r>
-        <w:t>最終對median只取整一次，才按指定編號輸出。錯列、重複編號或順序改變都可能把正確價格配到錯誤交易，因此檔案檢查與模型估價同樣需要獨立核對。</w:t>
-      </w:r>
-    </w:p>
-    <w:p>
-      <w:r>
-        <w:br w:type="page"/>
-      </w:r>
-    </w:p>
-    <w:p>
-      <w:pPr>
-        <w:pStyle w:val="Heading1"/>
-      </w:pPr>
-      <w:r>
-        <w:t>4 資料清理與重複紀錄</w:t>
-      </w:r>
-    </w:p>
-    <w:p>
-      <w:r>
-        <w:rPr>
-          <w:b w:val="0"/>
-        </w:rPr>
-        <w:t>價格標籤來自課程的train與valid；test完整保留指定編號與順序。原始檔案另行保存，清理在處理流程中進行。[1]</w:t>
-      </w:r>
-    </w:p>
-    <w:tbl>
-      <w:tblPr>
-        <w:tblW w:type="auto" w:w="0"/>
-        <w:jc w:val="center"/>
-        <w:tblLayout w:type="fixed"/>
-        <w:tblLook w:firstColumn="1" w:firstRow="1" w:lastColumn="0" w:lastRow="0" w:noHBand="0" w:noVBand="1" w:val="04A0"/>
-      </w:tblPr>
-      <w:tblGrid>
-        <w:gridCol w:w="6917"/>
-        <w:gridCol w:w="2608"/>
-      </w:tblGrid>
-      <w:tr>
-        <w:trPr>
-          <w:cantSplit/>
-          <w:tblHeader/>
-        </w:trPr>
-        <w:tc>
-          <w:tcPr>
-            <w:tcW w:type="dxa" w:w="6917"/>
-            <w:vAlign w:val="center"/>
-            <w:tcBorders>
-              <w:top w:val="single" w:sz="4" w:color="D9D9D9"/>
-              <w:left w:val="single" w:sz="4" w:color="D9D9D9"/>
-              <w:bottom w:val="single" w:sz="4" w:color="D9D9D9"/>
-              <w:right w:val="single" w:sz="4" w:color="D9D9D9"/>
-            </w:tcBorders>
-            <w:tcMar>
-              <w:top w:w="85" w:type="dxa"/>
-              <w:bottom w:w="85" w:type="dxa"/>
-              <w:left w:w="110" w:type="dxa"/>
-              <w:right w:w="110" w:type="dxa"/>
-            </w:tcMar>
-            <w:shd w:fill="DCE6F1"/>
-          </w:tcPr>
-          <w:p>
-            <w:pPr>
-              <w:spacing w:line="310" w:lineRule="exact" w:after="20"/>
-              <w:jc w:val="center"/>
-            </w:pPr>
-            <w:r>
-              <w:rPr>
-                <w:b/>
-                <w:sz w:val="21"/>
-              </w:rPr>
-              <w:t>處理步驟</w:t>
-            </w:r>
-          </w:p>
-        </w:tc>
-        <w:tc>
-          <w:tcPr>
-            <w:tcW w:type="dxa" w:w="2608"/>
-            <w:vAlign w:val="center"/>
-            <w:tcBorders>
-              <w:top w:val="single" w:sz="4" w:color="D9D9D9"/>
-              <w:left w:val="single" w:sz="4" w:color="D9D9D9"/>
-              <w:bottom w:val="single" w:sz="4" w:color="D9D9D9"/>
-              <w:right w:val="single" w:sz="4" w:color="D9D9D9"/>
-            </w:tcBorders>
-            <w:tcMar>
-              <w:top w:w="85" w:type="dxa"/>
-              <w:bottom w:w="85" w:type="dxa"/>
-              <w:left w:w="110" w:type="dxa"/>
-              <w:right w:w="110" w:type="dxa"/>
-            </w:tcMar>
-            <w:shd w:fill="DCE6F1"/>
-          </w:tcPr>
-          <w:p>
-            <w:pPr>
-              <w:spacing w:line="310" w:lineRule="exact" w:after="20"/>
-              <w:jc w:val="center"/>
-            </w:pPr>
-            <w:r>
-              <w:rPr>
-                <w:b/>
-                <w:sz w:val="21"/>
-              </w:rPr>
-              <w:t>筆數</w:t>
-            </w:r>
-          </w:p>
-        </w:tc>
-      </w:tr>
-      <w:tr>
-        <w:trPr>
-          <w:cantSplit/>
-        </w:trPr>
-        <w:tc>
-          <w:tcPr>
-            <w:tcW w:type="dxa" w:w="6917"/>
-            <w:vAlign w:val="center"/>
-            <w:tcBorders>
-              <w:top w:val="single" w:sz="4" w:color="D9D9D9"/>
-              <w:left w:val="single" w:sz="4" w:color="D9D9D9"/>
-              <w:bottom w:val="single" w:sz="4" w:color="D9D9D9"/>
-              <w:right w:val="single" w:sz="4" w:color="D9D9D9"/>
-            </w:tcBorders>
-            <w:tcMar>
-              <w:top w:w="85" w:type="dxa"/>
-              <w:bottom w:w="85" w:type="dxa"/>
-              <w:left w:w="110" w:type="dxa"/>
-              <w:right w:w="110" w:type="dxa"/>
-            </w:tcMar>
-            <w:shd w:fill="FFFFFF"/>
-          </w:tcPr>
-          <w:p>
-            <w:pPr>
-              <w:spacing w:line="310" w:lineRule="exact" w:after="20"/>
-              <w:jc w:val="center"/>
-            </w:pPr>
-            <w:r>
-              <w:rPr>
-                <w:b w:val="0"/>
-                <w:sz w:val="21"/>
-              </w:rPr>
-              <w:t>原始train</w:t>
-            </w:r>
-          </w:p>
-        </w:tc>
-        <w:tc>
-          <w:tcPr>
-            <w:tcW w:type="dxa" w:w="2608"/>
-            <w:vAlign w:val="center"/>
-            <w:tcBorders>
-              <w:top w:val="single" w:sz="4" w:color="D9D9D9"/>
-              <w:left w:val="single" w:sz="4" w:color="D9D9D9"/>
-              <w:bottom w:val="single" w:sz="4" w:color="D9D9D9"/>
-              <w:right w:val="single" w:sz="4" w:color="D9D9D9"/>
-            </w:tcBorders>
-            <w:tcMar>
-              <w:top w:w="85" w:type="dxa"/>
-              <w:bottom w:w="85" w:type="dxa"/>
-              <w:left w:w="110" w:type="dxa"/>
-              <w:right w:w="110" w:type="dxa"/>
-            </w:tcMar>
-            <w:shd w:fill="FFFFFF"/>
-          </w:tcPr>
-          <w:p>
-            <w:pPr>
-              <w:spacing w:line="310" w:lineRule="exact" w:after="20"/>
-              <w:jc w:val="center"/>
-            </w:pPr>
-            <w:r>
-              <w:rPr>
-                <w:b w:val="0"/>
-                <w:sz w:val="21"/>
-              </w:rPr>
-              <w:t>455,787</w:t>
-            </w:r>
-          </w:p>
-        </w:tc>
-      </w:tr>
-      <w:tr>
-        <w:trPr>
-          <w:cantSplit/>
-        </w:trPr>
-        <w:tc>
-          <w:tcPr>
-            <w:tcW w:type="dxa" w:w="6917"/>
-            <w:vAlign w:val="center"/>
-            <w:tcBorders>
-              <w:top w:val="single" w:sz="4" w:color="D9D9D9"/>
-              <w:left w:val="single" w:sz="4" w:color="D9D9D9"/>
-              <w:bottom w:val="single" w:sz="4" w:color="D9D9D9"/>
-              <w:right w:val="single" w:sz="4" w:color="D9D9D9"/>
-            </w:tcBorders>
-            <w:tcMar>
-              <w:top w:w="85" w:type="dxa"/>
-              <w:bottom w:w="85" w:type="dxa"/>
-              <w:left w:w="110" w:type="dxa"/>
-              <w:right w:w="110" w:type="dxa"/>
-            </w:tcMar>
-            <w:shd w:fill="F5F7FA"/>
-          </w:tcPr>
-          <w:p>
-            <w:pPr>
-              <w:spacing w:line="310" w:lineRule="exact" w:after="20"/>
-              <w:jc w:val="center"/>
-            </w:pPr>
-            <w:r>
-              <w:rPr>
-                <w:b w:val="0"/>
-                <w:sz w:val="21"/>
-              </w:rPr>
-              <w:t>移除混入的英文表頭</w:t>
-            </w:r>
-          </w:p>
-        </w:tc>
-        <w:tc>
-          <w:tcPr>
-            <w:tcW w:type="dxa" w:w="2608"/>
-            <w:vAlign w:val="center"/>
-            <w:tcBorders>
-              <w:top w:val="single" w:sz="4" w:color="D9D9D9"/>
-              <w:left w:val="single" w:sz="4" w:color="D9D9D9"/>
-              <w:bottom w:val="single" w:sz="4" w:color="D9D9D9"/>
-              <w:right w:val="single" w:sz="4" w:color="D9D9D9"/>
-            </w:tcBorders>
-            <w:tcMar>
-              <w:top w:w="85" w:type="dxa"/>
-              <w:bottom w:w="85" w:type="dxa"/>
-              <w:left w:w="110" w:type="dxa"/>
-              <w:right w:w="110" w:type="dxa"/>
-            </w:tcMar>
-            <w:shd w:fill="F5F7FA"/>
-          </w:tcPr>
-          <w:p>
-            <w:pPr>
-              <w:spacing w:line="310" w:lineRule="exact" w:after="20"/>
-              <w:jc w:val="center"/>
-            </w:pPr>
-            <w:r>
-              <w:rPr>
-                <w:b w:val="0"/>
-                <w:sz w:val="21"/>
-              </w:rPr>
-              <w:t>−3</w:t>
-            </w:r>
-          </w:p>
-        </w:tc>
-      </w:tr>
-      <w:tr>
-        <w:trPr>
-          <w:cantSplit/>
-        </w:trPr>
-        <w:tc>
-          <w:tcPr>
-            <w:tcW w:type="dxa" w:w="6917"/>
-            <w:vAlign w:val="center"/>
-            <w:tcBorders>
-              <w:top w:val="single" w:sz="4" w:color="D9D9D9"/>
-              <w:left w:val="single" w:sz="4" w:color="D9D9D9"/>
-              <w:bottom w:val="single" w:sz="4" w:color="D9D9D9"/>
-              <w:right w:val="single" w:sz="4" w:color="D9D9D9"/>
-            </w:tcBorders>
-            <w:tcMar>
-              <w:top w:w="85" w:type="dxa"/>
-              <w:bottom w:w="85" w:type="dxa"/>
-              <w:left w:w="110" w:type="dxa"/>
-              <w:right w:w="110" w:type="dxa"/>
-            </w:tcMar>
-            <w:shd w:fill="FFFFFF"/>
-          </w:tcPr>
-          <w:p>
-            <w:pPr>
-              <w:spacing w:line="310" w:lineRule="exact" w:after="20"/>
-              <w:jc w:val="center"/>
-            </w:pPr>
-            <w:r>
-              <w:rPr>
-                <w:b w:val="0"/>
-                <w:sz w:val="21"/>
-              </w:rPr>
-              <w:t>移除表頭後</w:t>
-            </w:r>
-          </w:p>
-        </w:tc>
-        <w:tc>
-          <w:tcPr>
-            <w:tcW w:type="dxa" w:w="2608"/>
-            <w:vAlign w:val="center"/>
-            <w:tcBorders>
-              <w:top w:val="single" w:sz="4" w:color="D9D9D9"/>
-              <w:left w:val="single" w:sz="4" w:color="D9D9D9"/>
-              <w:bottom w:val="single" w:sz="4" w:color="D9D9D9"/>
-              <w:right w:val="single" w:sz="4" w:color="D9D9D9"/>
-            </w:tcBorders>
-            <w:tcMar>
-              <w:top w:w="85" w:type="dxa"/>
-              <w:bottom w:w="85" w:type="dxa"/>
-              <w:left w:w="110" w:type="dxa"/>
-              <w:right w:w="110" w:type="dxa"/>
-            </w:tcMar>
-            <w:shd w:fill="FFFFFF"/>
-          </w:tcPr>
-          <w:p>
-            <w:pPr>
-              <w:spacing w:line="310" w:lineRule="exact" w:after="20"/>
-              <w:jc w:val="center"/>
-            </w:pPr>
-            <w:r>
-              <w:rPr>
-                <w:b w:val="0"/>
-                <w:sz w:val="21"/>
-              </w:rPr>
-              <w:t>455,784</w:t>
-            </w:r>
-          </w:p>
-        </w:tc>
-      </w:tr>
-      <w:tr>
-        <w:trPr>
-          <w:cantSplit/>
-        </w:trPr>
-        <w:tc>
-          <w:tcPr>
-            <w:tcW w:type="dxa" w:w="6917"/>
-            <w:vAlign w:val="center"/>
-            <w:tcBorders>
-              <w:top w:val="single" w:sz="4" w:color="D9D9D9"/>
-              <w:left w:val="single" w:sz="4" w:color="D9D9D9"/>
-              <w:bottom w:val="single" w:sz="4" w:color="D9D9D9"/>
-              <w:right w:val="single" w:sz="4" w:color="D9D9D9"/>
-            </w:tcBorders>
-            <w:tcMar>
-              <w:top w:w="85" w:type="dxa"/>
-              <w:bottom w:w="85" w:type="dxa"/>
-              <w:left w:w="110" w:type="dxa"/>
-              <w:right w:w="110" w:type="dxa"/>
-            </w:tcMar>
-            <w:shd w:fill="F5F7FA"/>
-          </w:tcPr>
-          <w:p>
-            <w:pPr>
-              <w:spacing w:line="310" w:lineRule="exact" w:after="20"/>
-              <w:jc w:val="center"/>
-            </w:pPr>
-            <w:r>
-              <w:rPr>
-                <w:b w:val="0"/>
-                <w:sz w:val="21"/>
-              </w:rPr>
-              <w:t>移除完全重複紀錄</w:t>
-            </w:r>
-          </w:p>
-        </w:tc>
-        <w:tc>
-          <w:tcPr>
-            <w:tcW w:type="dxa" w:w="2608"/>
-            <w:vAlign w:val="center"/>
-            <w:tcBorders>
-              <w:top w:val="single" w:sz="4" w:color="D9D9D9"/>
-              <w:left w:val="single" w:sz="4" w:color="D9D9D9"/>
-              <w:bottom w:val="single" w:sz="4" w:color="D9D9D9"/>
-              <w:right w:val="single" w:sz="4" w:color="D9D9D9"/>
-            </w:tcBorders>
-            <w:tcMar>
-              <w:top w:w="85" w:type="dxa"/>
-              <w:bottom w:w="85" w:type="dxa"/>
-              <w:left w:w="110" w:type="dxa"/>
-              <w:right w:w="110" w:type="dxa"/>
-            </w:tcMar>
-            <w:shd w:fill="F5F7FA"/>
-          </w:tcPr>
-          <w:p>
-            <w:pPr>
-              <w:spacing w:line="310" w:lineRule="exact" w:after="20"/>
-              <w:jc w:val="center"/>
-            </w:pPr>
-            <w:r>
-              <w:rPr>
-                <w:b w:val="0"/>
-                <w:sz w:val="21"/>
-              </w:rPr>
-              <w:t>−529</w:t>
-            </w:r>
-          </w:p>
-        </w:tc>
-      </w:tr>
-      <w:tr>
-        <w:trPr>
-          <w:cantSplit/>
-        </w:trPr>
-        <w:tc>
-          <w:tcPr>
-            <w:tcW w:type="dxa" w:w="6917"/>
-            <w:vAlign w:val="center"/>
-            <w:tcBorders>
-              <w:top w:val="single" w:sz="4" w:color="D9D9D9"/>
-              <w:left w:val="single" w:sz="4" w:color="D9D9D9"/>
-              <w:bottom w:val="single" w:sz="4" w:color="D9D9D9"/>
-              <w:right w:val="single" w:sz="4" w:color="D9D9D9"/>
-            </w:tcBorders>
-            <w:tcMar>
-              <w:top w:w="85" w:type="dxa"/>
-              <w:bottom w:w="85" w:type="dxa"/>
-              <w:left w:w="110" w:type="dxa"/>
-              <w:right w:w="110" w:type="dxa"/>
-            </w:tcMar>
-            <w:shd w:fill="FFFFFF"/>
-          </w:tcPr>
-          <w:p>
-            <w:pPr>
-              <w:spacing w:line="310" w:lineRule="exact" w:after="20"/>
-              <w:jc w:val="center"/>
-            </w:pPr>
-            <w:r>
-              <w:rPr>
-                <w:b w:val="0"/>
-                <w:sz w:val="21"/>
-              </w:rPr>
-              <w:t>清理後train</w:t>
-            </w:r>
-          </w:p>
-        </w:tc>
-        <w:tc>
-          <w:tcPr>
-            <w:tcW w:type="dxa" w:w="2608"/>
-            <w:vAlign w:val="center"/>
-            <w:tcBorders>
-              <w:top w:val="single" w:sz="4" w:color="D9D9D9"/>
-              <w:left w:val="single" w:sz="4" w:color="D9D9D9"/>
-              <w:bottom w:val="single" w:sz="4" w:color="D9D9D9"/>
-              <w:right w:val="single" w:sz="4" w:color="D9D9D9"/>
-            </w:tcBorders>
-            <w:tcMar>
-              <w:top w:w="85" w:type="dxa"/>
-              <w:bottom w:w="85" w:type="dxa"/>
-              <w:left w:w="110" w:type="dxa"/>
-              <w:right w:w="110" w:type="dxa"/>
-            </w:tcMar>
-            <w:shd w:fill="FFFFFF"/>
-          </w:tcPr>
-          <w:p>
-            <w:pPr>
-              <w:spacing w:line="310" w:lineRule="exact" w:after="20"/>
-              <w:jc w:val="center"/>
-            </w:pPr>
-            <w:r>
-              <w:rPr>
-                <w:b w:val="0"/>
-                <w:sz w:val="21"/>
-              </w:rPr>
-              <w:t>455,255</w:t>
-            </w:r>
-          </w:p>
-        </w:tc>
-      </w:tr>
-      <w:tr>
-        <w:trPr>
-          <w:cantSplit/>
-        </w:trPr>
-        <w:tc>
-          <w:tcPr>
-            <w:tcW w:type="dxa" w:w="6917"/>
-            <w:vAlign w:val="center"/>
-            <w:tcBorders>
-              <w:top w:val="single" w:sz="4" w:color="D9D9D9"/>
-              <w:left w:val="single" w:sz="4" w:color="D9D9D9"/>
-              <w:bottom w:val="single" w:sz="4" w:color="D9D9D9"/>
-              <w:right w:val="single" w:sz="4" w:color="D9D9D9"/>
-            </w:tcBorders>
-            <w:tcMar>
-              <w:top w:w="85" w:type="dxa"/>
-              <w:bottom w:w="85" w:type="dxa"/>
-              <w:left w:w="110" w:type="dxa"/>
-              <w:right w:w="110" w:type="dxa"/>
-            </w:tcMar>
-            <w:shd w:fill="F5F7FA"/>
-          </w:tcPr>
-          <w:p>
-            <w:pPr>
-              <w:spacing w:line="310" w:lineRule="exact" w:after="20"/>
-              <w:jc w:val="center"/>
-            </w:pPr>
-            <w:r>
-              <w:rPr>
-                <w:b w:val="0"/>
-                <w:sz w:val="21"/>
-              </w:rPr>
-              <w:t>最終訓練加入課程valid</w:t>
-            </w:r>
-          </w:p>
-        </w:tc>
-        <w:tc>
-          <w:tcPr>
-            <w:tcW w:type="dxa" w:w="2608"/>
-            <w:vAlign w:val="center"/>
-            <w:tcBorders>
-              <w:top w:val="single" w:sz="4" w:color="D9D9D9"/>
-              <w:left w:val="single" w:sz="4" w:color="D9D9D9"/>
-              <w:bottom w:val="single" w:sz="4" w:color="D9D9D9"/>
-              <w:right w:val="single" w:sz="4" w:color="D9D9D9"/>
-            </w:tcBorders>
-            <w:tcMar>
-              <w:top w:w="85" w:type="dxa"/>
-              <w:bottom w:w="85" w:type="dxa"/>
-              <w:left w:w="110" w:type="dxa"/>
-              <w:right w:w="110" w:type="dxa"/>
-            </w:tcMar>
-            <w:shd w:fill="F5F7FA"/>
-          </w:tcPr>
-          <w:p>
-            <w:pPr>
-              <w:spacing w:line="310" w:lineRule="exact" w:after="20"/>
-              <w:jc w:val="center"/>
-            </w:pPr>
-            <w:r>
-              <w:rPr>
-                <w:b w:val="0"/>
-                <w:sz w:val="21"/>
-              </w:rPr>
-              <w:t>＋11,994</w:t>
-            </w:r>
-          </w:p>
-        </w:tc>
-      </w:tr>
-      <w:tr>
-        <w:trPr>
-          <w:cantSplit/>
-        </w:trPr>
-        <w:tc>
-          <w:tcPr>
-            <w:tcW w:type="dxa" w:w="6917"/>
-            <w:vAlign w:val="center"/>
-            <w:tcBorders>
-              <w:top w:val="single" w:sz="4" w:color="D9D9D9"/>
-              <w:left w:val="single" w:sz="4" w:color="D9D9D9"/>
-              <w:bottom w:val="single" w:sz="4" w:color="D9D9D9"/>
-              <w:right w:val="single" w:sz="4" w:color="D9D9D9"/>
-            </w:tcBorders>
-            <w:tcMar>
-              <w:top w:w="85" w:type="dxa"/>
-              <w:bottom w:w="85" w:type="dxa"/>
-              <w:left w:w="110" w:type="dxa"/>
-              <w:right w:w="110" w:type="dxa"/>
-            </w:tcMar>
-            <w:shd w:fill="FFFFFF"/>
-          </w:tcPr>
-          <w:p>
-            <w:pPr>
-              <w:spacing w:line="310" w:lineRule="exact" w:after="20"/>
-              <w:jc w:val="center"/>
-            </w:pPr>
-            <w:r>
-              <w:rPr>
-                <w:b w:val="0"/>
-                <w:sz w:val="21"/>
-              </w:rPr>
-              <w:t>最終合併再移除完全重複</w:t>
-            </w:r>
-          </w:p>
-        </w:tc>
-        <w:tc>
-          <w:tcPr>
-            <w:tcW w:type="dxa" w:w="2608"/>
-            <w:vAlign w:val="center"/>
-            <w:tcBorders>
-              <w:top w:val="single" w:sz="4" w:color="D9D9D9"/>
-              <w:left w:val="single" w:sz="4" w:color="D9D9D9"/>
-              <w:bottom w:val="single" w:sz="4" w:color="D9D9D9"/>
-              <w:right w:val="single" w:sz="4" w:color="D9D9D9"/>
-            </w:tcBorders>
-            <w:tcMar>
-              <w:top w:w="85" w:type="dxa"/>
-              <w:bottom w:w="85" w:type="dxa"/>
-              <w:left w:w="110" w:type="dxa"/>
-              <w:right w:w="110" w:type="dxa"/>
-            </w:tcMar>
-            <w:shd w:fill="FFFFFF"/>
-          </w:tcPr>
-          <w:p>
-            <w:pPr>
-              <w:spacing w:line="310" w:lineRule="exact" w:after="20"/>
-              <w:jc w:val="center"/>
-            </w:pPr>
-            <w:r>
-              <w:rPr>
-                <w:b w:val="0"/>
-                <w:sz w:val="21"/>
-              </w:rPr>
-              <w:t>−28</w:t>
-            </w:r>
-          </w:p>
-        </w:tc>
-      </w:tr>
-      <w:tr>
-        <w:trPr>
-          <w:cantSplit/>
-        </w:trPr>
-        <w:tc>
-          <w:tcPr>
-            <w:tcW w:type="dxa" w:w="6917"/>
-            <w:vAlign w:val="center"/>
-            <w:tcBorders>
-              <w:top w:val="single" w:sz="4" w:color="D9D9D9"/>
-              <w:left w:val="single" w:sz="4" w:color="D9D9D9"/>
-              <w:bottom w:val="single" w:sz="4" w:color="D9D9D9"/>
-              <w:right w:val="single" w:sz="4" w:color="D9D9D9"/>
-            </w:tcBorders>
-            <w:tcMar>
-              <w:top w:w="85" w:type="dxa"/>
-              <w:bottom w:w="85" w:type="dxa"/>
-              <w:left w:w="110" w:type="dxa"/>
-              <w:right w:w="110" w:type="dxa"/>
-            </w:tcMar>
-            <w:shd w:fill="F5F7FA"/>
-          </w:tcPr>
-          <w:p>
-            <w:pPr>
-              <w:spacing w:line="310" w:lineRule="exact" w:after="20"/>
-              <w:jc w:val="center"/>
-            </w:pPr>
-            <w:r>
-              <w:rPr>
-                <w:b w:val="0"/>
-                <w:sz w:val="21"/>
-              </w:rPr>
-              <w:t>最終有標籤訓練資料</w:t>
-            </w:r>
-          </w:p>
-        </w:tc>
-        <w:tc>
-          <w:tcPr>
-            <w:tcW w:type="dxa" w:w="2608"/>
-            <w:vAlign w:val="center"/>
-            <w:tcBorders>
-              <w:top w:val="single" w:sz="4" w:color="D9D9D9"/>
-              <w:left w:val="single" w:sz="4" w:color="D9D9D9"/>
-              <w:bottom w:val="single" w:sz="4" w:color="D9D9D9"/>
-              <w:right w:val="single" w:sz="4" w:color="D9D9D9"/>
-            </w:tcBorders>
-            <w:tcMar>
-              <w:top w:w="85" w:type="dxa"/>
-              <w:bottom w:w="85" w:type="dxa"/>
-              <w:left w:w="110" w:type="dxa"/>
-              <w:right w:w="110" w:type="dxa"/>
-            </w:tcMar>
-            <w:shd w:fill="F5F7FA"/>
-          </w:tcPr>
-          <w:p>
-            <w:pPr>
-              <w:spacing w:line="310" w:lineRule="exact" w:after="20"/>
-              <w:jc w:val="center"/>
-            </w:pPr>
-            <w:r>
-              <w:rPr>
-                <w:b w:val="0"/>
-                <w:sz w:val="21"/>
-              </w:rPr>
-              <w:t>467,221</w:t>
-            </w:r>
-          </w:p>
-        </w:tc>
-      </w:tr>
-      <w:tr>
-        <w:trPr>
-          <w:cantSplit/>
-        </w:trPr>
-        <w:tc>
-          <w:tcPr>
-            <w:tcW w:type="dxa" w:w="6917"/>
-            <w:vAlign w:val="center"/>
-            <w:tcBorders>
-              <w:top w:val="single" w:sz="4" w:color="D9D9D9"/>
-              <w:left w:val="single" w:sz="4" w:color="D9D9D9"/>
-              <w:bottom w:val="single" w:sz="4" w:color="D9D9D9"/>
-              <w:right w:val="single" w:sz="4" w:color="D9D9D9"/>
-            </w:tcBorders>
-            <w:tcMar>
-              <w:top w:w="85" w:type="dxa"/>
-              <w:bottom w:w="85" w:type="dxa"/>
-              <w:left w:w="110" w:type="dxa"/>
-              <w:right w:w="110" w:type="dxa"/>
-            </w:tcMar>
-            <w:shd w:fill="FFFFFF"/>
-          </w:tcPr>
-          <w:p>
-            <w:pPr>
-              <w:spacing w:line="310" w:lineRule="exact" w:after="20"/>
-              <w:jc w:val="center"/>
-            </w:pPr>
-            <w:r>
-              <w:rPr>
-                <w:b w:val="0"/>
-                <w:sz w:val="21"/>
-              </w:rPr>
-              <w:t>test完整保留</w:t>
-            </w:r>
-          </w:p>
-        </w:tc>
-        <w:tc>
-          <w:tcPr>
-            <w:tcW w:type="dxa" w:w="2608"/>
-            <w:vAlign w:val="center"/>
-            <w:tcBorders>
-              <w:top w:val="single" w:sz="4" w:color="D9D9D9"/>
-              <w:left w:val="single" w:sz="4" w:color="D9D9D9"/>
-              <w:bottom w:val="single" w:sz="4" w:color="D9D9D9"/>
-              <w:right w:val="single" w:sz="4" w:color="D9D9D9"/>
-            </w:tcBorders>
-            <w:tcMar>
-              <w:top w:w="85" w:type="dxa"/>
-              <w:bottom w:w="85" w:type="dxa"/>
-              <w:left w:w="110" w:type="dxa"/>
-              <w:right w:w="110" w:type="dxa"/>
-            </w:tcMar>
-            <w:shd w:fill="FFFFFF"/>
-          </w:tcPr>
-          <w:p>
-            <w:pPr>
-              <w:spacing w:line="310" w:lineRule="exact" w:after="20"/>
-              <w:jc w:val="center"/>
-            </w:pPr>
-            <w:r>
-              <w:rPr>
-                <w:b w:val="0"/>
-                <w:sz w:val="21"/>
-              </w:rPr>
-              <w:t>47,073</w:t>
-            </w:r>
-          </w:p>
-        </w:tc>
-      </w:tr>
-    </w:tbl>
-    <w:p>
-      <w:pPr>
-        <w:spacing w:after="0"/>
-      </w:pPr>
-      <w:r>
-        <w:rPr>
-          <w:b w:val="0"/>
-        </w:rPr>
-      </w:r>
-    </w:p>
-    <w:p>
-      <w:pPr>
-        <w:pStyle w:val="Heading2"/>
-      </w:pPr>
-      <w:r>
-        <w:t>移除混入表頭</w:t>
-      </w:r>
-    </w:p>
-    <w:p>
-      <w:r>
-        <w:rPr>
-          <w:b w:val="0"/>
-        </w:rPr>
-        <w:t>關鍵字是「混入表頭」與「標籤格式檢查」。程式先將總價轉成數值，找出無法轉換或非有限數值的列；只有編號恰為serial number、總價文字恰為total price NTD的列，才允許移除。實際有3列符合。遇到其他未知標籤問題就報錯停止，不會看到英文便刪除。</w:t>
-      </w:r>
-    </w:p>
-    <w:p>
-      <w:pPr>
-        <w:pStyle w:val="Heading2"/>
-      </w:pPr>
-      <w:r>
-        <w:t>完全重複紀錄去重</w:t>
-      </w:r>
-    </w:p>
-    <w:p>
-      <w:r>
-        <w:rPr>
-          <w:b w:val="0"/>
-        </w:rPr>
-        <w:t>關鍵字是「完全重複」「排除識別碼」「保留首次出現」。比較編號以外的全部原始欄位，包含成交總價，全部相同才保留第一筆、移除後續紀錄。這樣可避免相同內容被反覆學習、影響過大。</w:t>
-      </w:r>
-    </w:p>
-    <w:p>
-      <w:r>
-        <w:rPr>
-          <w:b w:val="0"/>
-        </w:rPr>
-        <w:t>只有建案或面積相同不足以判為重複。日期、總價或任何其他原欄位不同，就不符合完全重複規則。此規則移除train的529列；最終合併valid時另移除28列。這是欄位去重，沒有外部證據確認每組紀錄均為同一真實交易。</w:t>
-      </w:r>
-    </w:p>
-    <w:p>
-      <w:r>
-        <w:br w:type="page"/>
-      </w:r>
-    </w:p>
-    <w:p>
-      <w:pPr>
-        <w:pStyle w:val="Heading1"/>
-      </w:pPr>
-      <w:r>
-        <w:t>5 資料分布與城市房價</w:t>
-      </w:r>
-    </w:p>
-    <w:p>
-      <w:pPr>
-        <w:keepNext w:val="0"/>
-      </w:pPr>
-      <w:r>
-        <w:t>清理後train共455,255筆，交易日期介於2008-06-26與2024-08-10。以下只描述這份課程樣本，不包含valid或test價格。全體總價平均1,502.54萬元，中位數1,212萬元，中間50%介於870至1,733萬元。[7]</w:t>
+        <w:t>本節分析課程train清理後的455,255筆交易，期間為2008-06-26至2024-08-10。成交總價平均為1,502.54萬元，中位數為1,212萬元，約一半交易落在870至1,733萬元之間。圖1與下表列出交易筆數最多的七個縣市，比較樣本數及總價分布。[7]</w:t>
       </w:r>
     </w:p>
     <w:p>
@@ -1875,7 +169,7 @@
         <w:jc w:val="center"/>
       </w:pPr>
       <w:r>
-        <w:t>圖2 城市樣本的總價中位數</w:t>
+        <w:t>圖1 城市樣本的總價中位數</w:t>
       </w:r>
     </w:p>
     <w:tbl>
@@ -3224,7 +1518,7 @@
         <w:keepNext w:val="0"/>
       </w:pPr>
       <w:r>
-        <w:t>臺北市樣本的總價中位數為2,945萬元，明顯高於表內其他城市；各城市平均皆高於中位數，顯示少數高總價交易會拉高平均。總價同時受面積、房型、車位與年份影響，這不是城市單價排名或官方房價指數。</w:t>
+        <w:t>新北市、桃園市與臺中市合計約占訓練樣本的59.2%。在圖示七個縣市中，臺北市的總價中位數為2,945萬元，約為新北市1,480萬元的兩倍；高雄市與臺南市則分別為1,050萬元及1,078萬元。表內各縣市皆呈現平均總價高於中位數的情形。</w:t>
       </w:r>
     </w:p>
     <w:p>
@@ -3232,20 +1526,249 @@
         <w:keepNext w:val="0"/>
       </w:pPr>
       <w:r>
-        <w:t>圖表按交易筆數選出七個城市；完整統計保留23個城市標籤類別，其中城市缺失5筆。桃園縣等歷史標籤保持原分類，未合併到桃園市；不同城市的日期組成也未重新配平。</w:t>
-      </w:r>
-    </w:p>
-    <w:p>
-      <w:r>
-        <w:br w:type="page"/>
+        <w:t>上述差異僅描述本資料集。各縣市的面積、房屋類型、車位條件及不同年份的交易比例皆未統一，城市欄位也保留歷史名稱，桃園縣與桃園市未合併。因此，這些總價差異不能直接解讀為相同房屋條件下的價格差距，模型需結合地點、面積與時間等特徵估價。</w:t>
       </w:r>
     </w:p>
     <w:p>
       <w:pPr>
         <w:pStyle w:val="Heading1"/>
+        <w:keepNext/>
+        <w:keepLines/>
+        <w:pageBreakBefore/>
       </w:pPr>
       <w:r>
-        <w:t>6 文字與異常值的處理方式</w:t>
+        <w:t>二. 整體流程與程式架構</w:t>
+      </w:r>
+    </w:p>
+    <w:p>
+      <w:pPr>
+        <w:pStyle w:val="Heading2"/>
+        <w:keepNext/>
+        <w:keepLines/>
+        <w:pageBreakBefore w:val="0"/>
+      </w:pPr>
+      <w:r>
+        <w:t>2.1 完整估價流程</w:t>
+      </w:r>
+    </w:p>
+    <w:p>
+      <w:pPr>
+        <w:keepNext w:val="0"/>
+      </w:pPr>
+      <w:r>
+        <w:t>程式先清理交易資料、整理房屋條件，再以六個模型估價。各模型的輸出換算成新臺幣總價後，組成三路。圖中的「成交參考」是用歷史相似交易調整估價；「空間修正」是在直接參考較弱時，用附近建案的資訊補充。所有模型、轉換規則及價格參考表，都只由當次訓練範圍建立並保存。[1][2][6]</w:t>
+      </w:r>
+    </w:p>
+    <w:p>
+      <w:pPr>
+        <w:keepNext/>
+        <w:spacing w:line="240" w:lineRule="auto"/>
+        <w:jc w:val="center"/>
+      </w:pPr>
+      <w:r>
+        <w:drawing>
+          <wp:inline xmlns:a="http://schemas.openxmlformats.org/drawingml/2006/main" xmlns:pic="http://schemas.openxmlformats.org/drawingml/2006/picture">
+            <wp:extent cx="6048000" cy="3880800"/>
+            <wp:docPr id="2" name="Picture 2" descr="有答案的歷史資料限定訓練範圍以建立規則與模型；待估價資料只套用保存規則。六模型換回總價並組成三路，各路先依固定比例組合，再做成交參考與空間修正，最後逐筆取中位數、取整並輸出答案表。"/>
+            <wp:cNvGraphicFramePr>
+              <a:graphicFrameLocks noChangeAspect="1"/>
+            </wp:cNvGraphicFramePr>
+            <a:graphic>
+              <a:graphicData uri="http://schemas.openxmlformats.org/drawingml/2006/picture">
+                <pic:pic>
+                  <pic:nvPicPr>
+                    <pic:cNvPr id="0" name="program_flow.png"/>
+                    <pic:cNvPicPr/>
+                  </pic:nvPicPr>
+                  <pic:blipFill>
+                    <a:blip r:embed="rId11"/>
+                    <a:stretch>
+                      <a:fillRect/>
+                    </a:stretch>
+                  </pic:blipFill>
+                  <pic:spPr>
+                    <a:xfrm>
+                      <a:off x="0" y="0"/>
+                      <a:ext cx="6048000" cy="3880800"/>
+                    </a:xfrm>
+                    <a:prstGeom prst="rect"/>
+                  </pic:spPr>
+                </pic:pic>
+              </a:graphicData>
+            </a:graphic>
+          </wp:inline>
+        </w:drawing>
+      </w:r>
+    </w:p>
+    <w:p>
+      <w:pPr>
+        <w:pStyle w:val="Caption"/>
+        <w:spacing w:before="100" w:after="160"/>
+        <w:jc w:val="center"/>
+      </w:pPr>
+      <w:r>
+        <w:rPr>
+          <w:rFonts w:ascii="Microsoft JhengHei" w:hAnsi="Microsoft JhengHei" w:eastAsia="微軟正黑體"/>
+          <w:b w:val="0"/>
+          <w:color w:val="000000"/>
+          <w:sz w:val="22"/>
+        </w:rPr>
+        <w:t>圖2 房價預測流程</w:t>
+      </w:r>
+    </w:p>
+    <w:p>
+      <w:pPr>
+        <w:pStyle w:val="Heading2"/>
+        <w:keepNext/>
+        <w:keepLines/>
+        <w:pageBreakBefore w:val="0"/>
+      </w:pPr>
+      <w:r>
+        <w:t>2.2 程式如何完成一筆估價</w:t>
+      </w:r>
+    </w:p>
+    <w:p>
+      <w:pPr>
+        <w:keepNext w:val="0"/>
+      </w:pPr>
+      <w:r>
+        <w:t>程式依下列五步處理交易資料。每一步寫成負責特定工作的函式，也就是可重複呼叫的一小段程式；前一步的輸出會交給下一步，最後產生每間房屋的預測總價。[1][2][6]</w:t>
+      </w:r>
+    </w:p>
+    <w:p>
+      <w:pPr>
+        <w:pStyle w:val="Heading3"/>
+        <w:keepNext/>
+        <w:keepLines/>
+        <w:pageBreakBefore w:val="0"/>
+      </w:pPr>
+      <w:r>
+        <w:t>2.2.1 讀入交易表，分開條件、答案與編號</w:t>
+      </w:r>
+    </w:p>
+    <w:p>
+      <w:pPr>
+        <w:keepNext w:val="0"/>
+      </w:pPr>
+      <w:r>
+        <w:t>先讀取課程資料，排除混入交易中的欄位名稱列（表頭），並移除完全重複紀錄，再整理成房屋條件、成交總價答案與編號。條件用於估價，已知答案用於訓練或驗證；編號只負責對回原交易，不作為房價特徵。</w:t>
+      </w:r>
+    </w:p>
+    <w:p>
+      <w:pPr>
+        <w:pStyle w:val="Heading3"/>
+        <w:keepNext/>
+        <w:keepLines/>
+        <w:pageBreakBefore w:val="0"/>
+      </w:pPr>
+      <w:r>
+        <w:t>2.2.2 把房屋條件整理成各模型的輸入</w:t>
+      </w:r>
+    </w:p>
+    <w:p>
+      <w:pPr>
+        <w:keepNext w:val="0"/>
+      </w:pPr>
+      <w:r>
+        <w:t>特徵就是估價可用的線索，例如地址、日期、樓層與面積。類別是縣市、房屋型態等文字種類。各模型依需要處理這些條件；神經網路的缺值填補、數值大小調整及文字與代碼對照表，只由訓練資料建立並保存，待估資料直接套用。</w:t>
+      </w:r>
+    </w:p>
+    <w:p>
+      <w:pPr>
+        <w:pStyle w:val="Heading3"/>
+        <w:keepNext/>
+        <w:keepLines/>
+        <w:pageBreakBefore w:val="0"/>
+      </w:pPr>
+      <w:r>
+        <w:t>2.2.3 用已知答案學習，再替未知交易估價</w:t>
+      </w:r>
+    </w:p>
+    <w:p>
+      <w:pPr>
+        <w:keepNext w:val="0"/>
+      </w:pPr>
+      <w:r>
+        <w:t>訓練函式把房屋條件與已知成交價交給模型，依誤差更新模型並保存結果。預測函式則載入模型，只輸入待估房屋的條件，產生逐筆估價。時間驗證的答案不傳入訓練或預測，等預測封存後才用來評分。</w:t>
+      </w:r>
+    </w:p>
+    <w:p>
+      <w:pPr>
+        <w:pStyle w:val="Heading3"/>
+        <w:keepNext/>
+        <w:keepLines/>
+        <w:pageBreakBefore w:val="0"/>
+      </w:pPr>
+      <w:r>
+        <w:t>2.2.4 換回總價，將三路估價合成一個答案</w:t>
+      </w:r>
+    </w:p>
+    <w:p>
+      <w:pPr>
+        <w:keepNext w:val="0"/>
+      </w:pPr>
+      <w:r>
+        <w:t>有些模型先估每平方公尺的單價，有些直接估總價，也有模型學習經數學轉換的總價。先將結果統一換算成新臺幣總價，再依固定規則組成三路；各路完成歷史交易與位置資訊修正後，取同一間房屋三個總價的中位數。例如1,000、1,200、1,100萬元排序後，中間值是1,100萬元。</w:t>
+      </w:r>
+    </w:p>
+    <w:p>
+      <w:pPr>
+        <w:pStyle w:val="Heading3"/>
+        <w:keepNext/>
+        <w:keepLines/>
+        <w:pageBreakBefore w:val="0"/>
+      </w:pPr>
+      <w:r>
+        <w:t>2.2.5 對回原編號，核對後輸出答案表</w:t>
+      </w:r>
+    </w:p>
+    <w:p>
+      <w:pPr>
+        <w:keepNext w:val="0"/>
+      </w:pPr>
+      <w:r>
+        <w:t>最後才把總價轉成整數元，依指定順序配回編號，輸出逗號分隔的表格檔（CSV）。輸出前核對欄位、筆數、編號、資料排列順序與金額是否有效。多模型的同一列必須對應同一間房屋，才能將估價合成。</w:t>
+      </w:r>
+    </w:p>
+    <w:p>
+      <w:pPr>
+        <w:pStyle w:val="Heading2"/>
+        <w:keepNext/>
+        <w:keepLines/>
+        <w:pageBreakBefore w:val="0"/>
+      </w:pPr>
+      <w:r>
+        <w:t>2.3 程式分段的理由</w:t>
+      </w:r>
+    </w:p>
+    <w:p>
+      <w:pPr>
+        <w:keepNext w:val="0"/>
+      </w:pPr>
+      <w:r>
+        <w:t>分段後，可以分別檢查資料整理、輸入轉換、模型估價與答案輸出。已確認的規則、模型及預測也能保存；後段重做時，先核對來源、適用日期及資料排列順序，再使用前段結果，發現問題時便能找出需要修正的步驟。</w:t>
+      </w:r>
+    </w:p>
+    <w:p>
+      <w:pPr>
+        <w:pStyle w:val="Heading1"/>
+        <w:keepNext/>
+        <w:keepLines/>
+        <w:pageBreakBefore/>
+      </w:pPr>
+      <w:r>
+        <w:t>三. 資料清理與特徵處理</w:t>
+      </w:r>
+    </w:p>
+    <w:p>
+      <w:pPr>
+        <w:pStyle w:val="Heading2"/>
+        <w:keepNext/>
+        <w:keepLines/>
+        <w:pageBreakBefore w:val="0"/>
+      </w:pPr>
+      <w:r>
+        <w:t>3.1 資料清理與重複紀錄</w:t>
       </w:r>
     </w:p>
     <w:p>
@@ -3253,15 +1776,45 @@
         <w:rPr>
           <w:b w:val="0"/>
         </w:rPr>
-        <w:t>模型需要一致的輸入形式，因此先解析文字，再保留原資料的缺失與異常狀態。以下為規則示例，不是新增交易。[1]</w:t>
+        <w:t>原始訓練資料共455,787筆；移除3筆混入的欄位名稱列及529筆完全重複紀錄後，保留455,255筆。去重時比較編號以外的全部欄位（含成交總價），完全相同才保留第一筆，避免相同紀錄被重複學習。[1]</w:t>
+      </w:r>
+    </w:p>
+    <w:p>
+      <w:r>
+        <w:rPr>
+          <w:b w:val="0"/>
+        </w:rPr>
+        <w:t>完成時間驗證後，最終訓練才加入11,994筆課程驗證資料，再按相同規則移除28筆完全重複紀錄，共467,221筆。測試資料47,073筆保留原編號與順序。</w:t>
       </w:r>
     </w:p>
     <w:p>
       <w:pPr>
         <w:pStyle w:val="Heading2"/>
+        <w:keepNext/>
+        <w:keepLines/>
+        <w:pageBreakBefore w:val="0"/>
       </w:pPr>
       <w:r>
-        <w:t>空白與數字</w:t>
+        <w:t>3.2 文字與異常值的處理方式</w:t>
+      </w:r>
+    </w:p>
+    <w:p>
+      <w:r>
+        <w:rPr>
+          <w:b w:val="0"/>
+        </w:rPr>
+        <w:t>模型需要一致的輸入形式，因此先從文字讀出可計算內容，再記錄資料是否缺失或異常。缺失指空白或無法讀出所需內容；本節示例只說明轉換規則，不是新增交易。[1]</w:t>
+      </w:r>
+    </w:p>
+    <w:p>
+      <w:pPr>
+        <w:pStyle w:val="Heading3"/>
+        <w:keepNext/>
+        <w:keepLines/>
+        <w:pageBreakBefore w:val="0"/>
+      </w:pPr>
+      <w:r>
+        <w:t>3.2.1 空白與數字</w:t>
       </w:r>
     </w:p>
     <w:p>
@@ -3274,10 +1827,13 @@
     </w:p>
     <w:p>
       <w:pPr>
-        <w:pStyle w:val="Heading2"/>
+        <w:pStyle w:val="Heading3"/>
+        <w:keepNext/>
+        <w:keepLines/>
+        <w:pageBreakBefore w:val="0"/>
       </w:pPr>
       <w:r>
-        <w:t>交易日期</w:t>
+        <w:t>3.2.2 交易日期</w:t>
       </w:r>
     </w:p>
     <w:p>
@@ -3285,15 +1841,18 @@
         <w:rPr>
           <w:b w:val="0"/>
         </w:rPr>
-        <w:t>解析民國與西元日期。民國年加1911，例如「112年8月11日」轉成2023-08-11，再取年、月、季、日及相對2000年的時間索引；月份另用sin與cos表達週期。無效日期設為缺失。年份超出1990至2030時，設為缺失並標記異常，不硬改成邊界年份。</w:t>
+        <w:t>民國年加1911可轉為西元，例如「112年8月11日」轉成2023-08-11。再取年、月、季、日，以及距離2000-01-01的天數（時間索引）。月份用sin與cos兩個循環數值表示，讓12月與1月在表示上相近。無效日期設為缺失；年份超出1990至2030時另標記異常，不改寫成邊界年份。</w:t>
       </w:r>
     </w:p>
     <w:p>
       <w:pPr>
-        <w:pStyle w:val="Heading2"/>
+        <w:pStyle w:val="Heading3"/>
+        <w:keepNext/>
+        <w:keepLines/>
+        <w:pageBreakBefore w:val="0"/>
       </w:pPr>
       <w:r>
-        <w:t>樓層與交易筆棟數</w:t>
+        <w:t>3.2.3 樓層與交易筆棟數</w:t>
       </w:r>
     </w:p>
     <w:p>
@@ -3301,15 +1860,18 @@
         <w:rPr>
           <w:b w:val="0"/>
         </w:rPr>
-        <w:t>中文數字轉成數值，例如「十二層」為12、「地下二層」為−2。移轉層次拆成最低、最高、平均樓層、層數與跨度，另標記地下、整棟及屋頂。「三至五層」的層數為3；跨地下與地上時不計第0樓。「土地1建物1車位2」則拆成土地1、建物1、車位2。</w:t>
+        <w:t>中文數字轉成數值，例如「十二層」為12、「地下二層」為−2。交易包含的樓層拆成最低、最高、平均樓層、層數與跨度；跨度指最高與最低樓層的差，另標記地下、整棟及屋頂。「三至五層」共3層，跨地下與地上時不計第0樓。「土地1建物1車位2」則拆成土地1、建物1、車位2。</w:t>
       </w:r>
     </w:p>
     <w:p>
       <w:pPr>
-        <w:pStyle w:val="Heading2"/>
+        <w:pStyle w:val="Heading3"/>
+        <w:keepNext/>
+        <w:keepLines/>
+        <w:pageBreakBefore w:val="0"/>
       </w:pPr>
       <w:r>
-        <w:t>地址與有限備註</w:t>
+        <w:t>3.2.4 地址與有限備註</w:t>
       </w:r>
     </w:p>
     <w:p>
@@ -3317,15 +1879,18 @@
         <w:rPr>
           <w:b w:val="0"/>
         </w:rPr>
-        <w:t>地址中的「台」統一成「臺」，拆出縣市、行政區、道路、路段及里村段資訊；棟及號另取棟別與樓層。原地址仍可作類別資訊，道路地理資訊不等於精確門牌定位。備註只用固定詞組建立親友交易、裝潢、毛胚、增建、預售、持分、特殊出售及無建物等旗標，不輸入完整價格文字。</w:t>
+        <w:t>地址中的「台」統一成「臺」，拆出縣市、行政區、道路、路段及里村段資訊；棟及號另取棟別與樓層。原地址仍可作類別，道路位置不等於精確門牌。備註只依固定詞組產生0或1欄位，記錄某種文字是否出現，稱為旗標；例如親友交易、裝潢、毛胚（未完成一般室內裝修）、增建、預售、持分（部分所有權）、特殊出售及無建物，不輸入完整價格文字。</w:t>
       </w:r>
     </w:p>
     <w:p>
       <w:pPr>
-        <w:pStyle w:val="Heading2"/>
+        <w:pStyle w:val="Heading3"/>
+        <w:keepNext/>
+        <w:keepLines/>
+        <w:pageBreakBefore w:val="0"/>
       </w:pPr>
       <w:r>
-        <w:t>異常數值保留標記</w:t>
+        <w:t>3.2.5 異常數值保留標記</w:t>
       </w:r>
     </w:p>
     <w:p>
@@ -3337,16 +1902,14 @@
       </w:r>
     </w:p>
     <w:p>
-      <w:r>
-        <w:br w:type="page"/>
-      </w:r>
-    </w:p>
-    <w:p>
       <w:pPr>
-        <w:pStyle w:val="Heading1"/>
+        <w:pStyle w:val="Heading2"/>
+        <w:keepNext/>
+        <w:keepLines/>
+        <w:pageBreakBefore w:val="0"/>
       </w:pPr>
       <w:r>
-        <w:t>7 特徵與資料隔離</w:t>
+        <w:t>3.3 特徵與資料隔離</w:t>
       </w:r>
     </w:p>
     <w:p>
@@ -3796,10 +2359,13 @@
     </w:p>
     <w:p>
       <w:pPr>
-        <w:pStyle w:val="Heading2"/>
+        <w:pStyle w:val="Heading3"/>
+        <w:keepNext/>
+        <w:keepLines/>
+        <w:pageBreakBefore w:val="0"/>
       </w:pPr>
       <w:r>
-        <w:t>不放進模型的欄位</w:t>
+        <w:t>3.3.1 不放進模型的欄位</w:t>
       </w:r>
     </w:p>
     <w:p>
@@ -3807,15 +2373,18 @@
         <w:rPr>
           <w:b w:val="0"/>
         </w:rPr>
-        <w:t>編號只用來對齊提交，總價是要學習的答案，兩者都不作輸入。建築完成年月不可用，因此沒有據此建立可靠屋齡；管理組織為常數，無法區分房屋。解約情形可能是交易後資訊，也不納入。</w:t>
+        <w:t>編號只用來將價格配回正確交易；總價是要學習的答案，兩者都不作輸入。建築完成年月不可用，未據此建立可靠屋齡；管理組織每筆都相同，無法區分房屋。解約情形可能是交易後才知道的資訊，也不納入。</w:t>
       </w:r>
     </w:p>
     <w:p>
       <w:pPr>
-        <w:pStyle w:val="Heading2"/>
+        <w:pStyle w:val="Heading3"/>
+        <w:keepNext/>
+        <w:keepLines/>
+        <w:pageBreakBefore w:val="0"/>
       </w:pPr>
       <w:r>
-        <w:t>模型輸入如何建立</w:t>
+        <w:t>3.3.2 模型輸入如何建立</w:t>
       </w:r>
     </w:p>
     <w:p>
@@ -3823,7 +2392,7 @@
         <w:rPr>
           <w:b w:val="0"/>
         </w:rPr>
-        <w:t>基礎特徵共87欄，加上8欄道路地理資訊為95欄，其中23欄為類別。參考單價神經網路將72個數值欄位依訓練中位數填補，再用訓練尺度與asinh轉換處理，並附72個非有限值旗標，共144個數值輸入。asinh在數值很大時壓縮尺度，也能處理負值。</w:t>
+        <w:t>基礎特徵共87欄，加上8欄道路位置資訊為95欄，其中23欄是類別。參考單價神經網路的72個數值欄位，先依訓練中位數填補缺值，再依訓練數值的中心與分散程度調整大小，並做asinh轉換。asinh能壓縮大數值、也能處理負值。另附72個非有限值旗標，讓模型知道哪些原值缺失，共144個數值輸入。</w:t>
       </w:r>
     </w:p>
     <w:p>
@@ -3831,15 +2400,18 @@
         <w:rPr>
           <w:b w:val="0"/>
         </w:rPr>
-        <w:t>類別先建立訓練詞表，再轉成模型可學習的向量，也就是embedding。訓練中少於5次或預測時未見過的類別使用0編碼。另一個面積神經網路再加入依訓練分位節點建立的分段數值表示，數值輸入為603維。</w:t>
+        <w:t>類別先建立文字與整數代碼的對照表（詞表），再由神經網路的embedding層把代碼轉成一組可學習的數字（嵌入向量）。訓練中少於5次或預測時未見過的類別共用0代碼，0只代表類別身分，不是價格。面積神經網路另依訓練數值排序、按比例選出分段位置（分位節點），記錄數值在各段的位置，形成603個數值輸入。</w:t>
       </w:r>
     </w:p>
     <w:p>
       <w:pPr>
-        <w:pStyle w:val="Heading2"/>
+        <w:pStyle w:val="Heading3"/>
+        <w:keepNext/>
+        <w:keepLines/>
+        <w:pageBreakBefore w:val="0"/>
       </w:pPr>
       <w:r>
-        <w:t>規則只由訓練資料建立</w:t>
+        <w:t>3.3.3 規則只由訓練資料建立</w:t>
       </w:r>
     </w:p>
     <w:p>
@@ -3847,20 +2419,44 @@
         <w:rPr>
           <w:b w:val="0"/>
         </w:rPr>
-        <w:t>每次驗證的訓練部分稱為fit，待評分部分稱為query。中位數、尺度、類別詞表、分位節點及價格參考都只在fit建立，再套到query。這可避免待評分資料提前影響模型規則。固定的日期與樓層解析規則則一致套用各資料集。</w:t>
-      </w:r>
-    </w:p>
-    <w:p>
-      <w:r>
-        <w:br w:type="page"/>
+        <w:t>建立模型與規則的資料稱為fit，只套用規則來估價的資料稱為query。中位數、數值大小調整、類別對照表、分段位置與價格參考都只在fit建立，再套到query。這些保存內容稱為「訓練狀態」；query不參與更新，可避免資料洩漏，也就是待評分資料提前影響模型或估價規則。固定的日期及樓層讀取規則則一致套用各資料集。</w:t>
       </w:r>
     </w:p>
     <w:p>
       <w:pPr>
         <w:pStyle w:val="Heading1"/>
+        <w:keepNext/>
+        <w:keepLines/>
+        <w:pageBreakBefore w:val="0"/>
       </w:pPr>
       <w:r>
-        <w:t>8 六個模型的估價方式</w:t>
+        <w:t>四. 模型設計與訓練</w:t>
+      </w:r>
+    </w:p>
+    <w:p>
+      <w:pPr>
+        <w:pStyle w:val="Heading2"/>
+        <w:keepNext/>
+        <w:keepLines/>
+        <w:pageBreakBefore w:val="0"/>
+      </w:pPr>
+      <w:r>
+        <w:t>4.1 六個模型的估價方式</w:t>
+      </w:r>
+    </w:p>
+    <w:p>
+      <w:r>
+        <w:t>六個模型分別學單價、直接總價、經數學轉換的總價，或相對參考價的倍率，這些稱為不同「價格表示」。單價是每平方公尺價格；倍率是要把起始價格放大或縮小幾倍。神經網路以多層數值運算學習條件組合。[2]</w:t>
+      </w:r>
+    </w:p>
+    <w:p>
+      <w:r>
+        <w:t>CatBoost是以決策樹為核心的機器學習工具。決策樹依面積、地點等條件將交易分組；多棵樹依序學習、逐步修正先前的誤差，稱為梯度提升。CatBoost內建類別欄位處理，可用城市、房屋類型等類別學習。本案以它建立單價、直接總價與對數總價三個模型。[10]</w:t>
+      </w:r>
+    </w:p>
+    <w:p>
+      <w:r>
+        <w:t>LightGBM也是梯度提升決策樹工具。它將連續數值分成區間，加快尋找分組條件，並優先細分最能降低訓練誤差的群組；也支援類別欄位。本案用它估計單價，再乘有效面積還原總價。不同建樹方式可能提供互補資訊，實際效果仍以時間驗證判斷。[11]</w:t>
       </w:r>
     </w:p>
     <w:p>
@@ -3868,7 +2464,15 @@
         <w:rPr>
           <w:b w:val="0"/>
         </w:rPr>
-        <w:t>六個模型使用不同價格表示，讓各自擅長的關係有機會互補。CatBoost與LightGBM都以多棵樹逐步修正誤差；神經網路則以多層數值運算學習特徵組合。模型多並不保證更準，效果仍需驗證。[2]</w:t>
+        <w:t>將各模型輸出換算回新臺幣總價，稱為「總價還原」。例如預測單價每平方公尺20萬元、換算面積50平方公尺，總價就是1,000萬元；直接預測總價的模型不用再乘面積，對數模型則做反向數學轉換。換算後仍是預測值，可能與真正成交價有差距。</w:t>
+      </w:r>
+    </w:p>
+    <w:p>
+      <w:r>
+        <w:rPr>
+          <w:b w:val="0"/>
+        </w:rPr>
+        <w:t>表中「有效面積」指用於單價乘除的換算面積，缺漏處理見本章後段；符號僅用來辨識模型來源。</w:t>
       </w:r>
     </w:p>
     <w:tbl>
@@ -3980,7 +2584,7 @@
                 <w:b/>
                 <w:sz w:val="21"/>
               </w:rPr>
-              <w:t>還原總價方式</w:t>
+              <w:t>如何換算成總價元</w:t>
             </w:r>
           </w:p>
         </w:tc>
@@ -4604,10 +3208,13 @@
     </w:p>
     <w:p>
       <w:pPr>
-        <w:pStyle w:val="Heading2"/>
+        <w:pStyle w:val="Heading3"/>
+        <w:keepNext/>
+        <w:keepLines/>
+        <w:pageBreakBefore w:val="0"/>
       </w:pPr>
       <w:r>
-        <w:t>單價與總價為何分開學</w:t>
+        <w:t>4.1.1 單價與總價為何分開學</w:t>
       </w:r>
     </w:p>
     <w:p>
@@ -4615,7 +3222,7 @@
         <w:rPr>
           <w:b w:val="0"/>
         </w:rPr>
-        <w:t>單價模型可比較不同面積的房屋，但最後必須乘回面積，才能用總價MAE評估。例如單價每平方公尺20萬元、面積40平方公尺，總價為800萬元。C_unit訓練採面積與日期權重，讓單價誤差較能對齊近期總價誤差。</w:t>
+        <w:t>單價模型方便學習不同面積房屋的每平方公尺價格，最後仍須乘回面積，才能用總價MAE評估。訓練權重是每筆交易的誤差影響模型更新的份量；C_unit採面積與日期權重，讓大面積或近期交易影響較多。相同單價誤差乘上更大面積，會造成更大的總價誤差。</w:t>
       </w:r>
     </w:p>
     <w:p>
@@ -4623,15 +3230,18 @@
         <w:rPr>
           <w:b w:val="0"/>
         </w:rPr>
-        <w:t>直接總價模型保留金額尺度；對數總價模型學log1p（總價÷1,000,000），讓大金額在學習表示中受到壓縮，再轉回總價。對數模型的訓練損失位於對數空間，不能稱為直接總價MAE。</w:t>
+        <w:t>直接總價模型直接學金額。對數總價模型先令x＝總價÷1,000,000，再學log1p(x)，也就是ln(1+x)，以壓縮大金額的數值大小。預測後先做相反運算expm1，再乘1,000,000，換回元。它的訓練誤差在轉換後的數值上計算，不能當作直接總價MAE。</w:t>
       </w:r>
     </w:p>
     <w:p>
       <w:pPr>
-        <w:pStyle w:val="Heading2"/>
+        <w:pStyle w:val="Heading3"/>
+        <w:keepNext/>
+        <w:keepLines/>
+        <w:pageBreakBefore w:val="0"/>
       </w:pPr>
       <w:r>
-        <w:t>有效面積的回退</w:t>
+        <w:t>4.1.2 有效面積與缺漏處理</w:t>
       </w:r>
     </w:p>
     <w:p>
@@ -4639,20 +3249,18 @@
         <w:rPr>
           <w:b w:val="0"/>
         </w:rPr>
-        <w:t>有效面積優先採正且有限的建物面積，否則採有效車位面積，再無法使用才取1，讓乘除計算能繼續。這個1不是估計室內面積，也不會改寫原面積特徵。面積神經網路的單價輸出以萬元／平方公尺表示，還原時還需乘10,000。</w:t>
-      </w:r>
-    </w:p>
-    <w:p>
-      <w:r>
-        <w:br w:type="page"/>
+        <w:t>「有效面積」是本案用於單價乘除的換算面積：優先採正且可計算的建物面積，缺漏時改用有效車位面積，仍無法使用才取1，讓計算可繼續。這個1只是計算替代值，並非估計室內面積，原面積特徵也不改寫。面積神經網路以萬元／平方公尺輸出，換回總價元時另乘10,000。</w:t>
       </w:r>
     </w:p>
     <w:p>
       <w:pPr>
-        <w:pStyle w:val="Heading1"/>
+        <w:pStyle w:val="Heading2"/>
+        <w:keepNext/>
+        <w:keepLines/>
+        <w:pageBreakBefore w:val="0"/>
       </w:pPr>
       <w:r>
-        <w:t>9 參考單價與建案分組</w:t>
+        <w:t>4.2 參考單價與建案分組</w:t>
       </w:r>
     </w:p>
     <w:p>
@@ -4660,7 +3268,7 @@
         <w:rPr>
           <w:b w:val="0"/>
         </w:rPr>
-        <w:t>參考單價先提供區域與房屋類型的大致價格起點，再由神經網路學習個別交易的調整倍率。價格參考只使用當次fit提供的標籤。[2]</w:t>
+        <w:t>「參考單價」是依訓練中相同地區與房屋類型的交易，算出的每平方公尺價格起點，再由神經網路學個別交易要調整幾倍。這張價格參考表只用當次訓練資料的成交答案建立。[2]</w:t>
       </w:r>
     </w:p>
     <w:p>
@@ -5265,7 +3873,7 @@
                 <w:b w:val="0"/>
                 <w:sz w:val="21"/>
               </w:rPr>
-              <w:t>全域可用參考</w:t>
+              <w:t>所有可用參考交易</w:t>
             </w:r>
           </w:p>
         </w:tc>
@@ -5318,15 +3926,7 @@
         <w:rPr>
           <w:b w:val="0"/>
         </w:rPr>
-        <w:t>細分組資料不足就退回較粗分組，避免少量交易決定參考價格。每層採365天半衰期的日期加權中位單價：將單價由低至高排序，取累積權重首次達到總權重一半的位置；恰好到一半時，取相鄰單價平均。近期交易的權重較大，較容易影響中位位置，沒有把價格乘上權重。缺日期採中性權重1，前四層筆數門檻仍按原始支持量計算。</w:t>
-      </w:r>
-    </w:p>
-    <w:p>
-      <w:pPr>
-        <w:pStyle w:val="Heading2"/>
-      </w:pPr>
-      <w:r>
-        <w:t>避免自己的答案回到自己的參考</w:t>
+        <w:t>細分類的交易不足，就改用下一層較大的分類，稱為回退。前四層的30筆門檻，是實際參考交易筆數（支持量），不是權重加總；最後一層則使用不再按地區或房型細分的可用交易。</w:t>
       </w:r>
     </w:p>
     <w:p>
@@ -5334,7 +3934,18 @@
         <w:rPr>
           <w:b w:val="0"/>
         </w:rPr>
-        <w:t>依城市、行政區與建案組成分組鍵，再分成五折；缺建案時以地址、道路或單筆鍵回退。一折房屋的參考單價只由另外四折建立，稱為分組五折OOF。待預測房屋則使用完整fit的參考；建案用於分組，不是上表查詢條件。</w:t>
+        <w:t>每層以日期加權中位數選參考單價。「365天半衰期」是兩筆有效日期相差365天時，較早交易的日期權重為較新的一半，成交價本身保持原值。單價排序後，選累積權重首次到一半的位置；恰好到一半時取相鄰單價平均。近期交易較能影響所選位置，缺日期固定給權重1。</w:t>
+      </w:r>
+    </w:p>
+    <w:p>
+      <w:pPr>
+        <w:pStyle w:val="Heading3"/>
+        <w:keepNext/>
+        <w:keepLines/>
+        <w:pageBreakBefore w:val="0"/>
+      </w:pPr>
+      <w:r>
+        <w:t>4.2.1 避免自己的答案回到自己的參考</w:t>
       </w:r>
     </w:p>
     <w:p>
@@ -5342,20 +3953,7 @@
         <w:rPr>
           <w:b w:val="0"/>
         </w:rPr>
-        <w:t>這種分組不等同逐筆時間隔離：同一fit內，參考交易可能比某筆訓練交易晚。歷史驗證另外用外層時間切點，限制整套fit不得包含驗證期間的交易；兩種隔離處理的是不同問題。</w:t>
-      </w:r>
-    </w:p>
-    <w:p>
-      <w:r>
-        <w:br w:type="page"/>
-      </w:r>
-    </w:p>
-    <w:p>
-      <w:pPr>
-        <w:pStyle w:val="Heading1"/>
-      </w:pPr>
-      <w:r>
-        <w:t>10 三路融合與成交參考修正</w:t>
+        <w:t>先以城市、行政區與建案的欄位組合判斷是否同組，再把組別分成五份，同組交易放同一份。替其中一份算參考單價時，只用另外四份，稱為分組五折OOF（留出一份，只用其他份算參考）。缺建案時改用地址、道路或單筆識別分組。待估交易則使用完整訓練部分的參考；建案用於分組，不是上表的查價條件。</w:t>
       </w:r>
     </w:p>
     <w:p>
@@ -5363,314 +3961,18 @@
         <w:rPr>
           <w:b w:val="0"/>
         </w:rPr>
-        <w:t>所有輸出先統一成新臺幣總價，再依固定比例形成三路答案。75%與25%是既定配方，並非每份資料上的最佳比例。[2]</w:t>
-      </w:r>
-    </w:p>
-    <w:tbl>
-      <w:tblPr>
-        <w:tblW w:type="auto" w:w="0"/>
-        <w:jc w:val="center"/>
-        <w:tblLayout w:type="fixed"/>
-        <w:tblLook w:firstColumn="1" w:firstRow="1" w:lastColumn="0" w:lastRow="0" w:noHBand="0" w:noVBand="1" w:val="04A0"/>
-      </w:tblPr>
-      <w:tblGrid>
-        <w:gridCol w:w="1814"/>
-        <w:gridCol w:w="7710"/>
-      </w:tblGrid>
-      <w:tr>
-        <w:trPr>
-          <w:cantSplit/>
-          <w:tblHeader/>
-        </w:trPr>
-        <w:tc>
-          <w:tcPr>
-            <w:tcW w:type="dxa" w:w="1814"/>
-            <w:vAlign w:val="center"/>
-            <w:tcBorders>
-              <w:top w:val="single" w:sz="4" w:color="D9D9D9"/>
-              <w:left w:val="single" w:sz="4" w:color="D9D9D9"/>
-              <w:bottom w:val="single" w:sz="4" w:color="D9D9D9"/>
-              <w:right w:val="single" w:sz="4" w:color="D9D9D9"/>
-            </w:tcBorders>
-            <w:tcMar>
-              <w:top w:w="85" w:type="dxa"/>
-              <w:bottom w:w="85" w:type="dxa"/>
-              <w:left w:w="110" w:type="dxa"/>
-              <w:right w:w="110" w:type="dxa"/>
-            </w:tcMar>
-            <w:shd w:fill="DCE6F1"/>
-          </w:tcPr>
-          <w:p>
-            <w:pPr>
-              <w:spacing w:line="310" w:lineRule="exact" w:after="20"/>
-              <w:jc w:val="center"/>
-            </w:pPr>
-            <w:r>
-              <w:rPr>
-                <w:b/>
-                <w:sz w:val="21"/>
-              </w:rPr>
-              <w:t>路線</w:t>
-            </w:r>
-          </w:p>
-        </w:tc>
-        <w:tc>
-          <w:tcPr>
-            <w:tcW w:type="dxa" w:w="7710"/>
-            <w:vAlign w:val="center"/>
-            <w:tcBorders>
-              <w:top w:val="single" w:sz="4" w:color="D9D9D9"/>
-              <w:left w:val="single" w:sz="4" w:color="D9D9D9"/>
-              <w:bottom w:val="single" w:sz="4" w:color="D9D9D9"/>
-              <w:right w:val="single" w:sz="4" w:color="D9D9D9"/>
-            </w:tcBorders>
-            <w:tcMar>
-              <w:top w:w="85" w:type="dxa"/>
-              <w:bottom w:w="85" w:type="dxa"/>
-              <w:left w:w="110" w:type="dxa"/>
-              <w:right w:w="110" w:type="dxa"/>
-            </w:tcMar>
-            <w:shd w:fill="DCE6F1"/>
-          </w:tcPr>
-          <w:p>
-            <w:pPr>
-              <w:spacing w:line="310" w:lineRule="exact" w:after="20"/>
-              <w:jc w:val="center"/>
-            </w:pPr>
-            <w:r>
-              <w:rPr>
-                <w:b/>
-                <w:sz w:val="21"/>
-              </w:rPr>
-              <w:t>原始組合</w:t>
-            </w:r>
-          </w:p>
-        </w:tc>
-      </w:tr>
-      <w:tr>
-        <w:trPr>
-          <w:cantSplit/>
-        </w:trPr>
-        <w:tc>
-          <w:tcPr>
-            <w:tcW w:type="dxa" w:w="1814"/>
-            <w:vAlign w:val="center"/>
-            <w:tcBorders>
-              <w:top w:val="single" w:sz="4" w:color="D9D9D9"/>
-              <w:left w:val="single" w:sz="4" w:color="D9D9D9"/>
-              <w:bottom w:val="single" w:sz="4" w:color="D9D9D9"/>
-              <w:right w:val="single" w:sz="4" w:color="D9D9D9"/>
-            </w:tcBorders>
-            <w:tcMar>
-              <w:top w:w="85" w:type="dxa"/>
-              <w:bottom w:w="85" w:type="dxa"/>
-              <w:left w:w="110" w:type="dxa"/>
-              <w:right w:w="110" w:type="dxa"/>
-            </w:tcMar>
-            <w:shd w:fill="FFFFFF"/>
-          </w:tcPr>
-          <w:p>
-            <w:pPr>
-              <w:spacing w:line="310" w:lineRule="exact" w:after="20"/>
-              <w:jc w:val="center"/>
-            </w:pPr>
-            <w:r>
-              <w:rPr>
-                <w:b w:val="0"/>
-                <w:sz w:val="21"/>
-              </w:rPr>
-              <w:t>單價路線</w:t>
-            </w:r>
-          </w:p>
-        </w:tc>
-        <w:tc>
-          <w:tcPr>
-            <w:tcW w:type="dxa" w:w="7710"/>
-            <w:vAlign w:val="center"/>
-            <w:tcBorders>
-              <w:top w:val="single" w:sz="4" w:color="D9D9D9"/>
-              <w:left w:val="single" w:sz="4" w:color="D9D9D9"/>
-              <w:bottom w:val="single" w:sz="4" w:color="D9D9D9"/>
-              <w:right w:val="single" w:sz="4" w:color="D9D9D9"/>
-            </w:tcBorders>
-            <w:tcMar>
-              <w:top w:w="85" w:type="dxa"/>
-              <w:bottom w:w="85" w:type="dxa"/>
-              <w:left w:w="110" w:type="dxa"/>
-              <w:right w:w="110" w:type="dxa"/>
-            </w:tcMar>
-            <w:shd w:fill="FFFFFF"/>
-          </w:tcPr>
-          <w:p>
-            <w:pPr>
-              <w:spacing w:line="310" w:lineRule="exact" w:after="20"/>
-              <w:jc w:val="left"/>
-            </w:pPr>
-            <w:r>
-              <w:rPr>
-                <w:b w:val="0"/>
-                <w:sz w:val="21"/>
-              </w:rPr>
-              <w:t>75% × C_unit ＋ 25% × L_unit</w:t>
-            </w:r>
-          </w:p>
-        </w:tc>
-      </w:tr>
-      <w:tr>
-        <w:trPr>
-          <w:cantSplit/>
-        </w:trPr>
-        <w:tc>
-          <w:tcPr>
-            <w:tcW w:type="dxa" w:w="1814"/>
-            <w:vAlign w:val="center"/>
-            <w:tcBorders>
-              <w:top w:val="single" w:sz="4" w:color="D9D9D9"/>
-              <w:left w:val="single" w:sz="4" w:color="D9D9D9"/>
-              <w:bottom w:val="single" w:sz="4" w:color="D9D9D9"/>
-              <w:right w:val="single" w:sz="4" w:color="D9D9D9"/>
-            </w:tcBorders>
-            <w:tcMar>
-              <w:top w:w="85" w:type="dxa"/>
-              <w:bottom w:w="85" w:type="dxa"/>
-              <w:left w:w="110" w:type="dxa"/>
-              <w:right w:w="110" w:type="dxa"/>
-            </w:tcMar>
-            <w:shd w:fill="F5F7FA"/>
-          </w:tcPr>
-          <w:p>
-            <w:pPr>
-              <w:spacing w:line="310" w:lineRule="exact" w:after="20"/>
-              <w:jc w:val="center"/>
-            </w:pPr>
-            <w:r>
-              <w:rPr>
-                <w:b w:val="0"/>
-                <w:sz w:val="21"/>
-              </w:rPr>
-              <w:t>神經網路路線</w:t>
-            </w:r>
-          </w:p>
-        </w:tc>
-        <w:tc>
-          <w:tcPr>
-            <w:tcW w:type="dxa" w:w="7710"/>
-            <w:vAlign w:val="center"/>
-            <w:tcBorders>
-              <w:top w:val="single" w:sz="4" w:color="D9D9D9"/>
-              <w:left w:val="single" w:sz="4" w:color="D9D9D9"/>
-              <w:bottom w:val="single" w:sz="4" w:color="D9D9D9"/>
-              <w:right w:val="single" w:sz="4" w:color="D9D9D9"/>
-            </w:tcBorders>
-            <w:tcMar>
-              <w:top w:w="85" w:type="dxa"/>
-              <w:bottom w:w="85" w:type="dxa"/>
-              <w:left w:w="110" w:type="dxa"/>
-              <w:right w:w="110" w:type="dxa"/>
-            </w:tcMar>
-            <w:shd w:fill="F5F7FA"/>
-          </w:tcPr>
-          <w:p>
-            <w:pPr>
-              <w:spacing w:line="310" w:lineRule="exact" w:after="20"/>
-              <w:jc w:val="left"/>
-            </w:pPr>
-            <w:r>
-              <w:rPr>
-                <w:b w:val="0"/>
-                <w:sz w:val="21"/>
-              </w:rPr>
-              <w:t>75% ×（N_area與N_prior各半）＋ 25% × L_unit</w:t>
-            </w:r>
-          </w:p>
-        </w:tc>
-      </w:tr>
-      <w:tr>
-        <w:trPr>
-          <w:cantSplit/>
-        </w:trPr>
-        <w:tc>
-          <w:tcPr>
-            <w:tcW w:type="dxa" w:w="1814"/>
-            <w:vAlign w:val="center"/>
-            <w:tcBorders>
-              <w:top w:val="single" w:sz="4" w:color="D9D9D9"/>
-              <w:left w:val="single" w:sz="4" w:color="D9D9D9"/>
-              <w:bottom w:val="single" w:sz="4" w:color="D9D9D9"/>
-              <w:right w:val="single" w:sz="4" w:color="D9D9D9"/>
-            </w:tcBorders>
-            <w:tcMar>
-              <w:top w:w="85" w:type="dxa"/>
-              <w:bottom w:w="85" w:type="dxa"/>
-              <w:left w:w="110" w:type="dxa"/>
-              <w:right w:w="110" w:type="dxa"/>
-            </w:tcMar>
-            <w:shd w:fill="FFFFFF"/>
-          </w:tcPr>
-          <w:p>
-            <w:pPr>
-              <w:spacing w:line="310" w:lineRule="exact" w:after="20"/>
-              <w:jc w:val="center"/>
-            </w:pPr>
-            <w:r>
-              <w:rPr>
-                <w:b w:val="0"/>
-                <w:sz w:val="21"/>
-              </w:rPr>
-              <w:t>總價路線</w:t>
-            </w:r>
-          </w:p>
-        </w:tc>
-        <w:tc>
-          <w:tcPr>
-            <w:tcW w:type="dxa" w:w="7710"/>
-            <w:vAlign w:val="center"/>
-            <w:tcBorders>
-              <w:top w:val="single" w:sz="4" w:color="D9D9D9"/>
-              <w:left w:val="single" w:sz="4" w:color="D9D9D9"/>
-              <w:bottom w:val="single" w:sz="4" w:color="D9D9D9"/>
-              <w:right w:val="single" w:sz="4" w:color="D9D9D9"/>
-            </w:tcBorders>
-            <w:tcMar>
-              <w:top w:w="85" w:type="dxa"/>
-              <w:bottom w:w="85" w:type="dxa"/>
-              <w:left w:w="110" w:type="dxa"/>
-              <w:right w:w="110" w:type="dxa"/>
-            </w:tcMar>
-            <w:shd w:fill="FFFFFF"/>
-          </w:tcPr>
-          <w:p>
-            <w:pPr>
-              <w:spacing w:line="310" w:lineRule="exact" w:after="20"/>
-              <w:jc w:val="left"/>
-            </w:pPr>
-            <w:r>
-              <w:rPr>
-                <w:b w:val="0"/>
-                <w:sz w:val="21"/>
-              </w:rPr>
-              <w:t>75% ×（C_raw與C_log各半）＋ 25% × L_unit</w:t>
-            </w:r>
-          </w:p>
-        </w:tc>
-      </w:tr>
-    </w:tbl>
-    <w:p>
-      <w:pPr>
-        <w:spacing w:after="0"/>
-      </w:pPr>
-      <w:r>
-        <w:rPr>
-          <w:b w:val="0"/>
-        </w:rPr>
+        <w:t>五份分組與按日期隔離處理不同問題。同一訓練部分內，參考交易仍可能比某筆訓練交易晚；年度驗證會先按日期隔開訓練與驗證，再只在較早的訓練部分做五份分組，避免使用驗證期間的成交資料。</w:t>
       </w:r>
     </w:p>
     <w:p>
       <w:pPr>
         <w:pStyle w:val="Heading2"/>
+        <w:keepNext/>
+        <w:keepLines/>
+        <w:pageBreakBefore w:val="0"/>
       </w:pPr>
       <w:r>
-        <w:t>可比成交與空間修正</w:t>
+        <w:t>4.3 訓練損失與固定設定</w:t>
       </w:r>
     </w:p>
     <w:p>
@@ -5678,72 +3980,7 @@
         <w:rPr>
           <w:b w:val="0"/>
         </w:rPr>
-        <w:t>每一路先利用fit中同建案、地址、道路等可比交易，以及fit估計的時間趨勢，修正原始估價，記為R。接著再利用固定空間參考狀態，補充直接參考較弱的情況，記為S；支持不足時回退。</w:t>
-      </w:r>
-    </w:p>
-    <w:p>
-      <w:pPr>
-        <w:spacing w:before="80" w:after="200"/>
-        <w:jc w:val="center"/>
-      </w:pPr>
-      <w:r>
-        <w:rPr>
-          <w:b/>
-        </w:rPr>
-        <w:t>一路修正結果 ＝ S（原始組合B，R（B））</w:t>
-      </w:r>
-    </w:p>
-    <w:p>
-      <w:r>
-        <w:rPr>
-          <w:b w:val="0"/>
-        </w:rPr>
-        <w:t>S同時接收原始估價與成交參考修正後的估價，所以不能把流程說成兩次相同校正直接相加。新的時間切點需要建立自己的成交參考與空間狀態。</w:t>
-      </w:r>
-    </w:p>
-    <w:p>
-      <w:pPr>
-        <w:pStyle w:val="Heading2"/>
-      </w:pPr>
-      <w:r>
-        <w:t>逐筆取三路中位數</w:t>
-      </w:r>
-    </w:p>
-    <w:p>
-      <w:r>
-        <w:rPr>
-          <w:b w:val="0"/>
-        </w:rPr>
-        <w:t>將三路修正後的價格由低至高排序，取中間那個。假設某間房屋得到1,000、1,100、1,600萬元，最終為1,100萬元。中位數可降低單一路線極端值的影響，並沒有找出真正成交價。</w:t>
-      </w:r>
-    </w:p>
-    <w:p>
-      <w:r>
-        <w:rPr>
-          <w:b w:val="0"/>
-        </w:rPr>
-        <w:t>三路共同使用LightGBM與相關資料，並非完全獨立。如果三路一起高估，中位數仍會高估；它也可能擋掉某一路正確的改善。因此融合仍需要相同交易上的公平驗證。</w:t>
-      </w:r>
-    </w:p>
-    <w:p>
-      <w:r>
-        <w:br w:type="page"/>
-      </w:r>
-    </w:p>
-    <w:p>
-      <w:pPr>
-        <w:pStyle w:val="Heading1"/>
-      </w:pPr>
-      <w:r>
-        <w:t>11 訓練損失與固定設定</w:t>
-      </w:r>
-    </w:p>
-    <w:p>
-      <w:r>
-        <w:rPr>
-          <w:b w:val="0"/>
-        </w:rPr>
-        <w:t>參考單價神經網路採日期加權SmoothL1。比較基準採日期加權總價MAE，其餘輸入、架構、先驗及融合設定固定。SmoothL1的設計是讓接近正確價格時的更新較平滑，較大誤差仍保留線性尾部。[2]</w:t>
+        <w:t>訓練損失是模型更新時要減少的誤差數字。參考單價神經網路採日期加權SmoothL1，接近答案時更新較平滑，大誤差則按誤差大小比例懲罰。比較用的原方法稱為基準，採日期加權總價MAE；其餘輸入、網路層數與單元、價格起點及融合規則固定。[2]</w:t>
       </w:r>
     </w:p>
     <w:p>
@@ -5771,7 +4008,7 @@
         <w:rPr>
           <w:b w:val="0"/>
         </w:rPr>
-        <w:t>日期權重讓較近期交易對訓練影響較大。相差一年的有效日期，原始權重比例為1比2，再除以fit中有效日期的原始權重平均值；缺失或異常日期維持1。每個批次不再除以批次權重和。參考單價也使用日期權重，但用途是選擇參考中位位置。</w:t>
+        <w:t>日期權重讓較近期交易對模型更新影響較多。相差一年的有效日期，原始權重比例為1比2，再除以訓練中有效日期的平均原始權重；缺失或異常日期取1。每次取一小批交易更新模型，稱為批次；各筆加權損失加總後除以該批筆數。參考單價也用日期權重，但用途是選擇參考中位位置。</w:t>
       </w:r>
     </w:p>
     <w:tbl>
@@ -5812,6 +4049,7 @@
             <w:pPr>
               <w:spacing w:line="310" w:lineRule="exact" w:after="20"/>
               <w:jc w:val="center"/>
+              <w:keepNext w:val="1"/>
             </w:pPr>
             <w:r>
               <w:rPr>
@@ -5844,6 +4082,7 @@
             <w:pPr>
               <w:spacing w:line="310" w:lineRule="exact" w:after="20"/>
               <w:jc w:val="center"/>
+              <w:keepNext w:val="1"/>
             </w:pPr>
             <w:r>
               <w:rPr>
@@ -5956,7 +4195,7 @@
                 <w:b w:val="0"/>
                 <w:sz w:val="21"/>
               </w:rPr>
-              <w:t>正規化</w:t>
+              <w:t>減少過度依賴</w:t>
             </w:r>
           </w:p>
         </w:tc>
@@ -6354,20 +4593,7 @@
         <w:rPr>
           <w:b w:val="0"/>
         </w:rPr>
-        <w:t>學習率控制參數每次更新的幅度；dropout在訓練時隨機停用部分單元，降低對特定路徑的依賴。推論時關閉dropout，沿用訓練好的參數與轉換規則。面積神經網路仍使用總價絕對誤差，沒有額外日期樣本權重，不能將六模型都稱為同一損失。</w:t>
-      </w:r>
-    </w:p>
-    <w:p>
-      <w:r>
-        <w:br w:type="page"/>
-      </w:r>
-    </w:p>
-    <w:p>
-      <w:pPr>
-        <w:pStyle w:val="Heading1"/>
-      </w:pPr>
-      <w:r>
-        <w:t>12 時間驗證與離線結果</w:t>
+        <w:t>512、256、128是三個隱藏層各自的運算單元數。LayerNorm調整同層數值大小；ReLU將負輸出設為0，使多層能學較複雜的關係。Dropout 0.1表示訓練時隨機暫停約10%單元，category dropout則將部分類別改用未知代碼。Softplus把輸出轉成正數，作為參考價的調整倍率。</w:t>
       </w:r>
     </w:p>
     <w:p>
@@ -6375,7 +4601,472 @@
         <w:rPr>
           <w:b w:val="0"/>
         </w:rPr>
-        <w:t>估價要面對未來交易，因此年度回測只用train中早於驗證首日的交易建立模型，再評估接下來一年；課程valid留到最終訓練才合併。每個切點都建立自己的模型、轉換規則、參考單價、成交參考及空間狀態，避免帶入後期資訊。[3]</w:t>
+        <w:t>AdamW依誤差計算的方向更新參數；學習率控制更新幅度，weight decay在更新時適度縮小參數。CosineAnnealingLR讓學習率沿餘弦曲線逐漸降低，T_max 30表示排程長30輪。完整學過訓練資料一次稱一輪（epoch）；seed 42是固定隨機起點，方便比對，不保證各硬體重訓相同。</w:t>
+      </w:r>
+    </w:p>
+    <w:p>
+      <w:r>
+        <w:rPr>
+          <w:b w:val="0"/>
+        </w:rPr>
+        <w:t>推論就是把新房屋條件交給已訓練模型估價，此時關閉dropout，只套用保存參數與規則。面積神經網路仍使用總價絕對誤差，沒有額外日期樣本權重，六模型並非都使用同一種訓練損失。</w:t>
+      </w:r>
+    </w:p>
+    <w:p>
+      <w:pPr>
+        <w:pStyle w:val="Heading1"/>
+        <w:keepNext/>
+        <w:keepLines/>
+        <w:pageBreakBefore w:val="0"/>
+      </w:pPr>
+      <w:r>
+        <w:t>五. 預測融合與修正</w:t>
+      </w:r>
+    </w:p>
+    <w:p>
+      <w:pPr>
+        <w:pStyle w:val="Heading2"/>
+        <w:keepNext/>
+        <w:keepLines/>
+        <w:pageBreakBefore w:val="0"/>
+      </w:pPr>
+      <w:r>
+        <w:t>5.1 三路融合與成交參考修正</w:t>
+      </w:r>
+    </w:p>
+    <w:p>
+      <w:r>
+        <w:rPr>
+          <w:b w:val="0"/>
+        </w:rPr>
+        <w:t>把多個模型的估價整合稱為融合。本案對同一筆房屋交易，用三種固定組合各算一個候選總價，稱為三路；並非將房屋分成三批。所有輸出先換算成新臺幣總價，再依下列比例組合。[2]</w:t>
+      </w:r>
+    </w:p>
+    <w:p>
+      <w:r>
+        <w:rPr>
+          <w:b w:val="0"/>
+        </w:rPr>
+        <w:t>三個名稱只表示主要估價來源：「單價路線」以CatBoost單價模型為主；「神經網路路線」使用兩個神經網路；「總價路線」使用CatBoost直接總價與對數總價。三路都加入25%的LightGBM單價模型換算後總價，並非完全獨立。75%與25%是事先固定比例，不保證每份資料都最佳。</w:t>
+      </w:r>
+    </w:p>
+    <w:tbl>
+      <w:tblPr>
+        <w:tblW w:type="auto" w:w="0"/>
+        <w:jc w:val="center"/>
+        <w:tblLayout w:type="fixed"/>
+        <w:tblLook w:firstColumn="1" w:firstRow="1" w:lastColumn="0" w:lastRow="0" w:noHBand="0" w:noVBand="1" w:val="04A0"/>
+      </w:tblPr>
+      <w:tblGrid>
+        <w:gridCol w:w="1814"/>
+        <w:gridCol w:w="7710"/>
+      </w:tblGrid>
+      <w:tr>
+        <w:trPr>
+          <w:cantSplit/>
+          <w:tblHeader/>
+        </w:trPr>
+        <w:tc>
+          <w:tcPr>
+            <w:tcW w:type="dxa" w:w="1814"/>
+            <w:vAlign w:val="center"/>
+            <w:tcBorders>
+              <w:top w:val="single" w:sz="4" w:color="D9D9D9"/>
+              <w:left w:val="single" w:sz="4" w:color="D9D9D9"/>
+              <w:bottom w:val="single" w:sz="4" w:color="D9D9D9"/>
+              <w:right w:val="single" w:sz="4" w:color="D9D9D9"/>
+            </w:tcBorders>
+            <w:tcMar>
+              <w:top w:w="85" w:type="dxa"/>
+              <w:bottom w:w="85" w:type="dxa"/>
+              <w:left w:w="110" w:type="dxa"/>
+              <w:right w:w="110" w:type="dxa"/>
+            </w:tcMar>
+            <w:shd w:fill="DCE6F1"/>
+          </w:tcPr>
+          <w:p>
+            <w:pPr>
+              <w:spacing w:line="310" w:lineRule="exact" w:after="20"/>
+              <w:jc w:val="center"/>
+            </w:pPr>
+            <w:r>
+              <w:rPr>
+                <w:b/>
+                <w:sz w:val="21"/>
+              </w:rPr>
+              <w:t>路線</w:t>
+            </w:r>
+          </w:p>
+        </w:tc>
+        <w:tc>
+          <w:tcPr>
+            <w:tcW w:type="dxa" w:w="7710"/>
+            <w:vAlign w:val="center"/>
+            <w:tcBorders>
+              <w:top w:val="single" w:sz="4" w:color="D9D9D9"/>
+              <w:left w:val="single" w:sz="4" w:color="D9D9D9"/>
+              <w:bottom w:val="single" w:sz="4" w:color="D9D9D9"/>
+              <w:right w:val="single" w:sz="4" w:color="D9D9D9"/>
+            </w:tcBorders>
+            <w:tcMar>
+              <w:top w:w="85" w:type="dxa"/>
+              <w:bottom w:w="85" w:type="dxa"/>
+              <w:left w:w="110" w:type="dxa"/>
+              <w:right w:w="110" w:type="dxa"/>
+            </w:tcMar>
+            <w:shd w:fill="DCE6F1"/>
+          </w:tcPr>
+          <w:p>
+            <w:pPr>
+              <w:spacing w:line="310" w:lineRule="exact" w:after="20"/>
+              <w:jc w:val="center"/>
+            </w:pPr>
+            <w:r>
+              <w:rPr>
+                <w:b/>
+                <w:sz w:val="21"/>
+              </w:rPr>
+              <w:t>原始組合</w:t>
+            </w:r>
+          </w:p>
+        </w:tc>
+      </w:tr>
+      <w:tr>
+        <w:trPr>
+          <w:cantSplit/>
+        </w:trPr>
+        <w:tc>
+          <w:tcPr>
+            <w:tcW w:type="dxa" w:w="1814"/>
+            <w:vAlign w:val="center"/>
+            <w:tcBorders>
+              <w:top w:val="single" w:sz="4" w:color="D9D9D9"/>
+              <w:left w:val="single" w:sz="4" w:color="D9D9D9"/>
+              <w:bottom w:val="single" w:sz="4" w:color="D9D9D9"/>
+              <w:right w:val="single" w:sz="4" w:color="D9D9D9"/>
+            </w:tcBorders>
+            <w:tcMar>
+              <w:top w:w="85" w:type="dxa"/>
+              <w:bottom w:w="85" w:type="dxa"/>
+              <w:left w:w="110" w:type="dxa"/>
+              <w:right w:w="110" w:type="dxa"/>
+            </w:tcMar>
+            <w:shd w:fill="FFFFFF"/>
+          </w:tcPr>
+          <w:p>
+            <w:pPr>
+              <w:spacing w:line="310" w:lineRule="exact" w:after="20"/>
+              <w:jc w:val="center"/>
+            </w:pPr>
+            <w:r>
+              <w:rPr>
+                <w:b w:val="0"/>
+                <w:sz w:val="21"/>
+              </w:rPr>
+              <w:t>單價路線</w:t>
+            </w:r>
+          </w:p>
+        </w:tc>
+        <w:tc>
+          <w:tcPr>
+            <w:tcW w:type="dxa" w:w="7710"/>
+            <w:vAlign w:val="center"/>
+            <w:tcBorders>
+              <w:top w:val="single" w:sz="4" w:color="D9D9D9"/>
+              <w:left w:val="single" w:sz="4" w:color="D9D9D9"/>
+              <w:bottom w:val="single" w:sz="4" w:color="D9D9D9"/>
+              <w:right w:val="single" w:sz="4" w:color="D9D9D9"/>
+            </w:tcBorders>
+            <w:tcMar>
+              <w:top w:w="85" w:type="dxa"/>
+              <w:bottom w:w="85" w:type="dxa"/>
+              <w:left w:w="110" w:type="dxa"/>
+              <w:right w:w="110" w:type="dxa"/>
+            </w:tcMar>
+            <w:shd w:fill="FFFFFF"/>
+          </w:tcPr>
+          <w:p>
+            <w:pPr>
+              <w:spacing w:line="310" w:lineRule="exact" w:after="20"/>
+              <w:jc w:val="left"/>
+            </w:pPr>
+            <w:r>
+              <w:rPr>
+                <w:b w:val="0"/>
+                <w:sz w:val="21"/>
+              </w:rPr>
+              <w:t>75% × C_unit ＋ 25% × L_unit</w:t>
+            </w:r>
+          </w:p>
+        </w:tc>
+      </w:tr>
+      <w:tr>
+        <w:trPr>
+          <w:cantSplit/>
+        </w:trPr>
+        <w:tc>
+          <w:tcPr>
+            <w:tcW w:type="dxa" w:w="1814"/>
+            <w:vAlign w:val="center"/>
+            <w:tcBorders>
+              <w:top w:val="single" w:sz="4" w:color="D9D9D9"/>
+              <w:left w:val="single" w:sz="4" w:color="D9D9D9"/>
+              <w:bottom w:val="single" w:sz="4" w:color="D9D9D9"/>
+              <w:right w:val="single" w:sz="4" w:color="D9D9D9"/>
+            </w:tcBorders>
+            <w:tcMar>
+              <w:top w:w="85" w:type="dxa"/>
+              <w:bottom w:w="85" w:type="dxa"/>
+              <w:left w:w="110" w:type="dxa"/>
+              <w:right w:w="110" w:type="dxa"/>
+            </w:tcMar>
+            <w:shd w:fill="F5F7FA"/>
+          </w:tcPr>
+          <w:p>
+            <w:pPr>
+              <w:spacing w:line="310" w:lineRule="exact" w:after="20"/>
+              <w:jc w:val="center"/>
+            </w:pPr>
+            <w:r>
+              <w:rPr>
+                <w:b w:val="0"/>
+                <w:sz w:val="21"/>
+              </w:rPr>
+              <w:t>神經網路路線</w:t>
+            </w:r>
+          </w:p>
+        </w:tc>
+        <w:tc>
+          <w:tcPr>
+            <w:tcW w:type="dxa" w:w="7710"/>
+            <w:vAlign w:val="center"/>
+            <w:tcBorders>
+              <w:top w:val="single" w:sz="4" w:color="D9D9D9"/>
+              <w:left w:val="single" w:sz="4" w:color="D9D9D9"/>
+              <w:bottom w:val="single" w:sz="4" w:color="D9D9D9"/>
+              <w:right w:val="single" w:sz="4" w:color="D9D9D9"/>
+            </w:tcBorders>
+            <w:tcMar>
+              <w:top w:w="85" w:type="dxa"/>
+              <w:bottom w:w="85" w:type="dxa"/>
+              <w:left w:w="110" w:type="dxa"/>
+              <w:right w:w="110" w:type="dxa"/>
+            </w:tcMar>
+            <w:shd w:fill="F5F7FA"/>
+          </w:tcPr>
+          <w:p>
+            <w:pPr>
+              <w:spacing w:line="310" w:lineRule="exact" w:after="20"/>
+              <w:jc w:val="left"/>
+            </w:pPr>
+            <w:r>
+              <w:rPr>
+                <w:b w:val="0"/>
+                <w:sz w:val="21"/>
+              </w:rPr>
+              <w:t>75% ×（N_area與N_prior各半）＋ 25% × L_unit</w:t>
+            </w:r>
+          </w:p>
+        </w:tc>
+      </w:tr>
+      <w:tr>
+        <w:trPr>
+          <w:cantSplit/>
+        </w:trPr>
+        <w:tc>
+          <w:tcPr>
+            <w:tcW w:type="dxa" w:w="1814"/>
+            <w:vAlign w:val="center"/>
+            <w:tcBorders>
+              <w:top w:val="single" w:sz="4" w:color="D9D9D9"/>
+              <w:left w:val="single" w:sz="4" w:color="D9D9D9"/>
+              <w:bottom w:val="single" w:sz="4" w:color="D9D9D9"/>
+              <w:right w:val="single" w:sz="4" w:color="D9D9D9"/>
+            </w:tcBorders>
+            <w:tcMar>
+              <w:top w:w="85" w:type="dxa"/>
+              <w:bottom w:w="85" w:type="dxa"/>
+              <w:left w:w="110" w:type="dxa"/>
+              <w:right w:w="110" w:type="dxa"/>
+            </w:tcMar>
+            <w:shd w:fill="FFFFFF"/>
+          </w:tcPr>
+          <w:p>
+            <w:pPr>
+              <w:spacing w:line="310" w:lineRule="exact" w:after="20"/>
+              <w:jc w:val="center"/>
+            </w:pPr>
+            <w:r>
+              <w:rPr>
+                <w:b w:val="0"/>
+                <w:sz w:val="21"/>
+              </w:rPr>
+              <w:t>總價路線</w:t>
+            </w:r>
+          </w:p>
+        </w:tc>
+        <w:tc>
+          <w:tcPr>
+            <w:tcW w:type="dxa" w:w="7710"/>
+            <w:vAlign w:val="center"/>
+            <w:tcBorders>
+              <w:top w:val="single" w:sz="4" w:color="D9D9D9"/>
+              <w:left w:val="single" w:sz="4" w:color="D9D9D9"/>
+              <w:bottom w:val="single" w:sz="4" w:color="D9D9D9"/>
+              <w:right w:val="single" w:sz="4" w:color="D9D9D9"/>
+            </w:tcBorders>
+            <w:tcMar>
+              <w:top w:w="85" w:type="dxa"/>
+              <w:bottom w:w="85" w:type="dxa"/>
+              <w:left w:w="110" w:type="dxa"/>
+              <w:right w:w="110" w:type="dxa"/>
+            </w:tcMar>
+            <w:shd w:fill="FFFFFF"/>
+          </w:tcPr>
+          <w:p>
+            <w:pPr>
+              <w:spacing w:line="310" w:lineRule="exact" w:after="20"/>
+              <w:jc w:val="left"/>
+            </w:pPr>
+            <w:r>
+              <w:rPr>
+                <w:b w:val="0"/>
+                <w:sz w:val="21"/>
+              </w:rPr>
+              <w:t>75% ×（C_raw與C_log各半）＋ 25% × L_unit</w:t>
+            </w:r>
+          </w:p>
+        </w:tc>
+      </w:tr>
+    </w:tbl>
+    <w:p>
+      <w:pPr>
+        <w:spacing w:after="0"/>
+      </w:pPr>
+      <w:r>
+        <w:rPr>
+          <w:b w:val="0"/>
+        </w:rPr>
+      </w:r>
+    </w:p>
+    <w:p>
+      <w:pPr>
+        <w:pStyle w:val="Heading3"/>
+        <w:keepNext/>
+        <w:keepLines/>
+        <w:pageBreakBefore w:val="0"/>
+      </w:pPr>
+      <w:r>
+        <w:t>5.1.1 可比成交與空間修正</w:t>
+      </w:r>
+    </w:p>
+    <w:p>
+      <w:r>
+        <w:rPr>
+          <w:b w:val="0"/>
+        </w:rPr>
+        <w:t>「成交參考修正」（R）是用訓練中的同建案、地址或道路等相似交易，搭配從訓練資料估計的時間趨勢，調整初步估價。可比交易指依地點、用途、面積等條件挑出的參考，並非完全相同房屋。</w:t>
+      </w:r>
+    </w:p>
+    <w:p>
+      <w:r>
+        <w:rPr>
+          <w:b w:val="0"/>
+        </w:rPr>
+        <w:t>「空間修正」（S）只在直接成交參考較弱時，用同城市、相同房屋類型與用途的附近其他建案補充。位置來自道路代表點，不是精確門牌；參考不足就保留前一步結果。B代表按固定比例組合後、尚未修正的總價，R(B)是成交參考修正後的總價。</w:t>
+      </w:r>
+    </w:p>
+    <w:p>
+      <w:pPr>
+        <w:spacing w:before="80" w:after="200"/>
+        <w:jc w:val="center"/>
+      </w:pPr>
+      <w:r>
+        <w:rPr>
+          <w:b/>
+        </w:rPr>
+        <w:t>一路修正結果 ＝ S（原始組合B，R（B））</w:t>
+      </w:r>
+    </w:p>
+    <w:p>
+      <w:r>
+        <w:rPr>
+          <w:b w:val="0"/>
+        </w:rPr>
+        <w:t>公式中的S同時使用原始組合B與成交參考結果R(B)，再按既定規則補充位置資訊，不是將同一修正重複加兩次。每個新的訓練與驗證分界日期，都要重新建立當期的成交參考與空間參考表。</w:t>
+      </w:r>
+    </w:p>
+    <w:p>
+      <w:pPr>
+        <w:pStyle w:val="Heading3"/>
+        <w:keepNext/>
+        <w:keepLines/>
+        <w:pageBreakBefore w:val="0"/>
+      </w:pPr>
+      <w:r>
+        <w:t>5.1.2 逐筆取三路中位數</w:t>
+      </w:r>
+    </w:p>
+    <w:p>
+      <w:r>
+        <w:rPr>
+          <w:b w:val="0"/>
+        </w:rPr>
+        <w:t>三路各自完成成交參考與空間修正後，再對每筆交易排序取中位數。假設同一間房子的單價路線估1,200萬元、神經網路路線估1,000萬元、總價路線估1,100萬元；排序為1,000、1,100、1,200萬元，最後取中間的1,100萬元。這是教學算例，不是實際交易結果。</w:t>
+      </w:r>
+    </w:p>
+    <w:p>
+      <w:r>
+        <w:rPr>
+          <w:b w:val="0"/>
+        </w:rPr>
+        <w:t>上、中、下只表示這筆交易三個估價的高低；沒有固定哪一路最高或最低，換一間房子順序可能改變。各路內部先按比例加權平均，三路之間最後取中間值。中位數可減少某一路特別偏高或偏低的影響，仍不保證等於真正成交價。</w:t>
+      </w:r>
+    </w:p>
+    <w:p>
+      <w:r>
+        <w:rPr>
+          <w:b w:val="0"/>
+        </w:rPr>
+        <w:t>三路共同使用LightGBM與相關資料，並非完全獨立。如果三路一起高估，中位數仍會高估；它也可能擋掉某一路正確的改善。因此融合仍需要相同交易上的公平驗證。</w:t>
+      </w:r>
+    </w:p>
+    <w:p>
+      <w:pPr>
+        <w:pStyle w:val="Heading1"/>
+        <w:keepNext/>
+        <w:keepLines/>
+        <w:pageBreakBefore w:val="0"/>
+      </w:pPr>
+      <w:r>
+        <w:t>六. 驗證設計與結果</w:t>
+      </w:r>
+    </w:p>
+    <w:p>
+      <w:pPr>
+        <w:pStyle w:val="Heading2"/>
+        <w:keepNext/>
+        <w:keepLines/>
+        <w:pageBreakBefore w:val="0"/>
+      </w:pPr>
+      <w:r>
+        <w:t>6.1 時間驗證與離線結果</w:t>
+      </w:r>
+    </w:p>
+    <w:p>
+      <w:r>
+        <w:rPr>
+          <w:b w:val="0"/>
+        </w:rPr>
+        <w:t>年度驗證模擬「只知道以前的成交資料，要估接下來一年的房子」。以最近一期為例：用2023/08/11以前的321,550筆交易訓練，再預測2023/08/11至2024/08/10的133,697筆交易。後一年成交價先不給訓練使用，等模型與預測封存後才比對真價、計算MAE。[3]</w:t>
+      </w:r>
+    </w:p>
+    <w:p>
+      <w:r>
+        <w:rPr>
+          <w:b w:val="0"/>
+        </w:rPr>
+        <w:t>每個訓練與驗證分界日期，都用較早交易重新建立模型、文字轉換及各種價格參考；課程valid留到最終階段才合併。這是在歷史資料上模擬未來估價，稱為離線驗證。它不同於平台對無答案test的評分，也不拿最終全量模型回頭考已學過的交易。</w:t>
       </w:r>
     </w:p>
     <w:tbl>
@@ -7607,10 +6298,13 @@
     </w:p>
     <w:p>
       <w:pPr>
-        <w:pStyle w:val="Heading2"/>
+        <w:pStyle w:val="Heading3"/>
+        <w:keepNext/>
+        <w:keepLines/>
+        <w:pageBreakBefore w:val="0"/>
       </w:pPr>
       <w:r>
-        <w:t>整體改善仍可能有群體退步</w:t>
+        <w:t>6.1.1 整體改善仍可能有群體退步</w:t>
       </w:r>
     </w:p>
     <w:p>
@@ -7618,7 +6312,7 @@
         <w:rPr>
           <w:b w:val="0"/>
         </w:rPr>
-        <w:t>三個主要期間有兩期改善、一期退步，最近一期改善約0.1103%。最近年度既有建案MAE增加213.10元，新建案減少2,841.61元。依test已知的既有建案36.62%與新建案63.38%加權，差值為−1,723.04元；這是組成診斷，不是test真價誤差，也不是官方評分。</w:t>
+        <w:t>三個主要期間有兩期改善、一期退步，最近一期改善約0.1103%。「既有建案」指訓練中已出現相同城市、行政區及建案名稱；「新建案」是尚未出現該組合，並非屋齡新。最近年度既有建案MAE增加213.10元，新建案減少2,841.61元。</w:t>
       </w:r>
     </w:p>
     <w:p>
@@ -7626,20 +6320,453 @@
         <w:rPr>
           <w:b w:val="0"/>
         </w:rPr>
-        <w:t>各窗口已反覆參與方法比較，且部分時間重疊，不能視為四次獨立盲測。相同交易上的比較提高公平性，仍無法消除反覆選型對結果的影響。</w:t>
+        <w:t>將兩類MAE按test已知組成36.62%與63.38%算加權平均，稱為固定加權MAE；兩方法差值為−1,723.04元。這是補充比較指標，與訓練日期權重不同；沒有用test真價，不能當官方分數。</w:t>
       </w:r>
     </w:p>
     <w:p>
       <w:r>
-        <w:br w:type="page"/>
+        <w:rPr>
+          <w:b w:val="0"/>
+        </w:rPr>
+        <w:t>一個窗口就是一次驗證涵蓋的交易期間。本案各期間已反覆用來比較並選擇方法，部分日期也重疊；估價規則可能逐漸適應這些交易，不能視為四次完全未參與選擇的獨立考試。比較相同交易能提高公平性，仍無法消除反覆選型造成的偏差。</w:t>
       </w:r>
     </w:p>
     <w:p>
       <w:pPr>
-        <w:pStyle w:val="Heading1"/>
+        <w:pStyle w:val="Heading2"/>
+        <w:keepNext/>
+        <w:keepLines/>
+        <w:pageBreakBefore w:val="0"/>
       </w:pPr>
       <w:r>
-        <w:t>13 完整融合的驗證結果圖</w:t>
+        <w:t>6.2 單一神經網路的診斷曲線</w:t>
+      </w:r>
+    </w:p>
+    <w:p>
+      <w:r>
+        <w:rPr>
+          <w:b w:val="0"/>
+        </w:rPr>
+        <w:t>另外以固定參考單價神經網路訓練30輪，只為觀察學習過程，稱為診斷訓練。圖中是單一模型的變化，完整六模型融合結果見本章的「完整融合的驗證結果」小節。[4]</w:t>
+      </w:r>
+    </w:p>
+    <w:p>
+      <w:pPr>
+        <w:spacing w:line="240" w:lineRule="auto"/>
+        <w:jc w:val="center"/>
+      </w:pPr>
+      <w:r>
+        <w:drawing>
+          <wp:inline xmlns:a="http://schemas.openxmlformats.org/drawingml/2006/main" xmlns:pic="http://schemas.openxmlformats.org/drawingml/2006/picture">
+            <wp:extent cx="6048000" cy="3628800"/>
+            <wp:docPr id="1" name="Picture 1" descr="固定30輪單一參考單價神經網路的未加權總價MAE。藍線訓練誤差下降，橘線時間驗證誤差後期趨平且波動。"/>
+            <wp:cNvGraphicFramePr>
+              <a:graphicFrameLocks noChangeAspect="1"/>
+            </wp:cNvGraphicFramePr>
+            <a:graphic>
+              <a:graphicData uri="http://schemas.openxmlformats.org/drawingml/2006/picture">
+                <pic:pic>
+                  <pic:nvPicPr>
+                    <pic:cNvPr id="0" name="training_curve.png"/>
+                    <pic:cNvPicPr/>
+                  </pic:nvPicPr>
+                  <pic:blipFill>
+                    <a:blip r:embed="rId10"/>
+                    <a:stretch>
+                      <a:fillRect/>
+                    </a:stretch>
+                  </pic:blipFill>
+                  <pic:spPr>
+                    <a:xfrm>
+                      <a:off x="0" y="0"/>
+                      <a:ext cx="6048000" cy="3628800"/>
+                    </a:xfrm>
+                    <a:prstGeom prst="rect"/>
+                  </pic:spPr>
+                </pic:pic>
+              </a:graphicData>
+            </a:graphic>
+          </wp:inline>
+        </w:drawing>
+      </w:r>
+    </w:p>
+    <w:p>
+      <w:pPr>
+        <w:pStyle w:val="Caption"/>
+        <w:jc w:val="center"/>
+      </w:pPr>
+      <w:r>
+        <w:t>圖3 單一參考單價神經網路的診斷曲線</w:t>
+      </w:r>
+    </w:p>
+    <w:tbl>
+      <w:tblPr>
+        <w:tblW w:type="auto" w:w="0"/>
+        <w:jc w:val="center"/>
+        <w:tblLayout w:type="fixed"/>
+        <w:tblLook w:firstColumn="1" w:firstRow="1" w:lastColumn="0" w:lastRow="0" w:noHBand="0" w:noVBand="1" w:val="04A0"/>
+      </w:tblPr>
+      <w:tblGrid>
+        <w:gridCol w:w="3855"/>
+        <w:gridCol w:w="2835"/>
+        <w:gridCol w:w="2835"/>
+      </w:tblGrid>
+      <w:tr>
+        <w:trPr>
+          <w:cantSplit/>
+          <w:tblHeader/>
+        </w:trPr>
+        <w:tc>
+          <w:tcPr>
+            <w:tcW w:type="dxa" w:w="3855"/>
+            <w:vAlign w:val="center"/>
+            <w:tcBorders>
+              <w:top w:val="single" w:sz="4" w:color="D9D9D9"/>
+              <w:left w:val="single" w:sz="4" w:color="D9D9D9"/>
+              <w:bottom w:val="single" w:sz="4" w:color="D9D9D9"/>
+              <w:right w:val="single" w:sz="4" w:color="D9D9D9"/>
+            </w:tcBorders>
+            <w:tcMar>
+              <w:top w:w="85" w:type="dxa"/>
+              <w:bottom w:w="85" w:type="dxa"/>
+              <w:left w:w="110" w:type="dxa"/>
+              <w:right w:w="110" w:type="dxa"/>
+            </w:tcMar>
+            <w:shd w:fill="DCE6F1"/>
+          </w:tcPr>
+          <w:p>
+            <w:pPr>
+              <w:spacing w:line="310" w:lineRule="exact" w:after="20"/>
+              <w:jc w:val="center"/>
+            </w:pPr>
+            <w:r>
+              <w:rPr>
+                <w:b/>
+                <w:sz w:val="21"/>
+              </w:rPr>
+              <w:t>評估資料</w:t>
+            </w:r>
+          </w:p>
+        </w:tc>
+        <w:tc>
+          <w:tcPr>
+            <w:tcW w:type="dxa" w:w="2835"/>
+            <w:vAlign w:val="center"/>
+            <w:tcBorders>
+              <w:top w:val="single" w:sz="4" w:color="D9D9D9"/>
+              <w:left w:val="single" w:sz="4" w:color="D9D9D9"/>
+              <w:bottom w:val="single" w:sz="4" w:color="D9D9D9"/>
+              <w:right w:val="single" w:sz="4" w:color="D9D9D9"/>
+            </w:tcBorders>
+            <w:tcMar>
+              <w:top w:w="85" w:type="dxa"/>
+              <w:bottom w:w="85" w:type="dxa"/>
+              <w:left w:w="110" w:type="dxa"/>
+              <w:right w:w="110" w:type="dxa"/>
+            </w:tcMar>
+            <w:shd w:fill="DCE6F1"/>
+          </w:tcPr>
+          <w:p>
+            <w:pPr>
+              <w:spacing w:line="310" w:lineRule="exact" w:after="20"/>
+              <w:jc w:val="center"/>
+            </w:pPr>
+            <w:r>
+              <w:rPr>
+                <w:b/>
+                <w:sz w:val="21"/>
+              </w:rPr>
+              <w:t>第1輪MAE</w:t>
+            </w:r>
+          </w:p>
+        </w:tc>
+        <w:tc>
+          <w:tcPr>
+            <w:tcW w:type="dxa" w:w="2835"/>
+            <w:vAlign w:val="center"/>
+            <w:tcBorders>
+              <w:top w:val="single" w:sz="4" w:color="D9D9D9"/>
+              <w:left w:val="single" w:sz="4" w:color="D9D9D9"/>
+              <w:bottom w:val="single" w:sz="4" w:color="D9D9D9"/>
+              <w:right w:val="single" w:sz="4" w:color="D9D9D9"/>
+            </w:tcBorders>
+            <w:tcMar>
+              <w:top w:w="85" w:type="dxa"/>
+              <w:bottom w:w="85" w:type="dxa"/>
+              <w:left w:w="110" w:type="dxa"/>
+              <w:right w:w="110" w:type="dxa"/>
+            </w:tcMar>
+            <w:shd w:fill="DCE6F1"/>
+          </w:tcPr>
+          <w:p>
+            <w:pPr>
+              <w:spacing w:line="310" w:lineRule="exact" w:after="20"/>
+              <w:jc w:val="center"/>
+            </w:pPr>
+            <w:r>
+              <w:rPr>
+                <w:b/>
+                <w:sz w:val="21"/>
+              </w:rPr>
+              <w:t>固定第30輪MAE</w:t>
+            </w:r>
+          </w:p>
+        </w:tc>
+      </w:tr>
+      <w:tr>
+        <w:trPr>
+          <w:cantSplit/>
+        </w:trPr>
+        <w:tc>
+          <w:tcPr>
+            <w:tcW w:type="dxa" w:w="3855"/>
+            <w:vAlign w:val="center"/>
+            <w:tcBorders>
+              <w:top w:val="single" w:sz="4" w:color="D9D9D9"/>
+              <w:left w:val="single" w:sz="4" w:color="D9D9D9"/>
+              <w:bottom w:val="single" w:sz="4" w:color="D9D9D9"/>
+              <w:right w:val="single" w:sz="4" w:color="D9D9D9"/>
+            </w:tcBorders>
+            <w:tcMar>
+              <w:top w:w="85" w:type="dxa"/>
+              <w:bottom w:w="85" w:type="dxa"/>
+              <w:left w:w="110" w:type="dxa"/>
+              <w:right w:w="110" w:type="dxa"/>
+            </w:tcMar>
+            <w:shd w:fill="FFFFFF"/>
+          </w:tcPr>
+          <w:p>
+            <w:pPr>
+              <w:spacing w:line="310" w:lineRule="exact" w:after="20"/>
+              <w:jc w:val="center"/>
+            </w:pPr>
+            <w:r>
+              <w:rPr>
+                <w:b w:val="0"/>
+                <w:sz w:val="21"/>
+              </w:rPr>
+              <w:t>訓練資料</w:t>
+            </w:r>
+          </w:p>
+        </w:tc>
+        <w:tc>
+          <w:tcPr>
+            <w:tcW w:type="dxa" w:w="2835"/>
+            <w:vAlign w:val="center"/>
+            <w:tcBorders>
+              <w:top w:val="single" w:sz="4" w:color="D9D9D9"/>
+              <w:left w:val="single" w:sz="4" w:color="D9D9D9"/>
+              <w:bottom w:val="single" w:sz="4" w:color="D9D9D9"/>
+              <w:right w:val="single" w:sz="4" w:color="D9D9D9"/>
+            </w:tcBorders>
+            <w:tcMar>
+              <w:top w:w="85" w:type="dxa"/>
+              <w:bottom w:w="85" w:type="dxa"/>
+              <w:left w:w="110" w:type="dxa"/>
+              <w:right w:w="110" w:type="dxa"/>
+            </w:tcMar>
+            <w:shd w:fill="FFFFFF"/>
+          </w:tcPr>
+          <w:p>
+            <w:pPr>
+              <w:spacing w:line="310" w:lineRule="exact" w:after="20"/>
+              <w:jc w:val="center"/>
+            </w:pPr>
+            <w:r>
+              <w:rPr>
+                <w:b w:val="0"/>
+                <w:sz w:val="21"/>
+              </w:rPr>
+              <w:t>2,235,313.48</w:t>
+            </w:r>
+          </w:p>
+        </w:tc>
+        <w:tc>
+          <w:tcPr>
+            <w:tcW w:type="dxa" w:w="2835"/>
+            <w:vAlign w:val="center"/>
+            <w:tcBorders>
+              <w:top w:val="single" w:sz="4" w:color="D9D9D9"/>
+              <w:left w:val="single" w:sz="4" w:color="D9D9D9"/>
+              <w:bottom w:val="single" w:sz="4" w:color="D9D9D9"/>
+              <w:right w:val="single" w:sz="4" w:color="D9D9D9"/>
+            </w:tcBorders>
+            <w:tcMar>
+              <w:top w:w="85" w:type="dxa"/>
+              <w:bottom w:w="85" w:type="dxa"/>
+              <w:left w:w="110" w:type="dxa"/>
+              <w:right w:w="110" w:type="dxa"/>
+            </w:tcMar>
+            <w:shd w:fill="FFFFFF"/>
+          </w:tcPr>
+          <w:p>
+            <w:pPr>
+              <w:spacing w:line="310" w:lineRule="exact" w:after="20"/>
+              <w:jc w:val="center"/>
+            </w:pPr>
+            <w:r>
+              <w:rPr>
+                <w:b w:val="0"/>
+                <w:sz w:val="21"/>
+              </w:rPr>
+              <w:t>715,006.13</w:t>
+            </w:r>
+          </w:p>
+        </w:tc>
+      </w:tr>
+      <w:tr>
+        <w:trPr>
+          <w:cantSplit/>
+        </w:trPr>
+        <w:tc>
+          <w:tcPr>
+            <w:tcW w:type="dxa" w:w="3855"/>
+            <w:vAlign w:val="center"/>
+            <w:tcBorders>
+              <w:top w:val="single" w:sz="4" w:color="D9D9D9"/>
+              <w:left w:val="single" w:sz="4" w:color="D9D9D9"/>
+              <w:bottom w:val="single" w:sz="4" w:color="D9D9D9"/>
+              <w:right w:val="single" w:sz="4" w:color="D9D9D9"/>
+            </w:tcBorders>
+            <w:tcMar>
+              <w:top w:w="85" w:type="dxa"/>
+              <w:bottom w:w="85" w:type="dxa"/>
+              <w:left w:w="110" w:type="dxa"/>
+              <w:right w:w="110" w:type="dxa"/>
+            </w:tcMar>
+            <w:shd w:fill="F5F7FA"/>
+          </w:tcPr>
+          <w:p>
+            <w:pPr>
+              <w:spacing w:line="310" w:lineRule="exact" w:after="20"/>
+              <w:jc w:val="center"/>
+            </w:pPr>
+            <w:r>
+              <w:rPr>
+                <w:b w:val="0"/>
+                <w:sz w:val="21"/>
+              </w:rPr>
+              <w:t>時間驗證資料</w:t>
+            </w:r>
+          </w:p>
+        </w:tc>
+        <w:tc>
+          <w:tcPr>
+            <w:tcW w:type="dxa" w:w="2835"/>
+            <w:vAlign w:val="center"/>
+            <w:tcBorders>
+              <w:top w:val="single" w:sz="4" w:color="D9D9D9"/>
+              <w:left w:val="single" w:sz="4" w:color="D9D9D9"/>
+              <w:bottom w:val="single" w:sz="4" w:color="D9D9D9"/>
+              <w:right w:val="single" w:sz="4" w:color="D9D9D9"/>
+            </w:tcBorders>
+            <w:tcMar>
+              <w:top w:w="85" w:type="dxa"/>
+              <w:bottom w:w="85" w:type="dxa"/>
+              <w:left w:w="110" w:type="dxa"/>
+              <w:right w:w="110" w:type="dxa"/>
+            </w:tcMar>
+            <w:shd w:fill="F5F7FA"/>
+          </w:tcPr>
+          <w:p>
+            <w:pPr>
+              <w:spacing w:line="310" w:lineRule="exact" w:after="20"/>
+              <w:jc w:val="center"/>
+            </w:pPr>
+            <w:r>
+              <w:rPr>
+                <w:b w:val="0"/>
+                <w:sz w:val="21"/>
+              </w:rPr>
+              <w:t>1,981,140.43</w:t>
+            </w:r>
+          </w:p>
+        </w:tc>
+        <w:tc>
+          <w:tcPr>
+            <w:tcW w:type="dxa" w:w="2835"/>
+            <w:vAlign w:val="center"/>
+            <w:tcBorders>
+              <w:top w:val="single" w:sz="4" w:color="D9D9D9"/>
+              <w:left w:val="single" w:sz="4" w:color="D9D9D9"/>
+              <w:bottom w:val="single" w:sz="4" w:color="D9D9D9"/>
+              <w:right w:val="single" w:sz="4" w:color="D9D9D9"/>
+            </w:tcBorders>
+            <w:tcMar>
+              <w:top w:w="85" w:type="dxa"/>
+              <w:bottom w:w="85" w:type="dxa"/>
+              <w:left w:w="110" w:type="dxa"/>
+              <w:right w:w="110" w:type="dxa"/>
+            </w:tcMar>
+            <w:shd w:fill="F5F7FA"/>
+          </w:tcPr>
+          <w:p>
+            <w:pPr>
+              <w:spacing w:line="310" w:lineRule="exact" w:after="20"/>
+              <w:jc w:val="center"/>
+            </w:pPr>
+            <w:r>
+              <w:rPr>
+                <w:b w:val="0"/>
+                <w:sz w:val="21"/>
+              </w:rPr>
+              <w:t>1,777,133.98</w:t>
+            </w:r>
+          </w:p>
+        </w:tc>
+      </w:tr>
+    </w:tbl>
+    <w:p>
+      <w:pPr>
+        <w:spacing w:after="0"/>
+      </w:pPr>
+      <w:r>
+        <w:rPr>
+          <w:b w:val="0"/>
+        </w:rPr>
+      </w:r>
+    </w:p>
+    <w:p>
+      <w:r>
+        <w:rPr>
+          <w:b w:val="0"/>
+        </w:rPr>
+        <w:t>藍線是321,550筆較早的訓練交易，橘線是之後一年的133,697筆驗證交易。兩線都關閉dropout，計算未加權總價MAE，單位為元。總價是整筆交易價格；未加權是每筆絕對誤差都算一份，再除以筆數。</w:t>
+      </w:r>
+    </w:p>
+    <w:p>
+      <w:r>
+        <w:rPr>
+          <w:b w:val="0"/>
+        </w:rPr>
+        <w:t>例如兩筆分別估錯100萬元與10萬元，MAE＝（100＋10）÷2＝55萬元。日期權重只影響訓練更新；畫圖評分時，每筆交易同樣算一份，不乘日期或面積權重。兩線採相同總價MAE，與日期加權SmoothL1訓練損失不同。</w:t>
+      </w:r>
+    </w:p>
+    <w:p>
+      <w:r>
+        <w:rPr>
+          <w:b w:val="0"/>
+        </w:rPr>
+        <w:t>橘線後段改善有限且波動，藍線下降不表示未來估價持續改善。這是單一網路曲線，完整融合結果見本章的「完整融合的驗證結果」小節。</w:t>
+      </w:r>
+    </w:p>
+    <w:p>
+      <w:r>
+        <w:rPr>
+          <w:b w:val="0"/>
+        </w:rPr>
+        <w:t>每輪先保存模型參數（快照），30輪封存後才讀驗證答案評分；未依橘線最低點挑輪，也未改提交答案。這是另做的觀察，並非原提交當時紀錄。過擬合是對已學資料很準，對新資料卻較差；兩線差距也受交易年份及訓練分組留出參考、驗證完整訓練參考的差異影響，不能全歸因於過擬合，也不能證明完全沒有。epoch只表示學習輪數，這次網路大小固定。</w:t>
+      </w:r>
+    </w:p>
+    <w:p>
+      <w:pPr>
+        <w:pStyle w:val="Heading2"/>
+        <w:keepNext/>
+        <w:keepLines/>
+        <w:pageBreakBefore w:val="0"/>
+      </w:pPr>
+      <w:r>
+        <w:t>6.3 完整融合的驗證結果</w:t>
       </w:r>
     </w:p>
     <w:p>
@@ -7647,7 +6774,7 @@
         <w:keepNext w:val="0"/>
       </w:pPr>
       <w:r>
-        <w:t>本節分析2023-08-11至2024-08-10的133,697筆時間驗證交易。模型及所有狀態來自較早的321,550筆fit；使用保存的完整三路融合未取整總價，並非下節單一神經網路的逐輪預測。[8]</w:t>
+        <w:t>本節分析2023-08-11至2024-08-10的133,697筆時間驗證交易。模型、轉換規則與參考表都來自較早的321,550筆訓練資料。使用保存的完整三路融合總價，尚未轉成整數元；這不同於本章「單一神經網路的診斷曲線」小節中每輪的預測。[8]</w:t>
       </w:r>
     </w:p>
     <w:p>
@@ -7659,7 +6786,7 @@
       <w:r>
         <w:drawing>
           <wp:inline xmlns:a="http://schemas.openxmlformats.org/drawingml/2006/main" xmlns:pic="http://schemas.openxmlformats.org/drawingml/2006/picture">
-            <wp:extent cx="5256000" cy="3574175"/>
+            <wp:extent cx="6048000" cy="4112640"/>
             <wp:docPr id="4" name="Picture 4" descr="完整融合最近年度時間驗證的真價與預測密度圖；全133697筆按對數萬元座標彙整至64乘64格，橘線表示真價等於預測。"/>
             <wp:cNvGraphicFramePr>
               <a:graphicFrameLocks noChangeAspect="1"/>
@@ -7680,7 +6807,7 @@
                   <pic:spPr>
                     <a:xfrm>
                       <a:off x="0" y="0"/>
-                      <a:ext cx="5256000" cy="3574175"/>
+                      <a:ext cx="6048000" cy="4112640"/>
                     </a:xfrm>
                     <a:prstGeom prst="rect"/>
                   </pic:spPr>
@@ -7697,7 +6824,7 @@
         <w:jc w:val="center"/>
       </w:pPr>
       <w:r>
-        <w:t>圖3 完整融合的真價與預測總價</w:t>
+        <w:t>圖4 完整融合的真價與預測總價</w:t>
       </w:r>
     </w:p>
     <w:tbl>
@@ -7951,7 +7078,7 @@
                 <w:b w:val="0"/>
                 <w:sz w:val="21"/>
               </w:rPr>
-              <w:t>第90百分位絕對誤差</w:t>
+              <w:t>90%交易的絕對誤差不超過</w:t>
             </w:r>
           </w:p>
         </w:tc>
@@ -8020,7 +7147,7 @@
                 <w:b w:val="0"/>
                 <w:sz w:val="21"/>
               </w:rPr>
-              <w:t>第99百分位絕對誤差</w:t>
+              <w:t>99%交易的絕對誤差不超過</w:t>
             </w:r>
           </w:p>
         </w:tc>
@@ -8089,7 +7216,7 @@
                 <w:b w:val="0"/>
                 <w:sz w:val="21"/>
               </w:rPr>
-              <w:t>平均有號誤差（預測減真價）</w:t>
+              <w:t>平均預測偏差（預測減真價）</w:t>
             </w:r>
           </w:p>
         </w:tc>
@@ -8206,7 +7333,7 @@
         <w:keepNext w:val="0"/>
       </w:pPr>
       <w:r>
-        <w:t>橘色對角線表示預測等於真價，圖點越接近此線，價格越接近。全133,697筆交易依真價與預測的對數萬元座標，彙整到64×64格，色彩深淺表示密度，並未抽取少量交易。每相同刻度的金額倍數相同；極端交易仍需搭配金額誤差及案例解讀。</w:t>
+        <w:t>橘色對角線表示預測等於真價；色塊越靠近此線，估價越接近實際價格。全133,697筆交易彙整成64×64格，顏色越深表示該範圍交易越多。兩軸用對數刻度，每相同間距表示金額乘以相同倍數，例如100、1,000、10,000萬元；極端交易仍需搭配金額誤差及案例解讀。</w:t>
       </w:r>
     </w:p>
     <w:p>
@@ -8214,20 +7341,29 @@
         <w:keepNext w:val="0"/>
       </w:pPr>
       <w:r>
-        <w:t>MAE約138.17萬元，大於絕對誤差中位數約76.98萬元，說明較大的誤差拉高平均；平均有號誤差為負，表示全體淨低估約35.45萬元。低估比例約52.20%，不能把淨低估解讀為每筆都低估。</w:t>
-      </w:r>
-    </w:p>
-    <w:p>
-      <w:r>
-        <w:br w:type="page"/>
+        <w:t>MAE約138.17萬元，高於絕對誤差中位數約76.98萬元，表示大誤差拉高平均。「平均預測偏差」保留正負號，等於預測減真價的平均；此處為負，表示平均預測比真價低約35.45萬元。低估交易占52.20%，仍不能解讀成每筆都低估。</w:t>
       </w:r>
     </w:p>
     <w:p>
       <w:pPr>
         <w:pStyle w:val="Heading1"/>
+        <w:keepNext/>
+        <w:keepLines/>
+        <w:pageBreakBefore w:val="0"/>
       </w:pPr>
       <w:r>
-        <w:t>14 價格帶與尾端誤差</w:t>
+        <w:t>七. 誤差分析與改進</w:t>
+      </w:r>
+    </w:p>
+    <w:p>
+      <w:pPr>
+        <w:pStyle w:val="Heading2"/>
+        <w:keepNext/>
+        <w:keepLines/>
+        <w:pageBreakBefore w:val="0"/>
+      </w:pPr>
+      <w:r>
+        <w:t>7.1 價格分組與大誤差交易</w:t>
       </w:r>
     </w:p>
     <w:p>
@@ -8235,7 +7371,7 @@
         <w:keepNext w:val="0"/>
       </w:pPr>
       <w:r>
-        <w:t>為定位整體平均遮住的問題，再依驗證真價分組檢查。價格帶只用於預測完成後的分析，不能用未知test真價決定模型分支或人工調價。[8]</w:t>
+        <w:t>將交易按實際總價分組，稱為價格帶，用來檢查整體平均遮住的問題。這是預測完成後才使用驗證真價的分析，不能用test未知真價選模型或人工調價。[8]</w:t>
       </w:r>
     </w:p>
     <w:p>
@@ -8285,7 +7421,7 @@
         <w:jc w:val="center"/>
       </w:pPr>
       <w:r>
-        <w:t>圖4 完整融合在各真價價格帶的誤差</w:t>
+        <w:t>圖5 完整融合在各真價價格帶的誤差</w:t>
       </w:r>
     </w:p>
     <w:tbl>
@@ -8327,6 +7463,7 @@
             <w:pPr>
               <w:spacing w:line="310" w:lineRule="exact" w:after="20"/>
               <w:jc w:val="center"/>
+              <w:keepNext/>
             </w:pPr>
             <w:r>
               <w:rPr>
@@ -8359,6 +7496,7 @@
             <w:pPr>
               <w:spacing w:line="310" w:lineRule="exact" w:after="20"/>
               <w:jc w:val="center"/>
+              <w:keepNext/>
             </w:pPr>
             <w:r>
               <w:rPr>
@@ -8391,6 +7529,7 @@
             <w:pPr>
               <w:spacing w:line="310" w:lineRule="exact" w:after="20"/>
               <w:jc w:val="center"/>
+              <w:keepNext/>
             </w:pPr>
             <w:r>
               <w:rPr>
@@ -8934,433 +8073,18 @@
         <w:keepNext w:val="0"/>
       </w:pPr>
       <w:r>
-        <w:t>尾端少量交易貢獻較多絕對誤差，但合法高價交易仍是任務的一部分。後續改進必須同時檢查整體與分群，不能只刪除困難交易來降低表面MAE。</w:t>
-      </w:r>
-    </w:p>
-    <w:p>
-      <w:r>
-        <w:br w:type="page"/>
+        <w:t>少量大誤差交易貢獻較多絕對誤差，但合法高價交易仍是任務的一部分。改進時須同時檢查整體與各群體，不能只刪除困難交易來降低表面MAE。</w:t>
       </w:r>
     </w:p>
     <w:p>
       <w:pPr>
-        <w:pStyle w:val="Heading1"/>
+        <w:pStyle w:val="Heading2"/>
+        <w:keepNext/>
+        <w:keepLines/>
+        <w:pageBreakBefore w:val="0"/>
       </w:pPr>
       <w:r>
-        <w:t>15 實際訓練與驗證曲線</w:t>
-      </w:r>
-    </w:p>
-    <w:p>
-      <w:r>
-        <w:rPr>
-          <w:b w:val="0"/>
-        </w:rPr>
-        <w:t>為觀察學習過程，另以固定參考單價神經網路配方進行30輪診斷訓練。這張圖呈現一個神經網路的學習狀況；六模型融合結果需看完整融合的整體驗證。[4]</w:t>
-      </w:r>
-    </w:p>
-    <w:p>
-      <w:pPr>
-        <w:spacing w:line="240" w:lineRule="auto"/>
-        <w:jc w:val="center"/>
-      </w:pPr>
-      <w:r>
-        <w:drawing>
-          <wp:inline xmlns:a="http://schemas.openxmlformats.org/drawingml/2006/main" xmlns:pic="http://schemas.openxmlformats.org/drawingml/2006/picture">
-            <wp:extent cx="6048000" cy="3628800"/>
-            <wp:docPr id="1" name="Picture 1" descr="固定30輪單一參考單價神經網路的未加權總價MAE。藍線訓練誤差下降，橘線時間驗證誤差後期趨平且波動。"/>
-            <wp:cNvGraphicFramePr>
-              <a:graphicFrameLocks noChangeAspect="1"/>
-            </wp:cNvGraphicFramePr>
-            <a:graphic>
-              <a:graphicData uri="http://schemas.openxmlformats.org/drawingml/2006/picture">
-                <pic:pic>
-                  <pic:nvPicPr>
-                    <pic:cNvPr id="0" name="training_curve.png"/>
-                    <pic:cNvPicPr/>
-                  </pic:nvPicPr>
-                  <pic:blipFill>
-                    <a:blip r:embed="rId10"/>
-                    <a:stretch>
-                      <a:fillRect/>
-                    </a:stretch>
-                  </pic:blipFill>
-                  <pic:spPr>
-                    <a:xfrm>
-                      <a:off x="0" y="0"/>
-                      <a:ext cx="6048000" cy="3628800"/>
-                    </a:xfrm>
-                    <a:prstGeom prst="rect"/>
-                  </pic:spPr>
-                </pic:pic>
-              </a:graphicData>
-            </a:graphic>
-          </wp:inline>
-        </w:drawing>
-      </w:r>
-    </w:p>
-    <w:p>
-      <w:pPr>
-        <w:pStyle w:val="Caption"/>
-        <w:jc w:val="center"/>
-      </w:pPr>
-      <w:r>
-        <w:t>圖5 單一參考單價神經網路的診斷曲線</w:t>
-      </w:r>
-    </w:p>
-    <w:tbl>
-      <w:tblPr>
-        <w:tblW w:type="auto" w:w="0"/>
-        <w:jc w:val="center"/>
-        <w:tblLayout w:type="fixed"/>
-        <w:tblLook w:firstColumn="1" w:firstRow="1" w:lastColumn="0" w:lastRow="0" w:noHBand="0" w:noVBand="1" w:val="04A0"/>
-      </w:tblPr>
-      <w:tblGrid>
-        <w:gridCol w:w="3855"/>
-        <w:gridCol w:w="2835"/>
-        <w:gridCol w:w="2835"/>
-      </w:tblGrid>
-      <w:tr>
-        <w:trPr>
-          <w:cantSplit/>
-          <w:tblHeader/>
-        </w:trPr>
-        <w:tc>
-          <w:tcPr>
-            <w:tcW w:type="dxa" w:w="3855"/>
-            <w:vAlign w:val="center"/>
-            <w:tcBorders>
-              <w:top w:val="single" w:sz="4" w:color="D9D9D9"/>
-              <w:left w:val="single" w:sz="4" w:color="D9D9D9"/>
-              <w:bottom w:val="single" w:sz="4" w:color="D9D9D9"/>
-              <w:right w:val="single" w:sz="4" w:color="D9D9D9"/>
-            </w:tcBorders>
-            <w:tcMar>
-              <w:top w:w="85" w:type="dxa"/>
-              <w:bottom w:w="85" w:type="dxa"/>
-              <w:left w:w="110" w:type="dxa"/>
-              <w:right w:w="110" w:type="dxa"/>
-            </w:tcMar>
-            <w:shd w:fill="DCE6F1"/>
-          </w:tcPr>
-          <w:p>
-            <w:pPr>
-              <w:spacing w:line="310" w:lineRule="exact" w:after="20"/>
-              <w:jc w:val="center"/>
-            </w:pPr>
-            <w:r>
-              <w:rPr>
-                <w:b/>
-                <w:sz w:val="21"/>
-              </w:rPr>
-              <w:t>評估資料</w:t>
-            </w:r>
-          </w:p>
-        </w:tc>
-        <w:tc>
-          <w:tcPr>
-            <w:tcW w:type="dxa" w:w="2835"/>
-            <w:vAlign w:val="center"/>
-            <w:tcBorders>
-              <w:top w:val="single" w:sz="4" w:color="D9D9D9"/>
-              <w:left w:val="single" w:sz="4" w:color="D9D9D9"/>
-              <w:bottom w:val="single" w:sz="4" w:color="D9D9D9"/>
-              <w:right w:val="single" w:sz="4" w:color="D9D9D9"/>
-            </w:tcBorders>
-            <w:tcMar>
-              <w:top w:w="85" w:type="dxa"/>
-              <w:bottom w:w="85" w:type="dxa"/>
-              <w:left w:w="110" w:type="dxa"/>
-              <w:right w:w="110" w:type="dxa"/>
-            </w:tcMar>
-            <w:shd w:fill="DCE6F1"/>
-          </w:tcPr>
-          <w:p>
-            <w:pPr>
-              <w:spacing w:line="310" w:lineRule="exact" w:after="20"/>
-              <w:jc w:val="center"/>
-            </w:pPr>
-            <w:r>
-              <w:rPr>
-                <w:b/>
-                <w:sz w:val="21"/>
-              </w:rPr>
-              <w:t>第1輪MAE</w:t>
-            </w:r>
-          </w:p>
-        </w:tc>
-        <w:tc>
-          <w:tcPr>
-            <w:tcW w:type="dxa" w:w="2835"/>
-            <w:vAlign w:val="center"/>
-            <w:tcBorders>
-              <w:top w:val="single" w:sz="4" w:color="D9D9D9"/>
-              <w:left w:val="single" w:sz="4" w:color="D9D9D9"/>
-              <w:bottom w:val="single" w:sz="4" w:color="D9D9D9"/>
-              <w:right w:val="single" w:sz="4" w:color="D9D9D9"/>
-            </w:tcBorders>
-            <w:tcMar>
-              <w:top w:w="85" w:type="dxa"/>
-              <w:bottom w:w="85" w:type="dxa"/>
-              <w:left w:w="110" w:type="dxa"/>
-              <w:right w:w="110" w:type="dxa"/>
-            </w:tcMar>
-            <w:shd w:fill="DCE6F1"/>
-          </w:tcPr>
-          <w:p>
-            <w:pPr>
-              <w:spacing w:line="310" w:lineRule="exact" w:after="20"/>
-              <w:jc w:val="center"/>
-            </w:pPr>
-            <w:r>
-              <w:rPr>
-                <w:b/>
-                <w:sz w:val="21"/>
-              </w:rPr>
-              <w:t>固定第30輪MAE</w:t>
-            </w:r>
-          </w:p>
-        </w:tc>
-      </w:tr>
-      <w:tr>
-        <w:trPr>
-          <w:cantSplit/>
-        </w:trPr>
-        <w:tc>
-          <w:tcPr>
-            <w:tcW w:type="dxa" w:w="3855"/>
-            <w:vAlign w:val="center"/>
-            <w:tcBorders>
-              <w:top w:val="single" w:sz="4" w:color="D9D9D9"/>
-              <w:left w:val="single" w:sz="4" w:color="D9D9D9"/>
-              <w:bottom w:val="single" w:sz="4" w:color="D9D9D9"/>
-              <w:right w:val="single" w:sz="4" w:color="D9D9D9"/>
-            </w:tcBorders>
-            <w:tcMar>
-              <w:top w:w="85" w:type="dxa"/>
-              <w:bottom w:w="85" w:type="dxa"/>
-              <w:left w:w="110" w:type="dxa"/>
-              <w:right w:w="110" w:type="dxa"/>
-            </w:tcMar>
-            <w:shd w:fill="FFFFFF"/>
-          </w:tcPr>
-          <w:p>
-            <w:pPr>
-              <w:spacing w:line="310" w:lineRule="exact" w:after="20"/>
-              <w:jc w:val="center"/>
-            </w:pPr>
-            <w:r>
-              <w:rPr>
-                <w:b w:val="0"/>
-                <w:sz w:val="21"/>
-              </w:rPr>
-              <w:t>訓練資料</w:t>
-            </w:r>
-          </w:p>
-        </w:tc>
-        <w:tc>
-          <w:tcPr>
-            <w:tcW w:type="dxa" w:w="2835"/>
-            <w:vAlign w:val="center"/>
-            <w:tcBorders>
-              <w:top w:val="single" w:sz="4" w:color="D9D9D9"/>
-              <w:left w:val="single" w:sz="4" w:color="D9D9D9"/>
-              <w:bottom w:val="single" w:sz="4" w:color="D9D9D9"/>
-              <w:right w:val="single" w:sz="4" w:color="D9D9D9"/>
-            </w:tcBorders>
-            <w:tcMar>
-              <w:top w:w="85" w:type="dxa"/>
-              <w:bottom w:w="85" w:type="dxa"/>
-              <w:left w:w="110" w:type="dxa"/>
-              <w:right w:w="110" w:type="dxa"/>
-            </w:tcMar>
-            <w:shd w:fill="FFFFFF"/>
-          </w:tcPr>
-          <w:p>
-            <w:pPr>
-              <w:spacing w:line="310" w:lineRule="exact" w:after="20"/>
-              <w:jc w:val="center"/>
-            </w:pPr>
-            <w:r>
-              <w:rPr>
-                <w:b w:val="0"/>
-                <w:sz w:val="21"/>
-              </w:rPr>
-              <w:t>2,235,313.48</w:t>
-            </w:r>
-          </w:p>
-        </w:tc>
-        <w:tc>
-          <w:tcPr>
-            <w:tcW w:type="dxa" w:w="2835"/>
-            <w:vAlign w:val="center"/>
-            <w:tcBorders>
-              <w:top w:val="single" w:sz="4" w:color="D9D9D9"/>
-              <w:left w:val="single" w:sz="4" w:color="D9D9D9"/>
-              <w:bottom w:val="single" w:sz="4" w:color="D9D9D9"/>
-              <w:right w:val="single" w:sz="4" w:color="D9D9D9"/>
-            </w:tcBorders>
-            <w:tcMar>
-              <w:top w:w="85" w:type="dxa"/>
-              <w:bottom w:w="85" w:type="dxa"/>
-              <w:left w:w="110" w:type="dxa"/>
-              <w:right w:w="110" w:type="dxa"/>
-            </w:tcMar>
-            <w:shd w:fill="FFFFFF"/>
-          </w:tcPr>
-          <w:p>
-            <w:pPr>
-              <w:spacing w:line="310" w:lineRule="exact" w:after="20"/>
-              <w:jc w:val="center"/>
-            </w:pPr>
-            <w:r>
-              <w:rPr>
-                <w:b w:val="0"/>
-                <w:sz w:val="21"/>
-              </w:rPr>
-              <w:t>715,006.13</w:t>
-            </w:r>
-          </w:p>
-        </w:tc>
-      </w:tr>
-      <w:tr>
-        <w:trPr>
-          <w:cantSplit/>
-        </w:trPr>
-        <w:tc>
-          <w:tcPr>
-            <w:tcW w:type="dxa" w:w="3855"/>
-            <w:vAlign w:val="center"/>
-            <w:tcBorders>
-              <w:top w:val="single" w:sz="4" w:color="D9D9D9"/>
-              <w:left w:val="single" w:sz="4" w:color="D9D9D9"/>
-              <w:bottom w:val="single" w:sz="4" w:color="D9D9D9"/>
-              <w:right w:val="single" w:sz="4" w:color="D9D9D9"/>
-            </w:tcBorders>
-            <w:tcMar>
-              <w:top w:w="85" w:type="dxa"/>
-              <w:bottom w:w="85" w:type="dxa"/>
-              <w:left w:w="110" w:type="dxa"/>
-              <w:right w:w="110" w:type="dxa"/>
-            </w:tcMar>
-            <w:shd w:fill="F5F7FA"/>
-          </w:tcPr>
-          <w:p>
-            <w:pPr>
-              <w:spacing w:line="310" w:lineRule="exact" w:after="20"/>
-              <w:jc w:val="center"/>
-            </w:pPr>
-            <w:r>
-              <w:rPr>
-                <w:b w:val="0"/>
-                <w:sz w:val="21"/>
-              </w:rPr>
-              <w:t>時間驗證資料</w:t>
-            </w:r>
-          </w:p>
-        </w:tc>
-        <w:tc>
-          <w:tcPr>
-            <w:tcW w:type="dxa" w:w="2835"/>
-            <w:vAlign w:val="center"/>
-            <w:tcBorders>
-              <w:top w:val="single" w:sz="4" w:color="D9D9D9"/>
-              <w:left w:val="single" w:sz="4" w:color="D9D9D9"/>
-              <w:bottom w:val="single" w:sz="4" w:color="D9D9D9"/>
-              <w:right w:val="single" w:sz="4" w:color="D9D9D9"/>
-            </w:tcBorders>
-            <w:tcMar>
-              <w:top w:w="85" w:type="dxa"/>
-              <w:bottom w:w="85" w:type="dxa"/>
-              <w:left w:w="110" w:type="dxa"/>
-              <w:right w:w="110" w:type="dxa"/>
-            </w:tcMar>
-            <w:shd w:fill="F5F7FA"/>
-          </w:tcPr>
-          <w:p>
-            <w:pPr>
-              <w:spacing w:line="310" w:lineRule="exact" w:after="20"/>
-              <w:jc w:val="center"/>
-            </w:pPr>
-            <w:r>
-              <w:rPr>
-                <w:b w:val="0"/>
-                <w:sz w:val="21"/>
-              </w:rPr>
-              <w:t>1,981,140.43</w:t>
-            </w:r>
-          </w:p>
-        </w:tc>
-        <w:tc>
-          <w:tcPr>
-            <w:tcW w:type="dxa" w:w="2835"/>
-            <w:vAlign w:val="center"/>
-            <w:tcBorders>
-              <w:top w:val="single" w:sz="4" w:color="D9D9D9"/>
-              <w:left w:val="single" w:sz="4" w:color="D9D9D9"/>
-              <w:bottom w:val="single" w:sz="4" w:color="D9D9D9"/>
-              <w:right w:val="single" w:sz="4" w:color="D9D9D9"/>
-            </w:tcBorders>
-            <w:tcMar>
-              <w:top w:w="85" w:type="dxa"/>
-              <w:bottom w:w="85" w:type="dxa"/>
-              <w:left w:w="110" w:type="dxa"/>
-              <w:right w:w="110" w:type="dxa"/>
-            </w:tcMar>
-            <w:shd w:fill="F5F7FA"/>
-          </w:tcPr>
-          <w:p>
-            <w:pPr>
-              <w:spacing w:line="310" w:lineRule="exact" w:after="20"/>
-              <w:jc w:val="center"/>
-            </w:pPr>
-            <w:r>
-              <w:rPr>
-                <w:b w:val="0"/>
-                <w:sz w:val="21"/>
-              </w:rPr>
-              <w:t>1,777,133.98</w:t>
-            </w:r>
-          </w:p>
-        </w:tc>
-      </w:tr>
-    </w:tbl>
-    <w:p>
-      <w:pPr>
-        <w:spacing w:after="0"/>
-      </w:pPr>
-      <w:r>
-        <w:rPr>
-          <w:b w:val="0"/>
-        </w:rPr>
-      </w:r>
-    </w:p>
-    <w:p>
-      <w:r>
-        <w:rPr>
-          <w:b w:val="0"/>
-        </w:rPr>
-        <w:t>藍線是321,550筆訓練交易，橘線是之後133,697筆時間驗證交易。兩線都在關閉dropout後，計算未加權總價MAE，單位為元；並非SmoothL1訓練損失。橘線後段改善有限且波動，訓練誤差整體下降不等於對未來的估價持續改善。</w:t>
-      </w:r>
-    </w:p>
-    <w:p>
-      <w:r>
-        <w:rPr>
-          <w:b w:val="0"/>
-        </w:rPr>
-        <w:t>30輪快照先封存，再讀驗證答案評分，沒有依橘線最低點挑輪數，也沒有改提交答案。此圖不是原提交當時的訓練紀錄；時間組成及訓練OOF／驗證完整fit參考差異也會影響兩線距離。落差不能全歸因於過擬合，也不能據此證明完全沒有過擬合。epoch是學習輪數，不能稱為模型容量或VC維度。</w:t>
-      </w:r>
-    </w:p>
-    <w:p>
-      <w:r>
-        <w:br w:type="page"/>
-      </w:r>
-    </w:p>
-    <w:p>
-      <w:pPr>
-        <w:pStyle w:val="Heading1"/>
-      </w:pPr>
-      <w:r>
-        <w:t>16 大誤差交易案例</w:t>
+        <w:t>7.2 大誤差交易案例</w:t>
       </w:r>
     </w:p>
     <w:p>
@@ -9410,6 +8134,7 @@
           </w:tcPr>
           <w:p>
             <w:pPr>
+              <w:keepNext/>
               <w:spacing w:line="310" w:lineRule="exact" w:after="20"/>
               <w:jc w:val="center"/>
             </w:pPr>
@@ -9442,6 +8167,7 @@
           </w:tcPr>
           <w:p>
             <w:pPr>
+              <w:keepNext/>
               <w:spacing w:line="310" w:lineRule="exact" w:after="20"/>
               <w:jc w:val="center"/>
             </w:pPr>
@@ -9474,6 +8200,7 @@
           </w:tcPr>
           <w:p>
             <w:pPr>
+              <w:keepNext/>
               <w:spacing w:line="310" w:lineRule="exact" w:after="20"/>
               <w:jc w:val="center"/>
             </w:pPr>
@@ -9506,6 +8233,7 @@
           </w:tcPr>
           <w:p>
             <w:pPr>
+              <w:keepNext/>
               <w:spacing w:line="310" w:lineRule="exact" w:after="20"/>
               <w:jc w:val="center"/>
             </w:pPr>
@@ -9538,6 +8266,7 @@
           </w:tcPr>
           <w:p>
             <w:pPr>
+              <w:keepNext/>
               <w:spacing w:line="310" w:lineRule="exact" w:after="20"/>
               <w:jc w:val="center"/>
             </w:pPr>
@@ -10239,7 +8968,7 @@
                 <w:b/>
                 <w:sz w:val="21"/>
               </w:rPr>
-              <w:t>同建案fit筆數</w:t>
+              <w:t>同建案訓練筆數</w:t>
             </w:r>
           </w:p>
         </w:tc>
@@ -10750,15 +9479,18 @@
         <w:keepNext w:val="0"/>
       </w:pPr>
       <w:r>
-        <w:t>三筆皆為房地加車位交易；「同建案fit筆數」只統計該切點以前相同城市、行政區與建案名稱的交易。A和B當時沒有直接同案樣本；C已有130筆，仍發生明顯低估。</w:t>
+        <w:t>三筆皆為房地加車位交易；「同建案訓練筆數」只統計分界日期以前、相同城市、行政區與建案名稱的交易。A和B當時沒有同案樣本；C已有130筆，仍發生明顯低估。</w:t>
       </w:r>
     </w:p>
     <w:p>
       <w:pPr>
-        <w:pStyle w:val="Heading2"/>
+        <w:pStyle w:val="Heading3"/>
+        <w:keepNext/>
+        <w:keepLines/>
+        <w:pageBreakBefore w:val="0"/>
       </w:pPr>
       <w:r>
-        <w:t>案例A 大面積廠辦低估</w:t>
+        <w:t>7.2.1 案例A 大面積廠辦低估</w:t>
       </w:r>
     </w:p>
     <w:p>
@@ -10766,15 +9498,18 @@
         <w:keepNext w:val="0"/>
       </w:pPr>
       <w:r>
-        <w:t>新莊廠辦建物面積19,410.47平方公尺，含130個車位，真價29.90億元，預測約28.03億元，低估約1.87億元，約為真價的6.24%。同案支持為0，且面積遠高於fit第99百分位345.10平方公尺，符合大規模稀有交易可能較難估價的假設，仍未證明誤差原因。</w:t>
+        <w:t>新莊廠辦建物面積19,410.47平方公尺，含130個車位，真價29.90億元，預測約28.03億元，低估約1.87億元、為真價6.24%。訓練中同建案交易為0筆，且面積高於99%訓練交易的面積分界345.10平方公尺，符合大規模稀有交易可能較難估價的假設，仍未證明原因。</w:t>
       </w:r>
     </w:p>
     <w:p>
       <w:pPr>
-        <w:pStyle w:val="Heading2"/>
+        <w:pStyle w:val="Heading3"/>
+        <w:keepNext/>
+        <w:keepLines/>
+        <w:pageBreakBefore w:val="0"/>
       </w:pPr>
       <w:r>
-        <w:t>案例B 新建案商辦高估</w:t>
+        <w:t>7.2.2 案例B 新建案商辦高估</w:t>
       </w:r>
     </w:p>
     <w:p>
@@ -10782,15 +9517,18 @@
         <w:keepNext w:val="0"/>
       </w:pPr>
       <w:r>
-        <w:t>北投商辦面積794.71平方公尺、5個車位，真價約1.49億元，預測約2.43億元，高估約9,474.19萬元。當期無同案樣本，面積亦高於fit第99百分位。區域或用途參考未必足以描述該筆交易，不能將高估直接歸因於單一模型。</w:t>
+        <w:t>北投商辦面積794.71平方公尺、5個車位，真價約1.49億元，預測約2.43億元，高估約9,474.19萬元。當期無同案樣本，面積亦高於99%訓練交易的面積分界。區域或用途參考未必能描述該筆交易，不能直接歸因於單一模型。</w:t>
       </w:r>
     </w:p>
     <w:p>
       <w:pPr>
-        <w:pStyle w:val="Heading2"/>
+        <w:pStyle w:val="Heading3"/>
+        <w:keepNext/>
+        <w:keepLines/>
+        <w:pageBreakBefore w:val="0"/>
       </w:pPr>
       <w:r>
-        <w:t>案例C 同案資料存在仍低估</w:t>
+        <w:t>7.2.3 案例C 同案資料存在仍低估</w:t>
       </w:r>
     </w:p>
     <w:p>
@@ -10802,16 +9540,14 @@
       </w:r>
     </w:p>
     <w:p>
-      <w:r>
-        <w:br w:type="page"/>
-      </w:r>
-    </w:p>
-    <w:p>
       <w:pPr>
-        <w:pStyle w:val="Heading1"/>
+        <w:pStyle w:val="Heading2"/>
+        <w:keepNext/>
+        <w:keepLines/>
+        <w:pageBreakBefore w:val="0"/>
       </w:pPr>
       <w:r>
-        <w:t>17 誤差原因與對應改進</w:t>
+        <w:t>7.3 誤差原因與對應改進</w:t>
       </w:r>
     </w:p>
     <w:p>
@@ -10819,7 +9555,121 @@
         <w:keepNext w:val="0"/>
       </w:pPr>
       <w:r>
-        <w:t>案例中的日期、用途、面積、車位、真價、預測及同案支持量都是已觀察證據。以下原因屬待驗證假設；目前沒有藉由重訓對照證明因果，也沒有依案例改動提交價格。[8]</w:t>
+        <w:t>案例中的日期、用途、面積、車位、真價、預測與同案訓練筆數都是已觀察證據。以下原因屬待驗證假設，也就是可能解釋、尚未經實驗確認；目前沒有藉重訓對照證明原因，也未依案例改提交價格。[8]</w:t>
+      </w:r>
+    </w:p>
+    <w:p>
+      <w:pPr>
+        <w:pStyle w:val="Heading3"/>
+        <w:keepNext/>
+        <w:keepLines/>
+        <w:pageBreakBefore w:val="0"/>
+      </w:pPr>
+      <w:r>
+        <w:t>7.3.1 依用途與規模檢查可比性</w:t>
+      </w:r>
+    </w:p>
+    <w:p>
+      <w:pPr>
+        <w:keepNext w:val="0"/>
+      </w:pPr>
+      <w:r>
+        <w:t>A、B、C的建物面積都高於99%訓練交易的面積分界。廠辦、商辦與店面可能有不同估價關係。可用訓練時已知的用途與面積先定義群組，比較分群模型或更細的可比交易規則；驗證保留原高價交易，並檢查是否犧牲一般住宅的MAE。</w:t>
+      </w:r>
+    </w:p>
+    <w:p>
+      <w:pPr>
+        <w:pStyle w:val="Heading3"/>
+        <w:keepNext/>
+        <w:keepLines/>
+        <w:pageBreakBefore w:val="0"/>
+      </w:pPr>
+      <w:r>
+        <w:t>7.3.2 依可用參考筆數決定影響程度</w:t>
+      </w:r>
+    </w:p>
+    <w:p>
+      <w:pPr>
+        <w:keepNext w:val="0"/>
+      </w:pPr>
+      <w:r>
+        <w:t>現有參考已按建物類型與主要用途分組。案例的同案130筆或0筆只是描述性統計，不等於修正程式實際選到的參考交易筆數。後續可檢查每層實際選用的資料，測試相近面積、車位條件及不足時改用較粗分組的規則，門檻在訓練前固定。</w:t>
+      </w:r>
+    </w:p>
+    <w:p>
+      <w:pPr>
+        <w:pStyle w:val="Heading3"/>
+        <w:keepNext/>
+        <w:keepLines/>
+        <w:pageBreakBefore w:val="0"/>
+      </w:pPr>
+      <w:r>
+        <w:t>7.3.3 避免三路共同偏向同一方向</w:t>
+      </w:r>
+    </w:p>
+    <w:p>
+      <w:pPr>
+        <w:keepNext w:val="0"/>
+      </w:pPr>
+      <w:r>
+        <w:t>三路共享LightGBM與部分資料、價格參考表；中位數只能減少單一路線特別偏高或偏低的影響。若三路對稀有用途都偏向同一方向，最終仍會出錯。可每次拿掉一項特徵或修正規則，與完整流程比較，稱為消融對照；並檢查各路是否常同時估錯，找出需要改進的部分。</w:t>
+      </w:r>
+    </w:p>
+    <w:p>
+      <w:pPr>
+        <w:pStyle w:val="Heading3"/>
+        <w:keepNext/>
+        <w:keepLines/>
+        <w:pageBreakBefore w:val="0"/>
+      </w:pPr>
+      <w:r>
+        <w:t>7.3.4 用尚未參與選型的交易檢驗改進</w:t>
+      </w:r>
+    </w:p>
+    <w:p>
+      <w:pPr>
+        <w:keepNext w:val="0"/>
+      </w:pPr>
+      <w:r>
+        <w:t>既有驗證期間已反覆用來挑選方法，案例也來自同一批交易。新特徵、分群或融合規則應先固定假設與設定，再用尚未參與選型的一段較晚交易（時間留出資料）評分，並以不同隨機起點重訓比較（多seed對照）。先看整體MAE，再查城市、建案、用途與大誤差交易是否退步；沒有新答案時，保留改善尚待確認的結論。</w:t>
+      </w:r>
+    </w:p>
+    <w:p>
+      <w:pPr>
+        <w:keepNext w:val="0"/>
+      </w:pPr>
+      <w:r>
+        <w:t>案例總價高於99%訓練交易的價格分界5,597萬元，是讀取驗證真價後才知道的事。實際估價只能用已知房屋條件辨識可能超出訓練範圍的交易，不能用test未知真價選規則。</w:t>
+      </w:r>
+    </w:p>
+    <w:p>
+      <w:pPr>
+        <w:pStyle w:val="Heading1"/>
+        <w:keepNext/>
+        <w:keepLines/>
+        <w:pageBreakBefore w:val="0"/>
+      </w:pPr>
+      <w:r>
+        <w:t>八. 結論與限制</w:t>
+      </w:r>
+    </w:p>
+    <w:p>
+      <w:pPr>
+        <w:pStyle w:val="Heading2"/>
+        <w:keepNext/>
+        <w:keepLines/>
+        <w:pageBreakBefore w:val="0"/>
+      </w:pPr>
+      <w:r>
+        <w:t>8.1 主要結論</w:t>
+      </w:r>
+    </w:p>
+    <w:p>
+      <w:r>
+        <w:rPr>
+          <w:b w:val="0"/>
+        </w:rPr>
+        <w:t>流程結合資料清理、不同價格學習方式、歷史參考與固定組合，再用時間驗證檢查未知交易。目前只觀察到小幅改善，不同年份與群體結果不一致，Private未知。下一步用尚未參與選型的較晚交易，以及不同隨機起點重訓，確認穩定性。</w:t>
       </w:r>
     </w:p>
     <w:p>
@@ -10827,407 +9677,7 @@
         <w:pStyle w:val="Heading2"/>
       </w:pPr>
       <w:r>
-        <w:t>依用途與規模檢查可比性</w:t>
-      </w:r>
-    </w:p>
-    <w:p>
-      <w:pPr>
-        <w:keepNext w:val="0"/>
-      </w:pPr>
-      <w:r>
-        <w:t>A、B、C的建物面積都高於fit第99百分位。廠辦、商辦與店面也可能具有不同估價關係。可先以fit可知的用途與面積預先定義群組，比較群組模型或更細緻的可比交易規則；驗證必須保留原高價交易，並檢查是否犧牲一般住宅的MAE。</w:t>
-      </w:r>
-    </w:p>
-    <w:p>
-      <w:pPr>
-        <w:pStyle w:val="Heading2"/>
-      </w:pPr>
-      <w:r>
-        <w:t>把參考支持量納入信任程度</w:t>
-      </w:r>
-    </w:p>
-    <w:p>
-      <w:pPr>
-        <w:keepNext w:val="0"/>
-      </w:pPr>
-      <w:r>
-        <w:t>現有參考已按建物類型與主要用途分組；此處同案130/0是描述性盤點，不等於實際reference支持量。下一步可檢查各層實際支持，測試既有分組內相近面積／車位條件與支持不足回退。門檻訓練前固定。</w:t>
-      </w:r>
-    </w:p>
-    <w:p>
-      <w:pPr>
-        <w:pStyle w:val="Heading2"/>
-      </w:pPr>
-      <w:r>
-        <w:t>避免三路共同偏向同一方向</w:t>
-      </w:r>
-    </w:p>
-    <w:p>
-      <w:pPr>
-        <w:keepNext w:val="0"/>
-      </w:pPr>
-      <w:r>
-        <w:t>三路共享LightGBM與部分資料、參考狀態；中位數只抑制單一路線的極端值。若三路對同一稀有用途都偏低或偏高，最終仍會出錯。可保存逐路誤差及相關性，預先設計固定消融，確認是原模型、參考修正或融合哪一段需要改進。</w:t>
-      </w:r>
-    </w:p>
-    <w:p>
-      <w:pPr>
-        <w:pStyle w:val="Heading2"/>
-      </w:pPr>
-      <w:r>
-        <w:t>用新的時間留出檢驗改進</w:t>
-      </w:r>
-    </w:p>
-    <w:p>
-      <w:pPr>
-        <w:keepNext w:val="0"/>
-      </w:pPr>
-      <w:r>
-        <w:t>既有年度窗口已反覆用於選型，現在案例也是同一批窗口的事後分析。任何新特徵、分群或融合規則，都應先固定假設與設定，再用尚未參與選型的新時間留出及多seed對照。先比較整體MAE，再檢查城市、建案狀態、用途與尾端退步；沒有新標籤時，保留改善尚待確認的結論。</w:t>
-      </w:r>
-    </w:p>
-    <w:p>
-      <w:pPr>
-        <w:keepNext w:val="0"/>
-      </w:pPr>
-      <w:r>
-        <w:t>案例總價高於fit第99百分位5,597萬元，是取得驗證真價後才可描述的結果；部署時只能用已知房屋條件辨識可能超出訓練範圍，不能用test未知真價選規則。</w:t>
-      </w:r>
-    </w:p>
-    <w:p>
-      <w:r>
-        <w:br w:type="page"/>
-      </w:r>
-    </w:p>
-    <w:p>
-      <w:pPr>
-        <w:pStyle w:val="Heading1"/>
-      </w:pPr>
-      <w:r>
-        <w:t>18 公開成績與結論的限制</w:t>
-      </w:r>
-    </w:p>
-    <w:p>
-      <w:r>
-        <w:rPr>
-          <w:b w:val="0"/>
-        </w:rPr>
-        <w:t>Public約使用test的30%計分，Private約為其餘70%；這與課程valid不同。公開成績只能描述公開部分，不能直接推論隱藏部分。[3][5]</w:t>
-      </w:r>
-    </w:p>
-    <w:tbl>
-      <w:tblPr>
-        <w:tblW w:type="auto" w:w="0"/>
-        <w:jc w:val="center"/>
-        <w:tblLayout w:type="fixed"/>
-        <w:tblLook w:firstColumn="1" w:firstRow="1" w:lastColumn="0" w:lastRow="0" w:noHBand="0" w:noVBand="1" w:val="04A0"/>
-      </w:tblPr>
-      <w:tblGrid>
-        <w:gridCol w:w="4762"/>
-        <w:gridCol w:w="4762"/>
-      </w:tblGrid>
-      <w:tr>
-        <w:trPr>
-          <w:cantSplit/>
-          <w:tblHeader/>
-        </w:trPr>
-        <w:tc>
-          <w:tcPr>
-            <w:tcW w:type="dxa" w:w="4762"/>
-            <w:vAlign w:val="center"/>
-            <w:tcBorders>
-              <w:top w:val="single" w:sz="4" w:color="D9D9D9"/>
-              <w:left w:val="single" w:sz="4" w:color="D9D9D9"/>
-              <w:bottom w:val="single" w:sz="4" w:color="D9D9D9"/>
-              <w:right w:val="single" w:sz="4" w:color="D9D9D9"/>
-            </w:tcBorders>
-            <w:tcMar>
-              <w:top w:w="85" w:type="dxa"/>
-              <w:bottom w:w="85" w:type="dxa"/>
-              <w:left w:w="110" w:type="dxa"/>
-              <w:right w:w="110" w:type="dxa"/>
-            </w:tcMar>
-            <w:shd w:fill="DCE6F1"/>
-          </w:tcPr>
-          <w:p>
-            <w:pPr>
-              <w:spacing w:line="310" w:lineRule="exact" w:after="20"/>
-              <w:jc w:val="center"/>
-            </w:pPr>
-            <w:r>
-              <w:rPr>
-                <w:b/>
-                <w:sz w:val="21"/>
-              </w:rPr>
-              <w:t>方法</w:t>
-            </w:r>
-          </w:p>
-        </w:tc>
-        <w:tc>
-          <w:tcPr>
-            <w:tcW w:type="dxa" w:w="4762"/>
-            <w:vAlign w:val="center"/>
-            <w:tcBorders>
-              <w:top w:val="single" w:sz="4" w:color="D9D9D9"/>
-              <w:left w:val="single" w:sz="4" w:color="D9D9D9"/>
-              <w:bottom w:val="single" w:sz="4" w:color="D9D9D9"/>
-              <w:right w:val="single" w:sz="4" w:color="D9D9D9"/>
-            </w:tcBorders>
-            <w:tcMar>
-              <w:top w:w="85" w:type="dxa"/>
-              <w:bottom w:w="85" w:type="dxa"/>
-              <w:left w:w="110" w:type="dxa"/>
-              <w:right w:w="110" w:type="dxa"/>
-            </w:tcMar>
-            <w:shd w:fill="DCE6F1"/>
-          </w:tcPr>
-          <w:p>
-            <w:pPr>
-              <w:spacing w:line="310" w:lineRule="exact" w:after="20"/>
-              <w:jc w:val="center"/>
-            </w:pPr>
-            <w:r>
-              <w:rPr>
-                <w:b/>
-                <w:sz w:val="21"/>
-              </w:rPr>
-              <w:t>使用者回報Public MAE元</w:t>
-            </w:r>
-          </w:p>
-        </w:tc>
-      </w:tr>
-      <w:tr>
-        <w:trPr>
-          <w:cantSplit/>
-        </w:trPr>
-        <w:tc>
-          <w:tcPr>
-            <w:tcW w:type="dxa" w:w="4762"/>
-            <w:vAlign w:val="center"/>
-            <w:tcBorders>
-              <w:top w:val="single" w:sz="4" w:color="D9D9D9"/>
-              <w:left w:val="single" w:sz="4" w:color="D9D9D9"/>
-              <w:bottom w:val="single" w:sz="4" w:color="D9D9D9"/>
-              <w:right w:val="single" w:sz="4" w:color="D9D9D9"/>
-            </w:tcBorders>
-            <w:tcMar>
-              <w:top w:w="85" w:type="dxa"/>
-              <w:bottom w:w="85" w:type="dxa"/>
-              <w:left w:w="110" w:type="dxa"/>
-              <w:right w:w="110" w:type="dxa"/>
-            </w:tcMar>
-            <w:shd w:fill="FFFFFF"/>
-          </w:tcPr>
-          <w:p>
-            <w:pPr>
-              <w:spacing w:line="310" w:lineRule="exact" w:after="20"/>
-              <w:jc w:val="center"/>
-            </w:pPr>
-            <w:r>
-              <w:rPr>
-                <w:b w:val="0"/>
-                <w:sz w:val="21"/>
-              </w:rPr>
-              <w:t>基準方法</w:t>
-            </w:r>
-          </w:p>
-        </w:tc>
-        <w:tc>
-          <w:tcPr>
-            <w:tcW w:type="dxa" w:w="4762"/>
-            <w:vAlign w:val="center"/>
-            <w:tcBorders>
-              <w:top w:val="single" w:sz="4" w:color="D9D9D9"/>
-              <w:left w:val="single" w:sz="4" w:color="D9D9D9"/>
-              <w:bottom w:val="single" w:sz="4" w:color="D9D9D9"/>
-              <w:right w:val="single" w:sz="4" w:color="D9D9D9"/>
-            </w:tcBorders>
-            <w:tcMar>
-              <w:top w:w="85" w:type="dxa"/>
-              <w:bottom w:w="85" w:type="dxa"/>
-              <w:left w:w="110" w:type="dxa"/>
-              <w:right w:w="110" w:type="dxa"/>
-            </w:tcMar>
-            <w:shd w:fill="FFFFFF"/>
-          </w:tcPr>
-          <w:p>
-            <w:pPr>
-              <w:spacing w:line="310" w:lineRule="exact" w:after="20"/>
-              <w:jc w:val="center"/>
-            </w:pPr>
-            <w:r>
-              <w:rPr>
-                <w:b w:val="0"/>
-                <w:sz w:val="21"/>
-              </w:rPr>
-              <w:t>1,998,568.5706</w:t>
-            </w:r>
-          </w:p>
-        </w:tc>
-      </w:tr>
-      <w:tr>
-        <w:trPr>
-          <w:cantSplit/>
-        </w:trPr>
-        <w:tc>
-          <w:tcPr>
-            <w:tcW w:type="dxa" w:w="4762"/>
-            <w:vAlign w:val="center"/>
-            <w:tcBorders>
-              <w:top w:val="single" w:sz="4" w:color="D9D9D9"/>
-              <w:left w:val="single" w:sz="4" w:color="D9D9D9"/>
-              <w:bottom w:val="single" w:sz="4" w:color="D9D9D9"/>
-              <w:right w:val="single" w:sz="4" w:color="D9D9D9"/>
-            </w:tcBorders>
-            <w:tcMar>
-              <w:top w:w="85" w:type="dxa"/>
-              <w:bottom w:w="85" w:type="dxa"/>
-              <w:left w:w="110" w:type="dxa"/>
-              <w:right w:w="110" w:type="dxa"/>
-            </w:tcMar>
-            <w:shd w:fill="F5F7FA"/>
-          </w:tcPr>
-          <w:p>
-            <w:pPr>
-              <w:spacing w:line="310" w:lineRule="exact" w:after="20"/>
-              <w:jc w:val="center"/>
-            </w:pPr>
-            <w:r>
-              <w:rPr>
-                <w:b w:val="0"/>
-                <w:sz w:val="21"/>
-              </w:rPr>
-              <w:t>最終提交方法</w:t>
-            </w:r>
-          </w:p>
-        </w:tc>
-        <w:tc>
-          <w:tcPr>
-            <w:tcW w:type="dxa" w:w="4762"/>
-            <w:vAlign w:val="center"/>
-            <w:tcBorders>
-              <w:top w:val="single" w:sz="4" w:color="D9D9D9"/>
-              <w:left w:val="single" w:sz="4" w:color="D9D9D9"/>
-              <w:bottom w:val="single" w:sz="4" w:color="D9D9D9"/>
-              <w:right w:val="single" w:sz="4" w:color="D9D9D9"/>
-            </w:tcBorders>
-            <w:tcMar>
-              <w:top w:w="85" w:type="dxa"/>
-              <w:bottom w:w="85" w:type="dxa"/>
-              <w:left w:w="110" w:type="dxa"/>
-              <w:right w:w="110" w:type="dxa"/>
-            </w:tcMar>
-            <w:shd w:fill="F5F7FA"/>
-          </w:tcPr>
-          <w:p>
-            <w:pPr>
-              <w:spacing w:line="310" w:lineRule="exact" w:after="20"/>
-              <w:jc w:val="center"/>
-            </w:pPr>
-            <w:r>
-              <w:rPr>
-                <w:b w:val="0"/>
-                <w:sz w:val="21"/>
-              </w:rPr>
-              <w:t>1,995,836.2136</w:t>
-            </w:r>
-          </w:p>
-        </w:tc>
-      </w:tr>
-      <w:tr>
-        <w:trPr>
-          <w:cantSplit/>
-        </w:trPr>
-        <w:tc>
-          <w:tcPr>
-            <w:tcW w:type="dxa" w:w="4762"/>
-            <w:vAlign w:val="center"/>
-            <w:tcBorders>
-              <w:top w:val="single" w:sz="4" w:color="D9D9D9"/>
-              <w:left w:val="single" w:sz="4" w:color="D9D9D9"/>
-              <w:bottom w:val="single" w:sz="4" w:color="D9D9D9"/>
-              <w:right w:val="single" w:sz="4" w:color="D9D9D9"/>
-            </w:tcBorders>
-            <w:tcMar>
-              <w:top w:w="85" w:type="dxa"/>
-              <w:bottom w:w="85" w:type="dxa"/>
-              <w:left w:w="110" w:type="dxa"/>
-              <w:right w:w="110" w:type="dxa"/>
-            </w:tcMar>
-            <w:shd w:fill="FFFFFF"/>
-          </w:tcPr>
-          <w:p>
-            <w:pPr>
-              <w:spacing w:line="310" w:lineRule="exact" w:after="20"/>
-              <w:jc w:val="center"/>
-            </w:pPr>
-            <w:r>
-              <w:rPr>
-                <w:b w:val="0"/>
-                <w:sz w:val="21"/>
-              </w:rPr>
-              <w:t>差值 此方法減基準</w:t>
-            </w:r>
-          </w:p>
-        </w:tc>
-        <w:tc>
-          <w:tcPr>
-            <w:tcW w:type="dxa" w:w="4762"/>
-            <w:vAlign w:val="center"/>
-            <w:tcBorders>
-              <w:top w:val="single" w:sz="4" w:color="D9D9D9"/>
-              <w:left w:val="single" w:sz="4" w:color="D9D9D9"/>
-              <w:bottom w:val="single" w:sz="4" w:color="D9D9D9"/>
-              <w:right w:val="single" w:sz="4" w:color="D9D9D9"/>
-            </w:tcBorders>
-            <w:tcMar>
-              <w:top w:w="85" w:type="dxa"/>
-              <w:bottom w:w="85" w:type="dxa"/>
-              <w:left w:w="110" w:type="dxa"/>
-              <w:right w:w="110" w:type="dxa"/>
-            </w:tcMar>
-            <w:shd w:fill="FFFFFF"/>
-          </w:tcPr>
-          <w:p>
-            <w:pPr>
-              <w:spacing w:line="310" w:lineRule="exact" w:after="20"/>
-              <w:jc w:val="center"/>
-            </w:pPr>
-            <w:r>
-              <w:rPr>
-                <w:b w:val="0"/>
-                <w:sz w:val="21"/>
-              </w:rPr>
-              <w:t>−2,732.3570</w:t>
-            </w:r>
-          </w:p>
-        </w:tc>
-      </w:tr>
-    </w:tbl>
-    <w:p>
-      <w:pPr>
-        <w:spacing w:after="0"/>
-      </w:pPr>
-      <w:r>
-        <w:rPr>
-          <w:b w:val="0"/>
-        </w:rPr>
-      </w:r>
-    </w:p>
-    <w:p>
-      <w:r>
-        <w:rPr>
-          <w:b w:val="0"/>
-        </w:rPr>
-        <w:t>公開MAE約199.58萬元，比基準降低約2,732元，約0.1367%。此數值原由使用者回報，已由本次截圖及登入Kaggle頁面核對；尚未核對平台上傳檔案bytes，Private未知。</w:t>
-      </w:r>
-    </w:p>
-    <w:p>
-      <w:pPr>
-        <w:pStyle w:val="Heading2"/>
-      </w:pPr>
-      <w:r>
-        <w:t>離線較好仍可能在平台較差</w:t>
+        <w:t>8.2 離線較好仍可能在平台較差</w:t>
       </w:r>
     </w:p>
     <w:p>
@@ -11243,7 +9693,7 @@
         <w:pStyle w:val="Heading2"/>
       </w:pPr>
       <w:r>
-        <w:t>改善幅度與證據界線</w:t>
+        <w:t>8.3 改善幅度與證據界線</w:t>
       </w:r>
     </w:p>
     <w:p>
@@ -11251,7 +9701,7 @@
         <w:rPr>
           <w:b w:val="0"/>
         </w:rPr>
-        <w:t>原強條件要求三窗整體與固定加權都改善、最近至少改善0.5%，並檢查季度和大型群退步。此方法未通過原強條件；它通過的是訓練前另訂的探索提交條件，不能把兩者混為一談。</w:t>
+        <w:t>事先訂的嚴格採用條件要求三個主要驗證期間的整體及固定加權MAE都改善，最近一期至少改善0.5%，且季度和至少500筆的群體無超過5%退步。此方法未通過這組條件。</w:t>
       </w:r>
     </w:p>
     <w:p>
@@ -11259,7 +9709,7 @@
         <w:rPr>
           <w:b w:val="0"/>
         </w:rPr>
-        <w:t>依保存預測進行建案配對重抽樣，最近年度整體差值95%區間約為−3,594.91至＋523.35元，跨過0，尚不能據此宣稱穩定勝出。重抽樣沒有重新訓練，也未校正反覆選型及未來分布變動，改善比例不是Private勝率。</w:t>
+        <w:t>它通過的是另行事先固定的試交條件：最近整體及加權MAE不退步；各期兩指標退步不超過0.25%；至少兩期整體改善；季度與大型群體無超過5%退步。這只允許產出候選試交，不能改稱通過前述嚴格條件。</w:t>
       </w:r>
     </w:p>
     <w:p>
@@ -11267,20 +9717,7 @@
         <w:rPr>
           <w:b w:val="0"/>
         </w:rPr>
-        <w:t>每次參考單價神經網路使用單一seed；基準使用保存結果，沒有同期重新訓練完全匹配的對照。因此小幅差異不能完全分離為損失函數的單獨效果，也未涵蓋GPU重訓變異。</w:t>
-      </w:r>
-    </w:p>
-    <w:p>
-      <w:r>
-        <w:br w:type="page"/>
-      </w:r>
-    </w:p>
-    <w:p>
-      <w:pPr>
-        <w:pStyle w:val="Heading1"/>
-      </w:pPr>
-      <w:r>
-        <w:t>19 最終答案與可追溯性</w:t>
+        <w:t>建案配對重抽樣是以建案群組為單位，允許重複抽中，反覆抽取已保存的驗證結果；每次兩方法比較同一批抽樣交易，觀察MAE差值是否穩定。最近年度差值95%區間約−3,594.91至＋523.35元，跨過0，無法據此宣稱穩定勝出。</w:t>
       </w:r>
     </w:p>
     <w:p>
@@ -11288,15 +9725,7 @@
         <w:rPr>
           <w:b w:val="0"/>
         </w:rPr>
-        <w:t>原全量階段使用467,221筆有標籤資料，只新訓練參考單價網路，其餘五模型沿用保存預測。[6] 後續已在同機既有與全新獨立套件環境，從保存模型及轉換狀態重新執行六模型推論；47,073筆的13個完整向量及答案檔皆核對一致，沒有重新訓練。[9]</w:t>
-      </w:r>
-    </w:p>
-    <w:p>
-      <w:pPr>
-        <w:pStyle w:val="Heading2"/>
-      </w:pPr>
-      <w:r>
-        <w:t>提交檔案檢查</w:t>
+        <w:t>重抽樣沒有重訓模型，未校正反覆使用驗證資料挑方法的偏差，也未涵蓋未來交易條件組成的改變。抽樣中較好的比例，不能當成Private獲勝機率。</w:t>
       </w:r>
     </w:p>
     <w:p>
@@ -11304,19 +9733,18 @@
         <w:rPr>
           <w:b w:val="0"/>
         </w:rPr>
-        <w:t>最終總價只取整一次，依指定編號順序輸出「編號」與「總價元」兩欄，共47,073筆。以獨立CSV讀取檢查欄名、列數、編號、順序、整數金額及全檔指紋，確保交付對應同一份答案。編號只用於對齊，不用來人工調價。</w:t>
+        <w:t>每次參考單價神經網路只用一個隨機起點（seed）；基準讀取保存結果，沒有同期重訓完全匹配的對照。小幅差異不能全歸因於訓練損失的改動，也未涵蓋GPU重訓時的數值變動。</w:t>
       </w:r>
     </w:p>
     <w:p>
       <w:pPr>
-        <w:spacing w:before="80" w:after="200"/>
-        <w:jc w:val="center"/>
+        <w:pStyle w:val="Heading2"/>
+        <w:keepNext/>
+        <w:keepLines/>
+        <w:pageBreakBefore w:val="0"/>
       </w:pPr>
       <w:r>
-        <w:rPr>
-          <w:b/>
-        </w:rPr>
-        <w:t>整數總價 ＝ max（rint（最終總價），1）</w:t>
+        <w:t>8.4 最終訓練與重現範圍</w:t>
       </w:r>
     </w:p>
     <w:p>
@@ -11324,73 +9752,26 @@
         <w:rPr>
           <w:b w:val="0"/>
         </w:rPr>
-        <w:t>最終提交檔SHA256如下，兩行串接為完整指紋：</w:t>
+        <w:t>最終使用467,221筆有答案交易，只新訓練參考單價網路，其餘五模型沿用保存預測。[6] 後續在同機既有及重新獨立安裝的軟體環境，載入六模型與轉換規則重做估價；47,073筆的13組預測向量與答案檔皆一致。預測向量是按交易順序排列的數值清單，此處沒有重訓。[9]</w:t>
       </w:r>
     </w:p>
     <w:p>
       <w:pPr>
-        <w:spacing w:after="40"/>
+        <w:keepNext w:val="0"/>
       </w:pPr>
       <w:r>
-        <w:rPr>
-          <w:rFonts w:ascii="Consolas" w:hAnsi="Consolas"/>
-          <w:b w:val="0"/>
-          <w:sz w:val="20"/>
-        </w:rPr>
-        <w:t>36231cd17a6cbeafefeb62a7989d207fa20</w:t>
+        <w:t>目前已完成保存模型的推論核對；從原始資料完整重訓六模型仍未驗證。[9]</w:t>
       </w:r>
     </w:p>
     <w:p>
       <w:pPr>
-        <w:spacing w:after="40"/>
+        <w:pStyle w:val="AppendixHeading"/>
+        <w:keepNext/>
+        <w:keepLines/>
+        <w:pageBreakBefore w:val="1"/>
       </w:pPr>
       <w:r>
-        <w:rPr>
-          <w:rFonts w:ascii="Consolas" w:hAnsi="Consolas"/>
-          <w:b w:val="0"/>
-          <w:sz w:val="20"/>
-        </w:rPr>
-        <w:t>d6c5f7aaf99857e4d9addd25597c1</w:t>
-      </w:r>
-    </w:p>
-    <w:p>
-      <w:pPr>
-        <w:pStyle w:val="Heading2"/>
-      </w:pPr>
-      <w:r>
-        <w:t>保存與重現</w:t>
-      </w:r>
-    </w:p>
-    <w:p>
-      <w:r>
-        <w:rPr>
-          <w:b w:val="0"/>
-        </w:rPr>
-        <w:t>來源、設定、模型重載、預測組合與答案檔身分都有保存證據。相對基準有13,002筆取整價格不同；未取整預測的平均絕對差為29,521.0062元，這是兩份預測的差，不是真價誤差或改善金額。</w:t>
-      </w:r>
-    </w:p>
-    <w:p>
-      <w:r>
-        <w:rPr>
-          <w:b w:val="0"/>
-        </w:rPr>
-        <w:t>程式包另補22支原訓練／準備程式及2份設定／欄位規格，不含交易表、私有模型或CSV。歷史路徑、私有準備陣列、價格狀態與保存預測依賴保留。從原始train／valid重訓全部六模型尚未驗證；同機推論成功不保證任意硬體重訓相同。[9]</w:t>
-      </w:r>
-    </w:p>
-    <w:p>
-      <w:pPr>
-        <w:pStyle w:val="Heading2"/>
-      </w:pPr>
-      <w:r>
-        <w:t>結論與證據來源</w:t>
-      </w:r>
-    </w:p>
-    <w:p>
-      <w:r>
-        <w:rPr>
-          <w:b w:val="0"/>
-        </w:rPr>
-        <w:t>整套流程結合資料清理、價格表示、參考資訊與固定融合，並以時間驗證檢查未知交易的估價能力。目前可觀察到小幅改善，但跨期與分群結果不一致，Private未知。後續應優先使用新的時間留出資料及多seed對照確認穩定性。</w:t>
+        <w:t>附錄 證據來源</w:t>
       </w:r>
     </w:p>
     <w:p>
@@ -11484,7 +9865,7 @@
         <w:rPr>
           <w:sz w:val="19"/>
         </w:rPr>
-        <w:t>[8] 封存完整融合驗證預測的列序、誤差、分群及匿名案例核對。</w:t>
+        <w:t>[8] 封存完整融合驗證預測的資料排列順序、誤差、分群及匿名案例核對。</w:t>
       </w:r>
     </w:p>
     <w:p>
@@ -11499,11 +9880,33 @@
       </w:r>
     </w:p>
     <w:p>
+      <w:pPr>
+        <w:spacing w:after="40"/>
+      </w:pPr>
+      <w:r>
+        <w:rPr>
+          <w:sz w:val="19"/>
+        </w:rPr>
+        <w:t>[10] CatBoost官方文件：梯度提升決策樹與類別特徵處理。catboost.ai/docs/</w:t>
+      </w:r>
+    </w:p>
+    <w:p>
+      <w:pPr>
+        <w:spacing w:after="40"/>
+      </w:pPr>
+      <w:r>
+        <w:rPr>
+          <w:sz w:val="19"/>
+        </w:rPr>
+        <w:t>[11] LightGBM官方文件：Features。lightgbm.readthedocs.io/en/stable/Features.html</w:t>
+      </w:r>
+    </w:p>
+    <w:p>
       <w:r>
         <w:rPr>
           <w:b w:val="0"/>
         </w:rPr>
-        <w:t>程式與證據入口：github.com/ziyi930108/nycu-house-price-regression（需權限）。</w:t>
+        <w:t>程式與證據入口：github.com/ziyi930108/nycu-house-price-regression（公開）。</w:t>
       </w:r>
     </w:p>
     <w:sectPr>
@@ -11958,17 +10361,18 @@
     <w:pPr>
       <w:keepNext/>
       <w:keepLines/>
-      <w:spacing w:before="180" w:after="140" w:line="442" w:lineRule="exact"/>
+      <w:widowControl/>
+      <w:spacing w:before="360" w:after="160" w:line="500" w:lineRule="exact"/>
       <w:outlineLvl w:val="0"/>
       <w:snapToGrid w:val="0"/>
     </w:pPr>
     <w:rPr>
-      <w:rFonts w:asciiTheme="majorHAnsi" w:eastAsiaTheme="majorEastAsia" w:hAnsiTheme="majorHAnsi" w:cstheme="majorBidi" w:ascii="Calibri" w:hAnsi="Calibri" w:eastAsia="Microsoft JhengHei"/>
+      <w:rFonts w:ascii="Calibri" w:hAnsi="Calibri" w:eastAsia="Microsoft JhengHei"/>
       <w:b/>
       <w:bCs/>
       <w:color w:val="000000"/>
-      <w:sz w:val="34"/>
-      <w:szCs w:val="28"/>
+      <w:sz w:val="36"/>
+      <w:szCs w:val="36"/>
     </w:rPr>
   </w:style>
   <w:style w:type="paragraph" w:styleId="Heading2">
@@ -11983,17 +10387,18 @@
     <w:pPr>
       <w:keepNext/>
       <w:keepLines/>
-      <w:spacing w:before="180" w:after="140" w:line="325" w:lineRule="exact"/>
+      <w:widowControl/>
+      <w:spacing w:before="240" w:after="120" w:line="420" w:lineRule="exact"/>
       <w:outlineLvl w:val="1"/>
       <w:snapToGrid w:val="0"/>
     </w:pPr>
     <w:rPr>
-      <w:rFonts w:asciiTheme="majorHAnsi" w:eastAsiaTheme="majorEastAsia" w:hAnsiTheme="majorHAnsi" w:cstheme="majorBidi" w:ascii="Calibri" w:hAnsi="Calibri" w:eastAsia="Microsoft JhengHei"/>
+      <w:rFonts w:ascii="Calibri" w:hAnsi="Calibri" w:eastAsia="Microsoft JhengHei"/>
       <w:b/>
       <w:bCs/>
       <w:color w:val="000000"/>
-      <w:sz w:val="25"/>
-      <w:szCs w:val="26"/>
+      <w:sz w:val="28"/>
+      <w:szCs w:val="28"/>
     </w:rPr>
   </w:style>
   <w:style w:type="paragraph" w:styleId="Heading3">
@@ -12008,14 +10413,18 @@
     <w:pPr>
       <w:keepNext/>
       <w:keepLines/>
-      <w:spacing w:before="200" w:after="0"/>
+      <w:widowControl/>
+      <w:spacing w:before="180" w:after="80" w:line="360" w:lineRule="exact"/>
       <w:outlineLvl w:val="2"/>
+      <w:snapToGrid w:val="0"/>
     </w:pPr>
     <w:rPr>
-      <w:rFonts w:asciiTheme="majorHAnsi" w:eastAsiaTheme="majorEastAsia" w:hAnsiTheme="majorHAnsi" w:cstheme="majorBidi"/>
+      <w:rFonts w:ascii="Calibri" w:hAnsi="Calibri" w:eastAsia="Microsoft JhengHei"/>
       <w:b/>
       <w:bCs/>
-      <w:color w:val="4F81BD" w:themeColor="accent1"/>
+      <w:color w:val="000000"/>
+      <w:sz w:val="24"/>
+      <w:szCs w:val="24"/>
     </w:rPr>
   </w:style>
   <w:style w:type="paragraph" w:styleId="Heading4">
@@ -23586,6 +21995,32 @@
         <w:shd w:val="clear" w:color="auto" w:fill="FBCAA2" w:themeFill="accent6" w:themeFillTint="7F"/>
       </w:tcPr>
     </w:tblStylePr>
+  </w:style>
+  <w:style w:type="paragraph" w:styleId="AbstractHeading">
+    <w:name w:val="Abstract Heading"/>
+    <w:basedOn w:val="Heading1"/>
+    <w:next w:val="Normal"/>
+    <w:qFormat/>
+    <w:pPr>
+      <w:outlineLvl w:val="0"/>
+    </w:pPr>
+    <w:rPr>
+      <w:sz w:val="28"/>
+      <w:szCs w:val="28"/>
+    </w:rPr>
+  </w:style>
+  <w:style w:type="paragraph" w:styleId="AppendixHeading">
+    <w:name w:val="Appendix Heading"/>
+    <w:basedOn w:val="Heading1"/>
+    <w:next w:val="Normal"/>
+    <w:qFormat/>
+    <w:pPr>
+      <w:outlineLvl w:val="0"/>
+    </w:pPr>
+    <w:rPr>
+      <w:sz w:val="36"/>
+      <w:szCs w:val="36"/>
+    </w:rPr>
   </w:style>
 </w:styles>
 </file>
